--- a/documents/docx/03-affordability-assessment.docx
+++ b/documents/docx/03-affordability-assessment.docx
@@ -10,10 +10,10 @@
       </w:pPr>
       <w:r>
         <w:rPr>
-          <w:rFonts w:ascii="Calibri" w:cs="Calibri" w:eastAsia="Calibri" w:hAnsi="Calibri"/>
+          <w:rFonts w:ascii="Georgia" w:cs="Georgia" w:eastAsia="Georgia" w:hAnsi="Georgia"/>
           <w:b/>
           <w:bCs/>
-          <w:color w:val="06302E"/>
+          <w:color w:val="1A1A1A"/>
           <w:sz w:val="30"/>
           <w:szCs w:val="30"/>
         </w:rPr>
@@ -26,8 +26,8 @@
       </w:pPr>
       <w:r>
         <w:rPr>
-          <w:rFonts w:ascii="Calibri" w:cs="Calibri" w:eastAsia="Calibri" w:hAnsi="Calibri"/>
-          <w:color w:val="1E2E2C"/>
+          <w:rFonts w:ascii="Georgia" w:cs="Georgia" w:eastAsia="Georgia" w:hAnsi="Georgia"/>
+          <w:color w:val="222222"/>
           <w:sz w:val="21"/>
           <w:szCs w:val="21"/>
         </w:rPr>
@@ -40,8 +40,8 @@
       </w:pPr>
       <w:r>
         <w:rPr>
-          <w:rFonts w:ascii="Calibri" w:cs="Calibri" w:eastAsia="Calibri" w:hAnsi="Calibri"/>
-          <w:color w:val="1E2E2C"/>
+          <w:rFonts w:ascii="Georgia" w:cs="Georgia" w:eastAsia="Georgia" w:hAnsi="Georgia"/>
+          <w:color w:val="222222"/>
           <w:sz w:val="21"/>
           <w:szCs w:val="21"/>
         </w:rPr>
@@ -49,8 +49,8 @@
       </w:r>
       <w:r>
         <w:rPr>
-          <w:rFonts w:ascii="Calibri" w:cs="Calibri" w:eastAsia="Calibri" w:hAnsi="Calibri"/>
-          <w:color w:val="1E2E2C"/>
+          <w:rFonts w:ascii="Georgia" w:cs="Georgia" w:eastAsia="Georgia" w:hAnsi="Georgia"/>
+          <w:color w:val="222222"/>
           <w:sz w:val="21"/>
           <w:szCs w:val="21"/>
         </w:rPr>
@@ -58,8 +58,8 @@
       </w:r>
       <w:r>
         <w:rPr>
-          <w:rFonts w:ascii="Calibri" w:cs="Calibri" w:eastAsia="Calibri" w:hAnsi="Calibri"/>
-          <w:color w:val="1E2E2C"/>
+          <w:rFonts w:ascii="Georgia" w:cs="Georgia" w:eastAsia="Georgia" w:hAnsi="Georgia"/>
+          <w:color w:val="222222"/>
           <w:sz w:val="21"/>
           <w:szCs w:val="21"/>
         </w:rPr>
@@ -72,8 +72,8 @@
       </w:pPr>
       <w:r>
         <w:rPr>
-          <w:rFonts w:ascii="Calibri" w:cs="Calibri" w:eastAsia="Calibri" w:hAnsi="Calibri"/>
-          <w:color w:val="1E2E2C"/>
+          <w:rFonts w:ascii="Georgia" w:cs="Georgia" w:eastAsia="Georgia" w:hAnsi="Georgia"/>
+          <w:color w:val="222222"/>
           <w:sz w:val="21"/>
           <w:szCs w:val="21"/>
         </w:rPr>
@@ -81,8 +81,8 @@
       </w:r>
       <w:r>
         <w:rPr>
-          <w:rFonts w:ascii="Calibri" w:cs="Calibri" w:eastAsia="Calibri" w:hAnsi="Calibri"/>
-          <w:color w:val="1E2E2C"/>
+          <w:rFonts w:ascii="Georgia" w:cs="Georgia" w:eastAsia="Georgia" w:hAnsi="Georgia"/>
+          <w:color w:val="222222"/>
           <w:sz w:val="21"/>
           <w:szCs w:val="21"/>
         </w:rPr>
@@ -90,8 +90,8 @@
       </w:r>
       <w:r>
         <w:rPr>
-          <w:rFonts w:ascii="Calibri" w:cs="Calibri" w:eastAsia="Calibri" w:hAnsi="Calibri"/>
-          <w:color w:val="1E2E2C"/>
+          <w:rFonts w:ascii="Georgia" w:cs="Georgia" w:eastAsia="Georgia" w:hAnsi="Georgia"/>
+          <w:color w:val="222222"/>
           <w:sz w:val="21"/>
           <w:szCs w:val="21"/>
         </w:rPr>
@@ -101,7 +101,7 @@
     <w:p>
       <w:pPr>
         <w:pBdr>
-          <w:bottom w:val="single" w:color="C9D6D3" w:sz="6"/>
+          <w:bottom w:val="single" w:color="C8C8C8" w:sz="6"/>
         </w:pBdr>
         <w:spacing w:after="200" w:before="200"/>
       </w:pPr>
@@ -110,16 +110,16 @@
       <w:pPr>
         <w:pStyle w:val="Heading2"/>
         <w:pBdr>
-          <w:bottom w:val="single" w:color="12B84F" w:sz="6"/>
+          <w:bottom w:val="single" w:color="8C8C8C" w:sz="6"/>
         </w:pBdr>
         <w:spacing w:after="130" w:before="320"/>
       </w:pPr>
       <w:r>
         <w:rPr>
-          <w:rFonts w:ascii="Calibri" w:cs="Calibri" w:eastAsia="Calibri" w:hAnsi="Calibri"/>
+          <w:rFonts w:ascii="Georgia" w:cs="Georgia" w:eastAsia="Georgia" w:hAnsi="Georgia"/>
           <w:b/>
           <w:bCs/>
-          <w:color w:val="06302E"/>
+          <w:color w:val="1A1A1A"/>
           <w:sz w:val="23"/>
           <w:szCs w:val="23"/>
         </w:rPr>
@@ -130,12 +130,12 @@
       <w:tblPr>
         <w:tblW w:type="dxa" w:w="9458"/>
         <w:tblBorders>
-          <w:top w:val="single" w:color="C9D6D3" w:sz="2"/>
-          <w:left w:val="single" w:color="C9D6D3" w:sz="2"/>
-          <w:bottom w:val="single" w:color="C9D6D3" w:sz="2"/>
-          <w:right w:val="single" w:color="C9D6D3" w:sz="2"/>
-          <w:insideH w:val="single" w:color="C9D6D3" w:sz="2"/>
-          <w:insideV w:val="single" w:color="C9D6D3" w:sz="2"/>
+          <w:top w:val="single" w:color="C8C8C8" w:sz="2"/>
+          <w:left w:val="single" w:color="C8C8C8" w:sz="2"/>
+          <w:bottom w:val="single" w:color="C8C8C8" w:sz="2"/>
+          <w:right w:val="single" w:color="C8C8C8" w:sz="2"/>
+          <w:insideH w:val="single" w:color="C8C8C8" w:sz="2"/>
+          <w:insideV w:val="single" w:color="C8C8C8" w:sz="2"/>
         </w:tblBorders>
       </w:tblPr>
       <w:tblGrid>
@@ -149,24 +149,24 @@
         <w:tc>
           <w:tcPr>
             <w:tcW w:type="dxa" w:w="4351"/>
-            <w:shd w:fill="EEF4F2" w:val="clear"/>
-            <w:tcMar>
-              <w:top w:type="dxa" w:w="90"/>
-              <w:left w:type="dxa" w:w="130"/>
-              <w:bottom w:type="dxa" w:w="90"/>
-              <w:right w:type="dxa" w:w="130"/>
-            </w:tcMar>
-          </w:tcPr>
-          <w:p>
-            <w:pPr>
-              <w:spacing w:after="0" w:line="250"/>
-            </w:pPr>
-            <w:r>
-              <w:rPr>
-                <w:rFonts w:ascii="Calibri" w:cs="Calibri" w:eastAsia="Calibri" w:hAnsi="Calibri"/>
+            <w:shd w:fill="F2F2F2" w:val="clear"/>
+            <w:tcMar>
+              <w:top w:type="dxa" w:w="90"/>
+              <w:left w:type="dxa" w:w="130"/>
+              <w:bottom w:type="dxa" w:w="90"/>
+              <w:right w:type="dxa" w:w="130"/>
+            </w:tcMar>
+          </w:tcPr>
+          <w:p>
+            <w:pPr>
+              <w:spacing w:after="0" w:line="250"/>
+            </w:pPr>
+            <w:r>
+              <w:rPr>
+                <w:rFonts w:ascii="Georgia" w:cs="Georgia" w:eastAsia="Georgia" w:hAnsi="Georgia"/>
                 <w:b/>
                 <w:bCs/>
-                <w:color w:val="06302E"/>
+                <w:color w:val="1A1A1A"/>
                 <w:sz w:val="20"/>
                 <w:szCs w:val="20"/>
               </w:rPr>
@@ -177,24 +177,24 @@
         <w:tc>
           <w:tcPr>
             <w:tcW w:type="dxa" w:w="5107"/>
-            <w:shd w:fill="EEF4F2" w:val="clear"/>
-            <w:tcMar>
-              <w:top w:type="dxa" w:w="90"/>
-              <w:left w:type="dxa" w:w="130"/>
-              <w:bottom w:type="dxa" w:w="90"/>
-              <w:right w:type="dxa" w:w="130"/>
-            </w:tcMar>
-          </w:tcPr>
-          <w:p>
-            <w:pPr>
-              <w:spacing w:after="0" w:line="250"/>
-            </w:pPr>
-            <w:r>
-              <w:rPr>
-                <w:rFonts w:ascii="Calibri" w:cs="Calibri" w:eastAsia="Calibri" w:hAnsi="Calibri"/>
+            <w:shd w:fill="F2F2F2" w:val="clear"/>
+            <w:tcMar>
+              <w:top w:type="dxa" w:w="90"/>
+              <w:left w:type="dxa" w:w="130"/>
+              <w:bottom w:type="dxa" w:w="90"/>
+              <w:right w:type="dxa" w:w="130"/>
+            </w:tcMar>
+          </w:tcPr>
+          <w:p>
+            <w:pPr>
+              <w:spacing w:after="0" w:line="250"/>
+            </w:pPr>
+            <w:r>
+              <w:rPr>
+                <w:rFonts w:ascii="Georgia" w:cs="Georgia" w:eastAsia="Georgia" w:hAnsi="Georgia"/>
                 <w:b/>
                 <w:bCs/>
-                <w:color w:val="06302E"/>
+                <w:color w:val="1A1A1A"/>
                 <w:sz w:val="20"/>
                 <w:szCs w:val="20"/>
               </w:rPr>
@@ -223,8 +223,8 @@
             </w:pPr>
             <w:r>
               <w:rPr>
-                <w:rFonts w:ascii="Calibri" w:cs="Calibri" w:eastAsia="Calibri" w:hAnsi="Calibri"/>
-                <w:color w:val="1E2E2C"/>
+                <w:rFonts w:ascii="Georgia" w:cs="Georgia" w:eastAsia="Georgia" w:hAnsi="Georgia"/>
+                <w:color w:val="222222"/>
                 <w:sz w:val="20"/>
                 <w:szCs w:val="20"/>
               </w:rPr>
@@ -248,11 +248,11 @@
             </w:pPr>
             <w:r>
               <w:rPr>
-                <w:rFonts w:ascii="Calibri" w:cs="Calibri" w:eastAsia="Calibri" w:hAnsi="Calibri"/>
-                <w:color w:val="1E2E2C"/>
-                <w:sz w:val="20"/>
-                <w:szCs w:val="20"/>
-                <w:shd w:fill="FFF4D6" w:val="clear"/>
+                <w:rFonts w:ascii="Georgia" w:cs="Georgia" w:eastAsia="Georgia" w:hAnsi="Georgia"/>
+                <w:color w:val="222222"/>
+                <w:sz w:val="20"/>
+                <w:szCs w:val="20"/>
+                <w:shd w:fill="ECECEC" w:val="clear"/>
               </w:rPr>
               <w:t xml:space="preserve">[APPLICATION NO.]</w:t>
             </w:r>
@@ -279,8 +279,8 @@
             </w:pPr>
             <w:r>
               <w:rPr>
-                <w:rFonts w:ascii="Calibri" w:cs="Calibri" w:eastAsia="Calibri" w:hAnsi="Calibri"/>
-                <w:color w:val="1E2E2C"/>
+                <w:rFonts w:ascii="Georgia" w:cs="Georgia" w:eastAsia="Georgia" w:hAnsi="Georgia"/>
+                <w:color w:val="222222"/>
                 <w:sz w:val="20"/>
                 <w:szCs w:val="20"/>
               </w:rPr>
@@ -304,11 +304,11 @@
             </w:pPr>
             <w:r>
               <w:rPr>
-                <w:rFonts w:ascii="Calibri" w:cs="Calibri" w:eastAsia="Calibri" w:hAnsi="Calibri"/>
-                <w:color w:val="1E2E2C"/>
-                <w:sz w:val="20"/>
-                <w:szCs w:val="20"/>
-                <w:shd w:fill="FFF4D6" w:val="clear"/>
+                <w:rFonts w:ascii="Georgia" w:cs="Georgia" w:eastAsia="Georgia" w:hAnsi="Georgia"/>
+                <w:color w:val="222222"/>
+                <w:sz w:val="20"/>
+                <w:szCs w:val="20"/>
+                <w:shd w:fill="ECECEC" w:val="clear"/>
               </w:rPr>
               <w:t xml:space="preserve">[FULL NAME]</w:t>
             </w:r>
@@ -335,8 +335,8 @@
             </w:pPr>
             <w:r>
               <w:rPr>
-                <w:rFonts w:ascii="Calibri" w:cs="Calibri" w:eastAsia="Calibri" w:hAnsi="Calibri"/>
-                <w:color w:val="1E2E2C"/>
+                <w:rFonts w:ascii="Georgia" w:cs="Georgia" w:eastAsia="Georgia" w:hAnsi="Georgia"/>
+                <w:color w:val="222222"/>
                 <w:sz w:val="20"/>
                 <w:szCs w:val="20"/>
               </w:rPr>
@@ -360,11 +360,11 @@
             </w:pPr>
             <w:r>
               <w:rPr>
-                <w:rFonts w:ascii="Calibri" w:cs="Calibri" w:eastAsia="Calibri" w:hAnsi="Calibri"/>
-                <w:color w:val="1E2E2C"/>
-                <w:sz w:val="20"/>
-                <w:szCs w:val="20"/>
-                <w:shd w:fill="FFF4D6" w:val="clear"/>
+                <w:rFonts w:ascii="Georgia" w:cs="Georgia" w:eastAsia="Georgia" w:hAnsi="Georgia"/>
+                <w:color w:val="222222"/>
+                <w:sz w:val="20"/>
+                <w:szCs w:val="20"/>
+                <w:shd w:fill="ECECEC" w:val="clear"/>
               </w:rPr>
               <w:t xml:space="preserve">[ID NUMBER]</w:t>
             </w:r>
@@ -391,8 +391,8 @@
             </w:pPr>
             <w:r>
               <w:rPr>
-                <w:rFonts w:ascii="Calibri" w:cs="Calibri" w:eastAsia="Calibri" w:hAnsi="Calibri"/>
-                <w:color w:val="1E2E2C"/>
+                <w:rFonts w:ascii="Georgia" w:cs="Georgia" w:eastAsia="Georgia" w:hAnsi="Georgia"/>
+                <w:color w:val="222222"/>
                 <w:sz w:val="20"/>
                 <w:szCs w:val="20"/>
               </w:rPr>
@@ -416,11 +416,11 @@
             </w:pPr>
             <w:r>
               <w:rPr>
-                <w:rFonts w:ascii="Calibri" w:cs="Calibri" w:eastAsia="Calibri" w:hAnsi="Calibri"/>
-                <w:color w:val="1E2E2C"/>
-                <w:sz w:val="20"/>
-                <w:szCs w:val="20"/>
-                <w:shd w:fill="FFF4D6" w:val="clear"/>
+                <w:rFonts w:ascii="Georgia" w:cs="Georgia" w:eastAsia="Georgia" w:hAnsi="Georgia"/>
+                <w:color w:val="222222"/>
+                <w:sz w:val="20"/>
+                <w:szCs w:val="20"/>
+                <w:shd w:fill="ECECEC" w:val="clear"/>
               </w:rPr>
               <w:t xml:space="preserve">[EMPLOYER NAME]</w:t>
             </w:r>
@@ -447,8 +447,8 @@
             </w:pPr>
             <w:r>
               <w:rPr>
-                <w:rFonts w:ascii="Calibri" w:cs="Calibri" w:eastAsia="Calibri" w:hAnsi="Calibri"/>
-                <w:color w:val="1E2E2C"/>
+                <w:rFonts w:ascii="Georgia" w:cs="Georgia" w:eastAsia="Georgia" w:hAnsi="Georgia"/>
+                <w:color w:val="222222"/>
                 <w:sz w:val="20"/>
                 <w:szCs w:val="20"/>
               </w:rPr>
@@ -472,11 +472,11 @@
             </w:pPr>
             <w:r>
               <w:rPr>
-                <w:rFonts w:ascii="Calibri" w:cs="Calibri" w:eastAsia="Calibri" w:hAnsi="Calibri"/>
-                <w:color w:val="1E2E2C"/>
-                <w:sz w:val="20"/>
-                <w:szCs w:val="20"/>
-                <w:shd w:fill="FFF4D6" w:val="clear"/>
+                <w:rFonts w:ascii="Georgia" w:cs="Georgia" w:eastAsia="Georgia" w:hAnsi="Georgia"/>
+                <w:color w:val="222222"/>
+                <w:sz w:val="20"/>
+                <w:szCs w:val="20"/>
+                <w:shd w:fill="ECECEC" w:val="clear"/>
               </w:rPr>
               <w:t xml:space="preserve">[DD / MM / YYYY]</w:t>
             </w:r>
@@ -503,8 +503,8 @@
             </w:pPr>
             <w:r>
               <w:rPr>
-                <w:rFonts w:ascii="Calibri" w:cs="Calibri" w:eastAsia="Calibri" w:hAnsi="Calibri"/>
-                <w:color w:val="1E2E2C"/>
+                <w:rFonts w:ascii="Georgia" w:cs="Georgia" w:eastAsia="Georgia" w:hAnsi="Georgia"/>
+                <w:color w:val="222222"/>
                 <w:sz w:val="20"/>
                 <w:szCs w:val="20"/>
               </w:rPr>
@@ -528,11 +528,11 @@
             </w:pPr>
             <w:r>
               <w:rPr>
-                <w:rFonts w:ascii="Calibri" w:cs="Calibri" w:eastAsia="Calibri" w:hAnsi="Calibri"/>
-                <w:color w:val="1E2E2C"/>
-                <w:sz w:val="20"/>
-                <w:szCs w:val="20"/>
-                <w:shd w:fill="FFF4D6" w:val="clear"/>
+                <w:rFonts w:ascii="Georgia" w:cs="Georgia" w:eastAsia="Georgia" w:hAnsi="Georgia"/>
+                <w:color w:val="222222"/>
+                <w:sz w:val="20"/>
+                <w:szCs w:val="20"/>
+                <w:shd w:fill="ECECEC" w:val="clear"/>
               </w:rPr>
               <w:t xml:space="preserve">[OFFICER FULL NAME]</w:t>
             </w:r>
@@ -559,8 +559,8 @@
             </w:pPr>
             <w:r>
               <w:rPr>
-                <w:rFonts w:ascii="Calibri" w:cs="Calibri" w:eastAsia="Calibri" w:hAnsi="Calibri"/>
-                <w:color w:val="1E2E2C"/>
+                <w:rFonts w:ascii="Georgia" w:cs="Georgia" w:eastAsia="Georgia" w:hAnsi="Georgia"/>
+                <w:color w:val="222222"/>
                 <w:sz w:val="20"/>
                 <w:szCs w:val="20"/>
               </w:rPr>
@@ -584,8 +584,8 @@
             </w:pPr>
             <w:r>
               <w:rPr>
-                <w:rFonts w:ascii="Calibri" w:cs="Calibri" w:eastAsia="Calibri" w:hAnsi="Calibri"/>
-                <w:color w:val="1E2E2C"/>
+                <w:rFonts w:ascii="Georgia" w:cs="Georgia" w:eastAsia="Georgia" w:hAnsi="Georgia"/>
+                <w:color w:val="222222"/>
                 <w:sz w:val="20"/>
                 <w:szCs w:val="20"/>
               </w:rPr>
@@ -614,8 +614,8 @@
             </w:pPr>
             <w:r>
               <w:rPr>
-                <w:rFonts w:ascii="Calibri" w:cs="Calibri" w:eastAsia="Calibri" w:hAnsi="Calibri"/>
-                <w:color w:val="1E2E2C"/>
+                <w:rFonts w:ascii="Georgia" w:cs="Georgia" w:eastAsia="Georgia" w:hAnsi="Georgia"/>
+                <w:color w:val="222222"/>
                 <w:sz w:val="20"/>
                 <w:szCs w:val="20"/>
               </w:rPr>
@@ -639,11 +639,11 @@
             </w:pPr>
             <w:r>
               <w:rPr>
-                <w:rFonts w:ascii="Calibri" w:cs="Calibri" w:eastAsia="Calibri" w:hAnsi="Calibri"/>
-                <w:color w:val="1E2E2C"/>
-                <w:sz w:val="20"/>
-                <w:szCs w:val="20"/>
-                <w:shd w:fill="FFF4D6" w:val="clear"/>
+                <w:rFonts w:ascii="Georgia" w:cs="Georgia" w:eastAsia="Georgia" w:hAnsi="Georgia"/>
+                <w:color w:val="222222"/>
+                <w:sz w:val="20"/>
+                <w:szCs w:val="20"/>
+                <w:shd w:fill="ECECEC" w:val="clear"/>
               </w:rPr>
               <w:t xml:space="preserve">[DD / MM / YYYY]</w:t>
             </w:r>
@@ -670,8 +670,8 @@
             </w:pPr>
             <w:r>
               <w:rPr>
-                <w:rFonts w:ascii="Calibri" w:cs="Calibri" w:eastAsia="Calibri" w:hAnsi="Calibri"/>
-                <w:color w:val="1E2E2C"/>
+                <w:rFonts w:ascii="Georgia" w:cs="Georgia" w:eastAsia="Georgia" w:hAnsi="Georgia"/>
+                <w:color w:val="222222"/>
                 <w:sz w:val="20"/>
                 <w:szCs w:val="20"/>
               </w:rPr>
@@ -695,11 +695,11 @@
             </w:pPr>
             <w:r>
               <w:rPr>
-                <w:rFonts w:ascii="Calibri" w:cs="Calibri" w:eastAsia="Calibri" w:hAnsi="Calibri"/>
-                <w:color w:val="1E2E2C"/>
-                <w:sz w:val="20"/>
-                <w:szCs w:val="20"/>
-                <w:shd w:fill="FFF4D6" w:val="clear"/>
+                <w:rFonts w:ascii="Georgia" w:cs="Georgia" w:eastAsia="Georgia" w:hAnsi="Georgia"/>
+                <w:color w:val="222222"/>
+                <w:sz w:val="20"/>
+                <w:szCs w:val="20"/>
+                <w:shd w:fill="ECECEC" w:val="clear"/>
               </w:rPr>
               <w:t xml:space="preserve">[YES / NO]</w:t>
             </w:r>
@@ -726,8 +726,8 @@
             </w:pPr>
             <w:r>
               <w:rPr>
-                <w:rFonts w:ascii="Calibri" w:cs="Calibri" w:eastAsia="Calibri" w:hAnsi="Calibri"/>
-                <w:color w:val="1E2E2C"/>
+                <w:rFonts w:ascii="Georgia" w:cs="Georgia" w:eastAsia="Georgia" w:hAnsi="Georgia"/>
+                <w:color w:val="222222"/>
                 <w:sz w:val="20"/>
                 <w:szCs w:val="20"/>
               </w:rPr>
@@ -751,11 +751,11 @@
             </w:pPr>
             <w:r>
               <w:rPr>
-                <w:rFonts w:ascii="Calibri" w:cs="Calibri" w:eastAsia="Calibri" w:hAnsi="Calibri"/>
-                <w:color w:val="1E2E2C"/>
-                <w:sz w:val="20"/>
-                <w:szCs w:val="20"/>
-                <w:shd w:fill="FFF4D6" w:val="clear"/>
+                <w:rFonts w:ascii="Georgia" w:cs="Georgia" w:eastAsia="Georgia" w:hAnsi="Georgia"/>
+                <w:color w:val="222222"/>
+                <w:sz w:val="20"/>
+                <w:szCs w:val="20"/>
+                <w:shd w:fill="ECECEC" w:val="clear"/>
               </w:rPr>
               <w:t xml:space="preserve">[DETAILS OR N/A]</w:t>
             </w:r>
@@ -771,7 +771,7 @@
     <w:p>
       <w:pPr>
         <w:pBdr>
-          <w:bottom w:val="single" w:color="C9D6D3" w:sz="6"/>
+          <w:bottom w:val="single" w:color="C8C8C8" w:sz="6"/>
         </w:pBdr>
         <w:spacing w:after="200" w:before="200"/>
       </w:pPr>
@@ -780,16 +780,16 @@
       <w:pPr>
         <w:pStyle w:val="Heading2"/>
         <w:pBdr>
-          <w:bottom w:val="single" w:color="12B84F" w:sz="6"/>
+          <w:bottom w:val="single" w:color="8C8C8C" w:sz="6"/>
         </w:pBdr>
         <w:spacing w:after="130" w:before="320"/>
       </w:pPr>
       <w:r>
         <w:rPr>
-          <w:rFonts w:ascii="Calibri" w:cs="Calibri" w:eastAsia="Calibri" w:hAnsi="Calibri"/>
+          <w:rFonts w:ascii="Georgia" w:cs="Georgia" w:eastAsia="Georgia" w:hAnsi="Georgia"/>
           <w:b/>
           <w:bCs/>
-          <w:color w:val="06302E"/>
+          <w:color w:val="1A1A1A"/>
           <w:sz w:val="23"/>
           <w:szCs w:val="23"/>
         </w:rPr>
@@ -800,12 +800,12 @@
       <w:tblPr>
         <w:tblW w:type="dxa" w:w="9458"/>
         <w:tblBorders>
-          <w:top w:val="single" w:color="C9D6D3" w:sz="2"/>
-          <w:left w:val="single" w:color="C9D6D3" w:sz="2"/>
-          <w:bottom w:val="single" w:color="C9D6D3" w:sz="2"/>
-          <w:right w:val="single" w:color="C9D6D3" w:sz="2"/>
-          <w:insideH w:val="single" w:color="C9D6D3" w:sz="2"/>
-          <w:insideV w:val="single" w:color="C9D6D3" w:sz="2"/>
+          <w:top w:val="single" w:color="C8C8C8" w:sz="2"/>
+          <w:left w:val="single" w:color="C8C8C8" w:sz="2"/>
+          <w:bottom w:val="single" w:color="C8C8C8" w:sz="2"/>
+          <w:right w:val="single" w:color="C8C8C8" w:sz="2"/>
+          <w:insideH w:val="single" w:color="C8C8C8" w:sz="2"/>
+          <w:insideV w:val="single" w:color="C8C8C8" w:sz="2"/>
         </w:tblBorders>
       </w:tblPr>
       <w:tblGrid>
@@ -823,24 +823,24 @@
         <w:tc>
           <w:tcPr>
             <w:tcW w:type="dxa" w:w="3216"/>
-            <w:shd w:fill="EEF4F2" w:val="clear"/>
-            <w:tcMar>
-              <w:top w:type="dxa" w:w="90"/>
-              <w:left w:type="dxa" w:w="130"/>
-              <w:bottom w:type="dxa" w:w="90"/>
-              <w:right w:type="dxa" w:w="130"/>
-            </w:tcMar>
-          </w:tcPr>
-          <w:p>
-            <w:pPr>
-              <w:spacing w:after="0" w:line="250"/>
-            </w:pPr>
-            <w:r>
-              <w:rPr>
-                <w:rFonts w:ascii="Calibri" w:cs="Calibri" w:eastAsia="Calibri" w:hAnsi="Calibri"/>
+            <w:shd w:fill="F2F2F2" w:val="clear"/>
+            <w:tcMar>
+              <w:top w:type="dxa" w:w="90"/>
+              <w:left w:type="dxa" w:w="130"/>
+              <w:bottom w:type="dxa" w:w="90"/>
+              <w:right w:type="dxa" w:w="130"/>
+            </w:tcMar>
+          </w:tcPr>
+          <w:p>
+            <w:pPr>
+              <w:spacing w:after="0" w:line="250"/>
+            </w:pPr>
+            <w:r>
+              <w:rPr>
+                <w:rFonts w:ascii="Georgia" w:cs="Georgia" w:eastAsia="Georgia" w:hAnsi="Georgia"/>
                 <w:b/>
                 <w:bCs/>
-                <w:color w:val="06302E"/>
+                <w:color w:val="1A1A1A"/>
                 <w:sz w:val="20"/>
                 <w:szCs w:val="20"/>
               </w:rPr>
@@ -851,24 +851,24 @@
         <w:tc>
           <w:tcPr>
             <w:tcW w:type="dxa" w:w="1248"/>
-            <w:shd w:fill="EEF4F2" w:val="clear"/>
-            <w:tcMar>
-              <w:top w:type="dxa" w:w="90"/>
-              <w:left w:type="dxa" w:w="130"/>
-              <w:bottom w:type="dxa" w:w="90"/>
-              <w:right w:type="dxa" w:w="130"/>
-            </w:tcMar>
-          </w:tcPr>
-          <w:p>
-            <w:pPr>
-              <w:spacing w:after="0" w:line="250"/>
-            </w:pPr>
-            <w:r>
-              <w:rPr>
-                <w:rFonts w:ascii="Calibri" w:cs="Calibri" w:eastAsia="Calibri" w:hAnsi="Calibri"/>
+            <w:shd w:fill="F2F2F2" w:val="clear"/>
+            <w:tcMar>
+              <w:top w:type="dxa" w:w="90"/>
+              <w:left w:type="dxa" w:w="130"/>
+              <w:bottom w:type="dxa" w:w="90"/>
+              <w:right w:type="dxa" w:w="130"/>
+            </w:tcMar>
+          </w:tcPr>
+          <w:p>
+            <w:pPr>
+              <w:spacing w:after="0" w:line="250"/>
+            </w:pPr>
+            <w:r>
+              <w:rPr>
+                <w:rFonts w:ascii="Georgia" w:cs="Georgia" w:eastAsia="Georgia" w:hAnsi="Georgia"/>
                 <w:b/>
                 <w:bCs/>
-                <w:color w:val="06302E"/>
+                <w:color w:val="1A1A1A"/>
                 <w:sz w:val="20"/>
                 <w:szCs w:val="20"/>
               </w:rPr>
@@ -879,24 +879,24 @@
         <w:tc>
           <w:tcPr>
             <w:tcW w:type="dxa" w:w="1248"/>
-            <w:shd w:fill="EEF4F2" w:val="clear"/>
-            <w:tcMar>
-              <w:top w:type="dxa" w:w="90"/>
-              <w:left w:type="dxa" w:w="130"/>
-              <w:bottom w:type="dxa" w:w="90"/>
-              <w:right w:type="dxa" w:w="130"/>
-            </w:tcMar>
-          </w:tcPr>
-          <w:p>
-            <w:pPr>
-              <w:spacing w:after="0" w:line="250"/>
-            </w:pPr>
-            <w:r>
-              <w:rPr>
-                <w:rFonts w:ascii="Calibri" w:cs="Calibri" w:eastAsia="Calibri" w:hAnsi="Calibri"/>
+            <w:shd w:fill="F2F2F2" w:val="clear"/>
+            <w:tcMar>
+              <w:top w:type="dxa" w:w="90"/>
+              <w:left w:type="dxa" w:w="130"/>
+              <w:bottom w:type="dxa" w:w="90"/>
+              <w:right w:type="dxa" w:w="130"/>
+            </w:tcMar>
+          </w:tcPr>
+          <w:p>
+            <w:pPr>
+              <w:spacing w:after="0" w:line="250"/>
+            </w:pPr>
+            <w:r>
+              <w:rPr>
+                <w:rFonts w:ascii="Georgia" w:cs="Georgia" w:eastAsia="Georgia" w:hAnsi="Georgia"/>
                 <w:b/>
                 <w:bCs/>
-                <w:color w:val="06302E"/>
+                <w:color w:val="1A1A1A"/>
                 <w:sz w:val="20"/>
                 <w:szCs w:val="20"/>
               </w:rPr>
@@ -907,24 +907,24 @@
         <w:tc>
           <w:tcPr>
             <w:tcW w:type="dxa" w:w="1248"/>
-            <w:shd w:fill="EEF4F2" w:val="clear"/>
-            <w:tcMar>
-              <w:top w:type="dxa" w:w="90"/>
-              <w:left w:type="dxa" w:w="130"/>
-              <w:bottom w:type="dxa" w:w="90"/>
-              <w:right w:type="dxa" w:w="130"/>
-            </w:tcMar>
-          </w:tcPr>
-          <w:p>
-            <w:pPr>
-              <w:spacing w:after="0" w:line="250"/>
-            </w:pPr>
-            <w:r>
-              <w:rPr>
-                <w:rFonts w:ascii="Calibri" w:cs="Calibri" w:eastAsia="Calibri" w:hAnsi="Calibri"/>
+            <w:shd w:fill="F2F2F2" w:val="clear"/>
+            <w:tcMar>
+              <w:top w:type="dxa" w:w="90"/>
+              <w:left w:type="dxa" w:w="130"/>
+              <w:bottom w:type="dxa" w:w="90"/>
+              <w:right w:type="dxa" w:w="130"/>
+            </w:tcMar>
+          </w:tcPr>
+          <w:p>
+            <w:pPr>
+              <w:spacing w:after="0" w:line="250"/>
+            </w:pPr>
+            <w:r>
+              <w:rPr>
+                <w:rFonts w:ascii="Georgia" w:cs="Georgia" w:eastAsia="Georgia" w:hAnsi="Georgia"/>
                 <w:b/>
                 <w:bCs/>
-                <w:color w:val="06302E"/>
+                <w:color w:val="1A1A1A"/>
                 <w:sz w:val="20"/>
                 <w:szCs w:val="20"/>
               </w:rPr>
@@ -935,24 +935,24 @@
         <w:tc>
           <w:tcPr>
             <w:tcW w:type="dxa" w:w="1248"/>
-            <w:shd w:fill="EEF4F2" w:val="clear"/>
-            <w:tcMar>
-              <w:top w:type="dxa" w:w="90"/>
-              <w:left w:type="dxa" w:w="130"/>
-              <w:bottom w:type="dxa" w:w="90"/>
-              <w:right w:type="dxa" w:w="130"/>
-            </w:tcMar>
-          </w:tcPr>
-          <w:p>
-            <w:pPr>
-              <w:spacing w:after="0" w:line="250"/>
-            </w:pPr>
-            <w:r>
-              <w:rPr>
-                <w:rFonts w:ascii="Calibri" w:cs="Calibri" w:eastAsia="Calibri" w:hAnsi="Calibri"/>
+            <w:shd w:fill="F2F2F2" w:val="clear"/>
+            <w:tcMar>
+              <w:top w:type="dxa" w:w="90"/>
+              <w:left w:type="dxa" w:w="130"/>
+              <w:bottom w:type="dxa" w:w="90"/>
+              <w:right w:type="dxa" w:w="130"/>
+            </w:tcMar>
+          </w:tcPr>
+          <w:p>
+            <w:pPr>
+              <w:spacing w:after="0" w:line="250"/>
+            </w:pPr>
+            <w:r>
+              <w:rPr>
+                <w:rFonts w:ascii="Georgia" w:cs="Georgia" w:eastAsia="Georgia" w:hAnsi="Georgia"/>
                 <w:b/>
                 <w:bCs/>
-                <w:color w:val="06302E"/>
+                <w:color w:val="1A1A1A"/>
                 <w:sz w:val="20"/>
                 <w:szCs w:val="20"/>
               </w:rPr>
@@ -963,24 +963,24 @@
         <w:tc>
           <w:tcPr>
             <w:tcW w:type="dxa" w:w="1250"/>
-            <w:shd w:fill="EEF4F2" w:val="clear"/>
-            <w:tcMar>
-              <w:top w:type="dxa" w:w="90"/>
-              <w:left w:type="dxa" w:w="130"/>
-              <w:bottom w:type="dxa" w:w="90"/>
-              <w:right w:type="dxa" w:w="130"/>
-            </w:tcMar>
-          </w:tcPr>
-          <w:p>
-            <w:pPr>
-              <w:spacing w:after="0" w:line="250"/>
-            </w:pPr>
-            <w:r>
-              <w:rPr>
-                <w:rFonts w:ascii="Calibri" w:cs="Calibri" w:eastAsia="Calibri" w:hAnsi="Calibri"/>
+            <w:shd w:fill="F2F2F2" w:val="clear"/>
+            <w:tcMar>
+              <w:top w:type="dxa" w:w="90"/>
+              <w:left w:type="dxa" w:w="130"/>
+              <w:bottom w:type="dxa" w:w="90"/>
+              <w:right w:type="dxa" w:w="130"/>
+            </w:tcMar>
+          </w:tcPr>
+          <w:p>
+            <w:pPr>
+              <w:spacing w:after="0" w:line="250"/>
+            </w:pPr>
+            <w:r>
+              <w:rPr>
+                <w:rFonts w:ascii="Georgia" w:cs="Georgia" w:eastAsia="Georgia" w:hAnsi="Georgia"/>
                 <w:b/>
                 <w:bCs/>
-                <w:color w:val="06302E"/>
+                <w:color w:val="1A1A1A"/>
                 <w:sz w:val="20"/>
                 <w:szCs w:val="20"/>
               </w:rPr>
@@ -1009,8 +1009,8 @@
             </w:pPr>
             <w:r>
               <w:rPr>
-                <w:rFonts w:ascii="Calibri" w:cs="Calibri" w:eastAsia="Calibri" w:hAnsi="Calibri"/>
-                <w:color w:val="1E2E2C"/>
+                <w:rFonts w:ascii="Georgia" w:cs="Georgia" w:eastAsia="Georgia" w:hAnsi="Georgia"/>
+                <w:color w:val="222222"/>
                 <w:sz w:val="20"/>
                 <w:szCs w:val="20"/>
               </w:rPr>
@@ -1034,11 +1034,11 @@
             </w:pPr>
             <w:r>
               <w:rPr>
-                <w:rFonts w:ascii="Calibri" w:cs="Calibri" w:eastAsia="Calibri" w:hAnsi="Calibri"/>
-                <w:color w:val="1E2E2C"/>
-                <w:sz w:val="20"/>
-                <w:szCs w:val="20"/>
-                <w:shd w:fill="FFF4D6" w:val="clear"/>
+                <w:rFonts w:ascii="Georgia" w:cs="Georgia" w:eastAsia="Georgia" w:hAnsi="Georgia"/>
+                <w:color w:val="222222"/>
+                <w:sz w:val="20"/>
+                <w:szCs w:val="20"/>
+                <w:shd w:fill="ECECEC" w:val="clear"/>
               </w:rPr>
               <w:t xml:space="preserve">[YES / NO]</w:t>
             </w:r>
@@ -1060,11 +1060,11 @@
             </w:pPr>
             <w:r>
               <w:rPr>
-                <w:rFonts w:ascii="Calibri" w:cs="Calibri" w:eastAsia="Calibri" w:hAnsi="Calibri"/>
-                <w:color w:val="1E2E2C"/>
-                <w:sz w:val="20"/>
-                <w:szCs w:val="20"/>
-                <w:shd w:fill="FFF4D6" w:val="clear"/>
+                <w:rFonts w:ascii="Georgia" w:cs="Georgia" w:eastAsia="Georgia" w:hAnsi="Georgia"/>
+                <w:color w:val="222222"/>
+                <w:sz w:val="20"/>
+                <w:szCs w:val="20"/>
+                <w:shd w:fill="ECECEC" w:val="clear"/>
               </w:rPr>
               <w:t xml:space="preserve">[YES / NO]</w:t>
             </w:r>
@@ -1086,11 +1086,11 @@
             </w:pPr>
             <w:r>
               <w:rPr>
-                <w:rFonts w:ascii="Calibri" w:cs="Calibri" w:eastAsia="Calibri" w:hAnsi="Calibri"/>
-                <w:color w:val="1E2E2C"/>
-                <w:sz w:val="20"/>
-                <w:szCs w:val="20"/>
-                <w:shd w:fill="FFF4D6" w:val="clear"/>
+                <w:rFonts w:ascii="Georgia" w:cs="Georgia" w:eastAsia="Georgia" w:hAnsi="Georgia"/>
+                <w:color w:val="222222"/>
+                <w:sz w:val="20"/>
+                <w:szCs w:val="20"/>
+                <w:shd w:fill="ECECEC" w:val="clear"/>
               </w:rPr>
               <w:t xml:space="preserve">[YES / NO]</w:t>
             </w:r>
@@ -1112,11 +1112,11 @@
             </w:pPr>
             <w:r>
               <w:rPr>
-                <w:rFonts w:ascii="Calibri" w:cs="Calibri" w:eastAsia="Calibri" w:hAnsi="Calibri"/>
-                <w:color w:val="1E2E2C"/>
-                <w:sz w:val="20"/>
-                <w:szCs w:val="20"/>
-                <w:shd w:fill="FFF4D6" w:val="clear"/>
+                <w:rFonts w:ascii="Georgia" w:cs="Georgia" w:eastAsia="Georgia" w:hAnsi="Georgia"/>
+                <w:color w:val="222222"/>
+                <w:sz w:val="20"/>
+                <w:szCs w:val="20"/>
+                <w:shd w:fill="ECECEC" w:val="clear"/>
               </w:rPr>
               <w:t xml:space="preserve">[ISSUE DATE]</w:t>
             </w:r>
@@ -1138,11 +1138,11 @@
             </w:pPr>
             <w:r>
               <w:rPr>
-                <w:rFonts w:ascii="Calibri" w:cs="Calibri" w:eastAsia="Calibri" w:hAnsi="Calibri"/>
-                <w:color w:val="1E2E2C"/>
-                <w:sz w:val="20"/>
-                <w:szCs w:val="20"/>
-                <w:shd w:fill="FFF4D6" w:val="clear"/>
+                <w:rFonts w:ascii="Georgia" w:cs="Georgia" w:eastAsia="Georgia" w:hAnsi="Georgia"/>
+                <w:color w:val="222222"/>
+                <w:sz w:val="20"/>
+                <w:szCs w:val="20"/>
+                <w:shd w:fill="ECECEC" w:val="clear"/>
               </w:rPr>
               <w:t xml:space="preserve">[NOTES]</w:t>
             </w:r>
@@ -1169,8 +1169,8 @@
             </w:pPr>
             <w:r>
               <w:rPr>
-                <w:rFonts w:ascii="Calibri" w:cs="Calibri" w:eastAsia="Calibri" w:hAnsi="Calibri"/>
-                <w:color w:val="1E2E2C"/>
+                <w:rFonts w:ascii="Georgia" w:cs="Georgia" w:eastAsia="Georgia" w:hAnsi="Georgia"/>
+                <w:color w:val="222222"/>
                 <w:sz w:val="20"/>
                 <w:szCs w:val="20"/>
               </w:rPr>
@@ -1194,11 +1194,11 @@
             </w:pPr>
             <w:r>
               <w:rPr>
-                <w:rFonts w:ascii="Calibri" w:cs="Calibri" w:eastAsia="Calibri" w:hAnsi="Calibri"/>
-                <w:color w:val="1E2E2C"/>
-                <w:sz w:val="20"/>
-                <w:szCs w:val="20"/>
-                <w:shd w:fill="FFF4D6" w:val="clear"/>
+                <w:rFonts w:ascii="Georgia" w:cs="Georgia" w:eastAsia="Georgia" w:hAnsi="Georgia"/>
+                <w:color w:val="222222"/>
+                <w:sz w:val="20"/>
+                <w:szCs w:val="20"/>
+                <w:shd w:fill="ECECEC" w:val="clear"/>
               </w:rPr>
               <w:t xml:space="preserve">[YES / NO]</w:t>
             </w:r>
@@ -1220,11 +1220,11 @@
             </w:pPr>
             <w:r>
               <w:rPr>
-                <w:rFonts w:ascii="Calibri" w:cs="Calibri" w:eastAsia="Calibri" w:hAnsi="Calibri"/>
-                <w:color w:val="1E2E2C"/>
-                <w:sz w:val="20"/>
-                <w:szCs w:val="20"/>
-                <w:shd w:fill="FFF4D6" w:val="clear"/>
+                <w:rFonts w:ascii="Georgia" w:cs="Georgia" w:eastAsia="Georgia" w:hAnsi="Georgia"/>
+                <w:color w:val="222222"/>
+                <w:sz w:val="20"/>
+                <w:szCs w:val="20"/>
+                <w:shd w:fill="ECECEC" w:val="clear"/>
               </w:rPr>
               <w:t xml:space="preserve">[YES / NO]</w:t>
             </w:r>
@@ -1246,11 +1246,11 @@
             </w:pPr>
             <w:r>
               <w:rPr>
-                <w:rFonts w:ascii="Calibri" w:cs="Calibri" w:eastAsia="Calibri" w:hAnsi="Calibri"/>
-                <w:color w:val="1E2E2C"/>
-                <w:sz w:val="20"/>
-                <w:szCs w:val="20"/>
-                <w:shd w:fill="FFF4D6" w:val="clear"/>
+                <w:rFonts w:ascii="Georgia" w:cs="Georgia" w:eastAsia="Georgia" w:hAnsi="Georgia"/>
+                <w:color w:val="222222"/>
+                <w:sz w:val="20"/>
+                <w:szCs w:val="20"/>
+                <w:shd w:fill="ECECEC" w:val="clear"/>
               </w:rPr>
               <w:t xml:space="preserve">[YES / NO]</w:t>
             </w:r>
@@ -1272,11 +1272,11 @@
             </w:pPr>
             <w:r>
               <w:rPr>
-                <w:rFonts w:ascii="Calibri" w:cs="Calibri" w:eastAsia="Calibri" w:hAnsi="Calibri"/>
-                <w:color w:val="1E2E2C"/>
-                <w:sz w:val="20"/>
-                <w:szCs w:val="20"/>
-                <w:shd w:fill="FFF4D6" w:val="clear"/>
+                <w:rFonts w:ascii="Georgia" w:cs="Georgia" w:eastAsia="Georgia" w:hAnsi="Georgia"/>
+                <w:color w:val="222222"/>
+                <w:sz w:val="20"/>
+                <w:szCs w:val="20"/>
+                <w:shd w:fill="ECECEC" w:val="clear"/>
               </w:rPr>
               <w:t xml:space="preserve">[MONTH / YEAR]</w:t>
             </w:r>
@@ -1298,11 +1298,11 @@
             </w:pPr>
             <w:r>
               <w:rPr>
-                <w:rFonts w:ascii="Calibri" w:cs="Calibri" w:eastAsia="Calibri" w:hAnsi="Calibri"/>
-                <w:color w:val="1E2E2C"/>
-                <w:sz w:val="20"/>
-                <w:szCs w:val="20"/>
-                <w:shd w:fill="FFF4D6" w:val="clear"/>
+                <w:rFonts w:ascii="Georgia" w:cs="Georgia" w:eastAsia="Georgia" w:hAnsi="Georgia"/>
+                <w:color w:val="222222"/>
+                <w:sz w:val="20"/>
+                <w:szCs w:val="20"/>
+                <w:shd w:fill="ECECEC" w:val="clear"/>
               </w:rPr>
               <w:t xml:space="preserve">[NOTES]</w:t>
             </w:r>
@@ -1329,8 +1329,8 @@
             </w:pPr>
             <w:r>
               <w:rPr>
-                <w:rFonts w:ascii="Calibri" w:cs="Calibri" w:eastAsia="Calibri" w:hAnsi="Calibri"/>
-                <w:color w:val="1E2E2C"/>
+                <w:rFonts w:ascii="Georgia" w:cs="Georgia" w:eastAsia="Georgia" w:hAnsi="Georgia"/>
+                <w:color w:val="222222"/>
                 <w:sz w:val="20"/>
                 <w:szCs w:val="20"/>
               </w:rPr>
@@ -1354,11 +1354,11 @@
             </w:pPr>
             <w:r>
               <w:rPr>
-                <w:rFonts w:ascii="Calibri" w:cs="Calibri" w:eastAsia="Calibri" w:hAnsi="Calibri"/>
-                <w:color w:val="1E2E2C"/>
-                <w:sz w:val="20"/>
-                <w:szCs w:val="20"/>
-                <w:shd w:fill="FFF4D6" w:val="clear"/>
+                <w:rFonts w:ascii="Georgia" w:cs="Georgia" w:eastAsia="Georgia" w:hAnsi="Georgia"/>
+                <w:color w:val="222222"/>
+                <w:sz w:val="20"/>
+                <w:szCs w:val="20"/>
+                <w:shd w:fill="ECECEC" w:val="clear"/>
               </w:rPr>
               <w:t xml:space="preserve">[YES / NO]</w:t>
             </w:r>
@@ -1380,11 +1380,11 @@
             </w:pPr>
             <w:r>
               <w:rPr>
-                <w:rFonts w:ascii="Calibri" w:cs="Calibri" w:eastAsia="Calibri" w:hAnsi="Calibri"/>
-                <w:color w:val="1E2E2C"/>
-                <w:sz w:val="20"/>
-                <w:szCs w:val="20"/>
-                <w:shd w:fill="FFF4D6" w:val="clear"/>
+                <w:rFonts w:ascii="Georgia" w:cs="Georgia" w:eastAsia="Georgia" w:hAnsi="Georgia"/>
+                <w:color w:val="222222"/>
+                <w:sz w:val="20"/>
+                <w:szCs w:val="20"/>
+                <w:shd w:fill="ECECEC" w:val="clear"/>
               </w:rPr>
               <w:t xml:space="preserve">[YES / NO]</w:t>
             </w:r>
@@ -1406,11 +1406,11 @@
             </w:pPr>
             <w:r>
               <w:rPr>
-                <w:rFonts w:ascii="Calibri" w:cs="Calibri" w:eastAsia="Calibri" w:hAnsi="Calibri"/>
-                <w:color w:val="1E2E2C"/>
-                <w:sz w:val="20"/>
-                <w:szCs w:val="20"/>
-                <w:shd w:fill="FFF4D6" w:val="clear"/>
+                <w:rFonts w:ascii="Georgia" w:cs="Georgia" w:eastAsia="Georgia" w:hAnsi="Georgia"/>
+                <w:color w:val="222222"/>
+                <w:sz w:val="20"/>
+                <w:szCs w:val="20"/>
+                <w:shd w:fill="ECECEC" w:val="clear"/>
               </w:rPr>
               <w:t xml:space="preserve">[YES / NO]</w:t>
             </w:r>
@@ -1432,11 +1432,11 @@
             </w:pPr>
             <w:r>
               <w:rPr>
-                <w:rFonts w:ascii="Calibri" w:cs="Calibri" w:eastAsia="Calibri" w:hAnsi="Calibri"/>
-                <w:color w:val="1E2E2C"/>
-                <w:sz w:val="20"/>
-                <w:szCs w:val="20"/>
-                <w:shd w:fill="FFF4D6" w:val="clear"/>
+                <w:rFonts w:ascii="Georgia" w:cs="Georgia" w:eastAsia="Georgia" w:hAnsi="Georgia"/>
+                <w:color w:val="222222"/>
+                <w:sz w:val="20"/>
+                <w:szCs w:val="20"/>
+                <w:shd w:fill="ECECEC" w:val="clear"/>
               </w:rPr>
               <w:t xml:space="preserve">[MONTH / YEAR]</w:t>
             </w:r>
@@ -1458,11 +1458,11 @@
             </w:pPr>
             <w:r>
               <w:rPr>
-                <w:rFonts w:ascii="Calibri" w:cs="Calibri" w:eastAsia="Calibri" w:hAnsi="Calibri"/>
-                <w:color w:val="1E2E2C"/>
-                <w:sz w:val="20"/>
-                <w:szCs w:val="20"/>
-                <w:shd w:fill="FFF4D6" w:val="clear"/>
+                <w:rFonts w:ascii="Georgia" w:cs="Georgia" w:eastAsia="Georgia" w:hAnsi="Georgia"/>
+                <w:color w:val="222222"/>
+                <w:sz w:val="20"/>
+                <w:szCs w:val="20"/>
+                <w:shd w:fill="ECECEC" w:val="clear"/>
               </w:rPr>
               <w:t xml:space="preserve">[NOTES]</w:t>
             </w:r>
@@ -1489,8 +1489,8 @@
             </w:pPr>
             <w:r>
               <w:rPr>
-                <w:rFonts w:ascii="Calibri" w:cs="Calibri" w:eastAsia="Calibri" w:hAnsi="Calibri"/>
-                <w:color w:val="1E2E2C"/>
+                <w:rFonts w:ascii="Georgia" w:cs="Georgia" w:eastAsia="Georgia" w:hAnsi="Georgia"/>
+                <w:color w:val="222222"/>
                 <w:sz w:val="20"/>
                 <w:szCs w:val="20"/>
               </w:rPr>
@@ -1514,11 +1514,11 @@
             </w:pPr>
             <w:r>
               <w:rPr>
-                <w:rFonts w:ascii="Calibri" w:cs="Calibri" w:eastAsia="Calibri" w:hAnsi="Calibri"/>
-                <w:color w:val="1E2E2C"/>
-                <w:sz w:val="20"/>
-                <w:szCs w:val="20"/>
-                <w:shd w:fill="FFF4D6" w:val="clear"/>
+                <w:rFonts w:ascii="Georgia" w:cs="Georgia" w:eastAsia="Georgia" w:hAnsi="Georgia"/>
+                <w:color w:val="222222"/>
+                <w:sz w:val="20"/>
+                <w:szCs w:val="20"/>
+                <w:shd w:fill="ECECEC" w:val="clear"/>
               </w:rPr>
               <w:t xml:space="preserve">[YES / NO]</w:t>
             </w:r>
@@ -1540,11 +1540,11 @@
             </w:pPr>
             <w:r>
               <w:rPr>
-                <w:rFonts w:ascii="Calibri" w:cs="Calibri" w:eastAsia="Calibri" w:hAnsi="Calibri"/>
-                <w:color w:val="1E2E2C"/>
-                <w:sz w:val="20"/>
-                <w:szCs w:val="20"/>
-                <w:shd w:fill="FFF4D6" w:val="clear"/>
+                <w:rFonts w:ascii="Georgia" w:cs="Georgia" w:eastAsia="Georgia" w:hAnsi="Georgia"/>
+                <w:color w:val="222222"/>
+                <w:sz w:val="20"/>
+                <w:szCs w:val="20"/>
+                <w:shd w:fill="ECECEC" w:val="clear"/>
               </w:rPr>
               <w:t xml:space="preserve">[YES / NO]</w:t>
             </w:r>
@@ -1566,11 +1566,11 @@
             </w:pPr>
             <w:r>
               <w:rPr>
-                <w:rFonts w:ascii="Calibri" w:cs="Calibri" w:eastAsia="Calibri" w:hAnsi="Calibri"/>
-                <w:color w:val="1E2E2C"/>
-                <w:sz w:val="20"/>
-                <w:szCs w:val="20"/>
-                <w:shd w:fill="FFF4D6" w:val="clear"/>
+                <w:rFonts w:ascii="Georgia" w:cs="Georgia" w:eastAsia="Georgia" w:hAnsi="Georgia"/>
+                <w:color w:val="222222"/>
+                <w:sz w:val="20"/>
+                <w:szCs w:val="20"/>
+                <w:shd w:fill="ECECEC" w:val="clear"/>
               </w:rPr>
               <w:t xml:space="preserve">[YES / NO]</w:t>
             </w:r>
@@ -1592,11 +1592,11 @@
             </w:pPr>
             <w:r>
               <w:rPr>
-                <w:rFonts w:ascii="Calibri" w:cs="Calibri" w:eastAsia="Calibri" w:hAnsi="Calibri"/>
-                <w:color w:val="1E2E2C"/>
-                <w:sz w:val="20"/>
-                <w:szCs w:val="20"/>
-                <w:shd w:fill="FFF4D6" w:val="clear"/>
+                <w:rFonts w:ascii="Georgia" w:cs="Georgia" w:eastAsia="Georgia" w:hAnsi="Georgia"/>
+                <w:color w:val="222222"/>
+                <w:sz w:val="20"/>
+                <w:szCs w:val="20"/>
+                <w:shd w:fill="ECECEC" w:val="clear"/>
               </w:rPr>
               <w:t xml:space="preserve">[MONTH / YEAR]</w:t>
             </w:r>
@@ -1618,11 +1618,11 @@
             </w:pPr>
             <w:r>
               <w:rPr>
-                <w:rFonts w:ascii="Calibri" w:cs="Calibri" w:eastAsia="Calibri" w:hAnsi="Calibri"/>
-                <w:color w:val="1E2E2C"/>
-                <w:sz w:val="20"/>
-                <w:szCs w:val="20"/>
-                <w:shd w:fill="FFF4D6" w:val="clear"/>
+                <w:rFonts w:ascii="Georgia" w:cs="Georgia" w:eastAsia="Georgia" w:hAnsi="Georgia"/>
+                <w:color w:val="222222"/>
+                <w:sz w:val="20"/>
+                <w:szCs w:val="20"/>
+                <w:shd w:fill="ECECEC" w:val="clear"/>
               </w:rPr>
               <w:t xml:space="preserve">[NOTES]</w:t>
             </w:r>
@@ -1649,8 +1649,8 @@
             </w:pPr>
             <w:r>
               <w:rPr>
-                <w:rFonts w:ascii="Calibri" w:cs="Calibri" w:eastAsia="Calibri" w:hAnsi="Calibri"/>
-                <w:color w:val="1E2E2C"/>
+                <w:rFonts w:ascii="Georgia" w:cs="Georgia" w:eastAsia="Georgia" w:hAnsi="Georgia"/>
+                <w:color w:val="222222"/>
                 <w:sz w:val="20"/>
                 <w:szCs w:val="20"/>
               </w:rPr>
@@ -1674,11 +1674,11 @@
             </w:pPr>
             <w:r>
               <w:rPr>
-                <w:rFonts w:ascii="Calibri" w:cs="Calibri" w:eastAsia="Calibri" w:hAnsi="Calibri"/>
-                <w:color w:val="1E2E2C"/>
-                <w:sz w:val="20"/>
-                <w:szCs w:val="20"/>
-                <w:shd w:fill="FFF4D6" w:val="clear"/>
+                <w:rFonts w:ascii="Georgia" w:cs="Georgia" w:eastAsia="Georgia" w:hAnsi="Georgia"/>
+                <w:color w:val="222222"/>
+                <w:sz w:val="20"/>
+                <w:szCs w:val="20"/>
+                <w:shd w:fill="ECECEC" w:val="clear"/>
               </w:rPr>
               <w:t xml:space="preserve">[YES / NO]</w:t>
             </w:r>
@@ -1700,11 +1700,11 @@
             </w:pPr>
             <w:r>
               <w:rPr>
-                <w:rFonts w:ascii="Calibri" w:cs="Calibri" w:eastAsia="Calibri" w:hAnsi="Calibri"/>
-                <w:color w:val="1E2E2C"/>
-                <w:sz w:val="20"/>
-                <w:szCs w:val="20"/>
-                <w:shd w:fill="FFF4D6" w:val="clear"/>
+                <w:rFonts w:ascii="Georgia" w:cs="Georgia" w:eastAsia="Georgia" w:hAnsi="Georgia"/>
+                <w:color w:val="222222"/>
+                <w:sz w:val="20"/>
+                <w:szCs w:val="20"/>
+                <w:shd w:fill="ECECEC" w:val="clear"/>
               </w:rPr>
               <w:t xml:space="preserve">[YES / NO]</w:t>
             </w:r>
@@ -1726,11 +1726,11 @@
             </w:pPr>
             <w:r>
               <w:rPr>
-                <w:rFonts w:ascii="Calibri" w:cs="Calibri" w:eastAsia="Calibri" w:hAnsi="Calibri"/>
-                <w:color w:val="1E2E2C"/>
-                <w:sz w:val="20"/>
-                <w:szCs w:val="20"/>
-                <w:shd w:fill="FFF4D6" w:val="clear"/>
+                <w:rFonts w:ascii="Georgia" w:cs="Georgia" w:eastAsia="Georgia" w:hAnsi="Georgia"/>
+                <w:color w:val="222222"/>
+                <w:sz w:val="20"/>
+                <w:szCs w:val="20"/>
+                <w:shd w:fill="ECECEC" w:val="clear"/>
               </w:rPr>
               <w:t xml:space="preserve">[YES / NO]</w:t>
             </w:r>
@@ -1752,11 +1752,11 @@
             </w:pPr>
             <w:r>
               <w:rPr>
-                <w:rFonts w:ascii="Calibri" w:cs="Calibri" w:eastAsia="Calibri" w:hAnsi="Calibri"/>
-                <w:color w:val="1E2E2C"/>
-                <w:sz w:val="20"/>
-                <w:szCs w:val="20"/>
-                <w:shd w:fill="FFF4D6" w:val="clear"/>
+                <w:rFonts w:ascii="Georgia" w:cs="Georgia" w:eastAsia="Georgia" w:hAnsi="Georgia"/>
+                <w:color w:val="222222"/>
+                <w:sz w:val="20"/>
+                <w:szCs w:val="20"/>
+                <w:shd w:fill="ECECEC" w:val="clear"/>
               </w:rPr>
               <w:t xml:space="preserve">[MONTH / YEAR]</w:t>
             </w:r>
@@ -1778,11 +1778,11 @@
             </w:pPr>
             <w:r>
               <w:rPr>
-                <w:rFonts w:ascii="Calibri" w:cs="Calibri" w:eastAsia="Calibri" w:hAnsi="Calibri"/>
-                <w:color w:val="1E2E2C"/>
-                <w:sz w:val="20"/>
-                <w:szCs w:val="20"/>
-                <w:shd w:fill="FFF4D6" w:val="clear"/>
+                <w:rFonts w:ascii="Georgia" w:cs="Georgia" w:eastAsia="Georgia" w:hAnsi="Georgia"/>
+                <w:color w:val="222222"/>
+                <w:sz w:val="20"/>
+                <w:szCs w:val="20"/>
+                <w:shd w:fill="ECECEC" w:val="clear"/>
               </w:rPr>
               <w:t xml:space="preserve">[NOTES]</w:t>
             </w:r>
@@ -1809,8 +1809,8 @@
             </w:pPr>
             <w:r>
               <w:rPr>
-                <w:rFonts w:ascii="Calibri" w:cs="Calibri" w:eastAsia="Calibri" w:hAnsi="Calibri"/>
-                <w:color w:val="1E2E2C"/>
+                <w:rFonts w:ascii="Georgia" w:cs="Georgia" w:eastAsia="Georgia" w:hAnsi="Georgia"/>
+                <w:color w:val="222222"/>
                 <w:sz w:val="20"/>
                 <w:szCs w:val="20"/>
               </w:rPr>
@@ -1834,11 +1834,11 @@
             </w:pPr>
             <w:r>
               <w:rPr>
-                <w:rFonts w:ascii="Calibri" w:cs="Calibri" w:eastAsia="Calibri" w:hAnsi="Calibri"/>
-                <w:color w:val="1E2E2C"/>
-                <w:sz w:val="20"/>
-                <w:szCs w:val="20"/>
-                <w:shd w:fill="FFF4D6" w:val="clear"/>
+                <w:rFonts w:ascii="Georgia" w:cs="Georgia" w:eastAsia="Georgia" w:hAnsi="Georgia"/>
+                <w:color w:val="222222"/>
+                <w:sz w:val="20"/>
+                <w:szCs w:val="20"/>
+                <w:shd w:fill="ECECEC" w:val="clear"/>
               </w:rPr>
               <w:t xml:space="preserve">[YES / NO / NOT REQUIRED]</w:t>
             </w:r>
@@ -1860,11 +1860,11 @@
             </w:pPr>
             <w:r>
               <w:rPr>
-                <w:rFonts w:ascii="Calibri" w:cs="Calibri" w:eastAsia="Calibri" w:hAnsi="Calibri"/>
-                <w:color w:val="1E2E2C"/>
-                <w:sz w:val="20"/>
-                <w:szCs w:val="20"/>
-                <w:shd w:fill="FFF4D6" w:val="clear"/>
+                <w:rFonts w:ascii="Georgia" w:cs="Georgia" w:eastAsia="Georgia" w:hAnsi="Georgia"/>
+                <w:color w:val="222222"/>
+                <w:sz w:val="20"/>
+                <w:szCs w:val="20"/>
+                <w:shd w:fill="ECECEC" w:val="clear"/>
               </w:rPr>
               <w:t xml:space="preserve">[YES / NO]</w:t>
             </w:r>
@@ -1886,11 +1886,11 @@
             </w:pPr>
             <w:r>
               <w:rPr>
-                <w:rFonts w:ascii="Calibri" w:cs="Calibri" w:eastAsia="Calibri" w:hAnsi="Calibri"/>
-                <w:color w:val="1E2E2C"/>
-                <w:sz w:val="20"/>
-                <w:szCs w:val="20"/>
-                <w:shd w:fill="FFF4D6" w:val="clear"/>
+                <w:rFonts w:ascii="Georgia" w:cs="Georgia" w:eastAsia="Georgia" w:hAnsi="Georgia"/>
+                <w:color w:val="222222"/>
+                <w:sz w:val="20"/>
+                <w:szCs w:val="20"/>
+                <w:shd w:fill="ECECEC" w:val="clear"/>
               </w:rPr>
               <w:t xml:space="preserve">[YES / NO]</w:t>
             </w:r>
@@ -1912,11 +1912,11 @@
             </w:pPr>
             <w:r>
               <w:rPr>
-                <w:rFonts w:ascii="Calibri" w:cs="Calibri" w:eastAsia="Calibri" w:hAnsi="Calibri"/>
-                <w:color w:val="1E2E2C"/>
-                <w:sz w:val="20"/>
-                <w:szCs w:val="20"/>
-                <w:shd w:fill="FFF4D6" w:val="clear"/>
+                <w:rFonts w:ascii="Georgia" w:cs="Georgia" w:eastAsia="Georgia" w:hAnsi="Georgia"/>
+                <w:color w:val="222222"/>
+                <w:sz w:val="20"/>
+                <w:szCs w:val="20"/>
+                <w:shd w:fill="ECECEC" w:val="clear"/>
               </w:rPr>
               <w:t xml:space="preserve">[DATE]</w:t>
             </w:r>
@@ -1938,11 +1938,11 @@
             </w:pPr>
             <w:r>
               <w:rPr>
-                <w:rFonts w:ascii="Calibri" w:cs="Calibri" w:eastAsia="Calibri" w:hAnsi="Calibri"/>
-                <w:color w:val="1E2E2C"/>
-                <w:sz w:val="20"/>
-                <w:szCs w:val="20"/>
-                <w:shd w:fill="FFF4D6" w:val="clear"/>
+                <w:rFonts w:ascii="Georgia" w:cs="Georgia" w:eastAsia="Georgia" w:hAnsi="Georgia"/>
+                <w:color w:val="222222"/>
+                <w:sz w:val="20"/>
+                <w:szCs w:val="20"/>
+                <w:shd w:fill="ECECEC" w:val="clear"/>
               </w:rPr>
               <w:t xml:space="preserve">[NOTES]</w:t>
             </w:r>
@@ -1969,8 +1969,8 @@
             </w:pPr>
             <w:r>
               <w:rPr>
-                <w:rFonts w:ascii="Calibri" w:cs="Calibri" w:eastAsia="Calibri" w:hAnsi="Calibri"/>
-                <w:color w:val="1E2E2C"/>
+                <w:rFonts w:ascii="Georgia" w:cs="Georgia" w:eastAsia="Georgia" w:hAnsi="Georgia"/>
+                <w:color w:val="222222"/>
                 <w:sz w:val="20"/>
                 <w:szCs w:val="20"/>
               </w:rPr>
@@ -1994,11 +1994,11 @@
             </w:pPr>
             <w:r>
               <w:rPr>
-                <w:rFonts w:ascii="Calibri" w:cs="Calibri" w:eastAsia="Calibri" w:hAnsi="Calibri"/>
-                <w:color w:val="1E2E2C"/>
-                <w:sz w:val="20"/>
-                <w:szCs w:val="20"/>
-                <w:shd w:fill="FFF4D6" w:val="clear"/>
+                <w:rFonts w:ascii="Georgia" w:cs="Georgia" w:eastAsia="Georgia" w:hAnsi="Georgia"/>
+                <w:color w:val="222222"/>
+                <w:sz w:val="20"/>
+                <w:szCs w:val="20"/>
+                <w:shd w:fill="ECECEC" w:val="clear"/>
               </w:rPr>
               <w:t xml:space="preserve">[YES / NO / NOT REQUIRED]</w:t>
             </w:r>
@@ -2020,11 +2020,11 @@
             </w:pPr>
             <w:r>
               <w:rPr>
-                <w:rFonts w:ascii="Calibri" w:cs="Calibri" w:eastAsia="Calibri" w:hAnsi="Calibri"/>
-                <w:color w:val="1E2E2C"/>
-                <w:sz w:val="20"/>
-                <w:szCs w:val="20"/>
-                <w:shd w:fill="FFF4D6" w:val="clear"/>
+                <w:rFonts w:ascii="Georgia" w:cs="Georgia" w:eastAsia="Georgia" w:hAnsi="Georgia"/>
+                <w:color w:val="222222"/>
+                <w:sz w:val="20"/>
+                <w:szCs w:val="20"/>
+                <w:shd w:fill="ECECEC" w:val="clear"/>
               </w:rPr>
               <w:t xml:space="preserve">[YES / NO]</w:t>
             </w:r>
@@ -2046,11 +2046,11 @@
             </w:pPr>
             <w:r>
               <w:rPr>
-                <w:rFonts w:ascii="Calibri" w:cs="Calibri" w:eastAsia="Calibri" w:hAnsi="Calibri"/>
-                <w:color w:val="1E2E2C"/>
-                <w:sz w:val="20"/>
-                <w:szCs w:val="20"/>
-                <w:shd w:fill="FFF4D6" w:val="clear"/>
+                <w:rFonts w:ascii="Georgia" w:cs="Georgia" w:eastAsia="Georgia" w:hAnsi="Georgia"/>
+                <w:color w:val="222222"/>
+                <w:sz w:val="20"/>
+                <w:szCs w:val="20"/>
+                <w:shd w:fill="ECECEC" w:val="clear"/>
               </w:rPr>
               <w:t xml:space="preserve">[YES / NO]</w:t>
             </w:r>
@@ -2072,11 +2072,11 @@
             </w:pPr>
             <w:r>
               <w:rPr>
-                <w:rFonts w:ascii="Calibri" w:cs="Calibri" w:eastAsia="Calibri" w:hAnsi="Calibri"/>
-                <w:color w:val="1E2E2C"/>
-                <w:sz w:val="20"/>
-                <w:szCs w:val="20"/>
-                <w:shd w:fill="FFF4D6" w:val="clear"/>
+                <w:rFonts w:ascii="Georgia" w:cs="Georgia" w:eastAsia="Georgia" w:hAnsi="Georgia"/>
+                <w:color w:val="222222"/>
+                <w:sz w:val="20"/>
+                <w:szCs w:val="20"/>
+                <w:shd w:fill="ECECEC" w:val="clear"/>
               </w:rPr>
               <w:t xml:space="preserve">[DATE]</w:t>
             </w:r>
@@ -2098,11 +2098,11 @@
             </w:pPr>
             <w:r>
               <w:rPr>
-                <w:rFonts w:ascii="Calibri" w:cs="Calibri" w:eastAsia="Calibri" w:hAnsi="Calibri"/>
-                <w:color w:val="1E2E2C"/>
-                <w:sz w:val="20"/>
-                <w:szCs w:val="20"/>
-                <w:shd w:fill="FFF4D6" w:val="clear"/>
+                <w:rFonts w:ascii="Georgia" w:cs="Georgia" w:eastAsia="Georgia" w:hAnsi="Georgia"/>
+                <w:color w:val="222222"/>
+                <w:sz w:val="20"/>
+                <w:szCs w:val="20"/>
+                <w:shd w:fill="ECECEC" w:val="clear"/>
               </w:rPr>
               <w:t xml:space="preserve">[NOTES]</w:t>
             </w:r>
@@ -2121,8 +2121,8 @@
       </w:pPr>
       <w:r>
         <w:rPr>
-          <w:rFonts w:ascii="Calibri" w:cs="Calibri" w:eastAsia="Calibri" w:hAnsi="Calibri"/>
-          <w:color w:val="1E2E2C"/>
+          <w:rFonts w:ascii="Georgia" w:cs="Georgia" w:eastAsia="Georgia" w:hAnsi="Georgia"/>
+          <w:color w:val="222222"/>
           <w:sz w:val="21"/>
           <w:szCs w:val="21"/>
         </w:rPr>
@@ -2133,12 +2133,12 @@
       <w:tblPr>
         <w:tblW w:type="dxa" w:w="9458"/>
         <w:tblBorders>
-          <w:top w:val="single" w:color="C9D6D3" w:sz="2"/>
-          <w:left w:val="single" w:color="C9D6D3" w:sz="2"/>
-          <w:bottom w:val="single" w:color="C9D6D3" w:sz="2"/>
-          <w:right w:val="single" w:color="C9D6D3" w:sz="2"/>
-          <w:insideH w:val="single" w:color="C9D6D3" w:sz="2"/>
-          <w:insideV w:val="single" w:color="C9D6D3" w:sz="2"/>
+          <w:top w:val="single" w:color="C8C8C8" w:sz="2"/>
+          <w:left w:val="single" w:color="C8C8C8" w:sz="2"/>
+          <w:bottom w:val="single" w:color="C8C8C8" w:sz="2"/>
+          <w:right w:val="single" w:color="C8C8C8" w:sz="2"/>
+          <w:insideH w:val="single" w:color="C8C8C8" w:sz="2"/>
+          <w:insideV w:val="single" w:color="C8C8C8" w:sz="2"/>
         </w:tblBorders>
       </w:tblPr>
       <w:tblGrid>
@@ -2152,24 +2152,24 @@
         <w:tc>
           <w:tcPr>
             <w:tcW w:type="dxa" w:w="4351"/>
-            <w:shd w:fill="EEF4F2" w:val="clear"/>
-            <w:tcMar>
-              <w:top w:type="dxa" w:w="90"/>
-              <w:left w:type="dxa" w:w="130"/>
-              <w:bottom w:type="dxa" w:w="90"/>
-              <w:right w:type="dxa" w:w="130"/>
-            </w:tcMar>
-          </w:tcPr>
-          <w:p>
-            <w:pPr>
-              <w:spacing w:after="0" w:line="250"/>
-            </w:pPr>
-            <w:r>
-              <w:rPr>
-                <w:rFonts w:ascii="Calibri" w:cs="Calibri" w:eastAsia="Calibri" w:hAnsi="Calibri"/>
+            <w:shd w:fill="F2F2F2" w:val="clear"/>
+            <w:tcMar>
+              <w:top w:type="dxa" w:w="90"/>
+              <w:left w:type="dxa" w:w="130"/>
+              <w:bottom w:type="dxa" w:w="90"/>
+              <w:right w:type="dxa" w:w="130"/>
+            </w:tcMar>
+          </w:tcPr>
+          <w:p>
+            <w:pPr>
+              <w:spacing w:after="0" w:line="250"/>
+            </w:pPr>
+            <w:r>
+              <w:rPr>
+                <w:rFonts w:ascii="Georgia" w:cs="Georgia" w:eastAsia="Georgia" w:hAnsi="Georgia"/>
                 <w:b/>
                 <w:bCs/>
-                <w:color w:val="06302E"/>
+                <w:color w:val="1A1A1A"/>
                 <w:sz w:val="20"/>
                 <w:szCs w:val="20"/>
               </w:rPr>
@@ -2180,24 +2180,24 @@
         <w:tc>
           <w:tcPr>
             <w:tcW w:type="dxa" w:w="5107"/>
-            <w:shd w:fill="EEF4F2" w:val="clear"/>
-            <w:tcMar>
-              <w:top w:type="dxa" w:w="90"/>
-              <w:left w:type="dxa" w:w="130"/>
-              <w:bottom w:type="dxa" w:w="90"/>
-              <w:right w:type="dxa" w:w="130"/>
-            </w:tcMar>
-          </w:tcPr>
-          <w:p>
-            <w:pPr>
-              <w:spacing w:after="0" w:line="250"/>
-            </w:pPr>
-            <w:r>
-              <w:rPr>
-                <w:rFonts w:ascii="Calibri" w:cs="Calibri" w:eastAsia="Calibri" w:hAnsi="Calibri"/>
+            <w:shd w:fill="F2F2F2" w:val="clear"/>
+            <w:tcMar>
+              <w:top w:type="dxa" w:w="90"/>
+              <w:left w:type="dxa" w:w="130"/>
+              <w:bottom w:type="dxa" w:w="90"/>
+              <w:right w:type="dxa" w:w="130"/>
+            </w:tcMar>
+          </w:tcPr>
+          <w:p>
+            <w:pPr>
+              <w:spacing w:after="0" w:line="250"/>
+            </w:pPr>
+            <w:r>
+              <w:rPr>
+                <w:rFonts w:ascii="Georgia" w:cs="Georgia" w:eastAsia="Georgia" w:hAnsi="Georgia"/>
                 <w:b/>
                 <w:bCs/>
-                <w:color w:val="06302E"/>
+                <w:color w:val="1A1A1A"/>
                 <w:sz w:val="20"/>
                 <w:szCs w:val="20"/>
               </w:rPr>
@@ -2226,8 +2226,8 @@
             </w:pPr>
             <w:r>
               <w:rPr>
-                <w:rFonts w:ascii="Calibri" w:cs="Calibri" w:eastAsia="Calibri" w:hAnsi="Calibri"/>
-                <w:color w:val="1E2E2C"/>
+                <w:rFonts w:ascii="Georgia" w:cs="Georgia" w:eastAsia="Georgia" w:hAnsi="Georgia"/>
+                <w:color w:val="222222"/>
                 <w:sz w:val="20"/>
                 <w:szCs w:val="20"/>
               </w:rPr>
@@ -2251,11 +2251,11 @@
             </w:pPr>
             <w:r>
               <w:rPr>
-                <w:rFonts w:ascii="Calibri" w:cs="Calibri" w:eastAsia="Calibri" w:hAnsi="Calibri"/>
-                <w:color w:val="1E2E2C"/>
-                <w:sz w:val="20"/>
-                <w:szCs w:val="20"/>
-                <w:shd w:fill="FFF4D6" w:val="clear"/>
+                <w:rFonts w:ascii="Georgia" w:cs="Georgia" w:eastAsia="Georgia" w:hAnsi="Georgia"/>
+                <w:color w:val="222222"/>
+                <w:sz w:val="20"/>
+                <w:szCs w:val="20"/>
+                <w:shd w:fill="ECECEC" w:val="clear"/>
               </w:rPr>
               <w:t xml:space="preserve">[YES / NO]</w:t>
             </w:r>
@@ -2282,8 +2282,8 @@
             </w:pPr>
             <w:r>
               <w:rPr>
-                <w:rFonts w:ascii="Calibri" w:cs="Calibri" w:eastAsia="Calibri" w:hAnsi="Calibri"/>
-                <w:color w:val="1E2E2C"/>
+                <w:rFonts w:ascii="Georgia" w:cs="Georgia" w:eastAsia="Georgia" w:hAnsi="Georgia"/>
+                <w:color w:val="222222"/>
                 <w:sz w:val="20"/>
                 <w:szCs w:val="20"/>
               </w:rPr>
@@ -2307,11 +2307,11 @@
             </w:pPr>
             <w:r>
               <w:rPr>
-                <w:rFonts w:ascii="Calibri" w:cs="Calibri" w:eastAsia="Calibri" w:hAnsi="Calibri"/>
-                <w:color w:val="1E2E2C"/>
-                <w:sz w:val="20"/>
-                <w:szCs w:val="20"/>
-                <w:shd w:fill="FFF4D6" w:val="clear"/>
+                <w:rFonts w:ascii="Georgia" w:cs="Georgia" w:eastAsia="Georgia" w:hAnsi="Georgia"/>
+                <w:color w:val="222222"/>
+                <w:sz w:val="20"/>
+                <w:szCs w:val="20"/>
+                <w:shd w:fill="ECECEC" w:val="clear"/>
               </w:rPr>
               <w:t xml:space="preserve">[YES / NO]</w:t>
             </w:r>
@@ -2338,8 +2338,8 @@
             </w:pPr>
             <w:r>
               <w:rPr>
-                <w:rFonts w:ascii="Calibri" w:cs="Calibri" w:eastAsia="Calibri" w:hAnsi="Calibri"/>
-                <w:color w:val="1E2E2C"/>
+                <w:rFonts w:ascii="Georgia" w:cs="Georgia" w:eastAsia="Georgia" w:hAnsi="Georgia"/>
+                <w:color w:val="222222"/>
                 <w:sz w:val="20"/>
                 <w:szCs w:val="20"/>
               </w:rPr>
@@ -2363,11 +2363,11 @@
             </w:pPr>
             <w:r>
               <w:rPr>
-                <w:rFonts w:ascii="Calibri" w:cs="Calibri" w:eastAsia="Calibri" w:hAnsi="Calibri"/>
-                <w:color w:val="1E2E2C"/>
-                <w:sz w:val="20"/>
-                <w:szCs w:val="20"/>
-                <w:shd w:fill="FFF4D6" w:val="clear"/>
+                <w:rFonts w:ascii="Georgia" w:cs="Georgia" w:eastAsia="Georgia" w:hAnsi="Georgia"/>
+                <w:color w:val="222222"/>
+                <w:sz w:val="20"/>
+                <w:szCs w:val="20"/>
+                <w:shd w:fill="ECECEC" w:val="clear"/>
               </w:rPr>
               <w:t xml:space="preserve">[YES / NO]</w:t>
             </w:r>
@@ -2394,8 +2394,8 @@
             </w:pPr>
             <w:r>
               <w:rPr>
-                <w:rFonts w:ascii="Calibri" w:cs="Calibri" w:eastAsia="Calibri" w:hAnsi="Calibri"/>
-                <w:color w:val="1E2E2C"/>
+                <w:rFonts w:ascii="Georgia" w:cs="Georgia" w:eastAsia="Georgia" w:hAnsi="Georgia"/>
+                <w:color w:val="222222"/>
                 <w:sz w:val="20"/>
                 <w:szCs w:val="20"/>
               </w:rPr>
@@ -2419,11 +2419,11 @@
             </w:pPr>
             <w:r>
               <w:rPr>
-                <w:rFonts w:ascii="Calibri" w:cs="Calibri" w:eastAsia="Calibri" w:hAnsi="Calibri"/>
-                <w:color w:val="1E2E2C"/>
-                <w:sz w:val="20"/>
-                <w:szCs w:val="20"/>
-                <w:shd w:fill="FFF4D6" w:val="clear"/>
+                <w:rFonts w:ascii="Georgia" w:cs="Georgia" w:eastAsia="Georgia" w:hAnsi="Georgia"/>
+                <w:color w:val="222222"/>
+                <w:sz w:val="20"/>
+                <w:szCs w:val="20"/>
+                <w:shd w:fill="ECECEC" w:val="clear"/>
               </w:rPr>
               <w:t xml:space="preserve">[EXPLANATION OR N/A]</w:t>
             </w:r>
@@ -2439,7 +2439,7 @@
     <w:p>
       <w:pPr>
         <w:pBdr>
-          <w:bottom w:val="single" w:color="C9D6D3" w:sz="6"/>
+          <w:bottom w:val="single" w:color="C8C8C8" w:sz="6"/>
         </w:pBdr>
         <w:spacing w:after="200" w:before="200"/>
       </w:pPr>
@@ -2448,16 +2448,16 @@
       <w:pPr>
         <w:pStyle w:val="Heading2"/>
         <w:pBdr>
-          <w:bottom w:val="single" w:color="12B84F" w:sz="6"/>
+          <w:bottom w:val="single" w:color="8C8C8C" w:sz="6"/>
         </w:pBdr>
         <w:spacing w:after="130" w:before="320"/>
       </w:pPr>
       <w:r>
         <w:rPr>
-          <w:rFonts w:ascii="Calibri" w:cs="Calibri" w:eastAsia="Calibri" w:hAnsi="Calibri"/>
+          <w:rFonts w:ascii="Georgia" w:cs="Georgia" w:eastAsia="Georgia" w:hAnsi="Georgia"/>
           <w:b/>
           <w:bCs/>
-          <w:color w:val="06302E"/>
+          <w:color w:val="1A1A1A"/>
           <w:sz w:val="23"/>
           <w:szCs w:val="23"/>
         </w:rPr>
@@ -2470,24 +2470,24 @@
       </w:pPr>
       <w:r>
         <w:rPr>
-          <w:rFonts w:ascii="Calibri" w:cs="Calibri" w:eastAsia="Calibri" w:hAnsi="Calibri"/>
-          <w:color w:val="1E2E2C"/>
+          <w:rFonts w:ascii="Georgia" w:cs="Georgia" w:eastAsia="Georgia" w:hAnsi="Georgia"/>
+          <w:color w:val="222222"/>
           <w:sz w:val="21"/>
           <w:szCs w:val="21"/>
         </w:rPr>
-        <w:t xml:space="preserve">A credit-bureau enquiry is compulsory before any loan may be granted. It may not be skipped for a repeat borrower.</w:t>
+        <w:t xml:space="preserve">A credit-bureau enquiry should be carried out before a loan is granted, once a credit-bureau subscription is in place. Where a bureau is used, the enquiry must not be skipped for a repeat borrower.</w:t>
       </w:r>
     </w:p>
     <w:tbl>
       <w:tblPr>
         <w:tblW w:type="dxa" w:w="9458"/>
         <w:tblBorders>
-          <w:top w:val="single" w:color="C9D6D3" w:sz="2"/>
-          <w:left w:val="single" w:color="C9D6D3" w:sz="2"/>
-          <w:bottom w:val="single" w:color="C9D6D3" w:sz="2"/>
-          <w:right w:val="single" w:color="C9D6D3" w:sz="2"/>
-          <w:insideH w:val="single" w:color="C9D6D3" w:sz="2"/>
-          <w:insideV w:val="single" w:color="C9D6D3" w:sz="2"/>
+          <w:top w:val="single" w:color="C8C8C8" w:sz="2"/>
+          <w:left w:val="single" w:color="C8C8C8" w:sz="2"/>
+          <w:bottom w:val="single" w:color="C8C8C8" w:sz="2"/>
+          <w:right w:val="single" w:color="C8C8C8" w:sz="2"/>
+          <w:insideH w:val="single" w:color="C8C8C8" w:sz="2"/>
+          <w:insideV w:val="single" w:color="C8C8C8" w:sz="2"/>
         </w:tblBorders>
       </w:tblPr>
       <w:tblGrid>
@@ -2501,24 +2501,24 @@
         <w:tc>
           <w:tcPr>
             <w:tcW w:type="dxa" w:w="4351"/>
-            <w:shd w:fill="EEF4F2" w:val="clear"/>
-            <w:tcMar>
-              <w:top w:type="dxa" w:w="90"/>
-              <w:left w:type="dxa" w:w="130"/>
-              <w:bottom w:type="dxa" w:w="90"/>
-              <w:right w:type="dxa" w:w="130"/>
-            </w:tcMar>
-          </w:tcPr>
-          <w:p>
-            <w:pPr>
-              <w:spacing w:after="0" w:line="250"/>
-            </w:pPr>
-            <w:r>
-              <w:rPr>
-                <w:rFonts w:ascii="Calibri" w:cs="Calibri" w:eastAsia="Calibri" w:hAnsi="Calibri"/>
+            <w:shd w:fill="F2F2F2" w:val="clear"/>
+            <w:tcMar>
+              <w:top w:type="dxa" w:w="90"/>
+              <w:left w:type="dxa" w:w="130"/>
+              <w:bottom w:type="dxa" w:w="90"/>
+              <w:right w:type="dxa" w:w="130"/>
+            </w:tcMar>
+          </w:tcPr>
+          <w:p>
+            <w:pPr>
+              <w:spacing w:after="0" w:line="250"/>
+            </w:pPr>
+            <w:r>
+              <w:rPr>
+                <w:rFonts w:ascii="Georgia" w:cs="Georgia" w:eastAsia="Georgia" w:hAnsi="Georgia"/>
                 <w:b/>
                 <w:bCs/>
-                <w:color w:val="06302E"/>
+                <w:color w:val="1A1A1A"/>
                 <w:sz w:val="20"/>
                 <w:szCs w:val="20"/>
               </w:rPr>
@@ -2529,24 +2529,24 @@
         <w:tc>
           <w:tcPr>
             <w:tcW w:type="dxa" w:w="5107"/>
-            <w:shd w:fill="EEF4F2" w:val="clear"/>
-            <w:tcMar>
-              <w:top w:type="dxa" w:w="90"/>
-              <w:left w:type="dxa" w:w="130"/>
-              <w:bottom w:type="dxa" w:w="90"/>
-              <w:right w:type="dxa" w:w="130"/>
-            </w:tcMar>
-          </w:tcPr>
-          <w:p>
-            <w:pPr>
-              <w:spacing w:after="0" w:line="250"/>
-            </w:pPr>
-            <w:r>
-              <w:rPr>
-                <w:rFonts w:ascii="Calibri" w:cs="Calibri" w:eastAsia="Calibri" w:hAnsi="Calibri"/>
+            <w:shd w:fill="F2F2F2" w:val="clear"/>
+            <w:tcMar>
+              <w:top w:type="dxa" w:w="90"/>
+              <w:left w:type="dxa" w:w="130"/>
+              <w:bottom w:type="dxa" w:w="90"/>
+              <w:right w:type="dxa" w:w="130"/>
+            </w:tcMar>
+          </w:tcPr>
+          <w:p>
+            <w:pPr>
+              <w:spacing w:after="0" w:line="250"/>
+            </w:pPr>
+            <w:r>
+              <w:rPr>
+                <w:rFonts w:ascii="Georgia" w:cs="Georgia" w:eastAsia="Georgia" w:hAnsi="Georgia"/>
                 <w:b/>
                 <w:bCs/>
-                <w:color w:val="06302E"/>
+                <w:color w:val="1A1A1A"/>
                 <w:sz w:val="20"/>
                 <w:szCs w:val="20"/>
               </w:rPr>
@@ -2575,8 +2575,8 @@
             </w:pPr>
             <w:r>
               <w:rPr>
-                <w:rFonts w:ascii="Calibri" w:cs="Calibri" w:eastAsia="Calibri" w:hAnsi="Calibri"/>
-                <w:color w:val="1E2E2C"/>
+                <w:rFonts w:ascii="Georgia" w:cs="Georgia" w:eastAsia="Georgia" w:hAnsi="Georgia"/>
+                <w:color w:val="222222"/>
                 <w:sz w:val="20"/>
                 <w:szCs w:val="20"/>
               </w:rPr>
@@ -2600,8 +2600,8 @@
             </w:pPr>
             <w:r>
               <w:rPr>
-                <w:rFonts w:ascii="Calibri" w:cs="Calibri" w:eastAsia="Calibri" w:hAnsi="Calibri"/>
-                <w:color w:val="1E2E2C"/>
+                <w:rFonts w:ascii="Georgia" w:cs="Georgia" w:eastAsia="Georgia" w:hAnsi="Georgia"/>
+                <w:color w:val="222222"/>
                 <w:sz w:val="20"/>
                 <w:szCs w:val="20"/>
               </w:rPr>
@@ -2630,8 +2630,8 @@
             </w:pPr>
             <w:r>
               <w:rPr>
-                <w:rFonts w:ascii="Calibri" w:cs="Calibri" w:eastAsia="Calibri" w:hAnsi="Calibri"/>
-                <w:color w:val="1E2E2C"/>
+                <w:rFonts w:ascii="Georgia" w:cs="Georgia" w:eastAsia="Georgia" w:hAnsi="Georgia"/>
+                <w:color w:val="222222"/>
                 <w:sz w:val="20"/>
                 <w:szCs w:val="20"/>
               </w:rPr>
@@ -2655,11 +2655,11 @@
             </w:pPr>
             <w:r>
               <w:rPr>
-                <w:rFonts w:ascii="Calibri" w:cs="Calibri" w:eastAsia="Calibri" w:hAnsi="Calibri"/>
-                <w:color w:val="1E2E2C"/>
-                <w:sz w:val="20"/>
-                <w:szCs w:val="20"/>
-                <w:shd w:fill="FFF4D6" w:val="clear"/>
+                <w:rFonts w:ascii="Georgia" w:cs="Georgia" w:eastAsia="Georgia" w:hAnsi="Georgia"/>
+                <w:color w:val="222222"/>
+                <w:sz w:val="20"/>
+                <w:szCs w:val="20"/>
+                <w:shd w:fill="ECECEC" w:val="clear"/>
               </w:rPr>
               <w:t xml:space="preserve">[DD / MM / YYYY]</w:t>
             </w:r>
@@ -2686,8 +2686,8 @@
             </w:pPr>
             <w:r>
               <w:rPr>
-                <w:rFonts w:ascii="Calibri" w:cs="Calibri" w:eastAsia="Calibri" w:hAnsi="Calibri"/>
-                <w:color w:val="1E2E2C"/>
+                <w:rFonts w:ascii="Georgia" w:cs="Georgia" w:eastAsia="Georgia" w:hAnsi="Georgia"/>
+                <w:color w:val="222222"/>
                 <w:sz w:val="20"/>
                 <w:szCs w:val="20"/>
               </w:rPr>
@@ -2711,11 +2711,11 @@
             </w:pPr>
             <w:r>
               <w:rPr>
-                <w:rFonts w:ascii="Calibri" w:cs="Calibri" w:eastAsia="Calibri" w:hAnsi="Calibri"/>
-                <w:color w:val="1E2E2C"/>
-                <w:sz w:val="20"/>
-                <w:szCs w:val="20"/>
-                <w:shd w:fill="FFF4D6" w:val="clear"/>
+                <w:rFonts w:ascii="Georgia" w:cs="Georgia" w:eastAsia="Georgia" w:hAnsi="Georgia"/>
+                <w:color w:val="222222"/>
+                <w:sz w:val="20"/>
+                <w:szCs w:val="20"/>
+                <w:shd w:fill="ECECEC" w:val="clear"/>
               </w:rPr>
               <w:t xml:space="preserve">[REFERENCE]</w:t>
             </w:r>
@@ -2742,8 +2742,8 @@
             </w:pPr>
             <w:r>
               <w:rPr>
-                <w:rFonts w:ascii="Calibri" w:cs="Calibri" w:eastAsia="Calibri" w:hAnsi="Calibri"/>
-                <w:color w:val="1E2E2C"/>
+                <w:rFonts w:ascii="Georgia" w:cs="Georgia" w:eastAsia="Georgia" w:hAnsi="Georgia"/>
+                <w:color w:val="222222"/>
                 <w:sz w:val="20"/>
                 <w:szCs w:val="20"/>
               </w:rPr>
@@ -2767,11 +2767,11 @@
             </w:pPr>
             <w:r>
               <w:rPr>
-                <w:rFonts w:ascii="Calibri" w:cs="Calibri" w:eastAsia="Calibri" w:hAnsi="Calibri"/>
-                <w:color w:val="1E2E2C"/>
-                <w:sz w:val="20"/>
-                <w:szCs w:val="20"/>
-                <w:shd w:fill="FFF4D6" w:val="clear"/>
+                <w:rFonts w:ascii="Georgia" w:cs="Georgia" w:eastAsia="Georgia" w:hAnsi="Georgia"/>
+                <w:color w:val="222222"/>
+                <w:sz w:val="20"/>
+                <w:szCs w:val="20"/>
+                <w:shd w:fill="ECECEC" w:val="clear"/>
               </w:rPr>
               <w:t xml:space="preserve">[YES / NO]</w:t>
             </w:r>
@@ -2798,8 +2798,8 @@
             </w:pPr>
             <w:r>
               <w:rPr>
-                <w:rFonts w:ascii="Calibri" w:cs="Calibri" w:eastAsia="Calibri" w:hAnsi="Calibri"/>
-                <w:color w:val="1E2E2C"/>
+                <w:rFonts w:ascii="Georgia" w:cs="Georgia" w:eastAsia="Georgia" w:hAnsi="Georgia"/>
+                <w:color w:val="222222"/>
                 <w:sz w:val="20"/>
                 <w:szCs w:val="20"/>
               </w:rPr>
@@ -2823,11 +2823,11 @@
             </w:pPr>
             <w:r>
               <w:rPr>
-                <w:rFonts w:ascii="Calibri" w:cs="Calibri" w:eastAsia="Calibri" w:hAnsi="Calibri"/>
-                <w:color w:val="1E2E2C"/>
-                <w:sz w:val="20"/>
-                <w:szCs w:val="20"/>
-                <w:shd w:fill="FFF4D6" w:val="clear"/>
+                <w:rFonts w:ascii="Georgia" w:cs="Georgia" w:eastAsia="Georgia" w:hAnsi="Georgia"/>
+                <w:color w:val="222222"/>
+                <w:sz w:val="20"/>
+                <w:szCs w:val="20"/>
+                <w:shd w:fill="ECECEC" w:val="clear"/>
               </w:rPr>
               <w:t xml:space="preserve">[NUMBER]</w:t>
             </w:r>
@@ -2854,8 +2854,8 @@
             </w:pPr>
             <w:r>
               <w:rPr>
-                <w:rFonts w:ascii="Calibri" w:cs="Calibri" w:eastAsia="Calibri" w:hAnsi="Calibri"/>
-                <w:color w:val="1E2E2C"/>
+                <w:rFonts w:ascii="Georgia" w:cs="Georgia" w:eastAsia="Georgia" w:hAnsi="Georgia"/>
+                <w:color w:val="222222"/>
                 <w:sz w:val="20"/>
                 <w:szCs w:val="20"/>
               </w:rPr>
@@ -2879,8 +2879,8 @@
             </w:pPr>
             <w:r>
               <w:rPr>
-                <w:rFonts w:ascii="Calibri" w:cs="Calibri" w:eastAsia="Calibri" w:hAnsi="Calibri"/>
-                <w:color w:val="1E2E2C"/>
+                <w:rFonts w:ascii="Georgia" w:cs="Georgia" w:eastAsia="Georgia" w:hAnsi="Georgia"/>
+                <w:color w:val="222222"/>
                 <w:sz w:val="20"/>
                 <w:szCs w:val="20"/>
               </w:rPr>
@@ -2909,8 +2909,8 @@
             </w:pPr>
             <w:r>
               <w:rPr>
-                <w:rFonts w:ascii="Calibri" w:cs="Calibri" w:eastAsia="Calibri" w:hAnsi="Calibri"/>
-                <w:color w:val="1E2E2C"/>
+                <w:rFonts w:ascii="Georgia" w:cs="Georgia" w:eastAsia="Georgia" w:hAnsi="Georgia"/>
+                <w:color w:val="222222"/>
                 <w:sz w:val="20"/>
                 <w:szCs w:val="20"/>
               </w:rPr>
@@ -2934,11 +2934,11 @@
             </w:pPr>
             <w:r>
               <w:rPr>
-                <w:rFonts w:ascii="Calibri" w:cs="Calibri" w:eastAsia="Calibri" w:hAnsi="Calibri"/>
-                <w:color w:val="1E2E2C"/>
-                <w:sz w:val="20"/>
-                <w:szCs w:val="20"/>
-                <w:shd w:fill="FFF4D6" w:val="clear"/>
+                <w:rFonts w:ascii="Georgia" w:cs="Georgia" w:eastAsia="Georgia" w:hAnsi="Georgia"/>
+                <w:color w:val="222222"/>
+                <w:sz w:val="20"/>
+                <w:szCs w:val="20"/>
+                <w:shd w:fill="ECECEC" w:val="clear"/>
               </w:rPr>
               <w:t xml:space="preserve">[NONE / DETAILS]</w:t>
             </w:r>
@@ -2965,8 +2965,8 @@
             </w:pPr>
             <w:r>
               <w:rPr>
-                <w:rFonts w:ascii="Calibri" w:cs="Calibri" w:eastAsia="Calibri" w:hAnsi="Calibri"/>
-                <w:color w:val="1E2E2C"/>
+                <w:rFonts w:ascii="Georgia" w:cs="Georgia" w:eastAsia="Georgia" w:hAnsi="Georgia"/>
+                <w:color w:val="222222"/>
                 <w:sz w:val="20"/>
                 <w:szCs w:val="20"/>
               </w:rPr>
@@ -2990,11 +2990,11 @@
             </w:pPr>
             <w:r>
               <w:rPr>
-                <w:rFonts w:ascii="Calibri" w:cs="Calibri" w:eastAsia="Calibri" w:hAnsi="Calibri"/>
-                <w:color w:val="1E2E2C"/>
-                <w:sz w:val="20"/>
-                <w:szCs w:val="20"/>
-                <w:shd w:fill="FFF4D6" w:val="clear"/>
+                <w:rFonts w:ascii="Georgia" w:cs="Georgia" w:eastAsia="Georgia" w:hAnsi="Georgia"/>
+                <w:color w:val="222222"/>
+                <w:sz w:val="20"/>
+                <w:szCs w:val="20"/>
+                <w:shd w:fill="ECECEC" w:val="clear"/>
               </w:rPr>
               <w:t xml:space="preserve">[NUMBER]</w:t>
             </w:r>
@@ -3021,8 +3021,8 @@
             </w:pPr>
             <w:r>
               <w:rPr>
-                <w:rFonts w:ascii="Calibri" w:cs="Calibri" w:eastAsia="Calibri" w:hAnsi="Calibri"/>
-                <w:color w:val="1E2E2C"/>
+                <w:rFonts w:ascii="Georgia" w:cs="Georgia" w:eastAsia="Georgia" w:hAnsi="Georgia"/>
+                <w:color w:val="222222"/>
                 <w:sz w:val="20"/>
                 <w:szCs w:val="20"/>
               </w:rPr>
@@ -3046,11 +3046,11 @@
             </w:pPr>
             <w:r>
               <w:rPr>
-                <w:rFonts w:ascii="Calibri" w:cs="Calibri" w:eastAsia="Calibri" w:hAnsi="Calibri"/>
-                <w:color w:val="1E2E2C"/>
-                <w:sz w:val="20"/>
-                <w:szCs w:val="20"/>
-                <w:shd w:fill="FFF4D6" w:val="clear"/>
+                <w:rFonts w:ascii="Georgia" w:cs="Georgia" w:eastAsia="Georgia" w:hAnsi="Georgia"/>
+                <w:color w:val="222222"/>
+                <w:sz w:val="20"/>
+                <w:szCs w:val="20"/>
+                <w:shd w:fill="ECECEC" w:val="clear"/>
               </w:rPr>
               <w:t xml:space="preserve">[YES / NO]</w:t>
             </w:r>
@@ -3077,8 +3077,8 @@
             </w:pPr>
             <w:r>
               <w:rPr>
-                <w:rFonts w:ascii="Calibri" w:cs="Calibri" w:eastAsia="Calibri" w:hAnsi="Calibri"/>
-                <w:color w:val="1E2E2C"/>
+                <w:rFonts w:ascii="Georgia" w:cs="Georgia" w:eastAsia="Georgia" w:hAnsi="Georgia"/>
+                <w:color w:val="222222"/>
                 <w:sz w:val="20"/>
                 <w:szCs w:val="20"/>
               </w:rPr>
@@ -3102,11 +3102,11 @@
             </w:pPr>
             <w:r>
               <w:rPr>
-                <w:rFonts w:ascii="Calibri" w:cs="Calibri" w:eastAsia="Calibri" w:hAnsi="Calibri"/>
-                <w:color w:val="1E2E2C"/>
-                <w:sz w:val="20"/>
-                <w:szCs w:val="20"/>
-                <w:shd w:fill="FFF4D6" w:val="clear"/>
+                <w:rFonts w:ascii="Georgia" w:cs="Georgia" w:eastAsia="Georgia" w:hAnsi="Georgia"/>
+                <w:color w:val="222222"/>
+                <w:sz w:val="20"/>
+                <w:szCs w:val="20"/>
+                <w:shd w:fill="ECECEC" w:val="clear"/>
               </w:rPr>
               <w:t xml:space="preserve">[EXPLANATION OR N/A]</w:t>
             </w:r>
@@ -3125,8 +3125,8 @@
       </w:pPr>
       <w:r>
         <w:rPr>
-          <w:rFonts w:ascii="Calibri" w:cs="Calibri" w:eastAsia="Calibri" w:hAnsi="Calibri"/>
-          <w:color w:val="1E2E2C"/>
+          <w:rFonts w:ascii="Georgia" w:cs="Georgia" w:eastAsia="Georgia" w:hAnsi="Georgia"/>
+          <w:color w:val="222222"/>
           <w:sz w:val="21"/>
           <w:szCs w:val="21"/>
         </w:rPr>
@@ -3134,8 +3134,8 @@
       </w:r>
       <w:r>
         <w:rPr>
-          <w:rFonts w:ascii="Calibri" w:cs="Calibri" w:eastAsia="Calibri" w:hAnsi="Calibri"/>
-          <w:color w:val="1E2E2C"/>
+          <w:rFonts w:ascii="Georgia" w:cs="Georgia" w:eastAsia="Georgia" w:hAnsi="Georgia"/>
+          <w:color w:val="222222"/>
           <w:sz w:val="21"/>
           <w:szCs w:val="21"/>
         </w:rPr>
@@ -3145,7 +3145,7 @@
     <w:p>
       <w:pPr>
         <w:pBdr>
-          <w:bottom w:val="single" w:color="C9D6D3" w:sz="6"/>
+          <w:bottom w:val="single" w:color="C8C8C8" w:sz="6"/>
         </w:pBdr>
         <w:spacing w:after="200" w:before="200"/>
       </w:pPr>
@@ -3154,16 +3154,16 @@
       <w:pPr>
         <w:pStyle w:val="Heading2"/>
         <w:pBdr>
-          <w:bottom w:val="single" w:color="12B84F" w:sz="6"/>
+          <w:bottom w:val="single" w:color="8C8C8C" w:sz="6"/>
         </w:pBdr>
         <w:spacing w:after="130" w:before="320"/>
       </w:pPr>
       <w:r>
         <w:rPr>
-          <w:rFonts w:ascii="Calibri" w:cs="Calibri" w:eastAsia="Calibri" w:hAnsi="Calibri"/>
+          <w:rFonts w:ascii="Georgia" w:cs="Georgia" w:eastAsia="Georgia" w:hAnsi="Georgia"/>
           <w:b/>
           <w:bCs/>
-          <w:color w:val="06302E"/>
+          <w:color w:val="1A1A1A"/>
           <w:sz w:val="23"/>
           <w:szCs w:val="23"/>
         </w:rPr>
@@ -3176,8 +3176,8 @@
       </w:pPr>
       <w:r>
         <w:rPr>
-          <w:rFonts w:ascii="Calibri" w:cs="Calibri" w:eastAsia="Calibri" w:hAnsi="Calibri"/>
-          <w:color w:val="1E2E2C"/>
+          <w:rFonts w:ascii="Georgia" w:cs="Georgia" w:eastAsia="Georgia" w:hAnsi="Georgia"/>
+          <w:color w:val="222222"/>
           <w:sz w:val="21"/>
           <w:szCs w:val="21"/>
         </w:rPr>
@@ -3185,8 +3185,8 @@
       </w:r>
       <w:r>
         <w:rPr>
-          <w:rFonts w:ascii="Calibri" w:cs="Calibri" w:eastAsia="Calibri" w:hAnsi="Calibri"/>
-          <w:color w:val="1E2E2C"/>
+          <w:rFonts w:ascii="Georgia" w:cs="Georgia" w:eastAsia="Georgia" w:hAnsi="Georgia"/>
+          <w:color w:val="222222"/>
           <w:sz w:val="21"/>
           <w:szCs w:val="21"/>
         </w:rPr>
@@ -3194,8 +3194,8 @@
       </w:r>
       <w:r>
         <w:rPr>
-          <w:rFonts w:ascii="Calibri" w:cs="Calibri" w:eastAsia="Calibri" w:hAnsi="Calibri"/>
-          <w:color w:val="1E2E2C"/>
+          <w:rFonts w:ascii="Georgia" w:cs="Georgia" w:eastAsia="Georgia" w:hAnsi="Georgia"/>
+          <w:color w:val="222222"/>
           <w:sz w:val="21"/>
           <w:szCs w:val="21"/>
         </w:rPr>
@@ -3203,8 +3203,8 @@
       </w:r>
       <w:r>
         <w:rPr>
-          <w:rFonts w:ascii="Calibri" w:cs="Calibri" w:eastAsia="Calibri" w:hAnsi="Calibri"/>
-          <w:color w:val="1E2E2C"/>
+          <w:rFonts w:ascii="Georgia" w:cs="Georgia" w:eastAsia="Georgia" w:hAnsi="Georgia"/>
+          <w:color w:val="222222"/>
           <w:sz w:val="21"/>
           <w:szCs w:val="21"/>
         </w:rPr>
@@ -3212,8 +3212,8 @@
       </w:r>
       <w:r>
         <w:rPr>
-          <w:rFonts w:ascii="Calibri" w:cs="Calibri" w:eastAsia="Calibri" w:hAnsi="Calibri"/>
-          <w:color w:val="1E2E2C"/>
+          <w:rFonts w:ascii="Georgia" w:cs="Georgia" w:eastAsia="Georgia" w:hAnsi="Georgia"/>
+          <w:color w:val="222222"/>
           <w:sz w:val="21"/>
           <w:szCs w:val="21"/>
         </w:rPr>
@@ -3224,12 +3224,12 @@
       <w:tblPr>
         <w:tblW w:type="dxa" w:w="9458"/>
         <w:tblBorders>
-          <w:top w:val="single" w:color="C9D6D3" w:sz="2"/>
-          <w:left w:val="single" w:color="C9D6D3" w:sz="2"/>
-          <w:bottom w:val="single" w:color="C9D6D3" w:sz="2"/>
-          <w:right w:val="single" w:color="C9D6D3" w:sz="2"/>
-          <w:insideH w:val="single" w:color="C9D6D3" w:sz="2"/>
-          <w:insideV w:val="single" w:color="C9D6D3" w:sz="2"/>
+          <w:top w:val="single" w:color="C8C8C8" w:sz="2"/>
+          <w:left w:val="single" w:color="C8C8C8" w:sz="2"/>
+          <w:bottom w:val="single" w:color="C8C8C8" w:sz="2"/>
+          <w:right w:val="single" w:color="C8C8C8" w:sz="2"/>
+          <w:insideH w:val="single" w:color="C8C8C8" w:sz="2"/>
+          <w:insideV w:val="single" w:color="C8C8C8" w:sz="2"/>
         </w:tblBorders>
       </w:tblPr>
       <w:tblGrid>
@@ -3245,24 +3245,24 @@
         <w:tc>
           <w:tcPr>
             <w:tcW w:type="dxa" w:w="3216"/>
-            <w:shd w:fill="EEF4F2" w:val="clear"/>
-            <w:tcMar>
-              <w:top w:type="dxa" w:w="90"/>
-              <w:left w:type="dxa" w:w="130"/>
-              <w:bottom w:type="dxa" w:w="90"/>
-              <w:right w:type="dxa" w:w="130"/>
-            </w:tcMar>
-          </w:tcPr>
-          <w:p>
-            <w:pPr>
-              <w:spacing w:after="0" w:line="250"/>
-            </w:pPr>
-            <w:r>
-              <w:rPr>
-                <w:rFonts w:ascii="Calibri" w:cs="Calibri" w:eastAsia="Calibri" w:hAnsi="Calibri"/>
+            <w:shd w:fill="F2F2F2" w:val="clear"/>
+            <w:tcMar>
+              <w:top w:type="dxa" w:w="90"/>
+              <w:left w:type="dxa" w:w="130"/>
+              <w:bottom w:type="dxa" w:w="90"/>
+              <w:right w:type="dxa" w:w="130"/>
+            </w:tcMar>
+          </w:tcPr>
+          <w:p>
+            <w:pPr>
+              <w:spacing w:after="0" w:line="250"/>
+            </w:pPr>
+            <w:r>
+              <w:rPr>
+                <w:rFonts w:ascii="Georgia" w:cs="Georgia" w:eastAsia="Georgia" w:hAnsi="Georgia"/>
                 <w:b/>
                 <w:bCs/>
-                <w:color w:val="06302E"/>
+                <w:color w:val="1A1A1A"/>
                 <w:sz w:val="20"/>
                 <w:szCs w:val="20"/>
               </w:rPr>
@@ -3273,24 +3273,24 @@
         <w:tc>
           <w:tcPr>
             <w:tcW w:type="dxa" w:w="2080"/>
-            <w:shd w:fill="EEF4F2" w:val="clear"/>
-            <w:tcMar>
-              <w:top w:type="dxa" w:w="90"/>
-              <w:left w:type="dxa" w:w="130"/>
-              <w:bottom w:type="dxa" w:w="90"/>
-              <w:right w:type="dxa" w:w="130"/>
-            </w:tcMar>
-          </w:tcPr>
-          <w:p>
-            <w:pPr>
-              <w:spacing w:after="0" w:line="250"/>
-            </w:pPr>
-            <w:r>
-              <w:rPr>
-                <w:rFonts w:ascii="Calibri" w:cs="Calibri" w:eastAsia="Calibri" w:hAnsi="Calibri"/>
+            <w:shd w:fill="F2F2F2" w:val="clear"/>
+            <w:tcMar>
+              <w:top w:type="dxa" w:w="90"/>
+              <w:left w:type="dxa" w:w="130"/>
+              <w:bottom w:type="dxa" w:w="90"/>
+              <w:right w:type="dxa" w:w="130"/>
+            </w:tcMar>
+          </w:tcPr>
+          <w:p>
+            <w:pPr>
+              <w:spacing w:after="0" w:line="250"/>
+            </w:pPr>
+            <w:r>
+              <w:rPr>
+                <w:rFonts w:ascii="Georgia" w:cs="Georgia" w:eastAsia="Georgia" w:hAnsi="Georgia"/>
                 <w:b/>
                 <w:bCs/>
-                <w:color w:val="06302E"/>
+                <w:color w:val="1A1A1A"/>
                 <w:sz w:val="20"/>
                 <w:szCs w:val="20"/>
               </w:rPr>
@@ -3301,24 +3301,24 @@
         <w:tc>
           <w:tcPr>
             <w:tcW w:type="dxa" w:w="2080"/>
-            <w:shd w:fill="EEF4F2" w:val="clear"/>
-            <w:tcMar>
-              <w:top w:type="dxa" w:w="90"/>
-              <w:left w:type="dxa" w:w="130"/>
-              <w:bottom w:type="dxa" w:w="90"/>
-              <w:right w:type="dxa" w:w="130"/>
-            </w:tcMar>
-          </w:tcPr>
-          <w:p>
-            <w:pPr>
-              <w:spacing w:after="0" w:line="250"/>
-            </w:pPr>
-            <w:r>
-              <w:rPr>
-                <w:rFonts w:ascii="Calibri" w:cs="Calibri" w:eastAsia="Calibri" w:hAnsi="Calibri"/>
+            <w:shd w:fill="F2F2F2" w:val="clear"/>
+            <w:tcMar>
+              <w:top w:type="dxa" w:w="90"/>
+              <w:left w:type="dxa" w:w="130"/>
+              <w:bottom w:type="dxa" w:w="90"/>
+              <w:right w:type="dxa" w:w="130"/>
+            </w:tcMar>
+          </w:tcPr>
+          <w:p>
+            <w:pPr>
+              <w:spacing w:after="0" w:line="250"/>
+            </w:pPr>
+            <w:r>
+              <w:rPr>
+                <w:rFonts w:ascii="Georgia" w:cs="Georgia" w:eastAsia="Georgia" w:hAnsi="Georgia"/>
                 <w:b/>
                 <w:bCs/>
-                <w:color w:val="06302E"/>
+                <w:color w:val="1A1A1A"/>
                 <w:sz w:val="20"/>
                 <w:szCs w:val="20"/>
               </w:rPr>
@@ -3329,24 +3329,24 @@
         <w:tc>
           <w:tcPr>
             <w:tcW w:type="dxa" w:w="2082"/>
-            <w:shd w:fill="EEF4F2" w:val="clear"/>
-            <w:tcMar>
-              <w:top w:type="dxa" w:w="90"/>
-              <w:left w:type="dxa" w:w="130"/>
-              <w:bottom w:type="dxa" w:w="90"/>
-              <w:right w:type="dxa" w:w="130"/>
-            </w:tcMar>
-          </w:tcPr>
-          <w:p>
-            <w:pPr>
-              <w:spacing w:after="0" w:line="250"/>
-            </w:pPr>
-            <w:r>
-              <w:rPr>
-                <w:rFonts w:ascii="Calibri" w:cs="Calibri" w:eastAsia="Calibri" w:hAnsi="Calibri"/>
+            <w:shd w:fill="F2F2F2" w:val="clear"/>
+            <w:tcMar>
+              <w:top w:type="dxa" w:w="90"/>
+              <w:left w:type="dxa" w:w="130"/>
+              <w:bottom w:type="dxa" w:w="90"/>
+              <w:right w:type="dxa" w:w="130"/>
+            </w:tcMar>
+          </w:tcPr>
+          <w:p>
+            <w:pPr>
+              <w:spacing w:after="0" w:line="250"/>
+            </w:pPr>
+            <w:r>
+              <w:rPr>
+                <w:rFonts w:ascii="Georgia" w:cs="Georgia" w:eastAsia="Georgia" w:hAnsi="Georgia"/>
                 <w:b/>
                 <w:bCs/>
-                <w:color w:val="06302E"/>
+                <w:color w:val="1A1A1A"/>
                 <w:sz w:val="20"/>
                 <w:szCs w:val="20"/>
               </w:rPr>
@@ -3375,8 +3375,8 @@
             </w:pPr>
             <w:r>
               <w:rPr>
-                <w:rFonts w:ascii="Calibri" w:cs="Calibri" w:eastAsia="Calibri" w:hAnsi="Calibri"/>
-                <w:color w:val="1E2E2C"/>
+                <w:rFonts w:ascii="Georgia" w:cs="Georgia" w:eastAsia="Georgia" w:hAnsi="Georgia"/>
+                <w:color w:val="222222"/>
                 <w:sz w:val="20"/>
                 <w:szCs w:val="20"/>
               </w:rPr>
@@ -3400,8 +3400,8 @@
             </w:pPr>
             <w:r>
               <w:rPr>
-                <w:rFonts w:ascii="Calibri" w:cs="Calibri" w:eastAsia="Calibri" w:hAnsi="Calibri"/>
-                <w:color w:val="1E2E2C"/>
+                <w:rFonts w:ascii="Georgia" w:cs="Georgia" w:eastAsia="Georgia" w:hAnsi="Georgia"/>
+                <w:color w:val="222222"/>
                 <w:sz w:val="20"/>
                 <w:szCs w:val="20"/>
               </w:rPr>
@@ -3425,8 +3425,8 @@
             </w:pPr>
             <w:r>
               <w:rPr>
-                <w:rFonts w:ascii="Calibri" w:cs="Calibri" w:eastAsia="Calibri" w:hAnsi="Calibri"/>
-                <w:color w:val="1E2E2C"/>
+                <w:rFonts w:ascii="Georgia" w:cs="Georgia" w:eastAsia="Georgia" w:hAnsi="Georgia"/>
+                <w:color w:val="222222"/>
                 <w:sz w:val="20"/>
                 <w:szCs w:val="20"/>
               </w:rPr>
@@ -3450,11 +3450,11 @@
             </w:pPr>
             <w:r>
               <w:rPr>
-                <w:rFonts w:ascii="Calibri" w:cs="Calibri" w:eastAsia="Calibri" w:hAnsi="Calibri"/>
-                <w:color w:val="1E2E2C"/>
-                <w:sz w:val="20"/>
-                <w:szCs w:val="20"/>
-                <w:shd w:fill="FFF4D6" w:val="clear"/>
+                <w:rFonts w:ascii="Georgia" w:cs="Georgia" w:eastAsia="Georgia" w:hAnsi="Georgia"/>
+                <w:color w:val="222222"/>
+                <w:sz w:val="20"/>
+                <w:szCs w:val="20"/>
+                <w:shd w:fill="ECECEC" w:val="clear"/>
               </w:rPr>
               <w:t xml:space="preserve">[PAYSLIP]</w:t>
             </w:r>
@@ -3481,8 +3481,8 @@
             </w:pPr>
             <w:r>
               <w:rPr>
-                <w:rFonts w:ascii="Calibri" w:cs="Calibri" w:eastAsia="Calibri" w:hAnsi="Calibri"/>
-                <w:color w:val="1E2E2C"/>
+                <w:rFonts w:ascii="Georgia" w:cs="Georgia" w:eastAsia="Georgia" w:hAnsi="Georgia"/>
+                <w:color w:val="222222"/>
                 <w:sz w:val="20"/>
                 <w:szCs w:val="20"/>
               </w:rPr>
@@ -3506,8 +3506,8 @@
             </w:pPr>
             <w:r>
               <w:rPr>
-                <w:rFonts w:ascii="Calibri" w:cs="Calibri" w:eastAsia="Calibri" w:hAnsi="Calibri"/>
-                <w:color w:val="1E2E2C"/>
+                <w:rFonts w:ascii="Georgia" w:cs="Georgia" w:eastAsia="Georgia" w:hAnsi="Georgia"/>
+                <w:color w:val="222222"/>
                 <w:sz w:val="20"/>
                 <w:szCs w:val="20"/>
               </w:rPr>
@@ -3531,8 +3531,8 @@
             </w:pPr>
             <w:r>
               <w:rPr>
-                <w:rFonts w:ascii="Calibri" w:cs="Calibri" w:eastAsia="Calibri" w:hAnsi="Calibri"/>
-                <w:color w:val="1E2E2C"/>
+                <w:rFonts w:ascii="Georgia" w:cs="Georgia" w:eastAsia="Georgia" w:hAnsi="Georgia"/>
+                <w:color w:val="222222"/>
                 <w:sz w:val="20"/>
                 <w:szCs w:val="20"/>
               </w:rPr>
@@ -3556,11 +3556,11 @@
             </w:pPr>
             <w:r>
               <w:rPr>
-                <w:rFonts w:ascii="Calibri" w:cs="Calibri" w:eastAsia="Calibri" w:hAnsi="Calibri"/>
-                <w:color w:val="1E2E2C"/>
-                <w:sz w:val="20"/>
-                <w:szCs w:val="20"/>
-                <w:shd w:fill="FFF4D6" w:val="clear"/>
+                <w:rFonts w:ascii="Georgia" w:cs="Georgia" w:eastAsia="Georgia" w:hAnsi="Georgia"/>
+                <w:color w:val="222222"/>
+                <w:sz w:val="20"/>
+                <w:szCs w:val="20"/>
+                <w:shd w:fill="ECECEC" w:val="clear"/>
               </w:rPr>
               <w:t xml:space="preserve">[PAYSLIP]</w:t>
             </w:r>
@@ -3587,8 +3587,8 @@
             </w:pPr>
             <w:r>
               <w:rPr>
-                <w:rFonts w:ascii="Calibri" w:cs="Calibri" w:eastAsia="Calibri" w:hAnsi="Calibri"/>
-                <w:color w:val="1E2E2C"/>
+                <w:rFonts w:ascii="Georgia" w:cs="Georgia" w:eastAsia="Georgia" w:hAnsi="Georgia"/>
+                <w:color w:val="222222"/>
                 <w:sz w:val="20"/>
                 <w:szCs w:val="20"/>
               </w:rPr>
@@ -3612,8 +3612,8 @@
             </w:pPr>
             <w:r>
               <w:rPr>
-                <w:rFonts w:ascii="Calibri" w:cs="Calibri" w:eastAsia="Calibri" w:hAnsi="Calibri"/>
-                <w:color w:val="1E2E2C"/>
+                <w:rFonts w:ascii="Georgia" w:cs="Georgia" w:eastAsia="Georgia" w:hAnsi="Georgia"/>
+                <w:color w:val="222222"/>
                 <w:sz w:val="20"/>
                 <w:szCs w:val="20"/>
               </w:rPr>
@@ -3637,8 +3637,8 @@
             </w:pPr>
             <w:r>
               <w:rPr>
-                <w:rFonts w:ascii="Calibri" w:cs="Calibri" w:eastAsia="Calibri" w:hAnsi="Calibri"/>
-                <w:color w:val="1E2E2C"/>
+                <w:rFonts w:ascii="Georgia" w:cs="Georgia" w:eastAsia="Georgia" w:hAnsi="Georgia"/>
+                <w:color w:val="222222"/>
                 <w:sz w:val="20"/>
                 <w:szCs w:val="20"/>
               </w:rPr>
@@ -3662,11 +3662,11 @@
             </w:pPr>
             <w:r>
               <w:rPr>
-                <w:rFonts w:ascii="Calibri" w:cs="Calibri" w:eastAsia="Calibri" w:hAnsi="Calibri"/>
-                <w:color w:val="1E2E2C"/>
-                <w:sz w:val="20"/>
-                <w:szCs w:val="20"/>
-                <w:shd w:fill="FFF4D6" w:val="clear"/>
+                <w:rFonts w:ascii="Georgia" w:cs="Georgia" w:eastAsia="Georgia" w:hAnsi="Georgia"/>
+                <w:color w:val="222222"/>
+                <w:sz w:val="20"/>
+                <w:szCs w:val="20"/>
+                <w:shd w:fill="ECECEC" w:val="clear"/>
               </w:rPr>
               <w:t xml:space="preserve">[PAYSLIP]</w:t>
             </w:r>
@@ -3693,8 +3693,8 @@
             </w:pPr>
             <w:r>
               <w:rPr>
-                <w:rFonts w:ascii="Calibri" w:cs="Calibri" w:eastAsia="Calibri" w:hAnsi="Calibri"/>
-                <w:color w:val="1E2E2C"/>
+                <w:rFonts w:ascii="Georgia" w:cs="Georgia" w:eastAsia="Georgia" w:hAnsi="Georgia"/>
+                <w:color w:val="222222"/>
                 <w:sz w:val="20"/>
                 <w:szCs w:val="20"/>
               </w:rPr>
@@ -3718,8 +3718,8 @@
             </w:pPr>
             <w:r>
               <w:rPr>
-                <w:rFonts w:ascii="Calibri" w:cs="Calibri" w:eastAsia="Calibri" w:hAnsi="Calibri"/>
-                <w:color w:val="1E2E2C"/>
+                <w:rFonts w:ascii="Georgia" w:cs="Georgia" w:eastAsia="Georgia" w:hAnsi="Georgia"/>
+                <w:color w:val="222222"/>
                 <w:sz w:val="20"/>
                 <w:szCs w:val="20"/>
               </w:rPr>
@@ -3743,8 +3743,8 @@
             </w:pPr>
             <w:r>
               <w:rPr>
-                <w:rFonts w:ascii="Calibri" w:cs="Calibri" w:eastAsia="Calibri" w:hAnsi="Calibri"/>
-                <w:color w:val="1E2E2C"/>
+                <w:rFonts w:ascii="Georgia" w:cs="Georgia" w:eastAsia="Georgia" w:hAnsi="Georgia"/>
+                <w:color w:val="222222"/>
                 <w:sz w:val="20"/>
                 <w:szCs w:val="20"/>
               </w:rPr>
@@ -3768,11 +3768,11 @@
             </w:pPr>
             <w:r>
               <w:rPr>
-                <w:rFonts w:ascii="Calibri" w:cs="Calibri" w:eastAsia="Calibri" w:hAnsi="Calibri"/>
-                <w:color w:val="1E2E2C"/>
-                <w:sz w:val="20"/>
-                <w:szCs w:val="20"/>
-                <w:shd w:fill="FFF4D6" w:val="clear"/>
+                <w:rFonts w:ascii="Georgia" w:cs="Georgia" w:eastAsia="Georgia" w:hAnsi="Georgia"/>
+                <w:color w:val="222222"/>
+                <w:sz w:val="20"/>
+                <w:szCs w:val="20"/>
+                <w:shd w:fill="ECECEC" w:val="clear"/>
               </w:rPr>
               <w:t xml:space="preserve">[PAYSLIP]</w:t>
             </w:r>
@@ -3799,8 +3799,8 @@
             </w:pPr>
             <w:r>
               <w:rPr>
-                <w:rFonts w:ascii="Calibri" w:cs="Calibri" w:eastAsia="Calibri" w:hAnsi="Calibri"/>
-                <w:color w:val="1E2E2C"/>
+                <w:rFonts w:ascii="Georgia" w:cs="Georgia" w:eastAsia="Georgia" w:hAnsi="Georgia"/>
+                <w:color w:val="222222"/>
                 <w:sz w:val="20"/>
                 <w:szCs w:val="20"/>
               </w:rPr>
@@ -3824,8 +3824,8 @@
             </w:pPr>
             <w:r>
               <w:rPr>
-                <w:rFonts w:ascii="Calibri" w:cs="Calibri" w:eastAsia="Calibri" w:hAnsi="Calibri"/>
-                <w:color w:val="1E2E2C"/>
+                <w:rFonts w:ascii="Georgia" w:cs="Georgia" w:eastAsia="Georgia" w:hAnsi="Georgia"/>
+                <w:color w:val="222222"/>
                 <w:sz w:val="20"/>
                 <w:szCs w:val="20"/>
               </w:rPr>
@@ -3849,8 +3849,8 @@
             </w:pPr>
             <w:r>
               <w:rPr>
-                <w:rFonts w:ascii="Calibri" w:cs="Calibri" w:eastAsia="Calibri" w:hAnsi="Calibri"/>
-                <w:color w:val="1E2E2C"/>
+                <w:rFonts w:ascii="Georgia" w:cs="Georgia" w:eastAsia="Georgia" w:hAnsi="Georgia"/>
+                <w:color w:val="222222"/>
                 <w:sz w:val="20"/>
                 <w:szCs w:val="20"/>
               </w:rPr>
@@ -3874,11 +3874,11 @@
             </w:pPr>
             <w:r>
               <w:rPr>
-                <w:rFonts w:ascii="Calibri" w:cs="Calibri" w:eastAsia="Calibri" w:hAnsi="Calibri"/>
-                <w:color w:val="1E2E2C"/>
-                <w:sz w:val="20"/>
-                <w:szCs w:val="20"/>
-                <w:shd w:fill="FFF4D6" w:val="clear"/>
+                <w:rFonts w:ascii="Georgia" w:cs="Georgia" w:eastAsia="Georgia" w:hAnsi="Georgia"/>
+                <w:color w:val="222222"/>
+                <w:sz w:val="20"/>
+                <w:szCs w:val="20"/>
+                <w:shd w:fill="ECECEC" w:val="clear"/>
               </w:rPr>
               <w:t xml:space="preserve">[BANK STATEMENTS]</w:t>
             </w:r>
@@ -3905,8 +3905,8 @@
             </w:pPr>
             <w:r>
               <w:rPr>
-                <w:rFonts w:ascii="Calibri" w:cs="Calibri" w:eastAsia="Calibri" w:hAnsi="Calibri"/>
-                <w:color w:val="1E2E2C"/>
+                <w:rFonts w:ascii="Georgia" w:cs="Georgia" w:eastAsia="Georgia" w:hAnsi="Georgia"/>
+                <w:color w:val="222222"/>
                 <w:sz w:val="20"/>
                 <w:szCs w:val="20"/>
               </w:rPr>
@@ -3930,8 +3930,8 @@
             </w:pPr>
             <w:r>
               <w:rPr>
-                <w:rFonts w:ascii="Calibri" w:cs="Calibri" w:eastAsia="Calibri" w:hAnsi="Calibri"/>
-                <w:color w:val="1E2E2C"/>
+                <w:rFonts w:ascii="Georgia" w:cs="Georgia" w:eastAsia="Georgia" w:hAnsi="Georgia"/>
+                <w:color w:val="222222"/>
                 <w:sz w:val="20"/>
                 <w:szCs w:val="20"/>
               </w:rPr>
@@ -3955,8 +3955,8 @@
             </w:pPr>
             <w:r>
               <w:rPr>
-                <w:rFonts w:ascii="Calibri" w:cs="Calibri" w:eastAsia="Calibri" w:hAnsi="Calibri"/>
-                <w:color w:val="1E2E2C"/>
+                <w:rFonts w:ascii="Georgia" w:cs="Georgia" w:eastAsia="Georgia" w:hAnsi="Georgia"/>
+                <w:color w:val="222222"/>
                 <w:sz w:val="20"/>
                 <w:szCs w:val="20"/>
               </w:rPr>
@@ -3980,8 +3980,8 @@
             </w:pPr>
             <w:r>
               <w:rPr>
-                <w:rFonts w:ascii="Calibri" w:cs="Calibri" w:eastAsia="Calibri" w:hAnsi="Calibri"/>
-                <w:color w:val="1E2E2C"/>
+                <w:rFonts w:ascii="Georgia" w:cs="Georgia" w:eastAsia="Georgia" w:hAnsi="Georgia"/>
+                <w:color w:val="222222"/>
                 <w:sz w:val="20"/>
                 <w:szCs w:val="20"/>
               </w:rPr>
@@ -4010,8 +4010,8 @@
             </w:pPr>
             <w:r>
               <w:rPr>
-                <w:rFonts w:ascii="Calibri" w:cs="Calibri" w:eastAsia="Calibri" w:hAnsi="Calibri"/>
-                <w:color w:val="1E2E2C"/>
+                <w:rFonts w:ascii="Georgia" w:cs="Georgia" w:eastAsia="Georgia" w:hAnsi="Georgia"/>
+                <w:color w:val="222222"/>
                 <w:sz w:val="20"/>
                 <w:szCs w:val="20"/>
               </w:rPr>
@@ -4035,8 +4035,8 @@
             </w:pPr>
             <w:r>
               <w:rPr>
-                <w:rFonts w:ascii="Calibri" w:cs="Calibri" w:eastAsia="Calibri" w:hAnsi="Calibri"/>
-                <w:color w:val="1E2E2C"/>
+                <w:rFonts w:ascii="Georgia" w:cs="Georgia" w:eastAsia="Georgia" w:hAnsi="Georgia"/>
+                <w:color w:val="222222"/>
                 <w:sz w:val="20"/>
                 <w:szCs w:val="20"/>
               </w:rPr>
@@ -4060,8 +4060,8 @@
             </w:pPr>
             <w:r>
               <w:rPr>
-                <w:rFonts w:ascii="Calibri" w:cs="Calibri" w:eastAsia="Calibri" w:hAnsi="Calibri"/>
-                <w:color w:val="1E2E2C"/>
+                <w:rFonts w:ascii="Georgia" w:cs="Georgia" w:eastAsia="Georgia" w:hAnsi="Georgia"/>
+                <w:color w:val="222222"/>
                 <w:sz w:val="20"/>
                 <w:szCs w:val="20"/>
               </w:rPr>
@@ -4085,11 +4085,11 @@
             </w:pPr>
             <w:r>
               <w:rPr>
-                <w:rFonts w:ascii="Calibri" w:cs="Calibri" w:eastAsia="Calibri" w:hAnsi="Calibri"/>
-                <w:color w:val="1E2E2C"/>
-                <w:sz w:val="20"/>
-                <w:szCs w:val="20"/>
-                <w:shd w:fill="FFF4D6" w:val="clear"/>
+                <w:rFonts w:ascii="Georgia" w:cs="Georgia" w:eastAsia="Georgia" w:hAnsi="Georgia"/>
+                <w:color w:val="222222"/>
+                <w:sz w:val="20"/>
+                <w:szCs w:val="20"/>
+                <w:shd w:fill="ECECEC" w:val="clear"/>
               </w:rPr>
               <w:t xml:space="preserve">[EVIDENCE]</w:t>
             </w:r>
@@ -4116,8 +4116,8 @@
             </w:pPr>
             <w:r>
               <w:rPr>
-                <w:rFonts w:ascii="Calibri" w:cs="Calibri" w:eastAsia="Calibri" w:hAnsi="Calibri"/>
-                <w:color w:val="1E2E2C"/>
+                <w:rFonts w:ascii="Georgia" w:cs="Georgia" w:eastAsia="Georgia" w:hAnsi="Georgia"/>
+                <w:color w:val="222222"/>
                 <w:sz w:val="20"/>
                 <w:szCs w:val="20"/>
               </w:rPr>
@@ -4141,8 +4141,8 @@
             </w:pPr>
             <w:r>
               <w:rPr>
-                <w:rFonts w:ascii="Calibri" w:cs="Calibri" w:eastAsia="Calibri" w:hAnsi="Calibri"/>
-                <w:color w:val="1E2E2C"/>
+                <w:rFonts w:ascii="Georgia" w:cs="Georgia" w:eastAsia="Georgia" w:hAnsi="Georgia"/>
+                <w:color w:val="222222"/>
                 <w:sz w:val="20"/>
                 <w:szCs w:val="20"/>
               </w:rPr>
@@ -4166,8 +4166,8 @@
             </w:pPr>
             <w:r>
               <w:rPr>
-                <w:rFonts w:ascii="Calibri" w:cs="Calibri" w:eastAsia="Calibri" w:hAnsi="Calibri"/>
-                <w:color w:val="1E2E2C"/>
+                <w:rFonts w:ascii="Georgia" w:cs="Georgia" w:eastAsia="Georgia" w:hAnsi="Georgia"/>
+                <w:color w:val="222222"/>
                 <w:sz w:val="20"/>
                 <w:szCs w:val="20"/>
               </w:rPr>
@@ -4191,8 +4191,8 @@
             </w:pPr>
             <w:r>
               <w:rPr>
-                <w:rFonts w:ascii="Calibri" w:cs="Calibri" w:eastAsia="Calibri" w:hAnsi="Calibri"/>
-                <w:color w:val="1E2E2C"/>
+                <w:rFonts w:ascii="Georgia" w:cs="Georgia" w:eastAsia="Georgia" w:hAnsi="Georgia"/>
+                <w:color w:val="222222"/>
                 <w:sz w:val="20"/>
                 <w:szCs w:val="20"/>
               </w:rPr>
@@ -4211,12 +4211,12 @@
       <w:tblPr>
         <w:tblW w:type="dxa" w:w="9458"/>
         <w:tblBorders>
-          <w:top w:val="single" w:color="C9D6D3" w:sz="2"/>
-          <w:left w:val="single" w:color="C9D6D3" w:sz="2"/>
-          <w:bottom w:val="single" w:color="C9D6D3" w:sz="2"/>
-          <w:right w:val="single" w:color="C9D6D3" w:sz="2"/>
-          <w:insideH w:val="single" w:color="C9D6D3" w:sz="2"/>
-          <w:insideV w:val="single" w:color="C9D6D3" w:sz="2"/>
+          <w:top w:val="single" w:color="C8C8C8" w:sz="2"/>
+          <w:left w:val="single" w:color="C8C8C8" w:sz="2"/>
+          <w:bottom w:val="single" w:color="C8C8C8" w:sz="2"/>
+          <w:right w:val="single" w:color="C8C8C8" w:sz="2"/>
+          <w:insideH w:val="single" w:color="C8C8C8" w:sz="2"/>
+          <w:insideV w:val="single" w:color="C8C8C8" w:sz="2"/>
         </w:tblBorders>
       </w:tblPr>
       <w:tblGrid>
@@ -4230,24 +4230,24 @@
         <w:tc>
           <w:tcPr>
             <w:tcW w:type="dxa" w:w="4351"/>
-            <w:shd w:fill="EEF4F2" w:val="clear"/>
-            <w:tcMar>
-              <w:top w:type="dxa" w:w="90"/>
-              <w:left w:type="dxa" w:w="130"/>
-              <w:bottom w:type="dxa" w:w="90"/>
-              <w:right w:type="dxa" w:w="130"/>
-            </w:tcMar>
-          </w:tcPr>
-          <w:p>
-            <w:pPr>
-              <w:spacing w:after="0" w:line="250"/>
-            </w:pPr>
-            <w:r>
-              <w:rPr>
-                <w:rFonts w:ascii="Calibri" w:cs="Calibri" w:eastAsia="Calibri" w:hAnsi="Calibri"/>
+            <w:shd w:fill="F2F2F2" w:val="clear"/>
+            <w:tcMar>
+              <w:top w:type="dxa" w:w="90"/>
+              <w:left w:type="dxa" w:w="130"/>
+              <w:bottom w:type="dxa" w:w="90"/>
+              <w:right w:type="dxa" w:w="130"/>
+            </w:tcMar>
+          </w:tcPr>
+          <w:p>
+            <w:pPr>
+              <w:spacing w:after="0" w:line="250"/>
+            </w:pPr>
+            <w:r>
+              <w:rPr>
+                <w:rFonts w:ascii="Georgia" w:cs="Georgia" w:eastAsia="Georgia" w:hAnsi="Georgia"/>
                 <w:b/>
                 <w:bCs/>
-                <w:color w:val="06302E"/>
+                <w:color w:val="1A1A1A"/>
                 <w:sz w:val="20"/>
                 <w:szCs w:val="20"/>
               </w:rPr>
@@ -4258,24 +4258,24 @@
         <w:tc>
           <w:tcPr>
             <w:tcW w:type="dxa" w:w="5107"/>
-            <w:shd w:fill="EEF4F2" w:val="clear"/>
-            <w:tcMar>
-              <w:top w:type="dxa" w:w="90"/>
-              <w:left w:type="dxa" w:w="130"/>
-              <w:bottom w:type="dxa" w:w="90"/>
-              <w:right w:type="dxa" w:w="130"/>
-            </w:tcMar>
-          </w:tcPr>
-          <w:p>
-            <w:pPr>
-              <w:spacing w:after="0" w:line="250"/>
-            </w:pPr>
-            <w:r>
-              <w:rPr>
-                <w:rFonts w:ascii="Calibri" w:cs="Calibri" w:eastAsia="Calibri" w:hAnsi="Calibri"/>
+            <w:shd w:fill="F2F2F2" w:val="clear"/>
+            <w:tcMar>
+              <w:top w:type="dxa" w:w="90"/>
+              <w:left w:type="dxa" w:w="130"/>
+              <w:bottom w:type="dxa" w:w="90"/>
+              <w:right w:type="dxa" w:w="130"/>
+            </w:tcMar>
+          </w:tcPr>
+          <w:p>
+            <w:pPr>
+              <w:spacing w:after="0" w:line="250"/>
+            </w:pPr>
+            <w:r>
+              <w:rPr>
+                <w:rFonts w:ascii="Georgia" w:cs="Georgia" w:eastAsia="Georgia" w:hAnsi="Georgia"/>
                 <w:b/>
                 <w:bCs/>
-                <w:color w:val="06302E"/>
+                <w:color w:val="1A1A1A"/>
                 <w:sz w:val="20"/>
                 <w:szCs w:val="20"/>
               </w:rPr>
@@ -4304,8 +4304,8 @@
             </w:pPr>
             <w:r>
               <w:rPr>
-                <w:rFonts w:ascii="Calibri" w:cs="Calibri" w:eastAsia="Calibri" w:hAnsi="Calibri"/>
-                <w:color w:val="1E2E2C"/>
+                <w:rFonts w:ascii="Georgia" w:cs="Georgia" w:eastAsia="Georgia" w:hAnsi="Georgia"/>
+                <w:color w:val="222222"/>
                 <w:sz w:val="20"/>
                 <w:szCs w:val="20"/>
               </w:rPr>
@@ -4329,11 +4329,11 @@
             </w:pPr>
             <w:r>
               <w:rPr>
-                <w:rFonts w:ascii="Calibri" w:cs="Calibri" w:eastAsia="Calibri" w:hAnsi="Calibri"/>
-                <w:color w:val="1E2E2C"/>
-                <w:sz w:val="20"/>
-                <w:szCs w:val="20"/>
-                <w:shd w:fill="FFF4D6" w:val="clear"/>
+                <w:rFonts w:ascii="Georgia" w:cs="Georgia" w:eastAsia="Georgia" w:hAnsi="Georgia"/>
+                <w:color w:val="222222"/>
+                <w:sz w:val="20"/>
+                <w:szCs w:val="20"/>
+                <w:shd w:fill="ECECEC" w:val="clear"/>
               </w:rPr>
               <w:t xml:space="preserve">[YES / NO]</w:t>
             </w:r>
@@ -4360,8 +4360,8 @@
             </w:pPr>
             <w:r>
               <w:rPr>
-                <w:rFonts w:ascii="Calibri" w:cs="Calibri" w:eastAsia="Calibri" w:hAnsi="Calibri"/>
-                <w:color w:val="1E2E2C"/>
+                <w:rFonts w:ascii="Georgia" w:cs="Georgia" w:eastAsia="Georgia" w:hAnsi="Georgia"/>
+                <w:color w:val="222222"/>
                 <w:sz w:val="20"/>
                 <w:szCs w:val="20"/>
               </w:rPr>
@@ -4385,11 +4385,11 @@
             </w:pPr>
             <w:r>
               <w:rPr>
-                <w:rFonts w:ascii="Calibri" w:cs="Calibri" w:eastAsia="Calibri" w:hAnsi="Calibri"/>
-                <w:color w:val="1E2E2C"/>
-                <w:sz w:val="20"/>
-                <w:szCs w:val="20"/>
-                <w:shd w:fill="FFF4D6" w:val="clear"/>
+                <w:rFonts w:ascii="Georgia" w:cs="Georgia" w:eastAsia="Georgia" w:hAnsi="Georgia"/>
+                <w:color w:val="222222"/>
+                <w:sz w:val="20"/>
+                <w:szCs w:val="20"/>
+                <w:shd w:fill="ECECEC" w:val="clear"/>
               </w:rPr>
               <w:t xml:space="preserve">[YES / NO]</w:t>
             </w:r>
@@ -4416,8 +4416,8 @@
             </w:pPr>
             <w:r>
               <w:rPr>
-                <w:rFonts w:ascii="Calibri" w:cs="Calibri" w:eastAsia="Calibri" w:hAnsi="Calibri"/>
-                <w:color w:val="1E2E2C"/>
+                <w:rFonts w:ascii="Georgia" w:cs="Georgia" w:eastAsia="Georgia" w:hAnsi="Georgia"/>
+                <w:color w:val="222222"/>
                 <w:sz w:val="20"/>
                 <w:szCs w:val="20"/>
               </w:rPr>
@@ -4441,8 +4441,8 @@
             </w:pPr>
             <w:r>
               <w:rPr>
-                <w:rFonts w:ascii="Calibri" w:cs="Calibri" w:eastAsia="Calibri" w:hAnsi="Calibri"/>
-                <w:color w:val="1E2E2C"/>
+                <w:rFonts w:ascii="Georgia" w:cs="Georgia" w:eastAsia="Georgia" w:hAnsi="Georgia"/>
+                <w:color w:val="222222"/>
                 <w:sz w:val="20"/>
                 <w:szCs w:val="20"/>
               </w:rPr>
@@ -4471,8 +4471,8 @@
             </w:pPr>
             <w:r>
               <w:rPr>
-                <w:rFonts w:ascii="Calibri" w:cs="Calibri" w:eastAsia="Calibri" w:hAnsi="Calibri"/>
-                <w:color w:val="1E2E2C"/>
+                <w:rFonts w:ascii="Georgia" w:cs="Georgia" w:eastAsia="Georgia" w:hAnsi="Georgia"/>
+                <w:color w:val="222222"/>
                 <w:sz w:val="20"/>
                 <w:szCs w:val="20"/>
               </w:rPr>
@@ -4496,11 +4496,11 @@
             </w:pPr>
             <w:r>
               <w:rPr>
-                <w:rFonts w:ascii="Calibri" w:cs="Calibri" w:eastAsia="Calibri" w:hAnsi="Calibri"/>
-                <w:color w:val="1E2E2C"/>
-                <w:sz w:val="20"/>
-                <w:szCs w:val="20"/>
-                <w:shd w:fill="FFF4D6" w:val="clear"/>
+                <w:rFonts w:ascii="Georgia" w:cs="Georgia" w:eastAsia="Georgia" w:hAnsi="Georgia"/>
+                <w:color w:val="222222"/>
+                <w:sz w:val="20"/>
+                <w:szCs w:val="20"/>
+                <w:shd w:fill="ECECEC" w:val="clear"/>
               </w:rPr>
               <w:t xml:space="preserve">[NOTES]</w:t>
             </w:r>
@@ -4519,8 +4519,8 @@
       </w:pPr>
       <w:r>
         <w:rPr>
-          <w:rFonts w:ascii="Calibri" w:cs="Calibri" w:eastAsia="Calibri" w:hAnsi="Calibri"/>
-          <w:color w:val="1E2E2C"/>
+          <w:rFonts w:ascii="Georgia" w:cs="Georgia" w:eastAsia="Georgia" w:hAnsi="Georgia"/>
+          <w:color w:val="222222"/>
           <w:sz w:val="21"/>
           <w:szCs w:val="21"/>
         </w:rPr>
@@ -4528,8 +4528,8 @@
       </w:r>
       <w:r>
         <w:rPr>
-          <w:rFonts w:ascii="Calibri" w:cs="Calibri" w:eastAsia="Calibri" w:hAnsi="Calibri"/>
-          <w:color w:val="1E2E2C"/>
+          <w:rFonts w:ascii="Georgia" w:cs="Georgia" w:eastAsia="Georgia" w:hAnsi="Georgia"/>
+          <w:color w:val="222222"/>
           <w:sz w:val="21"/>
           <w:szCs w:val="21"/>
         </w:rPr>
@@ -4539,7 +4539,7 @@
     <w:p>
       <w:pPr>
         <w:pBdr>
-          <w:bottom w:val="single" w:color="C9D6D3" w:sz="6"/>
+          <w:bottom w:val="single" w:color="C8C8C8" w:sz="6"/>
         </w:pBdr>
         <w:spacing w:after="200" w:before="200"/>
       </w:pPr>
@@ -4548,16 +4548,16 @@
       <w:pPr>
         <w:pStyle w:val="Heading2"/>
         <w:pBdr>
-          <w:bottom w:val="single" w:color="12B84F" w:sz="6"/>
+          <w:bottom w:val="single" w:color="8C8C8C" w:sz="6"/>
         </w:pBdr>
         <w:spacing w:after="130" w:before="320"/>
       </w:pPr>
       <w:r>
         <w:rPr>
-          <w:rFonts w:ascii="Calibri" w:cs="Calibri" w:eastAsia="Calibri" w:hAnsi="Calibri"/>
+          <w:rFonts w:ascii="Georgia" w:cs="Georgia" w:eastAsia="Georgia" w:hAnsi="Georgia"/>
           <w:b/>
           <w:bCs/>
-          <w:color w:val="06302E"/>
+          <w:color w:val="1A1A1A"/>
           <w:sz w:val="23"/>
           <w:szCs w:val="23"/>
         </w:rPr>
@@ -4570,8 +4570,8 @@
       </w:pPr>
       <w:r>
         <w:rPr>
-          <w:rFonts w:ascii="Calibri" w:cs="Calibri" w:eastAsia="Calibri" w:hAnsi="Calibri"/>
-          <w:color w:val="1E2E2C"/>
+          <w:rFonts w:ascii="Georgia" w:cs="Georgia" w:eastAsia="Georgia" w:hAnsi="Georgia"/>
+          <w:color w:val="222222"/>
           <w:sz w:val="21"/>
           <w:szCs w:val="21"/>
         </w:rPr>
@@ -4582,12 +4582,12 @@
       <w:tblPr>
         <w:tblW w:type="dxa" w:w="9458"/>
         <w:tblBorders>
-          <w:top w:val="single" w:color="C9D6D3" w:sz="2"/>
-          <w:left w:val="single" w:color="C9D6D3" w:sz="2"/>
-          <w:bottom w:val="single" w:color="C9D6D3" w:sz="2"/>
-          <w:right w:val="single" w:color="C9D6D3" w:sz="2"/>
-          <w:insideH w:val="single" w:color="C9D6D3" w:sz="2"/>
-          <w:insideV w:val="single" w:color="C9D6D3" w:sz="2"/>
+          <w:top w:val="single" w:color="C8C8C8" w:sz="2"/>
+          <w:left w:val="single" w:color="C8C8C8" w:sz="2"/>
+          <w:bottom w:val="single" w:color="C8C8C8" w:sz="2"/>
+          <w:right w:val="single" w:color="C8C8C8" w:sz="2"/>
+          <w:insideH w:val="single" w:color="C8C8C8" w:sz="2"/>
+          <w:insideV w:val="single" w:color="C8C8C8" w:sz="2"/>
         </w:tblBorders>
       </w:tblPr>
       <w:tblGrid>
@@ -4604,24 +4604,24 @@
         <w:tc>
           <w:tcPr>
             <w:tcW w:type="dxa" w:w="3216"/>
-            <w:shd w:fill="EEF4F2" w:val="clear"/>
-            <w:tcMar>
-              <w:top w:type="dxa" w:w="90"/>
-              <w:left w:type="dxa" w:w="130"/>
-              <w:bottom w:type="dxa" w:w="90"/>
-              <w:right w:type="dxa" w:w="130"/>
-            </w:tcMar>
-          </w:tcPr>
-          <w:p>
-            <w:pPr>
-              <w:spacing w:after="0" w:line="250"/>
-            </w:pPr>
-            <w:r>
-              <w:rPr>
-                <w:rFonts w:ascii="Calibri" w:cs="Calibri" w:eastAsia="Calibri" w:hAnsi="Calibri"/>
+            <w:shd w:fill="F2F2F2" w:val="clear"/>
+            <w:tcMar>
+              <w:top w:type="dxa" w:w="90"/>
+              <w:left w:type="dxa" w:w="130"/>
+              <w:bottom w:type="dxa" w:w="90"/>
+              <w:right w:type="dxa" w:w="130"/>
+            </w:tcMar>
+          </w:tcPr>
+          <w:p>
+            <w:pPr>
+              <w:spacing w:after="0" w:line="250"/>
+            </w:pPr>
+            <w:r>
+              <w:rPr>
+                <w:rFonts w:ascii="Georgia" w:cs="Georgia" w:eastAsia="Georgia" w:hAnsi="Georgia"/>
                 <w:b/>
                 <w:bCs/>
-                <w:color w:val="06302E"/>
+                <w:color w:val="1A1A1A"/>
                 <w:sz w:val="20"/>
                 <w:szCs w:val="20"/>
               </w:rPr>
@@ -4632,24 +4632,24 @@
         <w:tc>
           <w:tcPr>
             <w:tcW w:type="dxa" w:w="1560"/>
-            <w:shd w:fill="EEF4F2" w:val="clear"/>
-            <w:tcMar>
-              <w:top w:type="dxa" w:w="90"/>
-              <w:left w:type="dxa" w:w="130"/>
-              <w:bottom w:type="dxa" w:w="90"/>
-              <w:right w:type="dxa" w:w="130"/>
-            </w:tcMar>
-          </w:tcPr>
-          <w:p>
-            <w:pPr>
-              <w:spacing w:after="0" w:line="250"/>
-            </w:pPr>
-            <w:r>
-              <w:rPr>
-                <w:rFonts w:ascii="Calibri" w:cs="Calibri" w:eastAsia="Calibri" w:hAnsi="Calibri"/>
+            <w:shd w:fill="F2F2F2" w:val="clear"/>
+            <w:tcMar>
+              <w:top w:type="dxa" w:w="90"/>
+              <w:left w:type="dxa" w:w="130"/>
+              <w:bottom w:type="dxa" w:w="90"/>
+              <w:right w:type="dxa" w:w="130"/>
+            </w:tcMar>
+          </w:tcPr>
+          <w:p>
+            <w:pPr>
+              <w:spacing w:after="0" w:line="250"/>
+            </w:pPr>
+            <w:r>
+              <w:rPr>
+                <w:rFonts w:ascii="Georgia" w:cs="Georgia" w:eastAsia="Georgia" w:hAnsi="Georgia"/>
                 <w:b/>
                 <w:bCs/>
-                <w:color w:val="06302E"/>
+                <w:color w:val="1A1A1A"/>
                 <w:sz w:val="20"/>
                 <w:szCs w:val="20"/>
               </w:rPr>
@@ -4660,24 +4660,24 @@
         <w:tc>
           <w:tcPr>
             <w:tcW w:type="dxa" w:w="1560"/>
-            <w:shd w:fill="EEF4F2" w:val="clear"/>
-            <w:tcMar>
-              <w:top w:type="dxa" w:w="90"/>
-              <w:left w:type="dxa" w:w="130"/>
-              <w:bottom w:type="dxa" w:w="90"/>
-              <w:right w:type="dxa" w:w="130"/>
-            </w:tcMar>
-          </w:tcPr>
-          <w:p>
-            <w:pPr>
-              <w:spacing w:after="0" w:line="250"/>
-            </w:pPr>
-            <w:r>
-              <w:rPr>
-                <w:rFonts w:ascii="Calibri" w:cs="Calibri" w:eastAsia="Calibri" w:hAnsi="Calibri"/>
+            <w:shd w:fill="F2F2F2" w:val="clear"/>
+            <w:tcMar>
+              <w:top w:type="dxa" w:w="90"/>
+              <w:left w:type="dxa" w:w="130"/>
+              <w:bottom w:type="dxa" w:w="90"/>
+              <w:right w:type="dxa" w:w="130"/>
+            </w:tcMar>
+          </w:tcPr>
+          <w:p>
+            <w:pPr>
+              <w:spacing w:after="0" w:line="250"/>
+            </w:pPr>
+            <w:r>
+              <w:rPr>
+                <w:rFonts w:ascii="Georgia" w:cs="Georgia" w:eastAsia="Georgia" w:hAnsi="Georgia"/>
                 <w:b/>
                 <w:bCs/>
-                <w:color w:val="06302E"/>
+                <w:color w:val="1A1A1A"/>
                 <w:sz w:val="20"/>
                 <w:szCs w:val="20"/>
               </w:rPr>
@@ -4688,24 +4688,24 @@
         <w:tc>
           <w:tcPr>
             <w:tcW w:type="dxa" w:w="1560"/>
-            <w:shd w:fill="EEF4F2" w:val="clear"/>
-            <w:tcMar>
-              <w:top w:type="dxa" w:w="90"/>
-              <w:left w:type="dxa" w:w="130"/>
-              <w:bottom w:type="dxa" w:w="90"/>
-              <w:right w:type="dxa" w:w="130"/>
-            </w:tcMar>
-          </w:tcPr>
-          <w:p>
-            <w:pPr>
-              <w:spacing w:after="0" w:line="250"/>
-            </w:pPr>
-            <w:r>
-              <w:rPr>
-                <w:rFonts w:ascii="Calibri" w:cs="Calibri" w:eastAsia="Calibri" w:hAnsi="Calibri"/>
+            <w:shd w:fill="F2F2F2" w:val="clear"/>
+            <w:tcMar>
+              <w:top w:type="dxa" w:w="90"/>
+              <w:left w:type="dxa" w:w="130"/>
+              <w:bottom w:type="dxa" w:w="90"/>
+              <w:right w:type="dxa" w:w="130"/>
+            </w:tcMar>
+          </w:tcPr>
+          <w:p>
+            <w:pPr>
+              <w:spacing w:after="0" w:line="250"/>
+            </w:pPr>
+            <w:r>
+              <w:rPr>
+                <w:rFonts w:ascii="Georgia" w:cs="Georgia" w:eastAsia="Georgia" w:hAnsi="Georgia"/>
                 <w:b/>
                 <w:bCs/>
-                <w:color w:val="06302E"/>
+                <w:color w:val="1A1A1A"/>
                 <w:sz w:val="20"/>
                 <w:szCs w:val="20"/>
               </w:rPr>
@@ -4716,24 +4716,24 @@
         <w:tc>
           <w:tcPr>
             <w:tcW w:type="dxa" w:w="1562"/>
-            <w:shd w:fill="EEF4F2" w:val="clear"/>
-            <w:tcMar>
-              <w:top w:type="dxa" w:w="90"/>
-              <w:left w:type="dxa" w:w="130"/>
-              <w:bottom w:type="dxa" w:w="90"/>
-              <w:right w:type="dxa" w:w="130"/>
-            </w:tcMar>
-          </w:tcPr>
-          <w:p>
-            <w:pPr>
-              <w:spacing w:after="0" w:line="250"/>
-            </w:pPr>
-            <w:r>
-              <w:rPr>
-                <w:rFonts w:ascii="Calibri" w:cs="Calibri" w:eastAsia="Calibri" w:hAnsi="Calibri"/>
+            <w:shd w:fill="F2F2F2" w:val="clear"/>
+            <w:tcMar>
+              <w:top w:type="dxa" w:w="90"/>
+              <w:left w:type="dxa" w:w="130"/>
+              <w:bottom w:type="dxa" w:w="90"/>
+              <w:right w:type="dxa" w:w="130"/>
+            </w:tcMar>
+          </w:tcPr>
+          <w:p>
+            <w:pPr>
+              <w:spacing w:after="0" w:line="250"/>
+            </w:pPr>
+            <w:r>
+              <w:rPr>
+                <w:rFonts w:ascii="Georgia" w:cs="Georgia" w:eastAsia="Georgia" w:hAnsi="Georgia"/>
                 <w:b/>
                 <w:bCs/>
-                <w:color w:val="06302E"/>
+                <w:color w:val="1A1A1A"/>
                 <w:sz w:val="20"/>
                 <w:szCs w:val="20"/>
               </w:rPr>
@@ -4762,8 +4762,8 @@
             </w:pPr>
             <w:r>
               <w:rPr>
-                <w:rFonts w:ascii="Calibri" w:cs="Calibri" w:eastAsia="Calibri" w:hAnsi="Calibri"/>
-                <w:color w:val="1E2E2C"/>
+                <w:rFonts w:ascii="Georgia" w:cs="Georgia" w:eastAsia="Georgia" w:hAnsi="Georgia"/>
+                <w:color w:val="222222"/>
                 <w:sz w:val="20"/>
                 <w:szCs w:val="20"/>
               </w:rPr>
@@ -4787,8 +4787,8 @@
             </w:pPr>
             <w:r>
               <w:rPr>
-                <w:rFonts w:ascii="Calibri" w:cs="Calibri" w:eastAsia="Calibri" w:hAnsi="Calibri"/>
-                <w:color w:val="1E2E2C"/>
+                <w:rFonts w:ascii="Georgia" w:cs="Georgia" w:eastAsia="Georgia" w:hAnsi="Georgia"/>
+                <w:color w:val="222222"/>
                 <w:sz w:val="20"/>
                 <w:szCs w:val="20"/>
               </w:rPr>
@@ -4812,11 +4812,11 @@
             </w:pPr>
             <w:r>
               <w:rPr>
-                <w:rFonts w:ascii="Calibri" w:cs="Calibri" w:eastAsia="Calibri" w:hAnsi="Calibri"/>
-                <w:color w:val="1E2E2C"/>
-                <w:sz w:val="20"/>
-                <w:szCs w:val="20"/>
-                <w:shd w:fill="FFF4D6" w:val="clear"/>
+                <w:rFonts w:ascii="Georgia" w:cs="Georgia" w:eastAsia="Georgia" w:hAnsi="Georgia"/>
+                <w:color w:val="222222"/>
+                <w:sz w:val="20"/>
+                <w:szCs w:val="20"/>
+                <w:shd w:fill="ECECEC" w:val="clear"/>
               </w:rPr>
               <w:t xml:space="preserve">[LENDER]</w:t>
             </w:r>
@@ -4838,8 +4838,8 @@
             </w:pPr>
             <w:r>
               <w:rPr>
-                <w:rFonts w:ascii="Calibri" w:cs="Calibri" w:eastAsia="Calibri" w:hAnsi="Calibri"/>
-                <w:color w:val="1E2E2C"/>
+                <w:rFonts w:ascii="Georgia" w:cs="Georgia" w:eastAsia="Georgia" w:hAnsi="Georgia"/>
+                <w:color w:val="222222"/>
                 <w:sz w:val="20"/>
                 <w:szCs w:val="20"/>
               </w:rPr>
@@ -4863,11 +4863,11 @@
             </w:pPr>
             <w:r>
               <w:rPr>
-                <w:rFonts w:ascii="Calibri" w:cs="Calibri" w:eastAsia="Calibri" w:hAnsi="Calibri"/>
-                <w:color w:val="1E2E2C"/>
-                <w:sz w:val="20"/>
-                <w:szCs w:val="20"/>
-                <w:shd w:fill="FFF4D6" w:val="clear"/>
+                <w:rFonts w:ascii="Georgia" w:cs="Georgia" w:eastAsia="Georgia" w:hAnsi="Georgia"/>
+                <w:color w:val="222222"/>
+                <w:sz w:val="20"/>
+                <w:szCs w:val="20"/>
+                <w:shd w:fill="ECECEC" w:val="clear"/>
               </w:rPr>
               <w:t xml:space="preserve">[STATEMENT / BUREAU / DECLARED]</w:t>
             </w:r>
@@ -4894,8 +4894,8 @@
             </w:pPr>
             <w:r>
               <w:rPr>
-                <w:rFonts w:ascii="Calibri" w:cs="Calibri" w:eastAsia="Calibri" w:hAnsi="Calibri"/>
-                <w:color w:val="1E2E2C"/>
+                <w:rFonts w:ascii="Georgia" w:cs="Georgia" w:eastAsia="Georgia" w:hAnsi="Georgia"/>
+                <w:color w:val="222222"/>
                 <w:sz w:val="20"/>
                 <w:szCs w:val="20"/>
               </w:rPr>
@@ -4919,8 +4919,8 @@
             </w:pPr>
             <w:r>
               <w:rPr>
-                <w:rFonts w:ascii="Calibri" w:cs="Calibri" w:eastAsia="Calibri" w:hAnsi="Calibri"/>
-                <w:color w:val="1E2E2C"/>
+                <w:rFonts w:ascii="Georgia" w:cs="Georgia" w:eastAsia="Georgia" w:hAnsi="Georgia"/>
+                <w:color w:val="222222"/>
                 <w:sz w:val="20"/>
                 <w:szCs w:val="20"/>
               </w:rPr>
@@ -4944,11 +4944,11 @@
             </w:pPr>
             <w:r>
               <w:rPr>
-                <w:rFonts w:ascii="Calibri" w:cs="Calibri" w:eastAsia="Calibri" w:hAnsi="Calibri"/>
-                <w:color w:val="1E2E2C"/>
-                <w:sz w:val="20"/>
-                <w:szCs w:val="20"/>
-                <w:shd w:fill="FFF4D6" w:val="clear"/>
+                <w:rFonts w:ascii="Georgia" w:cs="Georgia" w:eastAsia="Georgia" w:hAnsi="Georgia"/>
+                <w:color w:val="222222"/>
+                <w:sz w:val="20"/>
+                <w:szCs w:val="20"/>
+                <w:shd w:fill="ECECEC" w:val="clear"/>
               </w:rPr>
               <w:t xml:space="preserve">[LENDER]</w:t>
             </w:r>
@@ -4970,8 +4970,8 @@
             </w:pPr>
             <w:r>
               <w:rPr>
-                <w:rFonts w:ascii="Calibri" w:cs="Calibri" w:eastAsia="Calibri" w:hAnsi="Calibri"/>
-                <w:color w:val="1E2E2C"/>
+                <w:rFonts w:ascii="Georgia" w:cs="Georgia" w:eastAsia="Georgia" w:hAnsi="Georgia"/>
+                <w:color w:val="222222"/>
                 <w:sz w:val="20"/>
                 <w:szCs w:val="20"/>
               </w:rPr>
@@ -4995,11 +4995,11 @@
             </w:pPr>
             <w:r>
               <w:rPr>
-                <w:rFonts w:ascii="Calibri" w:cs="Calibri" w:eastAsia="Calibri" w:hAnsi="Calibri"/>
-                <w:color w:val="1E2E2C"/>
-                <w:sz w:val="20"/>
-                <w:szCs w:val="20"/>
-                <w:shd w:fill="FFF4D6" w:val="clear"/>
+                <w:rFonts w:ascii="Georgia" w:cs="Georgia" w:eastAsia="Georgia" w:hAnsi="Georgia"/>
+                <w:color w:val="222222"/>
+                <w:sz w:val="20"/>
+                <w:szCs w:val="20"/>
+                <w:shd w:fill="ECECEC" w:val="clear"/>
               </w:rPr>
               <w:t xml:space="preserve">[STATEMENT / BUREAU / DECLARED]</w:t>
             </w:r>
@@ -5026,8 +5026,8 @@
             </w:pPr>
             <w:r>
               <w:rPr>
-                <w:rFonts w:ascii="Calibri" w:cs="Calibri" w:eastAsia="Calibri" w:hAnsi="Calibri"/>
-                <w:color w:val="1E2E2C"/>
+                <w:rFonts w:ascii="Georgia" w:cs="Georgia" w:eastAsia="Georgia" w:hAnsi="Georgia"/>
+                <w:color w:val="222222"/>
                 <w:sz w:val="20"/>
                 <w:szCs w:val="20"/>
               </w:rPr>
@@ -5051,8 +5051,8 @@
             </w:pPr>
             <w:r>
               <w:rPr>
-                <w:rFonts w:ascii="Calibri" w:cs="Calibri" w:eastAsia="Calibri" w:hAnsi="Calibri"/>
-                <w:color w:val="1E2E2C"/>
+                <w:rFonts w:ascii="Georgia" w:cs="Georgia" w:eastAsia="Georgia" w:hAnsi="Georgia"/>
+                <w:color w:val="222222"/>
                 <w:sz w:val="20"/>
                 <w:szCs w:val="20"/>
               </w:rPr>
@@ -5076,11 +5076,11 @@
             </w:pPr>
             <w:r>
               <w:rPr>
-                <w:rFonts w:ascii="Calibri" w:cs="Calibri" w:eastAsia="Calibri" w:hAnsi="Calibri"/>
-                <w:color w:val="1E2E2C"/>
-                <w:sz w:val="20"/>
-                <w:szCs w:val="20"/>
-                <w:shd w:fill="FFF4D6" w:val="clear"/>
+                <w:rFonts w:ascii="Georgia" w:cs="Georgia" w:eastAsia="Georgia" w:hAnsi="Georgia"/>
+                <w:color w:val="222222"/>
+                <w:sz w:val="20"/>
+                <w:szCs w:val="20"/>
+                <w:shd w:fill="ECECEC" w:val="clear"/>
               </w:rPr>
               <w:t xml:space="preserve">[BANK]</w:t>
             </w:r>
@@ -5102,8 +5102,8 @@
             </w:pPr>
             <w:r>
               <w:rPr>
-                <w:rFonts w:ascii="Calibri" w:cs="Calibri" w:eastAsia="Calibri" w:hAnsi="Calibri"/>
-                <w:color w:val="1E2E2C"/>
+                <w:rFonts w:ascii="Georgia" w:cs="Georgia" w:eastAsia="Georgia" w:hAnsi="Georgia"/>
+                <w:color w:val="222222"/>
                 <w:sz w:val="20"/>
                 <w:szCs w:val="20"/>
               </w:rPr>
@@ -5127,11 +5127,11 @@
             </w:pPr>
             <w:r>
               <w:rPr>
-                <w:rFonts w:ascii="Calibri" w:cs="Calibri" w:eastAsia="Calibri" w:hAnsi="Calibri"/>
-                <w:color w:val="1E2E2C"/>
-                <w:sz w:val="20"/>
-                <w:szCs w:val="20"/>
-                <w:shd w:fill="FFF4D6" w:val="clear"/>
+                <w:rFonts w:ascii="Georgia" w:cs="Georgia" w:eastAsia="Georgia" w:hAnsi="Georgia"/>
+                <w:color w:val="222222"/>
+                <w:sz w:val="20"/>
+                <w:szCs w:val="20"/>
+                <w:shd w:fill="ECECEC" w:val="clear"/>
               </w:rPr>
               <w:t xml:space="preserve">[STATEMENT / BUREAU / DECLARED]</w:t>
             </w:r>
@@ -5158,8 +5158,8 @@
             </w:pPr>
             <w:r>
               <w:rPr>
-                <w:rFonts w:ascii="Calibri" w:cs="Calibri" w:eastAsia="Calibri" w:hAnsi="Calibri"/>
-                <w:color w:val="1E2E2C"/>
+                <w:rFonts w:ascii="Georgia" w:cs="Georgia" w:eastAsia="Georgia" w:hAnsi="Georgia"/>
+                <w:color w:val="222222"/>
                 <w:sz w:val="20"/>
                 <w:szCs w:val="20"/>
               </w:rPr>
@@ -5183,8 +5183,8 @@
             </w:pPr>
             <w:r>
               <w:rPr>
-                <w:rFonts w:ascii="Calibri" w:cs="Calibri" w:eastAsia="Calibri" w:hAnsi="Calibri"/>
-                <w:color w:val="1E2E2C"/>
+                <w:rFonts w:ascii="Georgia" w:cs="Georgia" w:eastAsia="Georgia" w:hAnsi="Georgia"/>
+                <w:color w:val="222222"/>
                 <w:sz w:val="20"/>
                 <w:szCs w:val="20"/>
               </w:rPr>
@@ -5208,11 +5208,11 @@
             </w:pPr>
             <w:r>
               <w:rPr>
-                <w:rFonts w:ascii="Calibri" w:cs="Calibri" w:eastAsia="Calibri" w:hAnsi="Calibri"/>
-                <w:color w:val="1E2E2C"/>
-                <w:sz w:val="20"/>
-                <w:szCs w:val="20"/>
-                <w:shd w:fill="FFF4D6" w:val="clear"/>
+                <w:rFonts w:ascii="Georgia" w:cs="Georgia" w:eastAsia="Georgia" w:hAnsi="Georgia"/>
+                <w:color w:val="222222"/>
+                <w:sz w:val="20"/>
+                <w:szCs w:val="20"/>
+                <w:shd w:fill="ECECEC" w:val="clear"/>
               </w:rPr>
               <w:t xml:space="preserve">[PROVIDER]</w:t>
             </w:r>
@@ -5234,8 +5234,8 @@
             </w:pPr>
             <w:r>
               <w:rPr>
-                <w:rFonts w:ascii="Calibri" w:cs="Calibri" w:eastAsia="Calibri" w:hAnsi="Calibri"/>
-                <w:color w:val="1E2E2C"/>
+                <w:rFonts w:ascii="Georgia" w:cs="Georgia" w:eastAsia="Georgia" w:hAnsi="Georgia"/>
+                <w:color w:val="222222"/>
                 <w:sz w:val="20"/>
                 <w:szCs w:val="20"/>
               </w:rPr>
@@ -5259,11 +5259,11 @@
             </w:pPr>
             <w:r>
               <w:rPr>
-                <w:rFonts w:ascii="Calibri" w:cs="Calibri" w:eastAsia="Calibri" w:hAnsi="Calibri"/>
-                <w:color w:val="1E2E2C"/>
-                <w:sz w:val="20"/>
-                <w:szCs w:val="20"/>
-                <w:shd w:fill="FFF4D6" w:val="clear"/>
+                <w:rFonts w:ascii="Georgia" w:cs="Georgia" w:eastAsia="Georgia" w:hAnsi="Georgia"/>
+                <w:color w:val="222222"/>
+                <w:sz w:val="20"/>
+                <w:szCs w:val="20"/>
+                <w:shd w:fill="ECECEC" w:val="clear"/>
               </w:rPr>
               <w:t xml:space="preserve">[STATEMENT / BUREAU / DECLARED]</w:t>
             </w:r>
@@ -5290,8 +5290,8 @@
             </w:pPr>
             <w:r>
               <w:rPr>
-                <w:rFonts w:ascii="Calibri" w:cs="Calibri" w:eastAsia="Calibri" w:hAnsi="Calibri"/>
-                <w:color w:val="1E2E2C"/>
+                <w:rFonts w:ascii="Georgia" w:cs="Georgia" w:eastAsia="Georgia" w:hAnsi="Georgia"/>
+                <w:color w:val="222222"/>
                 <w:sz w:val="20"/>
                 <w:szCs w:val="20"/>
               </w:rPr>
@@ -5315,8 +5315,8 @@
             </w:pPr>
             <w:r>
               <w:rPr>
-                <w:rFonts w:ascii="Calibri" w:cs="Calibri" w:eastAsia="Calibri" w:hAnsi="Calibri"/>
-                <w:color w:val="1E2E2C"/>
+                <w:rFonts w:ascii="Georgia" w:cs="Georgia" w:eastAsia="Georgia" w:hAnsi="Georgia"/>
+                <w:color w:val="222222"/>
                 <w:sz w:val="20"/>
                 <w:szCs w:val="20"/>
               </w:rPr>
@@ -5340,11 +5340,11 @@
             </w:pPr>
             <w:r>
               <w:rPr>
-                <w:rFonts w:ascii="Calibri" w:cs="Calibri" w:eastAsia="Calibri" w:hAnsi="Calibri"/>
-                <w:color w:val="1E2E2C"/>
-                <w:sz w:val="20"/>
-                <w:szCs w:val="20"/>
-                <w:shd w:fill="FFF4D6" w:val="clear"/>
+                <w:rFonts w:ascii="Georgia" w:cs="Georgia" w:eastAsia="Georgia" w:hAnsi="Georgia"/>
+                <w:color w:val="222222"/>
+                <w:sz w:val="20"/>
+                <w:szCs w:val="20"/>
+                <w:shd w:fill="ECECEC" w:val="clear"/>
               </w:rPr>
               <w:t xml:space="preserve">[LENDER]</w:t>
             </w:r>
@@ -5366,8 +5366,8 @@
             </w:pPr>
             <w:r>
               <w:rPr>
-                <w:rFonts w:ascii="Calibri" w:cs="Calibri" w:eastAsia="Calibri" w:hAnsi="Calibri"/>
-                <w:color w:val="1E2E2C"/>
+                <w:rFonts w:ascii="Georgia" w:cs="Georgia" w:eastAsia="Georgia" w:hAnsi="Georgia"/>
+                <w:color w:val="222222"/>
                 <w:sz w:val="20"/>
                 <w:szCs w:val="20"/>
               </w:rPr>
@@ -5391,11 +5391,11 @@
             </w:pPr>
             <w:r>
               <w:rPr>
-                <w:rFonts w:ascii="Calibri" w:cs="Calibri" w:eastAsia="Calibri" w:hAnsi="Calibri"/>
-                <w:color w:val="1E2E2C"/>
-                <w:sz w:val="20"/>
-                <w:szCs w:val="20"/>
-                <w:shd w:fill="FFF4D6" w:val="clear"/>
+                <w:rFonts w:ascii="Georgia" w:cs="Georgia" w:eastAsia="Georgia" w:hAnsi="Georgia"/>
+                <w:color w:val="222222"/>
+                <w:sz w:val="20"/>
+                <w:szCs w:val="20"/>
+                <w:shd w:fill="ECECEC" w:val="clear"/>
               </w:rPr>
               <w:t xml:space="preserve">[STATEMENT / BUREAU / DECLARED]</w:t>
             </w:r>
@@ -5422,8 +5422,8 @@
             </w:pPr>
             <w:r>
               <w:rPr>
-                <w:rFonts w:ascii="Calibri" w:cs="Calibri" w:eastAsia="Calibri" w:hAnsi="Calibri"/>
-                <w:color w:val="1E2E2C"/>
+                <w:rFonts w:ascii="Georgia" w:cs="Georgia" w:eastAsia="Georgia" w:hAnsi="Georgia"/>
+                <w:color w:val="222222"/>
                 <w:sz w:val="20"/>
                 <w:szCs w:val="20"/>
               </w:rPr>
@@ -5447,8 +5447,8 @@
             </w:pPr>
             <w:r>
               <w:rPr>
-                <w:rFonts w:ascii="Calibri" w:cs="Calibri" w:eastAsia="Calibri" w:hAnsi="Calibri"/>
-                <w:color w:val="1E2E2C"/>
+                <w:rFonts w:ascii="Georgia" w:cs="Georgia" w:eastAsia="Georgia" w:hAnsi="Georgia"/>
+                <w:color w:val="222222"/>
                 <w:sz w:val="20"/>
                 <w:szCs w:val="20"/>
               </w:rPr>
@@ -5472,11 +5472,11 @@
             </w:pPr>
             <w:r>
               <w:rPr>
-                <w:rFonts w:ascii="Calibri" w:cs="Calibri" w:eastAsia="Calibri" w:hAnsi="Calibri"/>
-                <w:color w:val="1E2E2C"/>
-                <w:sz w:val="20"/>
-                <w:szCs w:val="20"/>
-                <w:shd w:fill="FFF4D6" w:val="clear"/>
+                <w:rFonts w:ascii="Georgia" w:cs="Georgia" w:eastAsia="Georgia" w:hAnsi="Georgia"/>
+                <w:color w:val="222222"/>
+                <w:sz w:val="20"/>
+                <w:szCs w:val="20"/>
+                <w:shd w:fill="ECECEC" w:val="clear"/>
               </w:rPr>
               <w:t xml:space="preserve">[LENDER]</w:t>
             </w:r>
@@ -5498,8 +5498,8 @@
             </w:pPr>
             <w:r>
               <w:rPr>
-                <w:rFonts w:ascii="Calibri" w:cs="Calibri" w:eastAsia="Calibri" w:hAnsi="Calibri"/>
-                <w:color w:val="1E2E2C"/>
+                <w:rFonts w:ascii="Georgia" w:cs="Georgia" w:eastAsia="Georgia" w:hAnsi="Georgia"/>
+                <w:color w:val="222222"/>
                 <w:sz w:val="20"/>
                 <w:szCs w:val="20"/>
               </w:rPr>
@@ -5523,11 +5523,11 @@
             </w:pPr>
             <w:r>
               <w:rPr>
-                <w:rFonts w:ascii="Calibri" w:cs="Calibri" w:eastAsia="Calibri" w:hAnsi="Calibri"/>
-                <w:color w:val="1E2E2C"/>
-                <w:sz w:val="20"/>
-                <w:szCs w:val="20"/>
-                <w:shd w:fill="FFF4D6" w:val="clear"/>
+                <w:rFonts w:ascii="Georgia" w:cs="Georgia" w:eastAsia="Georgia" w:hAnsi="Georgia"/>
+                <w:color w:val="222222"/>
+                <w:sz w:val="20"/>
+                <w:szCs w:val="20"/>
+                <w:shd w:fill="ECECEC" w:val="clear"/>
               </w:rPr>
               <w:t xml:space="preserve">[STATEMENT / BUREAU / DECLARED]</w:t>
             </w:r>
@@ -5554,8 +5554,8 @@
             </w:pPr>
             <w:r>
               <w:rPr>
-                <w:rFonts w:ascii="Calibri" w:cs="Calibri" w:eastAsia="Calibri" w:hAnsi="Calibri"/>
-                <w:color w:val="1E2E2C"/>
+                <w:rFonts w:ascii="Georgia" w:cs="Georgia" w:eastAsia="Georgia" w:hAnsi="Georgia"/>
+                <w:color w:val="222222"/>
                 <w:sz w:val="20"/>
                 <w:szCs w:val="20"/>
               </w:rPr>
@@ -5579,8 +5579,8 @@
             </w:pPr>
             <w:r>
               <w:rPr>
-                <w:rFonts w:ascii="Calibri" w:cs="Calibri" w:eastAsia="Calibri" w:hAnsi="Calibri"/>
-                <w:color w:val="1E2E2C"/>
+                <w:rFonts w:ascii="Georgia" w:cs="Georgia" w:eastAsia="Georgia" w:hAnsi="Georgia"/>
+                <w:color w:val="222222"/>
                 <w:sz w:val="20"/>
                 <w:szCs w:val="20"/>
               </w:rPr>
@@ -5604,11 +5604,11 @@
             </w:pPr>
             <w:r>
               <w:rPr>
-                <w:rFonts w:ascii="Calibri" w:cs="Calibri" w:eastAsia="Calibri" w:hAnsi="Calibri"/>
-                <w:color w:val="1E2E2C"/>
-                <w:sz w:val="20"/>
-                <w:szCs w:val="20"/>
-                <w:shd w:fill="FFF4D6" w:val="clear"/>
+                <w:rFonts w:ascii="Georgia" w:cs="Georgia" w:eastAsia="Georgia" w:hAnsi="Georgia"/>
+                <w:color w:val="222222"/>
+                <w:sz w:val="20"/>
+                <w:szCs w:val="20"/>
+                <w:shd w:fill="ECECEC" w:val="clear"/>
               </w:rPr>
               <w:t xml:space="preserve">[LENDER]</w:t>
             </w:r>
@@ -5630,8 +5630,8 @@
             </w:pPr>
             <w:r>
               <w:rPr>
-                <w:rFonts w:ascii="Calibri" w:cs="Calibri" w:eastAsia="Calibri" w:hAnsi="Calibri"/>
-                <w:color w:val="1E2E2C"/>
+                <w:rFonts w:ascii="Georgia" w:cs="Georgia" w:eastAsia="Georgia" w:hAnsi="Georgia"/>
+                <w:color w:val="222222"/>
                 <w:sz w:val="20"/>
                 <w:szCs w:val="20"/>
               </w:rPr>
@@ -5655,11 +5655,11 @@
             </w:pPr>
             <w:r>
               <w:rPr>
-                <w:rFonts w:ascii="Calibri" w:cs="Calibri" w:eastAsia="Calibri" w:hAnsi="Calibri"/>
-                <w:color w:val="1E2E2C"/>
-                <w:sz w:val="20"/>
-                <w:szCs w:val="20"/>
-                <w:shd w:fill="FFF4D6" w:val="clear"/>
+                <w:rFonts w:ascii="Georgia" w:cs="Georgia" w:eastAsia="Georgia" w:hAnsi="Georgia"/>
+                <w:color w:val="222222"/>
+                <w:sz w:val="20"/>
+                <w:szCs w:val="20"/>
+                <w:shd w:fill="ECECEC" w:val="clear"/>
               </w:rPr>
               <w:t xml:space="preserve">[STATEMENT / BUREAU / DECLARED]</w:t>
             </w:r>
@@ -5686,8 +5686,8 @@
             </w:pPr>
             <w:r>
               <w:rPr>
-                <w:rFonts w:ascii="Calibri" w:cs="Calibri" w:eastAsia="Calibri" w:hAnsi="Calibri"/>
-                <w:color w:val="1E2E2C"/>
+                <w:rFonts w:ascii="Georgia" w:cs="Georgia" w:eastAsia="Georgia" w:hAnsi="Georgia"/>
+                <w:color w:val="222222"/>
                 <w:sz w:val="20"/>
                 <w:szCs w:val="20"/>
               </w:rPr>
@@ -5711,8 +5711,8 @@
             </w:pPr>
             <w:r>
               <w:rPr>
-                <w:rFonts w:ascii="Calibri" w:cs="Calibri" w:eastAsia="Calibri" w:hAnsi="Calibri"/>
-                <w:color w:val="1E2E2C"/>
+                <w:rFonts w:ascii="Georgia" w:cs="Georgia" w:eastAsia="Georgia" w:hAnsi="Georgia"/>
+                <w:color w:val="222222"/>
                 <w:sz w:val="20"/>
                 <w:szCs w:val="20"/>
               </w:rPr>
@@ -5736,8 +5736,8 @@
             </w:pPr>
             <w:r>
               <w:rPr>
-                <w:rFonts w:ascii="Calibri" w:cs="Calibri" w:eastAsia="Calibri" w:hAnsi="Calibri"/>
-                <w:color w:val="1E2E2C"/>
+                <w:rFonts w:ascii="Georgia" w:cs="Georgia" w:eastAsia="Georgia" w:hAnsi="Georgia"/>
+                <w:color w:val="222222"/>
                 <w:sz w:val="20"/>
                 <w:szCs w:val="20"/>
               </w:rPr>
@@ -5761,8 +5761,8 @@
             </w:pPr>
             <w:r>
               <w:rPr>
-                <w:rFonts w:ascii="Calibri" w:cs="Calibri" w:eastAsia="Calibri" w:hAnsi="Calibri"/>
-                <w:color w:val="1E2E2C"/>
+                <w:rFonts w:ascii="Georgia" w:cs="Georgia" w:eastAsia="Georgia" w:hAnsi="Georgia"/>
+                <w:color w:val="222222"/>
                 <w:sz w:val="20"/>
                 <w:szCs w:val="20"/>
               </w:rPr>
@@ -5786,11 +5786,11 @@
             </w:pPr>
             <w:r>
               <w:rPr>
-                <w:rFonts w:ascii="Calibri" w:cs="Calibri" w:eastAsia="Calibri" w:hAnsi="Calibri"/>
-                <w:color w:val="1E2E2C"/>
-                <w:sz w:val="20"/>
-                <w:szCs w:val="20"/>
-                <w:shd w:fill="FFF4D6" w:val="clear"/>
+                <w:rFonts w:ascii="Georgia" w:cs="Georgia" w:eastAsia="Georgia" w:hAnsi="Georgia"/>
+                <w:color w:val="222222"/>
+                <w:sz w:val="20"/>
+                <w:szCs w:val="20"/>
+                <w:shd w:fill="ECECEC" w:val="clear"/>
               </w:rPr>
               <w:t xml:space="preserve">[OUR LEDGER]</w:t>
             </w:r>
@@ -5817,8 +5817,8 @@
             </w:pPr>
             <w:r>
               <w:rPr>
-                <w:rFonts w:ascii="Calibri" w:cs="Calibri" w:eastAsia="Calibri" w:hAnsi="Calibri"/>
-                <w:color w:val="1E2E2C"/>
+                <w:rFonts w:ascii="Georgia" w:cs="Georgia" w:eastAsia="Georgia" w:hAnsi="Georgia"/>
+                <w:color w:val="222222"/>
                 <w:sz w:val="20"/>
                 <w:szCs w:val="20"/>
               </w:rPr>
@@ -5842,8 +5842,8 @@
             </w:pPr>
             <w:r>
               <w:rPr>
-                <w:rFonts w:ascii="Calibri" w:cs="Calibri" w:eastAsia="Calibri" w:hAnsi="Calibri"/>
-                <w:color w:val="1E2E2C"/>
+                <w:rFonts w:ascii="Georgia" w:cs="Georgia" w:eastAsia="Georgia" w:hAnsi="Georgia"/>
+                <w:color w:val="222222"/>
                 <w:sz w:val="20"/>
                 <w:szCs w:val="20"/>
               </w:rPr>
@@ -5867,11 +5867,11 @@
             </w:pPr>
             <w:r>
               <w:rPr>
-                <w:rFonts w:ascii="Calibri" w:cs="Calibri" w:eastAsia="Calibri" w:hAnsi="Calibri"/>
-                <w:color w:val="1E2E2C"/>
-                <w:sz w:val="20"/>
-                <w:szCs w:val="20"/>
-                <w:shd w:fill="FFF4D6" w:val="clear"/>
+                <w:rFonts w:ascii="Georgia" w:cs="Georgia" w:eastAsia="Georgia" w:hAnsi="Georgia"/>
+                <w:color w:val="222222"/>
+                <w:sz w:val="20"/>
+                <w:szCs w:val="20"/>
+                <w:shd w:fill="ECECEC" w:val="clear"/>
               </w:rPr>
               <w:t xml:space="preserve">[PROVIDER]</w:t>
             </w:r>
@@ -5893,8 +5893,8 @@
             </w:pPr>
             <w:r>
               <w:rPr>
-                <w:rFonts w:ascii="Calibri" w:cs="Calibri" w:eastAsia="Calibri" w:hAnsi="Calibri"/>
-                <w:color w:val="1E2E2C"/>
+                <w:rFonts w:ascii="Georgia" w:cs="Georgia" w:eastAsia="Georgia" w:hAnsi="Georgia"/>
+                <w:color w:val="222222"/>
                 <w:sz w:val="20"/>
                 <w:szCs w:val="20"/>
               </w:rPr>
@@ -5918,11 +5918,11 @@
             </w:pPr>
             <w:r>
               <w:rPr>
-                <w:rFonts w:ascii="Calibri" w:cs="Calibri" w:eastAsia="Calibri" w:hAnsi="Calibri"/>
-                <w:color w:val="1E2E2C"/>
-                <w:sz w:val="20"/>
-                <w:szCs w:val="20"/>
-                <w:shd w:fill="FFF4D6" w:val="clear"/>
+                <w:rFonts w:ascii="Georgia" w:cs="Georgia" w:eastAsia="Georgia" w:hAnsi="Georgia"/>
+                <w:color w:val="222222"/>
+                <w:sz w:val="20"/>
+                <w:szCs w:val="20"/>
+                <w:shd w:fill="ECECEC" w:val="clear"/>
               </w:rPr>
               <w:t xml:space="preserve">[STATEMENT / BUREAU / DECLARED]</w:t>
             </w:r>
@@ -5949,8 +5949,8 @@
             </w:pPr>
             <w:r>
               <w:rPr>
-                <w:rFonts w:ascii="Calibri" w:cs="Calibri" w:eastAsia="Calibri" w:hAnsi="Calibri"/>
-                <w:color w:val="1E2E2C"/>
+                <w:rFonts w:ascii="Georgia" w:cs="Georgia" w:eastAsia="Georgia" w:hAnsi="Georgia"/>
+                <w:color w:val="222222"/>
                 <w:sz w:val="20"/>
                 <w:szCs w:val="20"/>
               </w:rPr>
@@ -5974,8 +5974,8 @@
             </w:pPr>
             <w:r>
               <w:rPr>
-                <w:rFonts w:ascii="Calibri" w:cs="Calibri" w:eastAsia="Calibri" w:hAnsi="Calibri"/>
-                <w:color w:val="1E2E2C"/>
+                <w:rFonts w:ascii="Georgia" w:cs="Georgia" w:eastAsia="Georgia" w:hAnsi="Georgia"/>
+                <w:color w:val="222222"/>
                 <w:sz w:val="20"/>
                 <w:szCs w:val="20"/>
               </w:rPr>
@@ -5999,11 +5999,11 @@
             </w:pPr>
             <w:r>
               <w:rPr>
-                <w:rFonts w:ascii="Calibri" w:cs="Calibri" w:eastAsia="Calibri" w:hAnsi="Calibri"/>
-                <w:color w:val="1E2E2C"/>
-                <w:sz w:val="20"/>
-                <w:szCs w:val="20"/>
-                <w:shd w:fill="FFF4D6" w:val="clear"/>
+                <w:rFonts w:ascii="Georgia" w:cs="Georgia" w:eastAsia="Georgia" w:hAnsi="Georgia"/>
+                <w:color w:val="222222"/>
+                <w:sz w:val="20"/>
+                <w:szCs w:val="20"/>
+                <w:shd w:fill="ECECEC" w:val="clear"/>
               </w:rPr>
               <w:t xml:space="preserve">[DETAILS]</w:t>
             </w:r>
@@ -6025,8 +6025,8 @@
             </w:pPr>
             <w:r>
               <w:rPr>
-                <w:rFonts w:ascii="Calibri" w:cs="Calibri" w:eastAsia="Calibri" w:hAnsi="Calibri"/>
-                <w:color w:val="1E2E2C"/>
+                <w:rFonts w:ascii="Georgia" w:cs="Georgia" w:eastAsia="Georgia" w:hAnsi="Georgia"/>
+                <w:color w:val="222222"/>
                 <w:sz w:val="20"/>
                 <w:szCs w:val="20"/>
               </w:rPr>
@@ -6050,11 +6050,11 @@
             </w:pPr>
             <w:r>
               <w:rPr>
-                <w:rFonts w:ascii="Calibri" w:cs="Calibri" w:eastAsia="Calibri" w:hAnsi="Calibri"/>
-                <w:color w:val="1E2E2C"/>
-                <w:sz w:val="20"/>
-                <w:szCs w:val="20"/>
-                <w:shd w:fill="FFF4D6" w:val="clear"/>
+                <w:rFonts w:ascii="Georgia" w:cs="Georgia" w:eastAsia="Georgia" w:hAnsi="Georgia"/>
+                <w:color w:val="222222"/>
+                <w:sz w:val="20"/>
+                <w:szCs w:val="20"/>
+                <w:shd w:fill="ECECEC" w:val="clear"/>
               </w:rPr>
               <w:t xml:space="preserve">[STATEMENT / BUREAU / DECLARED]</w:t>
             </w:r>
@@ -6081,8 +6081,8 @@
             </w:pPr>
             <w:r>
               <w:rPr>
-                <w:rFonts w:ascii="Calibri" w:cs="Calibri" w:eastAsia="Calibri" w:hAnsi="Calibri"/>
-                <w:color w:val="1E2E2C"/>
+                <w:rFonts w:ascii="Georgia" w:cs="Georgia" w:eastAsia="Georgia" w:hAnsi="Georgia"/>
+                <w:color w:val="222222"/>
                 <w:sz w:val="20"/>
                 <w:szCs w:val="20"/>
               </w:rPr>
@@ -6106,8 +6106,8 @@
             </w:pPr>
             <w:r>
               <w:rPr>
-                <w:rFonts w:ascii="Calibri" w:cs="Calibri" w:eastAsia="Calibri" w:hAnsi="Calibri"/>
-                <w:color w:val="1E2E2C"/>
+                <w:rFonts w:ascii="Georgia" w:cs="Georgia" w:eastAsia="Georgia" w:hAnsi="Georgia"/>
+                <w:color w:val="222222"/>
                 <w:sz w:val="20"/>
                 <w:szCs w:val="20"/>
               </w:rPr>
@@ -6115,11 +6115,11 @@
             </w:r>
             <w:r>
               <w:rPr>
-                <w:rFonts w:ascii="Calibri" w:cs="Calibri" w:eastAsia="Calibri" w:hAnsi="Calibri"/>
-                <w:color w:val="1E2E2C"/>
-                <w:sz w:val="20"/>
-                <w:szCs w:val="20"/>
-                <w:shd w:fill="FFF4D6" w:val="clear"/>
+                <w:rFonts w:ascii="Georgia" w:cs="Georgia" w:eastAsia="Georgia" w:hAnsi="Georgia"/>
+                <w:color w:val="222222"/>
+                <w:sz w:val="20"/>
+                <w:szCs w:val="20"/>
+                <w:shd w:fill="ECECEC" w:val="clear"/>
               </w:rPr>
               <w:t xml:space="preserve">[DESCRIBE]</w:t>
             </w:r>
@@ -6141,11 +6141,11 @@
             </w:pPr>
             <w:r>
               <w:rPr>
-                <w:rFonts w:ascii="Calibri" w:cs="Calibri" w:eastAsia="Calibri" w:hAnsi="Calibri"/>
-                <w:color w:val="1E2E2C"/>
-                <w:sz w:val="20"/>
-                <w:szCs w:val="20"/>
-                <w:shd w:fill="FFF4D6" w:val="clear"/>
+                <w:rFonts w:ascii="Georgia" w:cs="Georgia" w:eastAsia="Georgia" w:hAnsi="Georgia"/>
+                <w:color w:val="222222"/>
+                <w:sz w:val="20"/>
+                <w:szCs w:val="20"/>
+                <w:shd w:fill="ECECEC" w:val="clear"/>
               </w:rPr>
               <w:t xml:space="preserve">[PAID TO]</w:t>
             </w:r>
@@ -6167,8 +6167,8 @@
             </w:pPr>
             <w:r>
               <w:rPr>
-                <w:rFonts w:ascii="Calibri" w:cs="Calibri" w:eastAsia="Calibri" w:hAnsi="Calibri"/>
-                <w:color w:val="1E2E2C"/>
+                <w:rFonts w:ascii="Georgia" w:cs="Georgia" w:eastAsia="Georgia" w:hAnsi="Georgia"/>
+                <w:color w:val="222222"/>
                 <w:sz w:val="20"/>
                 <w:szCs w:val="20"/>
               </w:rPr>
@@ -6192,11 +6192,11 @@
             </w:pPr>
             <w:r>
               <w:rPr>
-                <w:rFonts w:ascii="Calibri" w:cs="Calibri" w:eastAsia="Calibri" w:hAnsi="Calibri"/>
-                <w:color w:val="1E2E2C"/>
-                <w:sz w:val="20"/>
-                <w:szCs w:val="20"/>
-                <w:shd w:fill="FFF4D6" w:val="clear"/>
+                <w:rFonts w:ascii="Georgia" w:cs="Georgia" w:eastAsia="Georgia" w:hAnsi="Georgia"/>
+                <w:color w:val="222222"/>
+                <w:sz w:val="20"/>
+                <w:szCs w:val="20"/>
+                <w:shd w:fill="ECECEC" w:val="clear"/>
               </w:rPr>
               <w:t xml:space="preserve">[STATEMENT / BUREAU / DECLARED]</w:t>
             </w:r>
@@ -6223,8 +6223,8 @@
             </w:pPr>
             <w:r>
               <w:rPr>
-                <w:rFonts w:ascii="Calibri" w:cs="Calibri" w:eastAsia="Calibri" w:hAnsi="Calibri"/>
-                <w:color w:val="1E2E2C"/>
+                <w:rFonts w:ascii="Georgia" w:cs="Georgia" w:eastAsia="Georgia" w:hAnsi="Georgia"/>
+                <w:color w:val="222222"/>
                 <w:sz w:val="20"/>
                 <w:szCs w:val="20"/>
               </w:rPr>
@@ -6248,8 +6248,8 @@
             </w:pPr>
             <w:r>
               <w:rPr>
-                <w:rFonts w:ascii="Calibri" w:cs="Calibri" w:eastAsia="Calibri" w:hAnsi="Calibri"/>
-                <w:color w:val="1E2E2C"/>
+                <w:rFonts w:ascii="Georgia" w:cs="Georgia" w:eastAsia="Georgia" w:hAnsi="Georgia"/>
+                <w:color w:val="222222"/>
                 <w:sz w:val="20"/>
                 <w:szCs w:val="20"/>
               </w:rPr>
@@ -6273,8 +6273,8 @@
             </w:pPr>
             <w:r>
               <w:rPr>
-                <w:rFonts w:ascii="Calibri" w:cs="Calibri" w:eastAsia="Calibri" w:hAnsi="Calibri"/>
-                <w:color w:val="1E2E2C"/>
+                <w:rFonts w:ascii="Georgia" w:cs="Georgia" w:eastAsia="Georgia" w:hAnsi="Georgia"/>
+                <w:color w:val="222222"/>
                 <w:sz w:val="20"/>
                 <w:szCs w:val="20"/>
               </w:rPr>
@@ -6298,8 +6298,8 @@
             </w:pPr>
             <w:r>
               <w:rPr>
-                <w:rFonts w:ascii="Calibri" w:cs="Calibri" w:eastAsia="Calibri" w:hAnsi="Calibri"/>
-                <w:color w:val="1E2E2C"/>
+                <w:rFonts w:ascii="Georgia" w:cs="Georgia" w:eastAsia="Georgia" w:hAnsi="Georgia"/>
+                <w:color w:val="222222"/>
                 <w:sz w:val="20"/>
                 <w:szCs w:val="20"/>
               </w:rPr>
@@ -6323,8 +6323,8 @@
             </w:pPr>
             <w:r>
               <w:rPr>
-                <w:rFonts w:ascii="Calibri" w:cs="Calibri" w:eastAsia="Calibri" w:hAnsi="Calibri"/>
-                <w:color w:val="1E2E2C"/>
+                <w:rFonts w:ascii="Georgia" w:cs="Georgia" w:eastAsia="Georgia" w:hAnsi="Georgia"/>
+                <w:color w:val="222222"/>
                 <w:sz w:val="20"/>
                 <w:szCs w:val="20"/>
               </w:rPr>
@@ -6342,7 +6342,7 @@
     <w:p>
       <w:pPr>
         <w:pBdr>
-          <w:bottom w:val="single" w:color="C9D6D3" w:sz="6"/>
+          <w:bottom w:val="single" w:color="C8C8C8" w:sz="6"/>
         </w:pBdr>
         <w:spacing w:after="200" w:before="200"/>
       </w:pPr>
@@ -6351,16 +6351,16 @@
       <w:pPr>
         <w:pStyle w:val="Heading2"/>
         <w:pBdr>
-          <w:bottom w:val="single" w:color="12B84F" w:sz="6"/>
+          <w:bottom w:val="single" w:color="8C8C8C" w:sz="6"/>
         </w:pBdr>
         <w:spacing w:after="130" w:before="320"/>
       </w:pPr>
       <w:r>
         <w:rPr>
-          <w:rFonts w:ascii="Calibri" w:cs="Calibri" w:eastAsia="Calibri" w:hAnsi="Calibri"/>
+          <w:rFonts w:ascii="Georgia" w:cs="Georgia" w:eastAsia="Georgia" w:hAnsi="Georgia"/>
           <w:b/>
           <w:bCs/>
-          <w:color w:val="06302E"/>
+          <w:color w:val="1A1A1A"/>
           <w:sz w:val="23"/>
           <w:szCs w:val="23"/>
         </w:rPr>
@@ -6373,8 +6373,8 @@
       </w:pPr>
       <w:r>
         <w:rPr>
-          <w:rFonts w:ascii="Calibri" w:cs="Calibri" w:eastAsia="Calibri" w:hAnsi="Calibri"/>
-          <w:color w:val="1E2E2C"/>
+          <w:rFonts w:ascii="Georgia" w:cs="Georgia" w:eastAsia="Georgia" w:hAnsi="Georgia"/>
+          <w:color w:val="222222"/>
           <w:sz w:val="21"/>
           <w:szCs w:val="21"/>
         </w:rPr>
@@ -6385,12 +6385,12 @@
       <w:tblPr>
         <w:tblW w:type="dxa" w:w="9458"/>
         <w:tblBorders>
-          <w:top w:val="single" w:color="C9D6D3" w:sz="2"/>
-          <w:left w:val="single" w:color="C9D6D3" w:sz="2"/>
-          <w:bottom w:val="single" w:color="C9D6D3" w:sz="2"/>
-          <w:right w:val="single" w:color="C9D6D3" w:sz="2"/>
-          <w:insideH w:val="single" w:color="C9D6D3" w:sz="2"/>
-          <w:insideV w:val="single" w:color="C9D6D3" w:sz="2"/>
+          <w:top w:val="single" w:color="C8C8C8" w:sz="2"/>
+          <w:left w:val="single" w:color="C8C8C8" w:sz="2"/>
+          <w:bottom w:val="single" w:color="C8C8C8" w:sz="2"/>
+          <w:right w:val="single" w:color="C8C8C8" w:sz="2"/>
+          <w:insideH w:val="single" w:color="C8C8C8" w:sz="2"/>
+          <w:insideV w:val="single" w:color="C8C8C8" w:sz="2"/>
         </w:tblBorders>
       </w:tblPr>
       <w:tblGrid>
@@ -6407,24 +6407,24 @@
         <w:tc>
           <w:tcPr>
             <w:tcW w:type="dxa" w:w="3216"/>
-            <w:shd w:fill="EEF4F2" w:val="clear"/>
-            <w:tcMar>
-              <w:top w:type="dxa" w:w="90"/>
-              <w:left w:type="dxa" w:w="130"/>
-              <w:bottom w:type="dxa" w:w="90"/>
-              <w:right w:type="dxa" w:w="130"/>
-            </w:tcMar>
-          </w:tcPr>
-          <w:p>
-            <w:pPr>
-              <w:spacing w:after="0" w:line="250"/>
-            </w:pPr>
-            <w:r>
-              <w:rPr>
-                <w:rFonts w:ascii="Calibri" w:cs="Calibri" w:eastAsia="Calibri" w:hAnsi="Calibri"/>
+            <w:shd w:fill="F2F2F2" w:val="clear"/>
+            <w:tcMar>
+              <w:top w:type="dxa" w:w="90"/>
+              <w:left w:type="dxa" w:w="130"/>
+              <w:bottom w:type="dxa" w:w="90"/>
+              <w:right w:type="dxa" w:w="130"/>
+            </w:tcMar>
+          </w:tcPr>
+          <w:p>
+            <w:pPr>
+              <w:spacing w:after="0" w:line="250"/>
+            </w:pPr>
+            <w:r>
+              <w:rPr>
+                <w:rFonts w:ascii="Georgia" w:cs="Georgia" w:eastAsia="Georgia" w:hAnsi="Georgia"/>
                 <w:b/>
                 <w:bCs/>
-                <w:color w:val="06302E"/>
+                <w:color w:val="1A1A1A"/>
                 <w:sz w:val="20"/>
                 <w:szCs w:val="20"/>
               </w:rPr>
@@ -6435,24 +6435,24 @@
         <w:tc>
           <w:tcPr>
             <w:tcW w:type="dxa" w:w="1560"/>
-            <w:shd w:fill="EEF4F2" w:val="clear"/>
-            <w:tcMar>
-              <w:top w:type="dxa" w:w="90"/>
-              <w:left w:type="dxa" w:w="130"/>
-              <w:bottom w:type="dxa" w:w="90"/>
-              <w:right w:type="dxa" w:w="130"/>
-            </w:tcMar>
-          </w:tcPr>
-          <w:p>
-            <w:pPr>
-              <w:spacing w:after="0" w:line="250"/>
-            </w:pPr>
-            <w:r>
-              <w:rPr>
-                <w:rFonts w:ascii="Calibri" w:cs="Calibri" w:eastAsia="Calibri" w:hAnsi="Calibri"/>
+            <w:shd w:fill="F2F2F2" w:val="clear"/>
+            <w:tcMar>
+              <w:top w:type="dxa" w:w="90"/>
+              <w:left w:type="dxa" w:w="130"/>
+              <w:bottom w:type="dxa" w:w="90"/>
+              <w:right w:type="dxa" w:w="130"/>
+            </w:tcMar>
+          </w:tcPr>
+          <w:p>
+            <w:pPr>
+              <w:spacing w:after="0" w:line="250"/>
+            </w:pPr>
+            <w:r>
+              <w:rPr>
+                <w:rFonts w:ascii="Georgia" w:cs="Georgia" w:eastAsia="Georgia" w:hAnsi="Georgia"/>
                 <w:b/>
                 <w:bCs/>
-                <w:color w:val="06302E"/>
+                <w:color w:val="1A1A1A"/>
                 <w:sz w:val="20"/>
                 <w:szCs w:val="20"/>
               </w:rPr>
@@ -6463,24 +6463,24 @@
         <w:tc>
           <w:tcPr>
             <w:tcW w:type="dxa" w:w="1560"/>
-            <w:shd w:fill="EEF4F2" w:val="clear"/>
-            <w:tcMar>
-              <w:top w:type="dxa" w:w="90"/>
-              <w:left w:type="dxa" w:w="130"/>
-              <w:bottom w:type="dxa" w:w="90"/>
-              <w:right w:type="dxa" w:w="130"/>
-            </w:tcMar>
-          </w:tcPr>
-          <w:p>
-            <w:pPr>
-              <w:spacing w:after="0" w:line="250"/>
-            </w:pPr>
-            <w:r>
-              <w:rPr>
-                <w:rFonts w:ascii="Calibri" w:cs="Calibri" w:eastAsia="Calibri" w:hAnsi="Calibri"/>
+            <w:shd w:fill="F2F2F2" w:val="clear"/>
+            <w:tcMar>
+              <w:top w:type="dxa" w:w="90"/>
+              <w:left w:type="dxa" w:w="130"/>
+              <w:bottom w:type="dxa" w:w="90"/>
+              <w:right w:type="dxa" w:w="130"/>
+            </w:tcMar>
+          </w:tcPr>
+          <w:p>
+            <w:pPr>
+              <w:spacing w:after="0" w:line="250"/>
+            </w:pPr>
+            <w:r>
+              <w:rPr>
+                <w:rFonts w:ascii="Georgia" w:cs="Georgia" w:eastAsia="Georgia" w:hAnsi="Georgia"/>
                 <w:b/>
                 <w:bCs/>
-                <w:color w:val="06302E"/>
+                <w:color w:val="1A1A1A"/>
                 <w:sz w:val="20"/>
                 <w:szCs w:val="20"/>
               </w:rPr>
@@ -6491,24 +6491,24 @@
         <w:tc>
           <w:tcPr>
             <w:tcW w:type="dxa" w:w="1560"/>
-            <w:shd w:fill="EEF4F2" w:val="clear"/>
-            <w:tcMar>
-              <w:top w:type="dxa" w:w="90"/>
-              <w:left w:type="dxa" w:w="130"/>
-              <w:bottom w:type="dxa" w:w="90"/>
-              <w:right w:type="dxa" w:w="130"/>
-            </w:tcMar>
-          </w:tcPr>
-          <w:p>
-            <w:pPr>
-              <w:spacing w:after="0" w:line="250"/>
-            </w:pPr>
-            <w:r>
-              <w:rPr>
-                <w:rFonts w:ascii="Calibri" w:cs="Calibri" w:eastAsia="Calibri" w:hAnsi="Calibri"/>
+            <w:shd w:fill="F2F2F2" w:val="clear"/>
+            <w:tcMar>
+              <w:top w:type="dxa" w:w="90"/>
+              <w:left w:type="dxa" w:w="130"/>
+              <w:bottom w:type="dxa" w:w="90"/>
+              <w:right w:type="dxa" w:w="130"/>
+            </w:tcMar>
+          </w:tcPr>
+          <w:p>
+            <w:pPr>
+              <w:spacing w:after="0" w:line="250"/>
+            </w:pPr>
+            <w:r>
+              <w:rPr>
+                <w:rFonts w:ascii="Georgia" w:cs="Georgia" w:eastAsia="Georgia" w:hAnsi="Georgia"/>
                 <w:b/>
                 <w:bCs/>
-                <w:color w:val="06302E"/>
+                <w:color w:val="1A1A1A"/>
                 <w:sz w:val="20"/>
                 <w:szCs w:val="20"/>
               </w:rPr>
@@ -6519,24 +6519,24 @@
         <w:tc>
           <w:tcPr>
             <w:tcW w:type="dxa" w:w="1562"/>
-            <w:shd w:fill="EEF4F2" w:val="clear"/>
-            <w:tcMar>
-              <w:top w:type="dxa" w:w="90"/>
-              <w:left w:type="dxa" w:w="130"/>
-              <w:bottom w:type="dxa" w:w="90"/>
-              <w:right w:type="dxa" w:w="130"/>
-            </w:tcMar>
-          </w:tcPr>
-          <w:p>
-            <w:pPr>
-              <w:spacing w:after="0" w:line="250"/>
-            </w:pPr>
-            <w:r>
-              <w:rPr>
-                <w:rFonts w:ascii="Calibri" w:cs="Calibri" w:eastAsia="Calibri" w:hAnsi="Calibri"/>
+            <w:shd w:fill="F2F2F2" w:val="clear"/>
+            <w:tcMar>
+              <w:top w:type="dxa" w:w="90"/>
+              <w:left w:type="dxa" w:w="130"/>
+              <w:bottom w:type="dxa" w:w="90"/>
+              <w:right w:type="dxa" w:w="130"/>
+            </w:tcMar>
+          </w:tcPr>
+          <w:p>
+            <w:pPr>
+              <w:spacing w:after="0" w:line="250"/>
+            </w:pPr>
+            <w:r>
+              <w:rPr>
+                <w:rFonts w:ascii="Georgia" w:cs="Georgia" w:eastAsia="Georgia" w:hAnsi="Georgia"/>
                 <w:b/>
                 <w:bCs/>
-                <w:color w:val="06302E"/>
+                <w:color w:val="1A1A1A"/>
                 <w:sz w:val="20"/>
                 <w:szCs w:val="20"/>
               </w:rPr>
@@ -6565,8 +6565,8 @@
             </w:pPr>
             <w:r>
               <w:rPr>
-                <w:rFonts w:ascii="Calibri" w:cs="Calibri" w:eastAsia="Calibri" w:hAnsi="Calibri"/>
-                <w:color w:val="1E2E2C"/>
+                <w:rFonts w:ascii="Georgia" w:cs="Georgia" w:eastAsia="Georgia" w:hAnsi="Georgia"/>
+                <w:color w:val="222222"/>
                 <w:sz w:val="20"/>
                 <w:szCs w:val="20"/>
               </w:rPr>
@@ -6590,8 +6590,8 @@
             </w:pPr>
             <w:r>
               <w:rPr>
-                <w:rFonts w:ascii="Calibri" w:cs="Calibri" w:eastAsia="Calibri" w:hAnsi="Calibri"/>
-                <w:color w:val="1E2E2C"/>
+                <w:rFonts w:ascii="Georgia" w:cs="Georgia" w:eastAsia="Georgia" w:hAnsi="Georgia"/>
+                <w:color w:val="222222"/>
                 <w:sz w:val="20"/>
                 <w:szCs w:val="20"/>
               </w:rPr>
@@ -6615,8 +6615,8 @@
             </w:pPr>
             <w:r>
               <w:rPr>
-                <w:rFonts w:ascii="Calibri" w:cs="Calibri" w:eastAsia="Calibri" w:hAnsi="Calibri"/>
-                <w:color w:val="1E2E2C"/>
+                <w:rFonts w:ascii="Georgia" w:cs="Georgia" w:eastAsia="Georgia" w:hAnsi="Georgia"/>
+                <w:color w:val="222222"/>
                 <w:sz w:val="20"/>
                 <w:szCs w:val="20"/>
               </w:rPr>
@@ -6640,8 +6640,8 @@
             </w:pPr>
             <w:r>
               <w:rPr>
-                <w:rFonts w:ascii="Calibri" w:cs="Calibri" w:eastAsia="Calibri" w:hAnsi="Calibri"/>
-                <w:color w:val="1E2E2C"/>
+                <w:rFonts w:ascii="Georgia" w:cs="Georgia" w:eastAsia="Georgia" w:hAnsi="Georgia"/>
+                <w:color w:val="222222"/>
                 <w:sz w:val="20"/>
                 <w:szCs w:val="20"/>
               </w:rPr>
@@ -6665,11 +6665,11 @@
             </w:pPr>
             <w:r>
               <w:rPr>
-                <w:rFonts w:ascii="Calibri" w:cs="Calibri" w:eastAsia="Calibri" w:hAnsi="Calibri"/>
-                <w:color w:val="1E2E2C"/>
-                <w:sz w:val="20"/>
-                <w:szCs w:val="20"/>
-                <w:shd w:fill="FFF4D6" w:val="clear"/>
+                <w:rFonts w:ascii="Georgia" w:cs="Georgia" w:eastAsia="Georgia" w:hAnsi="Georgia"/>
+                <w:color w:val="222222"/>
+                <w:sz w:val="20"/>
+                <w:szCs w:val="20"/>
+                <w:shd w:fill="ECECEC" w:val="clear"/>
               </w:rPr>
               <w:t xml:space="preserve">[NOTE]</w:t>
             </w:r>
@@ -6696,8 +6696,8 @@
             </w:pPr>
             <w:r>
               <w:rPr>
-                <w:rFonts w:ascii="Calibri" w:cs="Calibri" w:eastAsia="Calibri" w:hAnsi="Calibri"/>
-                <w:color w:val="1E2E2C"/>
+                <w:rFonts w:ascii="Georgia" w:cs="Georgia" w:eastAsia="Georgia" w:hAnsi="Georgia"/>
+                <w:color w:val="222222"/>
                 <w:sz w:val="20"/>
                 <w:szCs w:val="20"/>
               </w:rPr>
@@ -6721,8 +6721,8 @@
             </w:pPr>
             <w:r>
               <w:rPr>
-                <w:rFonts w:ascii="Calibri" w:cs="Calibri" w:eastAsia="Calibri" w:hAnsi="Calibri"/>
-                <w:color w:val="1E2E2C"/>
+                <w:rFonts w:ascii="Georgia" w:cs="Georgia" w:eastAsia="Georgia" w:hAnsi="Georgia"/>
+                <w:color w:val="222222"/>
                 <w:sz w:val="20"/>
                 <w:szCs w:val="20"/>
               </w:rPr>
@@ -6746,8 +6746,8 @@
             </w:pPr>
             <w:r>
               <w:rPr>
-                <w:rFonts w:ascii="Calibri" w:cs="Calibri" w:eastAsia="Calibri" w:hAnsi="Calibri"/>
-                <w:color w:val="1E2E2C"/>
+                <w:rFonts w:ascii="Georgia" w:cs="Georgia" w:eastAsia="Georgia" w:hAnsi="Georgia"/>
+                <w:color w:val="222222"/>
                 <w:sz w:val="20"/>
                 <w:szCs w:val="20"/>
               </w:rPr>
@@ -6771,8 +6771,8 @@
             </w:pPr>
             <w:r>
               <w:rPr>
-                <w:rFonts w:ascii="Calibri" w:cs="Calibri" w:eastAsia="Calibri" w:hAnsi="Calibri"/>
-                <w:color w:val="1E2E2C"/>
+                <w:rFonts w:ascii="Georgia" w:cs="Georgia" w:eastAsia="Georgia" w:hAnsi="Georgia"/>
+                <w:color w:val="222222"/>
                 <w:sz w:val="20"/>
                 <w:szCs w:val="20"/>
               </w:rPr>
@@ -6796,11 +6796,11 @@
             </w:pPr>
             <w:r>
               <w:rPr>
-                <w:rFonts w:ascii="Calibri" w:cs="Calibri" w:eastAsia="Calibri" w:hAnsi="Calibri"/>
-                <w:color w:val="1E2E2C"/>
-                <w:sz w:val="20"/>
-                <w:szCs w:val="20"/>
-                <w:shd w:fill="FFF4D6" w:val="clear"/>
+                <w:rFonts w:ascii="Georgia" w:cs="Georgia" w:eastAsia="Georgia" w:hAnsi="Georgia"/>
+                <w:color w:val="222222"/>
+                <w:sz w:val="20"/>
+                <w:szCs w:val="20"/>
+                <w:shd w:fill="ECECEC" w:val="clear"/>
               </w:rPr>
               <w:t xml:space="preserve">[NOTE]</w:t>
             </w:r>
@@ -6827,8 +6827,8 @@
             </w:pPr>
             <w:r>
               <w:rPr>
-                <w:rFonts w:ascii="Calibri" w:cs="Calibri" w:eastAsia="Calibri" w:hAnsi="Calibri"/>
-                <w:color w:val="1E2E2C"/>
+                <w:rFonts w:ascii="Georgia" w:cs="Georgia" w:eastAsia="Georgia" w:hAnsi="Georgia"/>
+                <w:color w:val="222222"/>
                 <w:sz w:val="20"/>
                 <w:szCs w:val="20"/>
               </w:rPr>
@@ -6852,8 +6852,8 @@
             </w:pPr>
             <w:r>
               <w:rPr>
-                <w:rFonts w:ascii="Calibri" w:cs="Calibri" w:eastAsia="Calibri" w:hAnsi="Calibri"/>
-                <w:color w:val="1E2E2C"/>
+                <w:rFonts w:ascii="Georgia" w:cs="Georgia" w:eastAsia="Georgia" w:hAnsi="Georgia"/>
+                <w:color w:val="222222"/>
                 <w:sz w:val="20"/>
                 <w:szCs w:val="20"/>
               </w:rPr>
@@ -6877,8 +6877,8 @@
             </w:pPr>
             <w:r>
               <w:rPr>
-                <w:rFonts w:ascii="Calibri" w:cs="Calibri" w:eastAsia="Calibri" w:hAnsi="Calibri"/>
-                <w:color w:val="1E2E2C"/>
+                <w:rFonts w:ascii="Georgia" w:cs="Georgia" w:eastAsia="Georgia" w:hAnsi="Georgia"/>
+                <w:color w:val="222222"/>
                 <w:sz w:val="20"/>
                 <w:szCs w:val="20"/>
               </w:rPr>
@@ -6902,8 +6902,8 @@
             </w:pPr>
             <w:r>
               <w:rPr>
-                <w:rFonts w:ascii="Calibri" w:cs="Calibri" w:eastAsia="Calibri" w:hAnsi="Calibri"/>
-                <w:color w:val="1E2E2C"/>
+                <w:rFonts w:ascii="Georgia" w:cs="Georgia" w:eastAsia="Georgia" w:hAnsi="Georgia"/>
+                <w:color w:val="222222"/>
                 <w:sz w:val="20"/>
                 <w:szCs w:val="20"/>
               </w:rPr>
@@ -6927,11 +6927,11 @@
             </w:pPr>
             <w:r>
               <w:rPr>
-                <w:rFonts w:ascii="Calibri" w:cs="Calibri" w:eastAsia="Calibri" w:hAnsi="Calibri"/>
-                <w:color w:val="1E2E2C"/>
-                <w:sz w:val="20"/>
-                <w:szCs w:val="20"/>
-                <w:shd w:fill="FFF4D6" w:val="clear"/>
+                <w:rFonts w:ascii="Georgia" w:cs="Georgia" w:eastAsia="Georgia" w:hAnsi="Georgia"/>
+                <w:color w:val="222222"/>
+                <w:sz w:val="20"/>
+                <w:szCs w:val="20"/>
+                <w:shd w:fill="ECECEC" w:val="clear"/>
               </w:rPr>
               <w:t xml:space="preserve">[NOTE]</w:t>
             </w:r>
@@ -6958,8 +6958,8 @@
             </w:pPr>
             <w:r>
               <w:rPr>
-                <w:rFonts w:ascii="Calibri" w:cs="Calibri" w:eastAsia="Calibri" w:hAnsi="Calibri"/>
-                <w:color w:val="1E2E2C"/>
+                <w:rFonts w:ascii="Georgia" w:cs="Georgia" w:eastAsia="Georgia" w:hAnsi="Georgia"/>
+                <w:color w:val="222222"/>
                 <w:sz w:val="20"/>
                 <w:szCs w:val="20"/>
               </w:rPr>
@@ -6983,8 +6983,8 @@
             </w:pPr>
             <w:r>
               <w:rPr>
-                <w:rFonts w:ascii="Calibri" w:cs="Calibri" w:eastAsia="Calibri" w:hAnsi="Calibri"/>
-                <w:color w:val="1E2E2C"/>
+                <w:rFonts w:ascii="Georgia" w:cs="Georgia" w:eastAsia="Georgia" w:hAnsi="Georgia"/>
+                <w:color w:val="222222"/>
                 <w:sz w:val="20"/>
                 <w:szCs w:val="20"/>
               </w:rPr>
@@ -7008,8 +7008,8 @@
             </w:pPr>
             <w:r>
               <w:rPr>
-                <w:rFonts w:ascii="Calibri" w:cs="Calibri" w:eastAsia="Calibri" w:hAnsi="Calibri"/>
-                <w:color w:val="1E2E2C"/>
+                <w:rFonts w:ascii="Georgia" w:cs="Georgia" w:eastAsia="Georgia" w:hAnsi="Georgia"/>
+                <w:color w:val="222222"/>
                 <w:sz w:val="20"/>
                 <w:szCs w:val="20"/>
               </w:rPr>
@@ -7033,8 +7033,8 @@
             </w:pPr>
             <w:r>
               <w:rPr>
-                <w:rFonts w:ascii="Calibri" w:cs="Calibri" w:eastAsia="Calibri" w:hAnsi="Calibri"/>
-                <w:color w:val="1E2E2C"/>
+                <w:rFonts w:ascii="Georgia" w:cs="Georgia" w:eastAsia="Georgia" w:hAnsi="Georgia"/>
+                <w:color w:val="222222"/>
                 <w:sz w:val="20"/>
                 <w:szCs w:val="20"/>
               </w:rPr>
@@ -7058,11 +7058,11 @@
             </w:pPr>
             <w:r>
               <w:rPr>
-                <w:rFonts w:ascii="Calibri" w:cs="Calibri" w:eastAsia="Calibri" w:hAnsi="Calibri"/>
-                <w:color w:val="1E2E2C"/>
-                <w:sz w:val="20"/>
-                <w:szCs w:val="20"/>
-                <w:shd w:fill="FFF4D6" w:val="clear"/>
+                <w:rFonts w:ascii="Georgia" w:cs="Georgia" w:eastAsia="Georgia" w:hAnsi="Georgia"/>
+                <w:color w:val="222222"/>
+                <w:sz w:val="20"/>
+                <w:szCs w:val="20"/>
+                <w:shd w:fill="ECECEC" w:val="clear"/>
               </w:rPr>
               <w:t xml:space="preserve">[NOTE]</w:t>
             </w:r>
@@ -7089,8 +7089,8 @@
             </w:pPr>
             <w:r>
               <w:rPr>
-                <w:rFonts w:ascii="Calibri" w:cs="Calibri" w:eastAsia="Calibri" w:hAnsi="Calibri"/>
-                <w:color w:val="1E2E2C"/>
+                <w:rFonts w:ascii="Georgia" w:cs="Georgia" w:eastAsia="Georgia" w:hAnsi="Georgia"/>
+                <w:color w:val="222222"/>
                 <w:sz w:val="20"/>
                 <w:szCs w:val="20"/>
               </w:rPr>
@@ -7114,8 +7114,8 @@
             </w:pPr>
             <w:r>
               <w:rPr>
-                <w:rFonts w:ascii="Calibri" w:cs="Calibri" w:eastAsia="Calibri" w:hAnsi="Calibri"/>
-                <w:color w:val="1E2E2C"/>
+                <w:rFonts w:ascii="Georgia" w:cs="Georgia" w:eastAsia="Georgia" w:hAnsi="Georgia"/>
+                <w:color w:val="222222"/>
                 <w:sz w:val="20"/>
                 <w:szCs w:val="20"/>
               </w:rPr>
@@ -7139,8 +7139,8 @@
             </w:pPr>
             <w:r>
               <w:rPr>
-                <w:rFonts w:ascii="Calibri" w:cs="Calibri" w:eastAsia="Calibri" w:hAnsi="Calibri"/>
-                <w:color w:val="1E2E2C"/>
+                <w:rFonts w:ascii="Georgia" w:cs="Georgia" w:eastAsia="Georgia" w:hAnsi="Georgia"/>
+                <w:color w:val="222222"/>
                 <w:sz w:val="20"/>
                 <w:szCs w:val="20"/>
               </w:rPr>
@@ -7164,8 +7164,8 @@
             </w:pPr>
             <w:r>
               <w:rPr>
-                <w:rFonts w:ascii="Calibri" w:cs="Calibri" w:eastAsia="Calibri" w:hAnsi="Calibri"/>
-                <w:color w:val="1E2E2C"/>
+                <w:rFonts w:ascii="Georgia" w:cs="Georgia" w:eastAsia="Georgia" w:hAnsi="Georgia"/>
+                <w:color w:val="222222"/>
                 <w:sz w:val="20"/>
                 <w:szCs w:val="20"/>
               </w:rPr>
@@ -7189,11 +7189,11 @@
             </w:pPr>
             <w:r>
               <w:rPr>
-                <w:rFonts w:ascii="Calibri" w:cs="Calibri" w:eastAsia="Calibri" w:hAnsi="Calibri"/>
-                <w:color w:val="1E2E2C"/>
-                <w:sz w:val="20"/>
-                <w:szCs w:val="20"/>
-                <w:shd w:fill="FFF4D6" w:val="clear"/>
+                <w:rFonts w:ascii="Georgia" w:cs="Georgia" w:eastAsia="Georgia" w:hAnsi="Georgia"/>
+                <w:color w:val="222222"/>
+                <w:sz w:val="20"/>
+                <w:szCs w:val="20"/>
+                <w:shd w:fill="ECECEC" w:val="clear"/>
               </w:rPr>
               <w:t xml:space="preserve">[NOTE]</w:t>
             </w:r>
@@ -7220,8 +7220,8 @@
             </w:pPr>
             <w:r>
               <w:rPr>
-                <w:rFonts w:ascii="Calibri" w:cs="Calibri" w:eastAsia="Calibri" w:hAnsi="Calibri"/>
-                <w:color w:val="1E2E2C"/>
+                <w:rFonts w:ascii="Georgia" w:cs="Georgia" w:eastAsia="Georgia" w:hAnsi="Georgia"/>
+                <w:color w:val="222222"/>
                 <w:sz w:val="20"/>
                 <w:szCs w:val="20"/>
               </w:rPr>
@@ -7245,8 +7245,8 @@
             </w:pPr>
             <w:r>
               <w:rPr>
-                <w:rFonts w:ascii="Calibri" w:cs="Calibri" w:eastAsia="Calibri" w:hAnsi="Calibri"/>
-                <w:color w:val="1E2E2C"/>
+                <w:rFonts w:ascii="Georgia" w:cs="Georgia" w:eastAsia="Georgia" w:hAnsi="Georgia"/>
+                <w:color w:val="222222"/>
                 <w:sz w:val="20"/>
                 <w:szCs w:val="20"/>
               </w:rPr>
@@ -7270,8 +7270,8 @@
             </w:pPr>
             <w:r>
               <w:rPr>
-                <w:rFonts w:ascii="Calibri" w:cs="Calibri" w:eastAsia="Calibri" w:hAnsi="Calibri"/>
-                <w:color w:val="1E2E2C"/>
+                <w:rFonts w:ascii="Georgia" w:cs="Georgia" w:eastAsia="Georgia" w:hAnsi="Georgia"/>
+                <w:color w:val="222222"/>
                 <w:sz w:val="20"/>
                 <w:szCs w:val="20"/>
               </w:rPr>
@@ -7295,8 +7295,8 @@
             </w:pPr>
             <w:r>
               <w:rPr>
-                <w:rFonts w:ascii="Calibri" w:cs="Calibri" w:eastAsia="Calibri" w:hAnsi="Calibri"/>
-                <w:color w:val="1E2E2C"/>
+                <w:rFonts w:ascii="Georgia" w:cs="Georgia" w:eastAsia="Georgia" w:hAnsi="Georgia"/>
+                <w:color w:val="222222"/>
                 <w:sz w:val="20"/>
                 <w:szCs w:val="20"/>
               </w:rPr>
@@ -7320,11 +7320,11 @@
             </w:pPr>
             <w:r>
               <w:rPr>
-                <w:rFonts w:ascii="Calibri" w:cs="Calibri" w:eastAsia="Calibri" w:hAnsi="Calibri"/>
-                <w:color w:val="1E2E2C"/>
-                <w:sz w:val="20"/>
-                <w:szCs w:val="20"/>
-                <w:shd w:fill="FFF4D6" w:val="clear"/>
+                <w:rFonts w:ascii="Georgia" w:cs="Georgia" w:eastAsia="Georgia" w:hAnsi="Georgia"/>
+                <w:color w:val="222222"/>
+                <w:sz w:val="20"/>
+                <w:szCs w:val="20"/>
+                <w:shd w:fill="ECECEC" w:val="clear"/>
               </w:rPr>
               <w:t xml:space="preserve">[NOTE]</w:t>
             </w:r>
@@ -7351,8 +7351,8 @@
             </w:pPr>
             <w:r>
               <w:rPr>
-                <w:rFonts w:ascii="Calibri" w:cs="Calibri" w:eastAsia="Calibri" w:hAnsi="Calibri"/>
-                <w:color w:val="1E2E2C"/>
+                <w:rFonts w:ascii="Georgia" w:cs="Georgia" w:eastAsia="Georgia" w:hAnsi="Georgia"/>
+                <w:color w:val="222222"/>
                 <w:sz w:val="20"/>
                 <w:szCs w:val="20"/>
               </w:rPr>
@@ -7376,8 +7376,8 @@
             </w:pPr>
             <w:r>
               <w:rPr>
-                <w:rFonts w:ascii="Calibri" w:cs="Calibri" w:eastAsia="Calibri" w:hAnsi="Calibri"/>
-                <w:color w:val="1E2E2C"/>
+                <w:rFonts w:ascii="Georgia" w:cs="Georgia" w:eastAsia="Georgia" w:hAnsi="Georgia"/>
+                <w:color w:val="222222"/>
                 <w:sz w:val="20"/>
                 <w:szCs w:val="20"/>
               </w:rPr>
@@ -7401,8 +7401,8 @@
             </w:pPr>
             <w:r>
               <w:rPr>
-                <w:rFonts w:ascii="Calibri" w:cs="Calibri" w:eastAsia="Calibri" w:hAnsi="Calibri"/>
-                <w:color w:val="1E2E2C"/>
+                <w:rFonts w:ascii="Georgia" w:cs="Georgia" w:eastAsia="Georgia" w:hAnsi="Georgia"/>
+                <w:color w:val="222222"/>
                 <w:sz w:val="20"/>
                 <w:szCs w:val="20"/>
               </w:rPr>
@@ -7426,8 +7426,8 @@
             </w:pPr>
             <w:r>
               <w:rPr>
-                <w:rFonts w:ascii="Calibri" w:cs="Calibri" w:eastAsia="Calibri" w:hAnsi="Calibri"/>
-                <w:color w:val="1E2E2C"/>
+                <w:rFonts w:ascii="Georgia" w:cs="Georgia" w:eastAsia="Georgia" w:hAnsi="Georgia"/>
+                <w:color w:val="222222"/>
                 <w:sz w:val="20"/>
                 <w:szCs w:val="20"/>
               </w:rPr>
@@ -7451,11 +7451,11 @@
             </w:pPr>
             <w:r>
               <w:rPr>
-                <w:rFonts w:ascii="Calibri" w:cs="Calibri" w:eastAsia="Calibri" w:hAnsi="Calibri"/>
-                <w:color w:val="1E2E2C"/>
-                <w:sz w:val="20"/>
-                <w:szCs w:val="20"/>
-                <w:shd w:fill="FFF4D6" w:val="clear"/>
+                <w:rFonts w:ascii="Georgia" w:cs="Georgia" w:eastAsia="Georgia" w:hAnsi="Georgia"/>
+                <w:color w:val="222222"/>
+                <w:sz w:val="20"/>
+                <w:szCs w:val="20"/>
+                <w:shd w:fill="ECECEC" w:val="clear"/>
               </w:rPr>
               <w:t xml:space="preserve">[NOTE]</w:t>
             </w:r>
@@ -7482,8 +7482,8 @@
             </w:pPr>
             <w:r>
               <w:rPr>
-                <w:rFonts w:ascii="Calibri" w:cs="Calibri" w:eastAsia="Calibri" w:hAnsi="Calibri"/>
-                <w:color w:val="1E2E2C"/>
+                <w:rFonts w:ascii="Georgia" w:cs="Georgia" w:eastAsia="Georgia" w:hAnsi="Georgia"/>
+                <w:color w:val="222222"/>
                 <w:sz w:val="20"/>
                 <w:szCs w:val="20"/>
               </w:rPr>
@@ -7507,8 +7507,8 @@
             </w:pPr>
             <w:r>
               <w:rPr>
-                <w:rFonts w:ascii="Calibri" w:cs="Calibri" w:eastAsia="Calibri" w:hAnsi="Calibri"/>
-                <w:color w:val="1E2E2C"/>
+                <w:rFonts w:ascii="Georgia" w:cs="Georgia" w:eastAsia="Georgia" w:hAnsi="Georgia"/>
+                <w:color w:val="222222"/>
                 <w:sz w:val="20"/>
                 <w:szCs w:val="20"/>
               </w:rPr>
@@ -7532,8 +7532,8 @@
             </w:pPr>
             <w:r>
               <w:rPr>
-                <w:rFonts w:ascii="Calibri" w:cs="Calibri" w:eastAsia="Calibri" w:hAnsi="Calibri"/>
-                <w:color w:val="1E2E2C"/>
+                <w:rFonts w:ascii="Georgia" w:cs="Georgia" w:eastAsia="Georgia" w:hAnsi="Georgia"/>
+                <w:color w:val="222222"/>
                 <w:sz w:val="20"/>
                 <w:szCs w:val="20"/>
               </w:rPr>
@@ -7557,8 +7557,8 @@
             </w:pPr>
             <w:r>
               <w:rPr>
-                <w:rFonts w:ascii="Calibri" w:cs="Calibri" w:eastAsia="Calibri" w:hAnsi="Calibri"/>
-                <w:color w:val="1E2E2C"/>
+                <w:rFonts w:ascii="Georgia" w:cs="Georgia" w:eastAsia="Georgia" w:hAnsi="Georgia"/>
+                <w:color w:val="222222"/>
                 <w:sz w:val="20"/>
                 <w:szCs w:val="20"/>
               </w:rPr>
@@ -7582,11 +7582,11 @@
             </w:pPr>
             <w:r>
               <w:rPr>
-                <w:rFonts w:ascii="Calibri" w:cs="Calibri" w:eastAsia="Calibri" w:hAnsi="Calibri"/>
-                <w:color w:val="1E2E2C"/>
-                <w:sz w:val="20"/>
-                <w:szCs w:val="20"/>
-                <w:shd w:fill="FFF4D6" w:val="clear"/>
+                <w:rFonts w:ascii="Georgia" w:cs="Georgia" w:eastAsia="Georgia" w:hAnsi="Georgia"/>
+                <w:color w:val="222222"/>
+                <w:sz w:val="20"/>
+                <w:szCs w:val="20"/>
+                <w:shd w:fill="ECECEC" w:val="clear"/>
               </w:rPr>
               <w:t xml:space="preserve">[NOTE]</w:t>
             </w:r>
@@ -7613,8 +7613,8 @@
             </w:pPr>
             <w:r>
               <w:rPr>
-                <w:rFonts w:ascii="Calibri" w:cs="Calibri" w:eastAsia="Calibri" w:hAnsi="Calibri"/>
-                <w:color w:val="1E2E2C"/>
+                <w:rFonts w:ascii="Georgia" w:cs="Georgia" w:eastAsia="Georgia" w:hAnsi="Georgia"/>
+                <w:color w:val="222222"/>
                 <w:sz w:val="20"/>
                 <w:szCs w:val="20"/>
               </w:rPr>
@@ -7638,8 +7638,8 @@
             </w:pPr>
             <w:r>
               <w:rPr>
-                <w:rFonts w:ascii="Calibri" w:cs="Calibri" w:eastAsia="Calibri" w:hAnsi="Calibri"/>
-                <w:color w:val="1E2E2C"/>
+                <w:rFonts w:ascii="Georgia" w:cs="Georgia" w:eastAsia="Georgia" w:hAnsi="Georgia"/>
+                <w:color w:val="222222"/>
                 <w:sz w:val="20"/>
                 <w:szCs w:val="20"/>
               </w:rPr>
@@ -7647,11 +7647,11 @@
             </w:r>
             <w:r>
               <w:rPr>
-                <w:rFonts w:ascii="Calibri" w:cs="Calibri" w:eastAsia="Calibri" w:hAnsi="Calibri"/>
-                <w:color w:val="1E2E2C"/>
-                <w:sz w:val="20"/>
-                <w:szCs w:val="20"/>
-                <w:shd w:fill="FFF4D6" w:val="clear"/>
+                <w:rFonts w:ascii="Georgia" w:cs="Georgia" w:eastAsia="Georgia" w:hAnsi="Georgia"/>
+                <w:color w:val="222222"/>
+                <w:sz w:val="20"/>
+                <w:szCs w:val="20"/>
+                <w:shd w:fill="ECECEC" w:val="clear"/>
               </w:rPr>
               <w:t xml:space="preserve">[DESCRIBE]</w:t>
             </w:r>
@@ -7673,8 +7673,8 @@
             </w:pPr>
             <w:r>
               <w:rPr>
-                <w:rFonts w:ascii="Calibri" w:cs="Calibri" w:eastAsia="Calibri" w:hAnsi="Calibri"/>
-                <w:color w:val="1E2E2C"/>
+                <w:rFonts w:ascii="Georgia" w:cs="Georgia" w:eastAsia="Georgia" w:hAnsi="Georgia"/>
+                <w:color w:val="222222"/>
                 <w:sz w:val="20"/>
                 <w:szCs w:val="20"/>
               </w:rPr>
@@ -7698,8 +7698,8 @@
             </w:pPr>
             <w:r>
               <w:rPr>
-                <w:rFonts w:ascii="Calibri" w:cs="Calibri" w:eastAsia="Calibri" w:hAnsi="Calibri"/>
-                <w:color w:val="1E2E2C"/>
+                <w:rFonts w:ascii="Georgia" w:cs="Georgia" w:eastAsia="Georgia" w:hAnsi="Georgia"/>
+                <w:color w:val="222222"/>
                 <w:sz w:val="20"/>
                 <w:szCs w:val="20"/>
               </w:rPr>
@@ -7723,11 +7723,11 @@
             </w:pPr>
             <w:r>
               <w:rPr>
-                <w:rFonts w:ascii="Calibri" w:cs="Calibri" w:eastAsia="Calibri" w:hAnsi="Calibri"/>
-                <w:color w:val="1E2E2C"/>
-                <w:sz w:val="20"/>
-                <w:szCs w:val="20"/>
-                <w:shd w:fill="FFF4D6" w:val="clear"/>
+                <w:rFonts w:ascii="Georgia" w:cs="Georgia" w:eastAsia="Georgia" w:hAnsi="Georgia"/>
+                <w:color w:val="222222"/>
+                <w:sz w:val="20"/>
+                <w:szCs w:val="20"/>
+                <w:shd w:fill="ECECEC" w:val="clear"/>
               </w:rPr>
               <w:t xml:space="preserve">[NOTE]</w:t>
             </w:r>
@@ -7754,8 +7754,8 @@
             </w:pPr>
             <w:r>
               <w:rPr>
-                <w:rFonts w:ascii="Calibri" w:cs="Calibri" w:eastAsia="Calibri" w:hAnsi="Calibri"/>
-                <w:color w:val="1E2E2C"/>
+                <w:rFonts w:ascii="Georgia" w:cs="Georgia" w:eastAsia="Georgia" w:hAnsi="Georgia"/>
+                <w:color w:val="222222"/>
                 <w:sz w:val="20"/>
                 <w:szCs w:val="20"/>
               </w:rPr>
@@ -7779,8 +7779,8 @@
             </w:pPr>
             <w:r>
               <w:rPr>
-                <w:rFonts w:ascii="Calibri" w:cs="Calibri" w:eastAsia="Calibri" w:hAnsi="Calibri"/>
-                <w:color w:val="1E2E2C"/>
+                <w:rFonts w:ascii="Georgia" w:cs="Georgia" w:eastAsia="Georgia" w:hAnsi="Georgia"/>
+                <w:color w:val="222222"/>
                 <w:sz w:val="20"/>
                 <w:szCs w:val="20"/>
               </w:rPr>
@@ -7804,8 +7804,8 @@
             </w:pPr>
             <w:r>
               <w:rPr>
-                <w:rFonts w:ascii="Calibri" w:cs="Calibri" w:eastAsia="Calibri" w:hAnsi="Calibri"/>
-                <w:color w:val="1E2E2C"/>
+                <w:rFonts w:ascii="Georgia" w:cs="Georgia" w:eastAsia="Georgia" w:hAnsi="Georgia"/>
+                <w:color w:val="222222"/>
                 <w:sz w:val="20"/>
                 <w:szCs w:val="20"/>
               </w:rPr>
@@ -7829,8 +7829,8 @@
             </w:pPr>
             <w:r>
               <w:rPr>
-                <w:rFonts w:ascii="Calibri" w:cs="Calibri" w:eastAsia="Calibri" w:hAnsi="Calibri"/>
-                <w:color w:val="1E2E2C"/>
+                <w:rFonts w:ascii="Georgia" w:cs="Georgia" w:eastAsia="Georgia" w:hAnsi="Georgia"/>
+                <w:color w:val="222222"/>
                 <w:sz w:val="20"/>
                 <w:szCs w:val="20"/>
               </w:rPr>
@@ -7854,8 +7854,8 @@
             </w:pPr>
             <w:r>
               <w:rPr>
-                <w:rFonts w:ascii="Calibri" w:cs="Calibri" w:eastAsia="Calibri" w:hAnsi="Calibri"/>
-                <w:color w:val="1E2E2C"/>
+                <w:rFonts w:ascii="Georgia" w:cs="Georgia" w:eastAsia="Georgia" w:hAnsi="Georgia"/>
+                <w:color w:val="222222"/>
                 <w:sz w:val="20"/>
                 <w:szCs w:val="20"/>
               </w:rPr>
@@ -7874,12 +7874,12 @@
       <w:tblPr>
         <w:tblW w:type="dxa" w:w="9458"/>
         <w:tblBorders>
-          <w:top w:val="single" w:color="C9D6D3" w:sz="2"/>
-          <w:left w:val="single" w:color="C9D6D3" w:sz="2"/>
-          <w:bottom w:val="single" w:color="C9D6D3" w:sz="2"/>
-          <w:right w:val="single" w:color="C9D6D3" w:sz="2"/>
-          <w:insideH w:val="single" w:color="C9D6D3" w:sz="2"/>
-          <w:insideV w:val="single" w:color="C9D6D3" w:sz="2"/>
+          <w:top w:val="single" w:color="C8C8C8" w:sz="2"/>
+          <w:left w:val="single" w:color="C8C8C8" w:sz="2"/>
+          <w:bottom w:val="single" w:color="C8C8C8" w:sz="2"/>
+          <w:right w:val="single" w:color="C8C8C8" w:sz="2"/>
+          <w:insideH w:val="single" w:color="C8C8C8" w:sz="2"/>
+          <w:insideV w:val="single" w:color="C8C8C8" w:sz="2"/>
         </w:tblBorders>
       </w:tblPr>
       <w:tblGrid>
@@ -7893,24 +7893,24 @@
         <w:tc>
           <w:tcPr>
             <w:tcW w:type="dxa" w:w="4351"/>
-            <w:shd w:fill="EEF4F2" w:val="clear"/>
-            <w:tcMar>
-              <w:top w:type="dxa" w:w="90"/>
-              <w:left w:type="dxa" w:w="130"/>
-              <w:bottom w:type="dxa" w:w="90"/>
-              <w:right w:type="dxa" w:w="130"/>
-            </w:tcMar>
-          </w:tcPr>
-          <w:p>
-            <w:pPr>
-              <w:spacing w:after="0" w:line="250"/>
-            </w:pPr>
-            <w:r>
-              <w:rPr>
-                <w:rFonts w:ascii="Calibri" w:cs="Calibri" w:eastAsia="Calibri" w:hAnsi="Calibri"/>
+            <w:shd w:fill="F2F2F2" w:val="clear"/>
+            <w:tcMar>
+              <w:top w:type="dxa" w:w="90"/>
+              <w:left w:type="dxa" w:w="130"/>
+              <w:bottom w:type="dxa" w:w="90"/>
+              <w:right w:type="dxa" w:w="130"/>
+            </w:tcMar>
+          </w:tcPr>
+          <w:p>
+            <w:pPr>
+              <w:spacing w:after="0" w:line="250"/>
+            </w:pPr>
+            <w:r>
+              <w:rPr>
+                <w:rFonts w:ascii="Georgia" w:cs="Georgia" w:eastAsia="Georgia" w:hAnsi="Georgia"/>
                 <w:b/>
                 <w:bCs/>
-                <w:color w:val="06302E"/>
+                <w:color w:val="1A1A1A"/>
                 <w:sz w:val="20"/>
                 <w:szCs w:val="20"/>
               </w:rPr>
@@ -7921,24 +7921,24 @@
         <w:tc>
           <w:tcPr>
             <w:tcW w:type="dxa" w:w="5107"/>
-            <w:shd w:fill="EEF4F2" w:val="clear"/>
-            <w:tcMar>
-              <w:top w:type="dxa" w:w="90"/>
-              <w:left w:type="dxa" w:w="130"/>
-              <w:bottom w:type="dxa" w:w="90"/>
-              <w:right w:type="dxa" w:w="130"/>
-            </w:tcMar>
-          </w:tcPr>
-          <w:p>
-            <w:pPr>
-              <w:spacing w:after="0" w:line="250"/>
-            </w:pPr>
-            <w:r>
-              <w:rPr>
-                <w:rFonts w:ascii="Calibri" w:cs="Calibri" w:eastAsia="Calibri" w:hAnsi="Calibri"/>
+            <w:shd w:fill="F2F2F2" w:val="clear"/>
+            <w:tcMar>
+              <w:top w:type="dxa" w:w="90"/>
+              <w:left w:type="dxa" w:w="130"/>
+              <w:bottom w:type="dxa" w:w="90"/>
+              <w:right w:type="dxa" w:w="130"/>
+            </w:tcMar>
+          </w:tcPr>
+          <w:p>
+            <w:pPr>
+              <w:spacing w:after="0" w:line="250"/>
+            </w:pPr>
+            <w:r>
+              <w:rPr>
+                <w:rFonts w:ascii="Georgia" w:cs="Georgia" w:eastAsia="Georgia" w:hAnsi="Georgia"/>
                 <w:b/>
                 <w:bCs/>
-                <w:color w:val="06302E"/>
+                <w:color w:val="1A1A1A"/>
                 <w:sz w:val="20"/>
                 <w:szCs w:val="20"/>
               </w:rPr>
@@ -7967,8 +7967,8 @@
             </w:pPr>
             <w:r>
               <w:rPr>
-                <w:rFonts w:ascii="Calibri" w:cs="Calibri" w:eastAsia="Calibri" w:hAnsi="Calibri"/>
-                <w:color w:val="1E2E2C"/>
+                <w:rFonts w:ascii="Georgia" w:cs="Georgia" w:eastAsia="Georgia" w:hAnsi="Georgia"/>
+                <w:color w:val="222222"/>
                 <w:sz w:val="20"/>
                 <w:szCs w:val="20"/>
               </w:rPr>
@@ -7992,11 +7992,11 @@
             </w:pPr>
             <w:r>
               <w:rPr>
-                <w:rFonts w:ascii="Calibri" w:cs="Calibri" w:eastAsia="Calibri" w:hAnsi="Calibri"/>
-                <w:color w:val="1E2E2C"/>
-                <w:sz w:val="20"/>
-                <w:szCs w:val="20"/>
-                <w:shd w:fill="FFF4D6" w:val="clear"/>
+                <w:rFonts w:ascii="Georgia" w:cs="Georgia" w:eastAsia="Georgia" w:hAnsi="Georgia"/>
+                <w:color w:val="222222"/>
+                <w:sz w:val="20"/>
+                <w:szCs w:val="20"/>
+                <w:shd w:fill="ECECEC" w:val="clear"/>
               </w:rPr>
               <w:t xml:space="preserve">[NUMBER]</w:t>
             </w:r>
@@ -8023,8 +8023,8 @@
             </w:pPr>
             <w:r>
               <w:rPr>
-                <w:rFonts w:ascii="Calibri" w:cs="Calibri" w:eastAsia="Calibri" w:hAnsi="Calibri"/>
-                <w:color w:val="1E2E2C"/>
+                <w:rFonts w:ascii="Georgia" w:cs="Georgia" w:eastAsia="Georgia" w:hAnsi="Georgia"/>
+                <w:color w:val="222222"/>
                 <w:sz w:val="20"/>
                 <w:szCs w:val="20"/>
               </w:rPr>
@@ -8048,11 +8048,11 @@
             </w:pPr>
             <w:r>
               <w:rPr>
-                <w:rFonts w:ascii="Calibri" w:cs="Calibri" w:eastAsia="Calibri" w:hAnsi="Calibri"/>
-                <w:color w:val="1E2E2C"/>
-                <w:sz w:val="20"/>
-                <w:szCs w:val="20"/>
-                <w:shd w:fill="FFF4D6" w:val="clear"/>
+                <w:rFonts w:ascii="Georgia" w:cs="Georgia" w:eastAsia="Georgia" w:hAnsi="Georgia"/>
+                <w:color w:val="222222"/>
+                <w:sz w:val="20"/>
+                <w:szCs w:val="20"/>
+                <w:shd w:fill="ECECEC" w:val="clear"/>
               </w:rPr>
               <w:t xml:space="preserve">[YES / NO]</w:t>
             </w:r>
@@ -8079,8 +8079,8 @@
             </w:pPr>
             <w:r>
               <w:rPr>
-                <w:rFonts w:ascii="Calibri" w:cs="Calibri" w:eastAsia="Calibri" w:hAnsi="Calibri"/>
-                <w:color w:val="1E2E2C"/>
+                <w:rFonts w:ascii="Georgia" w:cs="Georgia" w:eastAsia="Georgia" w:hAnsi="Georgia"/>
+                <w:color w:val="222222"/>
                 <w:sz w:val="20"/>
                 <w:szCs w:val="20"/>
               </w:rPr>
@@ -8104,11 +8104,11 @@
             </w:pPr>
             <w:r>
               <w:rPr>
-                <w:rFonts w:ascii="Calibri" w:cs="Calibri" w:eastAsia="Calibri" w:hAnsi="Calibri"/>
-                <w:color w:val="1E2E2C"/>
-                <w:sz w:val="20"/>
-                <w:szCs w:val="20"/>
-                <w:shd w:fill="FFF4D6" w:val="clear"/>
+                <w:rFonts w:ascii="Georgia" w:cs="Georgia" w:eastAsia="Georgia" w:hAnsi="Georgia"/>
+                <w:color w:val="222222"/>
+                <w:sz w:val="20"/>
+                <w:szCs w:val="20"/>
+                <w:shd w:fill="ECECEC" w:val="clear"/>
               </w:rPr>
               <w:t xml:space="preserve">[EXPLANATION OR N/A]</w:t>
             </w:r>
@@ -8124,7 +8124,7 @@
     <w:p>
       <w:pPr>
         <w:pBdr>
-          <w:bottom w:val="single" w:color="C9D6D3" w:sz="6"/>
+          <w:bottom w:val="single" w:color="C8C8C8" w:sz="6"/>
         </w:pBdr>
         <w:spacing w:after="200" w:before="200"/>
       </w:pPr>
@@ -8133,16 +8133,16 @@
       <w:pPr>
         <w:pStyle w:val="Heading2"/>
         <w:pBdr>
-          <w:bottom w:val="single" w:color="12B84F" w:sz="6"/>
+          <w:bottom w:val="single" w:color="8C8C8C" w:sz="6"/>
         </w:pBdr>
         <w:spacing w:after="130" w:before="320"/>
       </w:pPr>
       <w:r>
         <w:rPr>
-          <w:rFonts w:ascii="Calibri" w:cs="Calibri" w:eastAsia="Calibri" w:hAnsi="Calibri"/>
+          <w:rFonts w:ascii="Georgia" w:cs="Georgia" w:eastAsia="Georgia" w:hAnsi="Georgia"/>
           <w:b/>
           <w:bCs/>
-          <w:color w:val="06302E"/>
+          <w:color w:val="1A1A1A"/>
           <w:sz w:val="23"/>
           <w:szCs w:val="23"/>
         </w:rPr>
@@ -8153,12 +8153,12 @@
       <w:tblPr>
         <w:tblW w:type="dxa" w:w="9458"/>
         <w:tblBorders>
-          <w:top w:val="single" w:color="C9D6D3" w:sz="2"/>
-          <w:left w:val="single" w:color="C9D6D3" w:sz="2"/>
-          <w:bottom w:val="single" w:color="C9D6D3" w:sz="2"/>
-          <w:right w:val="single" w:color="C9D6D3" w:sz="2"/>
-          <w:insideH w:val="single" w:color="C9D6D3" w:sz="2"/>
-          <w:insideV w:val="single" w:color="C9D6D3" w:sz="2"/>
+          <w:top w:val="single" w:color="C8C8C8" w:sz="2"/>
+          <w:left w:val="single" w:color="C8C8C8" w:sz="2"/>
+          <w:bottom w:val="single" w:color="C8C8C8" w:sz="2"/>
+          <w:right w:val="single" w:color="C8C8C8" w:sz="2"/>
+          <w:insideH w:val="single" w:color="C8C8C8" w:sz="2"/>
+          <w:insideV w:val="single" w:color="C8C8C8" w:sz="2"/>
         </w:tblBorders>
       </w:tblPr>
       <w:tblGrid>
@@ -8173,24 +8173,24 @@
         <w:tc>
           <w:tcPr>
             <w:tcW w:type="dxa" w:w="3216"/>
-            <w:shd w:fill="EEF4F2" w:val="clear"/>
-            <w:tcMar>
-              <w:top w:type="dxa" w:w="90"/>
-              <w:left w:type="dxa" w:w="130"/>
-              <w:bottom w:type="dxa" w:w="90"/>
-              <w:right w:type="dxa" w:w="130"/>
-            </w:tcMar>
-          </w:tcPr>
-          <w:p>
-            <w:pPr>
-              <w:spacing w:after="0" w:line="250"/>
-            </w:pPr>
-            <w:r>
-              <w:rPr>
-                <w:rFonts w:ascii="Calibri" w:cs="Calibri" w:eastAsia="Calibri" w:hAnsi="Calibri"/>
+            <w:shd w:fill="F2F2F2" w:val="clear"/>
+            <w:tcMar>
+              <w:top w:type="dxa" w:w="90"/>
+              <w:left w:type="dxa" w:w="130"/>
+              <w:bottom w:type="dxa" w:w="90"/>
+              <w:right w:type="dxa" w:w="130"/>
+            </w:tcMar>
+          </w:tcPr>
+          <w:p>
+            <w:pPr>
+              <w:spacing w:after="0" w:line="250"/>
+            </w:pPr>
+            <w:r>
+              <w:rPr>
+                <w:rFonts w:ascii="Georgia" w:cs="Georgia" w:eastAsia="Georgia" w:hAnsi="Georgia"/>
                 <w:b/>
                 <w:bCs/>
-                <w:color w:val="06302E"/>
+                <w:color w:val="1A1A1A"/>
                 <w:sz w:val="20"/>
                 <w:szCs w:val="20"/>
               </w:rPr>
@@ -8201,24 +8201,24 @@
         <w:tc>
           <w:tcPr>
             <w:tcW w:type="dxa" w:w="3121"/>
-            <w:shd w:fill="EEF4F2" w:val="clear"/>
-            <w:tcMar>
-              <w:top w:type="dxa" w:w="90"/>
-              <w:left w:type="dxa" w:w="130"/>
-              <w:bottom w:type="dxa" w:w="90"/>
-              <w:right w:type="dxa" w:w="130"/>
-            </w:tcMar>
-          </w:tcPr>
-          <w:p>
-            <w:pPr>
-              <w:spacing w:after="0" w:line="250"/>
-            </w:pPr>
-            <w:r>
-              <w:rPr>
-                <w:rFonts w:ascii="Calibri" w:cs="Calibri" w:eastAsia="Calibri" w:hAnsi="Calibri"/>
+            <w:shd w:fill="F2F2F2" w:val="clear"/>
+            <w:tcMar>
+              <w:top w:type="dxa" w:w="90"/>
+              <w:left w:type="dxa" w:w="130"/>
+              <w:bottom w:type="dxa" w:w="90"/>
+              <w:right w:type="dxa" w:w="130"/>
+            </w:tcMar>
+          </w:tcPr>
+          <w:p>
+            <w:pPr>
+              <w:spacing w:after="0" w:line="250"/>
+            </w:pPr>
+            <w:r>
+              <w:rPr>
+                <w:rFonts w:ascii="Georgia" w:cs="Georgia" w:eastAsia="Georgia" w:hAnsi="Georgia"/>
                 <w:b/>
                 <w:bCs/>
-                <w:color w:val="06302E"/>
+                <w:color w:val="1A1A1A"/>
                 <w:sz w:val="20"/>
                 <w:szCs w:val="20"/>
               </w:rPr>
@@ -8229,24 +8229,24 @@
         <w:tc>
           <w:tcPr>
             <w:tcW w:type="dxa" w:w="3121"/>
-            <w:shd w:fill="EEF4F2" w:val="clear"/>
-            <w:tcMar>
-              <w:top w:type="dxa" w:w="90"/>
-              <w:left w:type="dxa" w:w="130"/>
-              <w:bottom w:type="dxa" w:w="90"/>
-              <w:right w:type="dxa" w:w="130"/>
-            </w:tcMar>
-          </w:tcPr>
-          <w:p>
-            <w:pPr>
-              <w:spacing w:after="0" w:line="250"/>
-            </w:pPr>
-            <w:r>
-              <w:rPr>
-                <w:rFonts w:ascii="Calibri" w:cs="Calibri" w:eastAsia="Calibri" w:hAnsi="Calibri"/>
+            <w:shd w:fill="F2F2F2" w:val="clear"/>
+            <w:tcMar>
+              <w:top w:type="dxa" w:w="90"/>
+              <w:left w:type="dxa" w:w="130"/>
+              <w:bottom w:type="dxa" w:w="90"/>
+              <w:right w:type="dxa" w:w="130"/>
+            </w:tcMar>
+          </w:tcPr>
+          <w:p>
+            <w:pPr>
+              <w:spacing w:after="0" w:line="250"/>
+            </w:pPr>
+            <w:r>
+              <w:rPr>
+                <w:rFonts w:ascii="Georgia" w:cs="Georgia" w:eastAsia="Georgia" w:hAnsi="Georgia"/>
                 <w:b/>
                 <w:bCs/>
-                <w:color w:val="06302E"/>
+                <w:color w:val="1A1A1A"/>
                 <w:sz w:val="20"/>
                 <w:szCs w:val="20"/>
               </w:rPr>
@@ -8275,8 +8275,8 @@
             </w:pPr>
             <w:r>
               <w:rPr>
-                <w:rFonts w:ascii="Calibri" w:cs="Calibri" w:eastAsia="Calibri" w:hAnsi="Calibri"/>
-                <w:color w:val="1E2E2C"/>
+                <w:rFonts w:ascii="Georgia" w:cs="Georgia" w:eastAsia="Georgia" w:hAnsi="Georgia"/>
+                <w:color w:val="222222"/>
                 <w:sz w:val="20"/>
                 <w:szCs w:val="20"/>
               </w:rPr>
@@ -8300,8 +8300,8 @@
             </w:pPr>
             <w:r>
               <w:rPr>
-                <w:rFonts w:ascii="Calibri" w:cs="Calibri" w:eastAsia="Calibri" w:hAnsi="Calibri"/>
-                <w:color w:val="1E2E2C"/>
+                <w:rFonts w:ascii="Georgia" w:cs="Georgia" w:eastAsia="Georgia" w:hAnsi="Georgia"/>
+                <w:color w:val="222222"/>
                 <w:sz w:val="20"/>
                 <w:szCs w:val="20"/>
               </w:rPr>
@@ -8325,8 +8325,8 @@
             </w:pPr>
             <w:r>
               <w:rPr>
-                <w:rFonts w:ascii="Calibri" w:cs="Calibri" w:eastAsia="Calibri" w:hAnsi="Calibri"/>
-                <w:color w:val="1E2E2C"/>
+                <w:rFonts w:ascii="Georgia" w:cs="Georgia" w:eastAsia="Georgia" w:hAnsi="Georgia"/>
+                <w:color w:val="222222"/>
                 <w:sz w:val="20"/>
                 <w:szCs w:val="20"/>
               </w:rPr>
@@ -8355,8 +8355,8 @@
             </w:pPr>
             <w:r>
               <w:rPr>
-                <w:rFonts w:ascii="Calibri" w:cs="Calibri" w:eastAsia="Calibri" w:hAnsi="Calibri"/>
-                <w:color w:val="1E2E2C"/>
+                <w:rFonts w:ascii="Georgia" w:cs="Georgia" w:eastAsia="Georgia" w:hAnsi="Georgia"/>
+                <w:color w:val="222222"/>
                 <w:sz w:val="20"/>
                 <w:szCs w:val="20"/>
               </w:rPr>
@@ -8380,8 +8380,8 @@
             </w:pPr>
             <w:r>
               <w:rPr>
-                <w:rFonts w:ascii="Calibri" w:cs="Calibri" w:eastAsia="Calibri" w:hAnsi="Calibri"/>
-                <w:color w:val="1E2E2C"/>
+                <w:rFonts w:ascii="Georgia" w:cs="Georgia" w:eastAsia="Georgia" w:hAnsi="Georgia"/>
+                <w:color w:val="222222"/>
                 <w:sz w:val="20"/>
                 <w:szCs w:val="20"/>
               </w:rPr>
@@ -8405,8 +8405,8 @@
             </w:pPr>
             <w:r>
               <w:rPr>
-                <w:rFonts w:ascii="Calibri" w:cs="Calibri" w:eastAsia="Calibri" w:hAnsi="Calibri"/>
-                <w:color w:val="1E2E2C"/>
+                <w:rFonts w:ascii="Georgia" w:cs="Georgia" w:eastAsia="Georgia" w:hAnsi="Georgia"/>
+                <w:color w:val="222222"/>
                 <w:sz w:val="20"/>
                 <w:szCs w:val="20"/>
               </w:rPr>
@@ -8435,8 +8435,8 @@
             </w:pPr>
             <w:r>
               <w:rPr>
-                <w:rFonts w:ascii="Calibri" w:cs="Calibri" w:eastAsia="Calibri" w:hAnsi="Calibri"/>
-                <w:color w:val="1E2E2C"/>
+                <w:rFonts w:ascii="Georgia" w:cs="Georgia" w:eastAsia="Georgia" w:hAnsi="Georgia"/>
+                <w:color w:val="222222"/>
                 <w:sz w:val="20"/>
                 <w:szCs w:val="20"/>
               </w:rPr>
@@ -8460,8 +8460,8 @@
             </w:pPr>
             <w:r>
               <w:rPr>
-                <w:rFonts w:ascii="Calibri" w:cs="Calibri" w:eastAsia="Calibri" w:hAnsi="Calibri"/>
-                <w:color w:val="1E2E2C"/>
+                <w:rFonts w:ascii="Georgia" w:cs="Georgia" w:eastAsia="Georgia" w:hAnsi="Georgia"/>
+                <w:color w:val="222222"/>
                 <w:sz w:val="20"/>
                 <w:szCs w:val="20"/>
               </w:rPr>
@@ -8485,8 +8485,8 @@
             </w:pPr>
             <w:r>
               <w:rPr>
-                <w:rFonts w:ascii="Calibri" w:cs="Calibri" w:eastAsia="Calibri" w:hAnsi="Calibri"/>
-                <w:color w:val="1E2E2C"/>
+                <w:rFonts w:ascii="Georgia" w:cs="Georgia" w:eastAsia="Georgia" w:hAnsi="Georgia"/>
+                <w:color w:val="222222"/>
                 <w:sz w:val="20"/>
                 <w:szCs w:val="20"/>
               </w:rPr>
@@ -8515,8 +8515,8 @@
             </w:pPr>
             <w:r>
               <w:rPr>
-                <w:rFonts w:ascii="Calibri" w:cs="Calibri" w:eastAsia="Calibri" w:hAnsi="Calibri"/>
-                <w:color w:val="1E2E2C"/>
+                <w:rFonts w:ascii="Georgia" w:cs="Georgia" w:eastAsia="Georgia" w:hAnsi="Georgia"/>
+                <w:color w:val="222222"/>
                 <w:sz w:val="20"/>
                 <w:szCs w:val="20"/>
               </w:rPr>
@@ -8540,8 +8540,8 @@
             </w:pPr>
             <w:r>
               <w:rPr>
-                <w:rFonts w:ascii="Calibri" w:cs="Calibri" w:eastAsia="Calibri" w:hAnsi="Calibri"/>
-                <w:color w:val="1E2E2C"/>
+                <w:rFonts w:ascii="Georgia" w:cs="Georgia" w:eastAsia="Georgia" w:hAnsi="Georgia"/>
+                <w:color w:val="222222"/>
                 <w:sz w:val="20"/>
                 <w:szCs w:val="20"/>
               </w:rPr>
@@ -8565,8 +8565,8 @@
             </w:pPr>
             <w:r>
               <w:rPr>
-                <w:rFonts w:ascii="Calibri" w:cs="Calibri" w:eastAsia="Calibri" w:hAnsi="Calibri"/>
-                <w:color w:val="1E2E2C"/>
+                <w:rFonts w:ascii="Georgia" w:cs="Georgia" w:eastAsia="Georgia" w:hAnsi="Georgia"/>
+                <w:color w:val="222222"/>
                 <w:sz w:val="20"/>
                 <w:szCs w:val="20"/>
               </w:rPr>
@@ -8585,12 +8585,12 @@
       <w:tblPr>
         <w:tblW w:type="dxa" w:w="9458"/>
         <w:tblBorders>
-          <w:top w:val="single" w:color="C9D6D3" w:sz="2"/>
-          <w:left w:val="single" w:color="C9D6D3" w:sz="2"/>
-          <w:bottom w:val="single" w:color="C9D6D3" w:sz="2"/>
-          <w:right w:val="single" w:color="C9D6D3" w:sz="2"/>
-          <w:insideH w:val="single" w:color="C9D6D3" w:sz="2"/>
-          <w:insideV w:val="single" w:color="C9D6D3" w:sz="2"/>
+          <w:top w:val="single" w:color="C8C8C8" w:sz="2"/>
+          <w:left w:val="single" w:color="C8C8C8" w:sz="2"/>
+          <w:bottom w:val="single" w:color="C8C8C8" w:sz="2"/>
+          <w:right w:val="single" w:color="C8C8C8" w:sz="2"/>
+          <w:insideH w:val="single" w:color="C8C8C8" w:sz="2"/>
+          <w:insideV w:val="single" w:color="C8C8C8" w:sz="2"/>
         </w:tblBorders>
       </w:tblPr>
       <w:tblGrid>
@@ -8605,24 +8605,24 @@
         <w:tc>
           <w:tcPr>
             <w:tcW w:type="dxa" w:w="3216"/>
-            <w:shd w:fill="EEF4F2" w:val="clear"/>
-            <w:tcMar>
-              <w:top w:type="dxa" w:w="90"/>
-              <w:left w:type="dxa" w:w="130"/>
-              <w:bottom w:type="dxa" w:w="90"/>
-              <w:right w:type="dxa" w:w="130"/>
-            </w:tcMar>
-          </w:tcPr>
-          <w:p>
-            <w:pPr>
-              <w:spacing w:after="0" w:line="250"/>
-            </w:pPr>
-            <w:r>
-              <w:rPr>
-                <w:rFonts w:ascii="Calibri" w:cs="Calibri" w:eastAsia="Calibri" w:hAnsi="Calibri"/>
+            <w:shd w:fill="F2F2F2" w:val="clear"/>
+            <w:tcMar>
+              <w:top w:type="dxa" w:w="90"/>
+              <w:left w:type="dxa" w:w="130"/>
+              <w:bottom w:type="dxa" w:w="90"/>
+              <w:right w:type="dxa" w:w="130"/>
+            </w:tcMar>
+          </w:tcPr>
+          <w:p>
+            <w:pPr>
+              <w:spacing w:after="0" w:line="250"/>
+            </w:pPr>
+            <w:r>
+              <w:rPr>
+                <w:rFonts w:ascii="Georgia" w:cs="Georgia" w:eastAsia="Georgia" w:hAnsi="Georgia"/>
                 <w:b/>
                 <w:bCs/>
-                <w:color w:val="06302E"/>
+                <w:color w:val="1A1A1A"/>
                 <w:sz w:val="20"/>
                 <w:szCs w:val="20"/>
               </w:rPr>
@@ -8633,24 +8633,24 @@
         <w:tc>
           <w:tcPr>
             <w:tcW w:type="dxa" w:w="3121"/>
-            <w:shd w:fill="EEF4F2" w:val="clear"/>
-            <w:tcMar>
-              <w:top w:type="dxa" w:w="90"/>
-              <w:left w:type="dxa" w:w="130"/>
-              <w:bottom w:type="dxa" w:w="90"/>
-              <w:right w:type="dxa" w:w="130"/>
-            </w:tcMar>
-          </w:tcPr>
-          <w:p>
-            <w:pPr>
-              <w:spacing w:after="0" w:line="250"/>
-            </w:pPr>
-            <w:r>
-              <w:rPr>
-                <w:rFonts w:ascii="Calibri" w:cs="Calibri" w:eastAsia="Calibri" w:hAnsi="Calibri"/>
+            <w:shd w:fill="F2F2F2" w:val="clear"/>
+            <w:tcMar>
+              <w:top w:type="dxa" w:w="90"/>
+              <w:left w:type="dxa" w:w="130"/>
+              <w:bottom w:type="dxa" w:w="90"/>
+              <w:right w:type="dxa" w:w="130"/>
+            </w:tcMar>
+          </w:tcPr>
+          <w:p>
+            <w:pPr>
+              <w:spacing w:after="0" w:line="250"/>
+            </w:pPr>
+            <w:r>
+              <w:rPr>
+                <w:rFonts w:ascii="Georgia" w:cs="Georgia" w:eastAsia="Georgia" w:hAnsi="Georgia"/>
                 <w:b/>
                 <w:bCs/>
-                <w:color w:val="06302E"/>
+                <w:color w:val="1A1A1A"/>
                 <w:sz w:val="20"/>
                 <w:szCs w:val="20"/>
               </w:rPr>
@@ -8661,24 +8661,24 @@
         <w:tc>
           <w:tcPr>
             <w:tcW w:type="dxa" w:w="3121"/>
-            <w:shd w:fill="EEF4F2" w:val="clear"/>
-            <w:tcMar>
-              <w:top w:type="dxa" w:w="90"/>
-              <w:left w:type="dxa" w:w="130"/>
-              <w:bottom w:type="dxa" w:w="90"/>
-              <w:right w:type="dxa" w:w="130"/>
-            </w:tcMar>
-          </w:tcPr>
-          <w:p>
-            <w:pPr>
-              <w:spacing w:after="0" w:line="250"/>
-            </w:pPr>
-            <w:r>
-              <w:rPr>
-                <w:rFonts w:ascii="Calibri" w:cs="Calibri" w:eastAsia="Calibri" w:hAnsi="Calibri"/>
+            <w:shd w:fill="F2F2F2" w:val="clear"/>
+            <w:tcMar>
+              <w:top w:type="dxa" w:w="90"/>
+              <w:left w:type="dxa" w:w="130"/>
+              <w:bottom w:type="dxa" w:w="90"/>
+              <w:right w:type="dxa" w:w="130"/>
+            </w:tcMar>
+          </w:tcPr>
+          <w:p>
+            <w:pPr>
+              <w:spacing w:after="0" w:line="250"/>
+            </w:pPr>
+            <w:r>
+              <w:rPr>
+                <w:rFonts w:ascii="Georgia" w:cs="Georgia" w:eastAsia="Georgia" w:hAnsi="Georgia"/>
                 <w:b/>
                 <w:bCs/>
-                <w:color w:val="06302E"/>
+                <w:color w:val="1A1A1A"/>
                 <w:sz w:val="20"/>
                 <w:szCs w:val="20"/>
               </w:rPr>
@@ -8707,8 +8707,8 @@
             </w:pPr>
             <w:r>
               <w:rPr>
-                <w:rFonts w:ascii="Calibri" w:cs="Calibri" w:eastAsia="Calibri" w:hAnsi="Calibri"/>
-                <w:color w:val="1E2E2C"/>
+                <w:rFonts w:ascii="Georgia" w:cs="Georgia" w:eastAsia="Georgia" w:hAnsi="Georgia"/>
+                <w:color w:val="222222"/>
                 <w:sz w:val="20"/>
                 <w:szCs w:val="20"/>
               </w:rPr>
@@ -8732,8 +8732,8 @@
             </w:pPr>
             <w:r>
               <w:rPr>
-                <w:rFonts w:ascii="Calibri" w:cs="Calibri" w:eastAsia="Calibri" w:hAnsi="Calibri"/>
-                <w:color w:val="1E2E2C"/>
+                <w:rFonts w:ascii="Georgia" w:cs="Georgia" w:eastAsia="Georgia" w:hAnsi="Georgia"/>
+                <w:color w:val="222222"/>
                 <w:sz w:val="20"/>
                 <w:szCs w:val="20"/>
               </w:rPr>
@@ -8757,8 +8757,8 @@
             </w:pPr>
             <w:r>
               <w:rPr>
-                <w:rFonts w:ascii="Calibri" w:cs="Calibri" w:eastAsia="Calibri" w:hAnsi="Calibri"/>
-                <w:color w:val="1E2E2C"/>
+                <w:rFonts w:ascii="Georgia" w:cs="Georgia" w:eastAsia="Georgia" w:hAnsi="Georgia"/>
+                <w:color w:val="222222"/>
                 <w:sz w:val="20"/>
                 <w:szCs w:val="20"/>
               </w:rPr>
@@ -8787,8 +8787,8 @@
             </w:pPr>
             <w:r>
               <w:rPr>
-                <w:rFonts w:ascii="Calibri" w:cs="Calibri" w:eastAsia="Calibri" w:hAnsi="Calibri"/>
-                <w:color w:val="1E2E2C"/>
+                <w:rFonts w:ascii="Georgia" w:cs="Georgia" w:eastAsia="Georgia" w:hAnsi="Georgia"/>
+                <w:color w:val="222222"/>
                 <w:sz w:val="20"/>
                 <w:szCs w:val="20"/>
               </w:rPr>
@@ -8812,8 +8812,8 @@
             </w:pPr>
             <w:r>
               <w:rPr>
-                <w:rFonts w:ascii="Calibri" w:cs="Calibri" w:eastAsia="Calibri" w:hAnsi="Calibri"/>
-                <w:color w:val="1E2E2C"/>
+                <w:rFonts w:ascii="Georgia" w:cs="Georgia" w:eastAsia="Georgia" w:hAnsi="Georgia"/>
+                <w:color w:val="222222"/>
                 <w:sz w:val="20"/>
                 <w:szCs w:val="20"/>
               </w:rPr>
@@ -8837,8 +8837,8 @@
             </w:pPr>
             <w:r>
               <w:rPr>
-                <w:rFonts w:ascii="Calibri" w:cs="Calibri" w:eastAsia="Calibri" w:hAnsi="Calibri"/>
-                <w:color w:val="1E2E2C"/>
+                <w:rFonts w:ascii="Georgia" w:cs="Georgia" w:eastAsia="Georgia" w:hAnsi="Georgia"/>
+                <w:color w:val="222222"/>
                 <w:sz w:val="20"/>
                 <w:szCs w:val="20"/>
               </w:rPr>
@@ -8859,8 +8859,8 @@
       </w:pPr>
       <w:r>
         <w:rPr>
-          <w:rFonts w:ascii="Calibri" w:cs="Calibri" w:eastAsia="Calibri" w:hAnsi="Calibri"/>
-          <w:color w:val="1E2E2C"/>
+          <w:rFonts w:ascii="Georgia" w:cs="Georgia" w:eastAsia="Georgia" w:hAnsi="Georgia"/>
+          <w:color w:val="222222"/>
           <w:sz w:val="21"/>
           <w:szCs w:val="21"/>
         </w:rPr>
@@ -8868,8 +8868,8 @@
       </w:r>
       <w:r>
         <w:rPr>
-          <w:rFonts w:ascii="Calibri" w:cs="Calibri" w:eastAsia="Calibri" w:hAnsi="Calibri"/>
-          <w:color w:val="1E2E2C"/>
+          <w:rFonts w:ascii="Georgia" w:cs="Georgia" w:eastAsia="Georgia" w:hAnsi="Georgia"/>
+          <w:color w:val="222222"/>
           <w:sz w:val="21"/>
           <w:szCs w:val="21"/>
         </w:rPr>
@@ -8877,8 +8877,8 @@
       </w:r>
       <w:r>
         <w:rPr>
-          <w:rFonts w:ascii="Calibri" w:cs="Calibri" w:eastAsia="Calibri" w:hAnsi="Calibri"/>
-          <w:color w:val="1E2E2C"/>
+          <w:rFonts w:ascii="Georgia" w:cs="Georgia" w:eastAsia="Georgia" w:hAnsi="Georgia"/>
+          <w:color w:val="222222"/>
           <w:sz w:val="21"/>
           <w:szCs w:val="21"/>
         </w:rPr>
@@ -8886,8 +8886,8 @@
       </w:r>
       <w:r>
         <w:rPr>
-          <w:rFonts w:ascii="Calibri" w:cs="Calibri" w:eastAsia="Calibri" w:hAnsi="Calibri"/>
-          <w:color w:val="1E2E2C"/>
+          <w:rFonts w:ascii="Georgia" w:cs="Georgia" w:eastAsia="Georgia" w:hAnsi="Georgia"/>
+          <w:color w:val="222222"/>
           <w:sz w:val="21"/>
           <w:szCs w:val="21"/>
         </w:rPr>
@@ -8897,7 +8897,7 @@
     <w:p>
       <w:pPr>
         <w:pBdr>
-          <w:bottom w:val="single" w:color="C9D6D3" w:sz="6"/>
+          <w:bottom w:val="single" w:color="C8C8C8" w:sz="6"/>
         </w:pBdr>
         <w:spacing w:after="200" w:before="200"/>
       </w:pPr>
@@ -8906,16 +8906,16 @@
       <w:pPr>
         <w:pStyle w:val="Heading2"/>
         <w:pBdr>
-          <w:bottom w:val="single" w:color="12B84F" w:sz="6"/>
+          <w:bottom w:val="single" w:color="8C8C8C" w:sz="6"/>
         </w:pBdr>
         <w:spacing w:after="130" w:before="320"/>
       </w:pPr>
       <w:r>
         <w:rPr>
-          <w:rFonts w:ascii="Calibri" w:cs="Calibri" w:eastAsia="Calibri" w:hAnsi="Calibri"/>
+          <w:rFonts w:ascii="Georgia" w:cs="Georgia" w:eastAsia="Georgia" w:hAnsi="Georgia"/>
           <w:b/>
           <w:bCs/>
-          <w:color w:val="06302E"/>
+          <w:color w:val="1A1A1A"/>
           <w:sz w:val="23"/>
           <w:szCs w:val="23"/>
         </w:rPr>
@@ -8926,12 +8926,12 @@
       <w:tblPr>
         <w:tblW w:type="dxa" w:w="9458"/>
         <w:tblBorders>
-          <w:top w:val="single" w:color="C9D6D3" w:sz="2"/>
-          <w:left w:val="single" w:color="C9D6D3" w:sz="2"/>
-          <w:bottom w:val="single" w:color="C9D6D3" w:sz="2"/>
-          <w:right w:val="single" w:color="C9D6D3" w:sz="2"/>
-          <w:insideH w:val="single" w:color="C9D6D3" w:sz="2"/>
-          <w:insideV w:val="single" w:color="C9D6D3" w:sz="2"/>
+          <w:top w:val="single" w:color="C8C8C8" w:sz="2"/>
+          <w:left w:val="single" w:color="C8C8C8" w:sz="2"/>
+          <w:bottom w:val="single" w:color="C8C8C8" w:sz="2"/>
+          <w:right w:val="single" w:color="C8C8C8" w:sz="2"/>
+          <w:insideH w:val="single" w:color="C8C8C8" w:sz="2"/>
+          <w:insideV w:val="single" w:color="C8C8C8" w:sz="2"/>
         </w:tblBorders>
       </w:tblPr>
       <w:tblGrid>
@@ -8946,24 +8946,24 @@
         <w:tc>
           <w:tcPr>
             <w:tcW w:type="dxa" w:w="3216"/>
-            <w:shd w:fill="EEF4F2" w:val="clear"/>
-            <w:tcMar>
-              <w:top w:type="dxa" w:w="90"/>
-              <w:left w:type="dxa" w:w="130"/>
-              <w:bottom w:type="dxa" w:w="90"/>
-              <w:right w:type="dxa" w:w="130"/>
-            </w:tcMar>
-          </w:tcPr>
-          <w:p>
-            <w:pPr>
-              <w:spacing w:after="0" w:line="250"/>
-            </w:pPr>
-            <w:r>
-              <w:rPr>
-                <w:rFonts w:ascii="Calibri" w:cs="Calibri" w:eastAsia="Calibri" w:hAnsi="Calibri"/>
+            <w:shd w:fill="F2F2F2" w:val="clear"/>
+            <w:tcMar>
+              <w:top w:type="dxa" w:w="90"/>
+              <w:left w:type="dxa" w:w="130"/>
+              <w:bottom w:type="dxa" w:w="90"/>
+              <w:right w:type="dxa" w:w="130"/>
+            </w:tcMar>
+          </w:tcPr>
+          <w:p>
+            <w:pPr>
+              <w:spacing w:after="0" w:line="250"/>
+            </w:pPr>
+            <w:r>
+              <w:rPr>
+                <w:rFonts w:ascii="Georgia" w:cs="Georgia" w:eastAsia="Georgia" w:hAnsi="Georgia"/>
                 <w:b/>
                 <w:bCs/>
-                <w:color w:val="06302E"/>
+                <w:color w:val="1A1A1A"/>
                 <w:sz w:val="20"/>
                 <w:szCs w:val="20"/>
               </w:rPr>
@@ -8974,24 +8974,24 @@
         <w:tc>
           <w:tcPr>
             <w:tcW w:type="dxa" w:w="3121"/>
-            <w:shd w:fill="EEF4F2" w:val="clear"/>
-            <w:tcMar>
-              <w:top w:type="dxa" w:w="90"/>
-              <w:left w:type="dxa" w:w="130"/>
-              <w:bottom w:type="dxa" w:w="90"/>
-              <w:right w:type="dxa" w:w="130"/>
-            </w:tcMar>
-          </w:tcPr>
-          <w:p>
-            <w:pPr>
-              <w:spacing w:after="0" w:line="250"/>
-            </w:pPr>
-            <w:r>
-              <w:rPr>
-                <w:rFonts w:ascii="Calibri" w:cs="Calibri" w:eastAsia="Calibri" w:hAnsi="Calibri"/>
+            <w:shd w:fill="F2F2F2" w:val="clear"/>
+            <w:tcMar>
+              <w:top w:type="dxa" w:w="90"/>
+              <w:left w:type="dxa" w:w="130"/>
+              <w:bottom w:type="dxa" w:w="90"/>
+              <w:right w:type="dxa" w:w="130"/>
+            </w:tcMar>
+          </w:tcPr>
+          <w:p>
+            <w:pPr>
+              <w:spacing w:after="0" w:line="250"/>
+            </w:pPr>
+            <w:r>
+              <w:rPr>
+                <w:rFonts w:ascii="Georgia" w:cs="Georgia" w:eastAsia="Georgia" w:hAnsi="Georgia"/>
                 <w:b/>
                 <w:bCs/>
-                <w:color w:val="06302E"/>
+                <w:color w:val="1A1A1A"/>
                 <w:sz w:val="20"/>
                 <w:szCs w:val="20"/>
               </w:rPr>
@@ -9002,24 +9002,24 @@
         <w:tc>
           <w:tcPr>
             <w:tcW w:type="dxa" w:w="3121"/>
-            <w:shd w:fill="EEF4F2" w:val="clear"/>
-            <w:tcMar>
-              <w:top w:type="dxa" w:w="90"/>
-              <w:left w:type="dxa" w:w="130"/>
-              <w:bottom w:type="dxa" w:w="90"/>
-              <w:right w:type="dxa" w:w="130"/>
-            </w:tcMar>
-          </w:tcPr>
-          <w:p>
-            <w:pPr>
-              <w:spacing w:after="0" w:line="250"/>
-            </w:pPr>
-            <w:r>
-              <w:rPr>
-                <w:rFonts w:ascii="Calibri" w:cs="Calibri" w:eastAsia="Calibri" w:hAnsi="Calibri"/>
+            <w:shd w:fill="F2F2F2" w:val="clear"/>
+            <w:tcMar>
+              <w:top w:type="dxa" w:w="90"/>
+              <w:left w:type="dxa" w:w="130"/>
+              <w:bottom w:type="dxa" w:w="90"/>
+              <w:right w:type="dxa" w:w="130"/>
+            </w:tcMar>
+          </w:tcPr>
+          <w:p>
+            <w:pPr>
+              <w:spacing w:after="0" w:line="250"/>
+            </w:pPr>
+            <w:r>
+              <w:rPr>
+                <w:rFonts w:ascii="Georgia" w:cs="Georgia" w:eastAsia="Georgia" w:hAnsi="Georgia"/>
                 <w:b/>
                 <w:bCs/>
-                <w:color w:val="06302E"/>
+                <w:color w:val="1A1A1A"/>
                 <w:sz w:val="20"/>
                 <w:szCs w:val="20"/>
               </w:rPr>
@@ -9048,8 +9048,8 @@
             </w:pPr>
             <w:r>
               <w:rPr>
-                <w:rFonts w:ascii="Calibri" w:cs="Calibri" w:eastAsia="Calibri" w:hAnsi="Calibri"/>
-                <w:color w:val="1E2E2C"/>
+                <w:rFonts w:ascii="Georgia" w:cs="Georgia" w:eastAsia="Georgia" w:hAnsi="Georgia"/>
+                <w:color w:val="222222"/>
                 <w:sz w:val="20"/>
                 <w:szCs w:val="20"/>
               </w:rPr>
@@ -9073,11 +9073,11 @@
             </w:pPr>
             <w:r>
               <w:rPr>
-                <w:rFonts w:ascii="Calibri" w:cs="Calibri" w:eastAsia="Calibri" w:hAnsi="Calibri"/>
-                <w:color w:val="1E2E2C"/>
-                <w:sz w:val="20"/>
-                <w:szCs w:val="20"/>
-                <w:shd w:fill="FFF4D6" w:val="clear"/>
+                <w:rFonts w:ascii="Georgia" w:cs="Georgia" w:eastAsia="Georgia" w:hAnsi="Georgia"/>
+                <w:color w:val="222222"/>
+                <w:sz w:val="20"/>
+                <w:szCs w:val="20"/>
+                <w:shd w:fill="ECECEC" w:val="clear"/>
               </w:rPr>
               <w:t xml:space="preserve">[YES / NO]</w:t>
             </w:r>
@@ -9099,11 +9099,11 @@
             </w:pPr>
             <w:r>
               <w:rPr>
-                <w:rFonts w:ascii="Calibri" w:cs="Calibri" w:eastAsia="Calibri" w:hAnsi="Calibri"/>
-                <w:color w:val="1E2E2C"/>
-                <w:sz w:val="20"/>
-                <w:szCs w:val="20"/>
-                <w:shd w:fill="FFF4D6" w:val="clear"/>
+                <w:rFonts w:ascii="Georgia" w:cs="Georgia" w:eastAsia="Georgia" w:hAnsi="Georgia"/>
+                <w:color w:val="222222"/>
+                <w:sz w:val="20"/>
+                <w:szCs w:val="20"/>
+                <w:shd w:fill="ECECEC" w:val="clear"/>
               </w:rPr>
               <w:t xml:space="preserve">[DETAIL]</w:t>
             </w:r>
@@ -9130,8 +9130,8 @@
             </w:pPr>
             <w:r>
               <w:rPr>
-                <w:rFonts w:ascii="Calibri" w:cs="Calibri" w:eastAsia="Calibri" w:hAnsi="Calibri"/>
-                <w:color w:val="1E2E2C"/>
+                <w:rFonts w:ascii="Georgia" w:cs="Georgia" w:eastAsia="Georgia" w:hAnsi="Georgia"/>
+                <w:color w:val="222222"/>
                 <w:sz w:val="20"/>
                 <w:szCs w:val="20"/>
               </w:rPr>
@@ -9155,11 +9155,11 @@
             </w:pPr>
             <w:r>
               <w:rPr>
-                <w:rFonts w:ascii="Calibri" w:cs="Calibri" w:eastAsia="Calibri" w:hAnsi="Calibri"/>
-                <w:color w:val="1E2E2C"/>
-                <w:sz w:val="20"/>
-                <w:szCs w:val="20"/>
-                <w:shd w:fill="FFF4D6" w:val="clear"/>
+                <w:rFonts w:ascii="Georgia" w:cs="Georgia" w:eastAsia="Georgia" w:hAnsi="Georgia"/>
+                <w:color w:val="222222"/>
+                <w:sz w:val="20"/>
+                <w:szCs w:val="20"/>
+                <w:shd w:fill="ECECEC" w:val="clear"/>
               </w:rPr>
               <w:t xml:space="preserve">[YES / NO]</w:t>
             </w:r>
@@ -9181,11 +9181,11 @@
             </w:pPr>
             <w:r>
               <w:rPr>
-                <w:rFonts w:ascii="Calibri" w:cs="Calibri" w:eastAsia="Calibri" w:hAnsi="Calibri"/>
-                <w:color w:val="1E2E2C"/>
-                <w:sz w:val="20"/>
-                <w:szCs w:val="20"/>
-                <w:shd w:fill="FFF4D6" w:val="clear"/>
+                <w:rFonts w:ascii="Georgia" w:cs="Georgia" w:eastAsia="Georgia" w:hAnsi="Georgia"/>
+                <w:color w:val="222222"/>
+                <w:sz w:val="20"/>
+                <w:szCs w:val="20"/>
+                <w:shd w:fill="ECECEC" w:val="clear"/>
               </w:rPr>
               <w:t xml:space="preserve">[HOW MANY / WHICH]</w:t>
             </w:r>
@@ -9212,8 +9212,8 @@
             </w:pPr>
             <w:r>
               <w:rPr>
-                <w:rFonts w:ascii="Calibri" w:cs="Calibri" w:eastAsia="Calibri" w:hAnsi="Calibri"/>
-                <w:color w:val="1E2E2C"/>
+                <w:rFonts w:ascii="Georgia" w:cs="Georgia" w:eastAsia="Georgia" w:hAnsi="Georgia"/>
+                <w:color w:val="222222"/>
                 <w:sz w:val="20"/>
                 <w:szCs w:val="20"/>
               </w:rPr>
@@ -9237,11 +9237,11 @@
             </w:pPr>
             <w:r>
               <w:rPr>
-                <w:rFonts w:ascii="Calibri" w:cs="Calibri" w:eastAsia="Calibri" w:hAnsi="Calibri"/>
-                <w:color w:val="1E2E2C"/>
-                <w:sz w:val="20"/>
-                <w:szCs w:val="20"/>
-                <w:shd w:fill="FFF4D6" w:val="clear"/>
+                <w:rFonts w:ascii="Georgia" w:cs="Georgia" w:eastAsia="Georgia" w:hAnsi="Georgia"/>
+                <w:color w:val="222222"/>
+                <w:sz w:val="20"/>
+                <w:szCs w:val="20"/>
+                <w:shd w:fill="ECECEC" w:val="clear"/>
               </w:rPr>
               <w:t xml:space="preserve">[YES / NO]</w:t>
             </w:r>
@@ -9263,11 +9263,11 @@
             </w:pPr>
             <w:r>
               <w:rPr>
-                <w:rFonts w:ascii="Calibri" w:cs="Calibri" w:eastAsia="Calibri" w:hAnsi="Calibri"/>
-                <w:color w:val="1E2E2C"/>
-                <w:sz w:val="20"/>
-                <w:szCs w:val="20"/>
-                <w:shd w:fill="FFF4D6" w:val="clear"/>
+                <w:rFonts w:ascii="Georgia" w:cs="Georgia" w:eastAsia="Georgia" w:hAnsi="Georgia"/>
+                <w:color w:val="222222"/>
+                <w:sz w:val="20"/>
+                <w:szCs w:val="20"/>
+                <w:shd w:fill="ECECEC" w:val="clear"/>
               </w:rPr>
               <w:t xml:space="preserve">[WHICH]</w:t>
             </w:r>
@@ -9294,8 +9294,8 @@
             </w:pPr>
             <w:r>
               <w:rPr>
-                <w:rFonts w:ascii="Calibri" w:cs="Calibri" w:eastAsia="Calibri" w:hAnsi="Calibri"/>
-                <w:color w:val="1E2E2C"/>
+                <w:rFonts w:ascii="Georgia" w:cs="Georgia" w:eastAsia="Georgia" w:hAnsi="Georgia"/>
+                <w:color w:val="222222"/>
                 <w:sz w:val="20"/>
                 <w:szCs w:val="20"/>
               </w:rPr>
@@ -9319,11 +9319,11 @@
             </w:pPr>
             <w:r>
               <w:rPr>
-                <w:rFonts w:ascii="Calibri" w:cs="Calibri" w:eastAsia="Calibri" w:hAnsi="Calibri"/>
-                <w:color w:val="1E2E2C"/>
-                <w:sz w:val="20"/>
-                <w:szCs w:val="20"/>
-                <w:shd w:fill="FFF4D6" w:val="clear"/>
+                <w:rFonts w:ascii="Georgia" w:cs="Georgia" w:eastAsia="Georgia" w:hAnsi="Georgia"/>
+                <w:color w:val="222222"/>
+                <w:sz w:val="20"/>
+                <w:szCs w:val="20"/>
+                <w:shd w:fill="ECECEC" w:val="clear"/>
               </w:rPr>
               <w:t xml:space="preserve">[YES / NO]</w:t>
             </w:r>
@@ -9345,11 +9345,11 @@
             </w:pPr>
             <w:r>
               <w:rPr>
-                <w:rFonts w:ascii="Calibri" w:cs="Calibri" w:eastAsia="Calibri" w:hAnsi="Calibri"/>
-                <w:color w:val="1E2E2C"/>
-                <w:sz w:val="20"/>
-                <w:szCs w:val="20"/>
-                <w:shd w:fill="FFF4D6" w:val="clear"/>
+                <w:rFonts w:ascii="Georgia" w:cs="Georgia" w:eastAsia="Georgia" w:hAnsi="Georgia"/>
+                <w:color w:val="222222"/>
+                <w:sz w:val="20"/>
+                <w:szCs w:val="20"/>
+                <w:shd w:fill="ECECEC" w:val="clear"/>
               </w:rPr>
               <w:t xml:space="preserve">[DETAIL]</w:t>
             </w:r>
@@ -9376,8 +9376,8 @@
             </w:pPr>
             <w:r>
               <w:rPr>
-                <w:rFonts w:ascii="Calibri" w:cs="Calibri" w:eastAsia="Calibri" w:hAnsi="Calibri"/>
-                <w:color w:val="1E2E2C"/>
+                <w:rFonts w:ascii="Georgia" w:cs="Georgia" w:eastAsia="Georgia" w:hAnsi="Georgia"/>
+                <w:color w:val="222222"/>
                 <w:sz w:val="20"/>
                 <w:szCs w:val="20"/>
               </w:rPr>
@@ -9401,11 +9401,11 @@
             </w:pPr>
             <w:r>
               <w:rPr>
-                <w:rFonts w:ascii="Calibri" w:cs="Calibri" w:eastAsia="Calibri" w:hAnsi="Calibri"/>
-                <w:color w:val="1E2E2C"/>
-                <w:sz w:val="20"/>
-                <w:szCs w:val="20"/>
-                <w:shd w:fill="FFF4D6" w:val="clear"/>
+                <w:rFonts w:ascii="Georgia" w:cs="Georgia" w:eastAsia="Georgia" w:hAnsi="Georgia"/>
+                <w:color w:val="222222"/>
+                <w:sz w:val="20"/>
+                <w:szCs w:val="20"/>
+                <w:shd w:fill="ECECEC" w:val="clear"/>
               </w:rPr>
               <w:t xml:space="preserve">[YES / NO]</w:t>
             </w:r>
@@ -9427,11 +9427,11 @@
             </w:pPr>
             <w:r>
               <w:rPr>
-                <w:rFonts w:ascii="Calibri" w:cs="Calibri" w:eastAsia="Calibri" w:hAnsi="Calibri"/>
-                <w:color w:val="1E2E2C"/>
-                <w:sz w:val="20"/>
-                <w:szCs w:val="20"/>
-                <w:shd w:fill="FFF4D6" w:val="clear"/>
+                <w:rFonts w:ascii="Georgia" w:cs="Georgia" w:eastAsia="Georgia" w:hAnsi="Georgia"/>
+                <w:color w:val="222222"/>
+                <w:sz w:val="20"/>
+                <w:szCs w:val="20"/>
+                <w:shd w:fill="ECECEC" w:val="clear"/>
               </w:rPr>
               <w:t xml:space="preserve">[DETAIL]</w:t>
             </w:r>
@@ -9458,8 +9458,8 @@
             </w:pPr>
             <w:r>
               <w:rPr>
-                <w:rFonts w:ascii="Calibri" w:cs="Calibri" w:eastAsia="Calibri" w:hAnsi="Calibri"/>
-                <w:color w:val="1E2E2C"/>
+                <w:rFonts w:ascii="Georgia" w:cs="Georgia" w:eastAsia="Georgia" w:hAnsi="Georgia"/>
+                <w:color w:val="222222"/>
                 <w:sz w:val="20"/>
                 <w:szCs w:val="20"/>
               </w:rPr>
@@ -9483,11 +9483,11 @@
             </w:pPr>
             <w:r>
               <w:rPr>
-                <w:rFonts w:ascii="Calibri" w:cs="Calibri" w:eastAsia="Calibri" w:hAnsi="Calibri"/>
-                <w:color w:val="1E2E2C"/>
-                <w:sz w:val="20"/>
-                <w:szCs w:val="20"/>
-                <w:shd w:fill="FFF4D6" w:val="clear"/>
+                <w:rFonts w:ascii="Georgia" w:cs="Georgia" w:eastAsia="Georgia" w:hAnsi="Georgia"/>
+                <w:color w:val="222222"/>
+                <w:sz w:val="20"/>
+                <w:szCs w:val="20"/>
+                <w:shd w:fill="ECECEC" w:val="clear"/>
               </w:rPr>
               <w:t xml:space="preserve">[YES / NO]</w:t>
             </w:r>
@@ -9509,11 +9509,11 @@
             </w:pPr>
             <w:r>
               <w:rPr>
-                <w:rFonts w:ascii="Calibri" w:cs="Calibri" w:eastAsia="Calibri" w:hAnsi="Calibri"/>
-                <w:color w:val="1E2E2C"/>
-                <w:sz w:val="20"/>
-                <w:szCs w:val="20"/>
-                <w:shd w:fill="FFF4D6" w:val="clear"/>
+                <w:rFonts w:ascii="Georgia" w:cs="Georgia" w:eastAsia="Georgia" w:hAnsi="Georgia"/>
+                <w:color w:val="222222"/>
+                <w:sz w:val="20"/>
+                <w:szCs w:val="20"/>
+                <w:shd w:fill="ECECEC" w:val="clear"/>
               </w:rPr>
               <w:t xml:space="preserve">[DETAIL]</w:t>
             </w:r>
@@ -9540,8 +9540,8 @@
             </w:pPr>
             <w:r>
               <w:rPr>
-                <w:rFonts w:ascii="Calibri" w:cs="Calibri" w:eastAsia="Calibri" w:hAnsi="Calibri"/>
-                <w:color w:val="1E2E2C"/>
+                <w:rFonts w:ascii="Georgia" w:cs="Georgia" w:eastAsia="Georgia" w:hAnsi="Georgia"/>
+                <w:color w:val="222222"/>
                 <w:sz w:val="20"/>
                 <w:szCs w:val="20"/>
               </w:rPr>
@@ -9565,11 +9565,11 @@
             </w:pPr>
             <w:r>
               <w:rPr>
-                <w:rFonts w:ascii="Calibri" w:cs="Calibri" w:eastAsia="Calibri" w:hAnsi="Calibri"/>
-                <w:color w:val="1E2E2C"/>
-                <w:sz w:val="20"/>
-                <w:szCs w:val="20"/>
-                <w:shd w:fill="FFF4D6" w:val="clear"/>
+                <w:rFonts w:ascii="Georgia" w:cs="Georgia" w:eastAsia="Georgia" w:hAnsi="Georgia"/>
+                <w:color w:val="222222"/>
+                <w:sz w:val="20"/>
+                <w:szCs w:val="20"/>
+                <w:shd w:fill="ECECEC" w:val="clear"/>
               </w:rPr>
               <w:t xml:space="preserve">[YES / NO]</w:t>
             </w:r>
@@ -9591,11 +9591,11 @@
             </w:pPr>
             <w:r>
               <w:rPr>
-                <w:rFonts w:ascii="Calibri" w:cs="Calibri" w:eastAsia="Calibri" w:hAnsi="Calibri"/>
-                <w:color w:val="1E2E2C"/>
-                <w:sz w:val="20"/>
-                <w:szCs w:val="20"/>
-                <w:shd w:fill="FFF4D6" w:val="clear"/>
+                <w:rFonts w:ascii="Georgia" w:cs="Georgia" w:eastAsia="Georgia" w:hAnsi="Georgia"/>
+                <w:color w:val="222222"/>
+                <w:sz w:val="20"/>
+                <w:szCs w:val="20"/>
+                <w:shd w:fill="ECECEC" w:val="clear"/>
               </w:rPr>
               <w:t xml:space="preserve">[DETAIL]</w:t>
             </w:r>
@@ -9614,8 +9614,8 @@
       </w:pPr>
       <w:r>
         <w:rPr>
-          <w:rFonts w:ascii="Calibri" w:cs="Calibri" w:eastAsia="Calibri" w:hAnsi="Calibri"/>
-          <w:color w:val="1E2E2C"/>
+          <w:rFonts w:ascii="Georgia" w:cs="Georgia" w:eastAsia="Georgia" w:hAnsi="Georgia"/>
+          <w:color w:val="222222"/>
           <w:sz w:val="21"/>
           <w:szCs w:val="21"/>
         </w:rPr>
@@ -9623,8 +9623,8 @@
       </w:r>
       <w:r>
         <w:rPr>
-          <w:rFonts w:ascii="Calibri" w:cs="Calibri" w:eastAsia="Calibri" w:hAnsi="Calibri"/>
-          <w:color w:val="1E2E2C"/>
+          <w:rFonts w:ascii="Georgia" w:cs="Georgia" w:eastAsia="Georgia" w:hAnsi="Georgia"/>
+          <w:color w:val="222222"/>
           <w:sz w:val="21"/>
           <w:szCs w:val="21"/>
         </w:rPr>
@@ -9632,8 +9632,8 @@
       </w:r>
       <w:r>
         <w:rPr>
-          <w:rFonts w:ascii="Calibri" w:cs="Calibri" w:eastAsia="Calibri" w:hAnsi="Calibri"/>
-          <w:color w:val="1E2E2C"/>
+          <w:rFonts w:ascii="Georgia" w:cs="Georgia" w:eastAsia="Georgia" w:hAnsi="Georgia"/>
+          <w:color w:val="222222"/>
           <w:sz w:val="21"/>
           <w:szCs w:val="21"/>
         </w:rPr>
@@ -9643,7 +9643,7 @@
     <w:p>
       <w:pPr>
         <w:pBdr>
-          <w:bottom w:val="single" w:color="C9D6D3" w:sz="6"/>
+          <w:bottom w:val="single" w:color="C8C8C8" w:sz="6"/>
         </w:pBdr>
         <w:spacing w:after="200" w:before="200"/>
       </w:pPr>
@@ -9652,16 +9652,16 @@
       <w:pPr>
         <w:pStyle w:val="Heading2"/>
         <w:pBdr>
-          <w:bottom w:val="single" w:color="12B84F" w:sz="6"/>
+          <w:bottom w:val="single" w:color="8C8C8C" w:sz="6"/>
         </w:pBdr>
         <w:spacing w:after="130" w:before="320"/>
       </w:pPr>
       <w:r>
         <w:rPr>
-          <w:rFonts w:ascii="Calibri" w:cs="Calibri" w:eastAsia="Calibri" w:hAnsi="Calibri"/>
+          <w:rFonts w:ascii="Georgia" w:cs="Georgia" w:eastAsia="Georgia" w:hAnsi="Georgia"/>
           <w:b/>
           <w:bCs/>
-          <w:color w:val="06302E"/>
+          <w:color w:val="1A1A1A"/>
           <w:sz w:val="23"/>
           <w:szCs w:val="23"/>
         </w:rPr>
@@ -9672,12 +9672,12 @@
       <w:tblPr>
         <w:tblW w:type="dxa" w:w="9458"/>
         <w:tblBorders>
-          <w:top w:val="single" w:color="C9D6D3" w:sz="2"/>
-          <w:left w:val="single" w:color="C9D6D3" w:sz="2"/>
-          <w:bottom w:val="single" w:color="C9D6D3" w:sz="2"/>
-          <w:right w:val="single" w:color="C9D6D3" w:sz="2"/>
-          <w:insideH w:val="single" w:color="C9D6D3" w:sz="2"/>
-          <w:insideV w:val="single" w:color="C9D6D3" w:sz="2"/>
+          <w:top w:val="single" w:color="C8C8C8" w:sz="2"/>
+          <w:left w:val="single" w:color="C8C8C8" w:sz="2"/>
+          <w:bottom w:val="single" w:color="C8C8C8" w:sz="2"/>
+          <w:right w:val="single" w:color="C8C8C8" w:sz="2"/>
+          <w:insideH w:val="single" w:color="C8C8C8" w:sz="2"/>
+          <w:insideV w:val="single" w:color="C8C8C8" w:sz="2"/>
         </w:tblBorders>
       </w:tblPr>
       <w:tblGrid>
@@ -9692,24 +9692,24 @@
         <w:tc>
           <w:tcPr>
             <w:tcW w:type="dxa" w:w="3216"/>
-            <w:shd w:fill="EEF4F2" w:val="clear"/>
-            <w:tcMar>
-              <w:top w:type="dxa" w:w="90"/>
-              <w:left w:type="dxa" w:w="130"/>
-              <w:bottom w:type="dxa" w:w="90"/>
-              <w:right w:type="dxa" w:w="130"/>
-            </w:tcMar>
-          </w:tcPr>
-          <w:p>
-            <w:pPr>
-              <w:spacing w:after="0" w:line="250"/>
-            </w:pPr>
-            <w:r>
-              <w:rPr>
-                <w:rFonts w:ascii="Calibri" w:cs="Calibri" w:eastAsia="Calibri" w:hAnsi="Calibri"/>
+            <w:shd w:fill="F2F2F2" w:val="clear"/>
+            <w:tcMar>
+              <w:top w:type="dxa" w:w="90"/>
+              <w:left w:type="dxa" w:w="130"/>
+              <w:bottom w:type="dxa" w:w="90"/>
+              <w:right w:type="dxa" w:w="130"/>
+            </w:tcMar>
+          </w:tcPr>
+          <w:p>
+            <w:pPr>
+              <w:spacing w:after="0" w:line="250"/>
+            </w:pPr>
+            <w:r>
+              <w:rPr>
+                <w:rFonts w:ascii="Georgia" w:cs="Georgia" w:eastAsia="Georgia" w:hAnsi="Georgia"/>
                 <w:b/>
                 <w:bCs/>
-                <w:color w:val="06302E"/>
+                <w:color w:val="1A1A1A"/>
                 <w:sz w:val="20"/>
                 <w:szCs w:val="20"/>
               </w:rPr>
@@ -9720,24 +9720,24 @@
         <w:tc>
           <w:tcPr>
             <w:tcW w:type="dxa" w:w="3121"/>
-            <w:shd w:fill="EEF4F2" w:val="clear"/>
-            <w:tcMar>
-              <w:top w:type="dxa" w:w="90"/>
-              <w:left w:type="dxa" w:w="130"/>
-              <w:bottom w:type="dxa" w:w="90"/>
-              <w:right w:type="dxa" w:w="130"/>
-            </w:tcMar>
-          </w:tcPr>
-          <w:p>
-            <w:pPr>
-              <w:spacing w:after="0" w:line="250"/>
-            </w:pPr>
-            <w:r>
-              <w:rPr>
-                <w:rFonts w:ascii="Calibri" w:cs="Calibri" w:eastAsia="Calibri" w:hAnsi="Calibri"/>
+            <w:shd w:fill="F2F2F2" w:val="clear"/>
+            <w:tcMar>
+              <w:top w:type="dxa" w:w="90"/>
+              <w:left w:type="dxa" w:w="130"/>
+              <w:bottom w:type="dxa" w:w="90"/>
+              <w:right w:type="dxa" w:w="130"/>
+            </w:tcMar>
+          </w:tcPr>
+          <w:p>
+            <w:pPr>
+              <w:spacing w:after="0" w:line="250"/>
+            </w:pPr>
+            <w:r>
+              <w:rPr>
+                <w:rFonts w:ascii="Georgia" w:cs="Georgia" w:eastAsia="Georgia" w:hAnsi="Georgia"/>
                 <w:b/>
                 <w:bCs/>
-                <w:color w:val="06302E"/>
+                <w:color w:val="1A1A1A"/>
                 <w:sz w:val="20"/>
                 <w:szCs w:val="20"/>
               </w:rPr>
@@ -9748,24 +9748,24 @@
         <w:tc>
           <w:tcPr>
             <w:tcW w:type="dxa" w:w="3121"/>
-            <w:shd w:fill="EEF4F2" w:val="clear"/>
-            <w:tcMar>
-              <w:top w:type="dxa" w:w="90"/>
-              <w:left w:type="dxa" w:w="130"/>
-              <w:bottom w:type="dxa" w:w="90"/>
-              <w:right w:type="dxa" w:w="130"/>
-            </w:tcMar>
-          </w:tcPr>
-          <w:p>
-            <w:pPr>
-              <w:spacing w:after="0" w:line="250"/>
-            </w:pPr>
-            <w:r>
-              <w:rPr>
-                <w:rFonts w:ascii="Calibri" w:cs="Calibri" w:eastAsia="Calibri" w:hAnsi="Calibri"/>
+            <w:shd w:fill="F2F2F2" w:val="clear"/>
+            <w:tcMar>
+              <w:top w:type="dxa" w:w="90"/>
+              <w:left w:type="dxa" w:w="130"/>
+              <w:bottom w:type="dxa" w:w="90"/>
+              <w:right w:type="dxa" w:w="130"/>
+            </w:tcMar>
+          </w:tcPr>
+          <w:p>
+            <w:pPr>
+              <w:spacing w:after="0" w:line="250"/>
+            </w:pPr>
+            <w:r>
+              <w:rPr>
+                <w:rFonts w:ascii="Georgia" w:cs="Georgia" w:eastAsia="Georgia" w:hAnsi="Georgia"/>
                 <w:b/>
                 <w:bCs/>
-                <w:color w:val="06302E"/>
+                <w:color w:val="1A1A1A"/>
                 <w:sz w:val="20"/>
                 <w:szCs w:val="20"/>
               </w:rPr>
@@ -9794,8 +9794,8 @@
             </w:pPr>
             <w:r>
               <w:rPr>
-                <w:rFonts w:ascii="Calibri" w:cs="Calibri" w:eastAsia="Calibri" w:hAnsi="Calibri"/>
-                <w:color w:val="1E2E2C"/>
+                <w:rFonts w:ascii="Georgia" w:cs="Georgia" w:eastAsia="Georgia" w:hAnsi="Georgia"/>
+                <w:color w:val="222222"/>
                 <w:sz w:val="20"/>
                 <w:szCs w:val="20"/>
               </w:rPr>
@@ -9819,8 +9819,8 @@
             </w:pPr>
             <w:r>
               <w:rPr>
-                <w:rFonts w:ascii="Calibri" w:cs="Calibri" w:eastAsia="Calibri" w:hAnsi="Calibri"/>
-                <w:color w:val="1E2E2C"/>
+                <w:rFonts w:ascii="Georgia" w:cs="Georgia" w:eastAsia="Georgia" w:hAnsi="Georgia"/>
+                <w:color w:val="222222"/>
                 <w:sz w:val="20"/>
                 <w:szCs w:val="20"/>
               </w:rPr>
@@ -9844,8 +9844,8 @@
             </w:pPr>
             <w:r>
               <w:rPr>
-                <w:rFonts w:ascii="Calibri" w:cs="Calibri" w:eastAsia="Calibri" w:hAnsi="Calibri"/>
-                <w:color w:val="1E2E2C"/>
+                <w:rFonts w:ascii="Georgia" w:cs="Georgia" w:eastAsia="Georgia" w:hAnsi="Georgia"/>
+                <w:color w:val="222222"/>
                 <w:sz w:val="20"/>
                 <w:szCs w:val="20"/>
               </w:rPr>
@@ -9874,8 +9874,8 @@
             </w:pPr>
             <w:r>
               <w:rPr>
-                <w:rFonts w:ascii="Calibri" w:cs="Calibri" w:eastAsia="Calibri" w:hAnsi="Calibri"/>
-                <w:color w:val="1E2E2C"/>
+                <w:rFonts w:ascii="Georgia" w:cs="Georgia" w:eastAsia="Georgia" w:hAnsi="Georgia"/>
+                <w:color w:val="222222"/>
                 <w:sz w:val="20"/>
                 <w:szCs w:val="20"/>
               </w:rPr>
@@ -9899,8 +9899,8 @@
             </w:pPr>
             <w:r>
               <w:rPr>
-                <w:rFonts w:ascii="Calibri" w:cs="Calibri" w:eastAsia="Calibri" w:hAnsi="Calibri"/>
-                <w:color w:val="1E2E2C"/>
+                <w:rFonts w:ascii="Georgia" w:cs="Georgia" w:eastAsia="Georgia" w:hAnsi="Georgia"/>
+                <w:color w:val="222222"/>
                 <w:sz w:val="20"/>
                 <w:szCs w:val="20"/>
               </w:rPr>
@@ -9908,18 +9908,18 @@
             </w:r>
             <w:r>
               <w:rPr>
-                <w:rFonts w:ascii="Calibri" w:cs="Calibri" w:eastAsia="Calibri" w:hAnsi="Calibri"/>
-                <w:color w:val="1E2E2C"/>
-                <w:sz w:val="20"/>
-                <w:szCs w:val="20"/>
-                <w:shd w:fill="FFF4D6" w:val="clear"/>
+                <w:rFonts w:ascii="Georgia" w:cs="Georgia" w:eastAsia="Georgia" w:hAnsi="Georgia"/>
+                <w:color w:val="222222"/>
+                <w:sz w:val="20"/>
+                <w:szCs w:val="20"/>
+                <w:shd w:fill="ECECEC" w:val="clear"/>
               </w:rPr>
               <w:t xml:space="preserve">[RATE]</w:t>
             </w:r>
             <w:r>
               <w:rPr>
-                <w:rFonts w:ascii="Calibri" w:cs="Calibri" w:eastAsia="Calibri" w:hAnsi="Calibri"/>
-                <w:color w:val="1E2E2C"/>
+                <w:rFonts w:ascii="Georgia" w:cs="Georgia" w:eastAsia="Georgia" w:hAnsi="Georgia"/>
+                <w:color w:val="222222"/>
                 <w:sz w:val="20"/>
                 <w:szCs w:val="20"/>
               </w:rPr>
@@ -9943,8 +9943,8 @@
             </w:pPr>
             <w:r>
               <w:rPr>
-                <w:rFonts w:ascii="Calibri" w:cs="Calibri" w:eastAsia="Calibri" w:hAnsi="Calibri"/>
-                <w:color w:val="1E2E2C"/>
+                <w:rFonts w:ascii="Georgia" w:cs="Georgia" w:eastAsia="Georgia" w:hAnsi="Georgia"/>
+                <w:color w:val="222222"/>
                 <w:sz w:val="20"/>
                 <w:szCs w:val="20"/>
               </w:rPr>
@@ -9973,8 +9973,8 @@
             </w:pPr>
             <w:r>
               <w:rPr>
-                <w:rFonts w:ascii="Calibri" w:cs="Calibri" w:eastAsia="Calibri" w:hAnsi="Calibri"/>
-                <w:color w:val="1E2E2C"/>
+                <w:rFonts w:ascii="Georgia" w:cs="Georgia" w:eastAsia="Georgia" w:hAnsi="Georgia"/>
+                <w:color w:val="222222"/>
                 <w:sz w:val="20"/>
                 <w:szCs w:val="20"/>
               </w:rPr>
@@ -9998,8 +9998,8 @@
             </w:pPr>
             <w:r>
               <w:rPr>
-                <w:rFonts w:ascii="Calibri" w:cs="Calibri" w:eastAsia="Calibri" w:hAnsi="Calibri"/>
-                <w:color w:val="1E2E2C"/>
+                <w:rFonts w:ascii="Georgia" w:cs="Georgia" w:eastAsia="Georgia" w:hAnsi="Georgia"/>
+                <w:color w:val="222222"/>
                 <w:sz w:val="20"/>
                 <w:szCs w:val="20"/>
               </w:rPr>
@@ -10023,8 +10023,8 @@
             </w:pPr>
             <w:r>
               <w:rPr>
-                <w:rFonts w:ascii="Calibri" w:cs="Calibri" w:eastAsia="Calibri" w:hAnsi="Calibri"/>
-                <w:color w:val="1E2E2C"/>
+                <w:rFonts w:ascii="Georgia" w:cs="Georgia" w:eastAsia="Georgia" w:hAnsi="Georgia"/>
+                <w:color w:val="222222"/>
                 <w:sz w:val="20"/>
                 <w:szCs w:val="20"/>
               </w:rPr>
@@ -10053,8 +10053,8 @@
             </w:pPr>
             <w:r>
               <w:rPr>
-                <w:rFonts w:ascii="Calibri" w:cs="Calibri" w:eastAsia="Calibri" w:hAnsi="Calibri"/>
-                <w:color w:val="1E2E2C"/>
+                <w:rFonts w:ascii="Georgia" w:cs="Georgia" w:eastAsia="Georgia" w:hAnsi="Georgia"/>
+                <w:color w:val="222222"/>
                 <w:sz w:val="20"/>
                 <w:szCs w:val="20"/>
               </w:rPr>
@@ -10078,8 +10078,8 @@
             </w:pPr>
             <w:r>
               <w:rPr>
-                <w:rFonts w:ascii="Calibri" w:cs="Calibri" w:eastAsia="Calibri" w:hAnsi="Calibri"/>
-                <w:color w:val="1E2E2C"/>
+                <w:rFonts w:ascii="Georgia" w:cs="Georgia" w:eastAsia="Georgia" w:hAnsi="Georgia"/>
+                <w:color w:val="222222"/>
                 <w:sz w:val="20"/>
                 <w:szCs w:val="20"/>
               </w:rPr>
@@ -10103,8 +10103,8 @@
             </w:pPr>
             <w:r>
               <w:rPr>
-                <w:rFonts w:ascii="Calibri" w:cs="Calibri" w:eastAsia="Calibri" w:hAnsi="Calibri"/>
-                <w:color w:val="1E2E2C"/>
+                <w:rFonts w:ascii="Georgia" w:cs="Georgia" w:eastAsia="Georgia" w:hAnsi="Georgia"/>
+                <w:color w:val="222222"/>
                 <w:sz w:val="20"/>
                 <w:szCs w:val="20"/>
               </w:rPr>
@@ -10133,8 +10133,8 @@
             </w:pPr>
             <w:r>
               <w:rPr>
-                <w:rFonts w:ascii="Calibri" w:cs="Calibri" w:eastAsia="Calibri" w:hAnsi="Calibri"/>
-                <w:color w:val="1E2E2C"/>
+                <w:rFonts w:ascii="Georgia" w:cs="Georgia" w:eastAsia="Georgia" w:hAnsi="Georgia"/>
+                <w:color w:val="222222"/>
                 <w:sz w:val="20"/>
                 <w:szCs w:val="20"/>
               </w:rPr>
@@ -10158,8 +10158,8 @@
             </w:pPr>
             <w:r>
               <w:rPr>
-                <w:rFonts w:ascii="Calibri" w:cs="Calibri" w:eastAsia="Calibri" w:hAnsi="Calibri"/>
-                <w:color w:val="1E2E2C"/>
+                <w:rFonts w:ascii="Georgia" w:cs="Georgia" w:eastAsia="Georgia" w:hAnsi="Georgia"/>
+                <w:color w:val="222222"/>
                 <w:sz w:val="20"/>
                 <w:szCs w:val="20"/>
               </w:rPr>
@@ -10183,8 +10183,8 @@
             </w:pPr>
             <w:r>
               <w:rPr>
-                <w:rFonts w:ascii="Calibri" w:cs="Calibri" w:eastAsia="Calibri" w:hAnsi="Calibri"/>
-                <w:color w:val="1E2E2C"/>
+                <w:rFonts w:ascii="Georgia" w:cs="Georgia" w:eastAsia="Georgia" w:hAnsi="Georgia"/>
+                <w:color w:val="222222"/>
                 <w:sz w:val="20"/>
                 <w:szCs w:val="20"/>
               </w:rPr>
@@ -10213,8 +10213,8 @@
             </w:pPr>
             <w:r>
               <w:rPr>
-                <w:rFonts w:ascii="Calibri" w:cs="Calibri" w:eastAsia="Calibri" w:hAnsi="Calibri"/>
-                <w:color w:val="1E2E2C"/>
+                <w:rFonts w:ascii="Georgia" w:cs="Georgia" w:eastAsia="Georgia" w:hAnsi="Georgia"/>
+                <w:color w:val="222222"/>
                 <w:sz w:val="20"/>
                 <w:szCs w:val="20"/>
               </w:rPr>
@@ -10238,8 +10238,8 @@
             </w:pPr>
             <w:r>
               <w:rPr>
-                <w:rFonts w:ascii="Calibri" w:cs="Calibri" w:eastAsia="Calibri" w:hAnsi="Calibri"/>
-                <w:color w:val="1E2E2C"/>
+                <w:rFonts w:ascii="Georgia" w:cs="Georgia" w:eastAsia="Georgia" w:hAnsi="Georgia"/>
+                <w:color w:val="222222"/>
                 <w:sz w:val="20"/>
                 <w:szCs w:val="20"/>
               </w:rPr>
@@ -10263,8 +10263,8 @@
             </w:pPr>
             <w:r>
               <w:rPr>
-                <w:rFonts w:ascii="Calibri" w:cs="Calibri" w:eastAsia="Calibri" w:hAnsi="Calibri"/>
-                <w:color w:val="1E2E2C"/>
+                <w:rFonts w:ascii="Georgia" w:cs="Georgia" w:eastAsia="Georgia" w:hAnsi="Georgia"/>
+                <w:color w:val="222222"/>
                 <w:sz w:val="20"/>
                 <w:szCs w:val="20"/>
               </w:rPr>
@@ -10293,8 +10293,8 @@
             </w:pPr>
             <w:r>
               <w:rPr>
-                <w:rFonts w:ascii="Calibri" w:cs="Calibri" w:eastAsia="Calibri" w:hAnsi="Calibri"/>
-                <w:color w:val="1E2E2C"/>
+                <w:rFonts w:ascii="Georgia" w:cs="Georgia" w:eastAsia="Georgia" w:hAnsi="Georgia"/>
+                <w:color w:val="222222"/>
                 <w:sz w:val="20"/>
                 <w:szCs w:val="20"/>
               </w:rPr>
@@ -10318,8 +10318,8 @@
             </w:pPr>
             <w:r>
               <w:rPr>
-                <w:rFonts w:ascii="Calibri" w:cs="Calibri" w:eastAsia="Calibri" w:hAnsi="Calibri"/>
-                <w:color w:val="1E2E2C"/>
+                <w:rFonts w:ascii="Georgia" w:cs="Georgia" w:eastAsia="Georgia" w:hAnsi="Georgia"/>
+                <w:color w:val="222222"/>
                 <w:sz w:val="20"/>
                 <w:szCs w:val="20"/>
               </w:rPr>
@@ -10343,8 +10343,8 @@
             </w:pPr>
             <w:r>
               <w:rPr>
-                <w:rFonts w:ascii="Calibri" w:cs="Calibri" w:eastAsia="Calibri" w:hAnsi="Calibri"/>
-                <w:color w:val="1E2E2C"/>
+                <w:rFonts w:ascii="Georgia" w:cs="Georgia" w:eastAsia="Georgia" w:hAnsi="Georgia"/>
+                <w:color w:val="222222"/>
                 <w:sz w:val="20"/>
                 <w:szCs w:val="20"/>
               </w:rPr>
@@ -10373,8 +10373,8 @@
             </w:pPr>
             <w:r>
               <w:rPr>
-                <w:rFonts w:ascii="Calibri" w:cs="Calibri" w:eastAsia="Calibri" w:hAnsi="Calibri"/>
-                <w:color w:val="1E2E2C"/>
+                <w:rFonts w:ascii="Georgia" w:cs="Georgia" w:eastAsia="Georgia" w:hAnsi="Georgia"/>
+                <w:color w:val="222222"/>
                 <w:sz w:val="20"/>
                 <w:szCs w:val="20"/>
               </w:rPr>
@@ -10398,8 +10398,8 @@
             </w:pPr>
             <w:r>
               <w:rPr>
-                <w:rFonts w:ascii="Calibri" w:cs="Calibri" w:eastAsia="Calibri" w:hAnsi="Calibri"/>
-                <w:color w:val="1E2E2C"/>
+                <w:rFonts w:ascii="Georgia" w:cs="Georgia" w:eastAsia="Georgia" w:hAnsi="Georgia"/>
+                <w:color w:val="222222"/>
                 <w:sz w:val="20"/>
                 <w:szCs w:val="20"/>
               </w:rPr>
@@ -10423,11 +10423,11 @@
             </w:pPr>
             <w:r>
               <w:rPr>
-                <w:rFonts w:ascii="Calibri" w:cs="Calibri" w:eastAsia="Calibri" w:hAnsi="Calibri"/>
-                <w:color w:val="1E2E2C"/>
-                <w:sz w:val="20"/>
-                <w:szCs w:val="20"/>
-                <w:shd w:fill="FFF4D6" w:val="clear"/>
+                <w:rFonts w:ascii="Georgia" w:cs="Georgia" w:eastAsia="Georgia" w:hAnsi="Georgia"/>
+                <w:color w:val="222222"/>
+                <w:sz w:val="20"/>
+                <w:szCs w:val="20"/>
+                <w:shd w:fill="ECECEC" w:val="clear"/>
               </w:rPr>
               <w:t xml:space="preserve">[DD / MM / YYYY]</w:t>
             </w:r>
@@ -10454,8 +10454,8 @@
             </w:pPr>
             <w:r>
               <w:rPr>
-                <w:rFonts w:ascii="Calibri" w:cs="Calibri" w:eastAsia="Calibri" w:hAnsi="Calibri"/>
-                <w:color w:val="1E2E2C"/>
+                <w:rFonts w:ascii="Georgia" w:cs="Georgia" w:eastAsia="Georgia" w:hAnsi="Georgia"/>
+                <w:color w:val="222222"/>
                 <w:sz w:val="20"/>
                 <w:szCs w:val="20"/>
               </w:rPr>
@@ -10479,8 +10479,8 @@
             </w:pPr>
             <w:r>
               <w:rPr>
-                <w:rFonts w:ascii="Calibri" w:cs="Calibri" w:eastAsia="Calibri" w:hAnsi="Calibri"/>
-                <w:color w:val="1E2E2C"/>
+                <w:rFonts w:ascii="Georgia" w:cs="Georgia" w:eastAsia="Georgia" w:hAnsi="Georgia"/>
+                <w:color w:val="222222"/>
                 <w:sz w:val="20"/>
                 <w:szCs w:val="20"/>
               </w:rPr>
@@ -10504,11 +10504,11 @@
             </w:pPr>
             <w:r>
               <w:rPr>
-                <w:rFonts w:ascii="Calibri" w:cs="Calibri" w:eastAsia="Calibri" w:hAnsi="Calibri"/>
-                <w:color w:val="1E2E2C"/>
-                <w:sz w:val="20"/>
-                <w:szCs w:val="20"/>
-                <w:shd w:fill="FFF4D6" w:val="clear"/>
+                <w:rFonts w:ascii="Georgia" w:cs="Georgia" w:eastAsia="Georgia" w:hAnsi="Georgia"/>
+                <w:color w:val="222222"/>
+                <w:sz w:val="20"/>
+                <w:szCs w:val="20"/>
+                <w:shd w:fill="ECECEC" w:val="clear"/>
               </w:rPr>
               <w:t xml:space="preserve">[DD / MM / YYYY]</w:t>
             </w:r>
@@ -10535,8 +10535,8 @@
             </w:pPr>
             <w:r>
               <w:rPr>
-                <w:rFonts w:ascii="Calibri" w:cs="Calibri" w:eastAsia="Calibri" w:hAnsi="Calibri"/>
-                <w:color w:val="1E2E2C"/>
+                <w:rFonts w:ascii="Georgia" w:cs="Georgia" w:eastAsia="Georgia" w:hAnsi="Georgia"/>
+                <w:color w:val="222222"/>
                 <w:sz w:val="20"/>
                 <w:szCs w:val="20"/>
               </w:rPr>
@@ -10560,8 +10560,8 @@
             </w:pPr>
             <w:r>
               <w:rPr>
-                <w:rFonts w:ascii="Calibri" w:cs="Calibri" w:eastAsia="Calibri" w:hAnsi="Calibri"/>
-                <w:color w:val="1E2E2C"/>
+                <w:rFonts w:ascii="Georgia" w:cs="Georgia" w:eastAsia="Georgia" w:hAnsi="Georgia"/>
+                <w:color w:val="222222"/>
                 <w:sz w:val="20"/>
                 <w:szCs w:val="20"/>
               </w:rPr>
@@ -10585,11 +10585,11 @@
             </w:pPr>
             <w:r>
               <w:rPr>
-                <w:rFonts w:ascii="Calibri" w:cs="Calibri" w:eastAsia="Calibri" w:hAnsi="Calibri"/>
-                <w:color w:val="1E2E2C"/>
-                <w:sz w:val="20"/>
-                <w:szCs w:val="20"/>
-                <w:shd w:fill="FFF4D6" w:val="clear"/>
+                <w:rFonts w:ascii="Georgia" w:cs="Georgia" w:eastAsia="Georgia" w:hAnsi="Georgia"/>
+                <w:color w:val="222222"/>
+                <w:sz w:val="20"/>
+                <w:szCs w:val="20"/>
+                <w:shd w:fill="ECECEC" w:val="clear"/>
               </w:rPr>
               <w:t xml:space="preserve">[NUMBER]</w:t>
             </w:r>
@@ -10608,10 +10608,10 @@
       </w:pPr>
       <w:r>
         <w:rPr>
-          <w:rFonts w:ascii="Calibri" w:cs="Calibri" w:eastAsia="Calibri" w:hAnsi="Calibri"/>
+          <w:rFonts w:ascii="Georgia" w:cs="Georgia" w:eastAsia="Georgia" w:hAnsi="Georgia"/>
           <w:b/>
           <w:bCs/>
-          <w:color w:val="06302E"/>
+          <w:color w:val="1A1A1A"/>
           <w:sz w:val="22"/>
           <w:szCs w:val="22"/>
         </w:rPr>
@@ -10622,12 +10622,12 @@
       <w:tblPr>
         <w:tblW w:type="dxa" w:w="9458"/>
         <w:tblBorders>
-          <w:top w:val="single" w:color="C9D6D3" w:sz="2"/>
-          <w:left w:val="single" w:color="C9D6D3" w:sz="2"/>
-          <w:bottom w:val="single" w:color="C9D6D3" w:sz="2"/>
-          <w:right w:val="single" w:color="C9D6D3" w:sz="2"/>
-          <w:insideH w:val="single" w:color="C9D6D3" w:sz="2"/>
-          <w:insideV w:val="single" w:color="C9D6D3" w:sz="2"/>
+          <w:top w:val="single" w:color="C8C8C8" w:sz="2"/>
+          <w:left w:val="single" w:color="C8C8C8" w:sz="2"/>
+          <w:bottom w:val="single" w:color="C8C8C8" w:sz="2"/>
+          <w:right w:val="single" w:color="C8C8C8" w:sz="2"/>
+          <w:insideH w:val="single" w:color="C8C8C8" w:sz="2"/>
+          <w:insideV w:val="single" w:color="C8C8C8" w:sz="2"/>
         </w:tblBorders>
       </w:tblPr>
       <w:tblGrid>
@@ -10642,24 +10642,24 @@
         <w:tc>
           <w:tcPr>
             <w:tcW w:type="dxa" w:w="3216"/>
-            <w:shd w:fill="EEF4F2" w:val="clear"/>
-            <w:tcMar>
-              <w:top w:type="dxa" w:w="90"/>
-              <w:left w:type="dxa" w:w="130"/>
-              <w:bottom w:type="dxa" w:w="90"/>
-              <w:right w:type="dxa" w:w="130"/>
-            </w:tcMar>
-          </w:tcPr>
-          <w:p>
-            <w:pPr>
-              <w:spacing w:after="0" w:line="250"/>
-            </w:pPr>
-            <w:r>
-              <w:rPr>
-                <w:rFonts w:ascii="Calibri" w:cs="Calibri" w:eastAsia="Calibri" w:hAnsi="Calibri"/>
+            <w:shd w:fill="F2F2F2" w:val="clear"/>
+            <w:tcMar>
+              <w:top w:type="dxa" w:w="90"/>
+              <w:left w:type="dxa" w:w="130"/>
+              <w:bottom w:type="dxa" w:w="90"/>
+              <w:right w:type="dxa" w:w="130"/>
+            </w:tcMar>
+          </w:tcPr>
+          <w:p>
+            <w:pPr>
+              <w:spacing w:after="0" w:line="250"/>
+            </w:pPr>
+            <w:r>
+              <w:rPr>
+                <w:rFonts w:ascii="Georgia" w:cs="Georgia" w:eastAsia="Georgia" w:hAnsi="Georgia"/>
                 <w:b/>
                 <w:bCs/>
-                <w:color w:val="06302E"/>
+                <w:color w:val="1A1A1A"/>
                 <w:sz w:val="20"/>
                 <w:szCs w:val="20"/>
               </w:rPr>
@@ -10670,24 +10670,24 @@
         <w:tc>
           <w:tcPr>
             <w:tcW w:type="dxa" w:w="3121"/>
-            <w:shd w:fill="EEF4F2" w:val="clear"/>
-            <w:tcMar>
-              <w:top w:type="dxa" w:w="90"/>
-              <w:left w:type="dxa" w:w="130"/>
-              <w:bottom w:type="dxa" w:w="90"/>
-              <w:right w:type="dxa" w:w="130"/>
-            </w:tcMar>
-          </w:tcPr>
-          <w:p>
-            <w:pPr>
-              <w:spacing w:after="0" w:line="250"/>
-            </w:pPr>
-            <w:r>
-              <w:rPr>
-                <w:rFonts w:ascii="Calibri" w:cs="Calibri" w:eastAsia="Calibri" w:hAnsi="Calibri"/>
+            <w:shd w:fill="F2F2F2" w:val="clear"/>
+            <w:tcMar>
+              <w:top w:type="dxa" w:w="90"/>
+              <w:left w:type="dxa" w:w="130"/>
+              <w:bottom w:type="dxa" w:w="90"/>
+              <w:right w:type="dxa" w:w="130"/>
+            </w:tcMar>
+          </w:tcPr>
+          <w:p>
+            <w:pPr>
+              <w:spacing w:after="0" w:line="250"/>
+            </w:pPr>
+            <w:r>
+              <w:rPr>
+                <w:rFonts w:ascii="Georgia" w:cs="Georgia" w:eastAsia="Georgia" w:hAnsi="Georgia"/>
                 <w:b/>
                 <w:bCs/>
-                <w:color w:val="06302E"/>
+                <w:color w:val="1A1A1A"/>
                 <w:sz w:val="20"/>
                 <w:szCs w:val="20"/>
               </w:rPr>
@@ -10698,24 +10698,24 @@
         <w:tc>
           <w:tcPr>
             <w:tcW w:type="dxa" w:w="3121"/>
-            <w:shd w:fill="EEF4F2" w:val="clear"/>
-            <w:tcMar>
-              <w:top w:type="dxa" w:w="90"/>
-              <w:left w:type="dxa" w:w="130"/>
-              <w:bottom w:type="dxa" w:w="90"/>
-              <w:right w:type="dxa" w:w="130"/>
-            </w:tcMar>
-          </w:tcPr>
-          <w:p>
-            <w:pPr>
-              <w:spacing w:after="0" w:line="250"/>
-            </w:pPr>
-            <w:r>
-              <w:rPr>
-                <w:rFonts w:ascii="Calibri" w:cs="Calibri" w:eastAsia="Calibri" w:hAnsi="Calibri"/>
+            <w:shd w:fill="F2F2F2" w:val="clear"/>
+            <w:tcMar>
+              <w:top w:type="dxa" w:w="90"/>
+              <w:left w:type="dxa" w:w="130"/>
+              <w:bottom w:type="dxa" w:w="90"/>
+              <w:right w:type="dxa" w:w="130"/>
+            </w:tcMar>
+          </w:tcPr>
+          <w:p>
+            <w:pPr>
+              <w:spacing w:after="0" w:line="250"/>
+            </w:pPr>
+            <w:r>
+              <w:rPr>
+                <w:rFonts w:ascii="Georgia" w:cs="Georgia" w:eastAsia="Georgia" w:hAnsi="Georgia"/>
                 <w:b/>
                 <w:bCs/>
-                <w:color w:val="06302E"/>
+                <w:color w:val="1A1A1A"/>
                 <w:sz w:val="20"/>
                 <w:szCs w:val="20"/>
               </w:rPr>
@@ -10744,8 +10744,8 @@
             </w:pPr>
             <w:r>
               <w:rPr>
-                <w:rFonts w:ascii="Calibri" w:cs="Calibri" w:eastAsia="Calibri" w:hAnsi="Calibri"/>
-                <w:color w:val="1E2E2C"/>
+                <w:rFonts w:ascii="Georgia" w:cs="Georgia" w:eastAsia="Georgia" w:hAnsi="Georgia"/>
+                <w:color w:val="222222"/>
                 <w:sz w:val="20"/>
                 <w:szCs w:val="20"/>
               </w:rPr>
@@ -10769,8 +10769,8 @@
             </w:pPr>
             <w:r>
               <w:rPr>
-                <w:rFonts w:ascii="Calibri" w:cs="Calibri" w:eastAsia="Calibri" w:hAnsi="Calibri"/>
-                <w:color w:val="1E2E2C"/>
+                <w:rFonts w:ascii="Georgia" w:cs="Georgia" w:eastAsia="Georgia" w:hAnsi="Georgia"/>
+                <w:color w:val="222222"/>
                 <w:sz w:val="20"/>
                 <w:szCs w:val="20"/>
               </w:rPr>
@@ -10794,8 +10794,8 @@
             </w:pPr>
             <w:r>
               <w:rPr>
-                <w:rFonts w:ascii="Calibri" w:cs="Calibri" w:eastAsia="Calibri" w:hAnsi="Calibri"/>
-                <w:color w:val="1E2E2C"/>
+                <w:rFonts w:ascii="Georgia" w:cs="Georgia" w:eastAsia="Georgia" w:hAnsi="Georgia"/>
+                <w:color w:val="222222"/>
                 <w:sz w:val="20"/>
                 <w:szCs w:val="20"/>
               </w:rPr>
@@ -10824,8 +10824,8 @@
             </w:pPr>
             <w:r>
               <w:rPr>
-                <w:rFonts w:ascii="Calibri" w:cs="Calibri" w:eastAsia="Calibri" w:hAnsi="Calibri"/>
-                <w:color w:val="1E2E2C"/>
+                <w:rFonts w:ascii="Georgia" w:cs="Georgia" w:eastAsia="Georgia" w:hAnsi="Georgia"/>
+                <w:color w:val="222222"/>
                 <w:sz w:val="20"/>
                 <w:szCs w:val="20"/>
               </w:rPr>
@@ -10849,8 +10849,8 @@
             </w:pPr>
             <w:r>
               <w:rPr>
-                <w:rFonts w:ascii="Calibri" w:cs="Calibri" w:eastAsia="Calibri" w:hAnsi="Calibri"/>
-                <w:color w:val="1E2E2C"/>
+                <w:rFonts w:ascii="Georgia" w:cs="Georgia" w:eastAsia="Georgia" w:hAnsi="Georgia"/>
+                <w:color w:val="222222"/>
                 <w:sz w:val="20"/>
                 <w:szCs w:val="20"/>
               </w:rPr>
@@ -10874,8 +10874,8 @@
             </w:pPr>
             <w:r>
               <w:rPr>
-                <w:rFonts w:ascii="Calibri" w:cs="Calibri" w:eastAsia="Calibri" w:hAnsi="Calibri"/>
-                <w:color w:val="1E2E2C"/>
+                <w:rFonts w:ascii="Georgia" w:cs="Georgia" w:eastAsia="Georgia" w:hAnsi="Georgia"/>
+                <w:color w:val="222222"/>
                 <w:sz w:val="20"/>
                 <w:szCs w:val="20"/>
               </w:rPr>
@@ -10904,8 +10904,8 @@
             </w:pPr>
             <w:r>
               <w:rPr>
-                <w:rFonts w:ascii="Calibri" w:cs="Calibri" w:eastAsia="Calibri" w:hAnsi="Calibri"/>
-                <w:color w:val="1E2E2C"/>
+                <w:rFonts w:ascii="Georgia" w:cs="Georgia" w:eastAsia="Georgia" w:hAnsi="Georgia"/>
+                <w:color w:val="222222"/>
                 <w:sz w:val="20"/>
                 <w:szCs w:val="20"/>
               </w:rPr>
@@ -10929,8 +10929,8 @@
             </w:pPr>
             <w:r>
               <w:rPr>
-                <w:rFonts w:ascii="Calibri" w:cs="Calibri" w:eastAsia="Calibri" w:hAnsi="Calibri"/>
-                <w:color w:val="1E2E2C"/>
+                <w:rFonts w:ascii="Georgia" w:cs="Georgia" w:eastAsia="Georgia" w:hAnsi="Georgia"/>
+                <w:color w:val="222222"/>
                 <w:sz w:val="20"/>
                 <w:szCs w:val="20"/>
               </w:rPr>
@@ -10954,8 +10954,8 @@
             </w:pPr>
             <w:r>
               <w:rPr>
-                <w:rFonts w:ascii="Calibri" w:cs="Calibri" w:eastAsia="Calibri" w:hAnsi="Calibri"/>
-                <w:color w:val="1E2E2C"/>
+                <w:rFonts w:ascii="Georgia" w:cs="Georgia" w:eastAsia="Georgia" w:hAnsi="Georgia"/>
+                <w:color w:val="222222"/>
                 <w:sz w:val="20"/>
                 <w:szCs w:val="20"/>
               </w:rPr>
@@ -10984,8 +10984,8 @@
             </w:pPr>
             <w:r>
               <w:rPr>
-                <w:rFonts w:ascii="Calibri" w:cs="Calibri" w:eastAsia="Calibri" w:hAnsi="Calibri"/>
-                <w:color w:val="1E2E2C"/>
+                <w:rFonts w:ascii="Georgia" w:cs="Georgia" w:eastAsia="Georgia" w:hAnsi="Georgia"/>
+                <w:color w:val="222222"/>
                 <w:sz w:val="20"/>
                 <w:szCs w:val="20"/>
               </w:rPr>
@@ -11009,8 +11009,8 @@
             </w:pPr>
             <w:r>
               <w:rPr>
-                <w:rFonts w:ascii="Calibri" w:cs="Calibri" w:eastAsia="Calibri" w:hAnsi="Calibri"/>
-                <w:color w:val="1E2E2C"/>
+                <w:rFonts w:ascii="Georgia" w:cs="Georgia" w:eastAsia="Georgia" w:hAnsi="Georgia"/>
+                <w:color w:val="222222"/>
                 <w:sz w:val="20"/>
                 <w:szCs w:val="20"/>
               </w:rPr>
@@ -11034,11 +11034,11 @@
             </w:pPr>
             <w:r>
               <w:rPr>
-                <w:rFonts w:ascii="Calibri" w:cs="Calibri" w:eastAsia="Calibri" w:hAnsi="Calibri"/>
-                <w:color w:val="1E2E2C"/>
-                <w:sz w:val="20"/>
-                <w:szCs w:val="20"/>
-                <w:shd w:fill="FFF4D6" w:val="clear"/>
+                <w:rFonts w:ascii="Georgia" w:cs="Georgia" w:eastAsia="Georgia" w:hAnsi="Georgia"/>
+                <w:color w:val="222222"/>
+                <w:sz w:val="20"/>
+                <w:szCs w:val="20"/>
+                <w:shd w:fill="ECECEC" w:val="clear"/>
               </w:rPr>
               <w:t xml:space="preserve">[POSITIVE / NEGATIVE]</w:t>
             </w:r>
@@ -11057,8 +11057,8 @@
       </w:pPr>
       <w:r>
         <w:rPr>
-          <w:rFonts w:ascii="Calibri" w:cs="Calibri" w:eastAsia="Calibri" w:hAnsi="Calibri"/>
-          <w:color w:val="1E2E2C"/>
+          <w:rFonts w:ascii="Georgia" w:cs="Georgia" w:eastAsia="Georgia" w:hAnsi="Georgia"/>
+          <w:color w:val="222222"/>
           <w:sz w:val="21"/>
           <w:szCs w:val="21"/>
         </w:rPr>
@@ -11066,8 +11066,8 @@
       </w:r>
       <w:r>
         <w:rPr>
-          <w:rFonts w:ascii="Calibri" w:cs="Calibri" w:eastAsia="Calibri" w:hAnsi="Calibri"/>
-          <w:color w:val="1E2E2C"/>
+          <w:rFonts w:ascii="Georgia" w:cs="Georgia" w:eastAsia="Georgia" w:hAnsi="Georgia"/>
+          <w:color w:val="222222"/>
           <w:sz w:val="21"/>
           <w:szCs w:val="21"/>
         </w:rPr>
@@ -11078,12 +11078,12 @@
       <w:tblPr>
         <w:tblW w:type="dxa" w:w="9458"/>
         <w:tblBorders>
-          <w:top w:val="single" w:color="C9D6D3" w:sz="2"/>
-          <w:left w:val="single" w:color="C9D6D3" w:sz="2"/>
-          <w:bottom w:val="single" w:color="C9D6D3" w:sz="2"/>
-          <w:right w:val="single" w:color="C9D6D3" w:sz="2"/>
-          <w:insideH w:val="single" w:color="C9D6D3" w:sz="2"/>
-          <w:insideV w:val="single" w:color="C9D6D3" w:sz="2"/>
+          <w:top w:val="single" w:color="C8C8C8" w:sz="2"/>
+          <w:left w:val="single" w:color="C8C8C8" w:sz="2"/>
+          <w:bottom w:val="single" w:color="C8C8C8" w:sz="2"/>
+          <w:right w:val="single" w:color="C8C8C8" w:sz="2"/>
+          <w:insideH w:val="single" w:color="C8C8C8" w:sz="2"/>
+          <w:insideV w:val="single" w:color="C8C8C8" w:sz="2"/>
         </w:tblBorders>
       </w:tblPr>
       <w:tblGrid>
@@ -11097,24 +11097,24 @@
         <w:tc>
           <w:tcPr>
             <w:tcW w:type="dxa" w:w="4351"/>
-            <w:shd w:fill="EEF4F2" w:val="clear"/>
-            <w:tcMar>
-              <w:top w:type="dxa" w:w="90"/>
-              <w:left w:type="dxa" w:w="130"/>
-              <w:bottom w:type="dxa" w:w="90"/>
-              <w:right w:type="dxa" w:w="130"/>
-            </w:tcMar>
-          </w:tcPr>
-          <w:p>
-            <w:pPr>
-              <w:spacing w:after="0" w:line="250"/>
-            </w:pPr>
-            <w:r>
-              <w:rPr>
-                <w:rFonts w:ascii="Calibri" w:cs="Calibri" w:eastAsia="Calibri" w:hAnsi="Calibri"/>
+            <w:shd w:fill="F2F2F2" w:val="clear"/>
+            <w:tcMar>
+              <w:top w:type="dxa" w:w="90"/>
+              <w:left w:type="dxa" w:w="130"/>
+              <w:bottom w:type="dxa" w:w="90"/>
+              <w:right w:type="dxa" w:w="130"/>
+            </w:tcMar>
+          </w:tcPr>
+          <w:p>
+            <w:pPr>
+              <w:spacing w:after="0" w:line="250"/>
+            </w:pPr>
+            <w:r>
+              <w:rPr>
+                <w:rFonts w:ascii="Georgia" w:cs="Georgia" w:eastAsia="Georgia" w:hAnsi="Georgia"/>
                 <w:b/>
                 <w:bCs/>
-                <w:color w:val="06302E"/>
+                <w:color w:val="1A1A1A"/>
                 <w:sz w:val="20"/>
                 <w:szCs w:val="20"/>
               </w:rPr>
@@ -11125,24 +11125,24 @@
         <w:tc>
           <w:tcPr>
             <w:tcW w:type="dxa" w:w="5107"/>
-            <w:shd w:fill="EEF4F2" w:val="clear"/>
-            <w:tcMar>
-              <w:top w:type="dxa" w:w="90"/>
-              <w:left w:type="dxa" w:w="130"/>
-              <w:bottom w:type="dxa" w:w="90"/>
-              <w:right w:type="dxa" w:w="130"/>
-            </w:tcMar>
-          </w:tcPr>
-          <w:p>
-            <w:pPr>
-              <w:spacing w:after="0" w:line="250"/>
-            </w:pPr>
-            <w:r>
-              <w:rPr>
-                <w:rFonts w:ascii="Calibri" w:cs="Calibri" w:eastAsia="Calibri" w:hAnsi="Calibri"/>
+            <w:shd w:fill="F2F2F2" w:val="clear"/>
+            <w:tcMar>
+              <w:top w:type="dxa" w:w="90"/>
+              <w:left w:type="dxa" w:w="130"/>
+              <w:bottom w:type="dxa" w:w="90"/>
+              <w:right w:type="dxa" w:w="130"/>
+            </w:tcMar>
+          </w:tcPr>
+          <w:p>
+            <w:pPr>
+              <w:spacing w:after="0" w:line="250"/>
+            </w:pPr>
+            <w:r>
+              <w:rPr>
+                <w:rFonts w:ascii="Georgia" w:cs="Georgia" w:eastAsia="Georgia" w:hAnsi="Georgia"/>
                 <w:b/>
                 <w:bCs/>
-                <w:color w:val="06302E"/>
+                <w:color w:val="1A1A1A"/>
                 <w:sz w:val="20"/>
                 <w:szCs w:val="20"/>
               </w:rPr>
@@ -11171,8 +11171,8 @@
             </w:pPr>
             <w:r>
               <w:rPr>
-                <w:rFonts w:ascii="Calibri" w:cs="Calibri" w:eastAsia="Calibri" w:hAnsi="Calibri"/>
-                <w:color w:val="1E2E2C"/>
+                <w:rFonts w:ascii="Georgia" w:cs="Georgia" w:eastAsia="Georgia" w:hAnsi="Georgia"/>
+                <w:color w:val="222222"/>
                 <w:sz w:val="20"/>
                 <w:szCs w:val="20"/>
               </w:rPr>
@@ -11196,8 +11196,8 @@
             </w:pPr>
             <w:r>
               <w:rPr>
-                <w:rFonts w:ascii="Calibri" w:cs="Calibri" w:eastAsia="Calibri" w:hAnsi="Calibri"/>
-                <w:color w:val="1E2E2C"/>
+                <w:rFonts w:ascii="Georgia" w:cs="Georgia" w:eastAsia="Georgia" w:hAnsi="Georgia"/>
+                <w:color w:val="222222"/>
                 <w:sz w:val="20"/>
                 <w:szCs w:val="20"/>
               </w:rPr>
@@ -11226,8 +11226,8 @@
             </w:pPr>
             <w:r>
               <w:rPr>
-                <w:rFonts w:ascii="Calibri" w:cs="Calibri" w:eastAsia="Calibri" w:hAnsi="Calibri"/>
-                <w:color w:val="1E2E2C"/>
+                <w:rFonts w:ascii="Georgia" w:cs="Georgia" w:eastAsia="Georgia" w:hAnsi="Georgia"/>
+                <w:color w:val="222222"/>
                 <w:sz w:val="20"/>
                 <w:szCs w:val="20"/>
               </w:rPr>
@@ -11251,8 +11251,8 @@
             </w:pPr>
             <w:r>
               <w:rPr>
-                <w:rFonts w:ascii="Calibri" w:cs="Calibri" w:eastAsia="Calibri" w:hAnsi="Calibri"/>
-                <w:color w:val="1E2E2C"/>
+                <w:rFonts w:ascii="Georgia" w:cs="Georgia" w:eastAsia="Georgia" w:hAnsi="Georgia"/>
+                <w:color w:val="222222"/>
                 <w:sz w:val="20"/>
                 <w:szCs w:val="20"/>
               </w:rPr>
@@ -11270,7 +11270,7 @@
     <w:p>
       <w:pPr>
         <w:pBdr>
-          <w:bottom w:val="single" w:color="C9D6D3" w:sz="6"/>
+          <w:bottom w:val="single" w:color="C8C8C8" w:sz="6"/>
         </w:pBdr>
         <w:spacing w:after="200" w:before="200"/>
       </w:pPr>
@@ -11279,16 +11279,16 @@
       <w:pPr>
         <w:pStyle w:val="Heading2"/>
         <w:pBdr>
-          <w:bottom w:val="single" w:color="12B84F" w:sz="6"/>
+          <w:bottom w:val="single" w:color="8C8C8C" w:sz="6"/>
         </w:pBdr>
         <w:spacing w:after="130" w:before="320"/>
       </w:pPr>
       <w:r>
         <w:rPr>
-          <w:rFonts w:ascii="Calibri" w:cs="Calibri" w:eastAsia="Calibri" w:hAnsi="Calibri"/>
+          <w:rFonts w:ascii="Georgia" w:cs="Georgia" w:eastAsia="Georgia" w:hAnsi="Georgia"/>
           <w:b/>
           <w:bCs/>
-          <w:color w:val="06302E"/>
+          <w:color w:val="1A1A1A"/>
           <w:sz w:val="23"/>
           <w:szCs w:val="23"/>
         </w:rPr>
@@ -11299,12 +11299,12 @@
       <w:tblPr>
         <w:tblW w:type="dxa" w:w="9458"/>
         <w:tblBorders>
-          <w:top w:val="single" w:color="C9D6D3" w:sz="2"/>
-          <w:left w:val="single" w:color="C9D6D3" w:sz="2"/>
-          <w:bottom w:val="single" w:color="C9D6D3" w:sz="2"/>
-          <w:right w:val="single" w:color="C9D6D3" w:sz="2"/>
-          <w:insideH w:val="single" w:color="C9D6D3" w:sz="2"/>
-          <w:insideV w:val="single" w:color="C9D6D3" w:sz="2"/>
+          <w:top w:val="single" w:color="C8C8C8" w:sz="2"/>
+          <w:left w:val="single" w:color="C8C8C8" w:sz="2"/>
+          <w:bottom w:val="single" w:color="C8C8C8" w:sz="2"/>
+          <w:right w:val="single" w:color="C8C8C8" w:sz="2"/>
+          <w:insideH w:val="single" w:color="C8C8C8" w:sz="2"/>
+          <w:insideV w:val="single" w:color="C8C8C8" w:sz="2"/>
         </w:tblBorders>
       </w:tblPr>
       <w:tblGrid>
@@ -11319,24 +11319,24 @@
         <w:tc>
           <w:tcPr>
             <w:tcW w:type="dxa" w:w="3216"/>
-            <w:shd w:fill="EEF4F2" w:val="clear"/>
-            <w:tcMar>
-              <w:top w:type="dxa" w:w="90"/>
-              <w:left w:type="dxa" w:w="130"/>
-              <w:bottom w:type="dxa" w:w="90"/>
-              <w:right w:type="dxa" w:w="130"/>
-            </w:tcMar>
-          </w:tcPr>
-          <w:p>
-            <w:pPr>
-              <w:spacing w:after="0" w:line="250"/>
-            </w:pPr>
-            <w:r>
-              <w:rPr>
-                <w:rFonts w:ascii="Calibri" w:cs="Calibri" w:eastAsia="Calibri" w:hAnsi="Calibri"/>
+            <w:shd w:fill="F2F2F2" w:val="clear"/>
+            <w:tcMar>
+              <w:top w:type="dxa" w:w="90"/>
+              <w:left w:type="dxa" w:w="130"/>
+              <w:bottom w:type="dxa" w:w="90"/>
+              <w:right w:type="dxa" w:w="130"/>
+            </w:tcMar>
+          </w:tcPr>
+          <w:p>
+            <w:pPr>
+              <w:spacing w:after="0" w:line="250"/>
+            </w:pPr>
+            <w:r>
+              <w:rPr>
+                <w:rFonts w:ascii="Georgia" w:cs="Georgia" w:eastAsia="Georgia" w:hAnsi="Georgia"/>
                 <w:b/>
                 <w:bCs/>
-                <w:color w:val="06302E"/>
+                <w:color w:val="1A1A1A"/>
                 <w:sz w:val="20"/>
                 <w:szCs w:val="20"/>
               </w:rPr>
@@ -11347,24 +11347,24 @@
         <w:tc>
           <w:tcPr>
             <w:tcW w:type="dxa" w:w="3121"/>
-            <w:shd w:fill="EEF4F2" w:val="clear"/>
-            <w:tcMar>
-              <w:top w:type="dxa" w:w="90"/>
-              <w:left w:type="dxa" w:w="130"/>
-              <w:bottom w:type="dxa" w:w="90"/>
-              <w:right w:type="dxa" w:w="130"/>
-            </w:tcMar>
-          </w:tcPr>
-          <w:p>
-            <w:pPr>
-              <w:spacing w:after="0" w:line="250"/>
-            </w:pPr>
-            <w:r>
-              <w:rPr>
-                <w:rFonts w:ascii="Calibri" w:cs="Calibri" w:eastAsia="Calibri" w:hAnsi="Calibri"/>
+            <w:shd w:fill="F2F2F2" w:val="clear"/>
+            <w:tcMar>
+              <w:top w:type="dxa" w:w="90"/>
+              <w:left w:type="dxa" w:w="130"/>
+              <w:bottom w:type="dxa" w:w="90"/>
+              <w:right w:type="dxa" w:w="130"/>
+            </w:tcMar>
+          </w:tcPr>
+          <w:p>
+            <w:pPr>
+              <w:spacing w:after="0" w:line="250"/>
+            </w:pPr>
+            <w:r>
+              <w:rPr>
+                <w:rFonts w:ascii="Georgia" w:cs="Georgia" w:eastAsia="Georgia" w:hAnsi="Georgia"/>
                 <w:b/>
                 <w:bCs/>
-                <w:color w:val="06302E"/>
+                <w:color w:val="1A1A1A"/>
                 <w:sz w:val="20"/>
                 <w:szCs w:val="20"/>
               </w:rPr>
@@ -11375,24 +11375,24 @@
         <w:tc>
           <w:tcPr>
             <w:tcW w:type="dxa" w:w="3121"/>
-            <w:shd w:fill="EEF4F2" w:val="clear"/>
-            <w:tcMar>
-              <w:top w:type="dxa" w:w="90"/>
-              <w:left w:type="dxa" w:w="130"/>
-              <w:bottom w:type="dxa" w:w="90"/>
-              <w:right w:type="dxa" w:w="130"/>
-            </w:tcMar>
-          </w:tcPr>
-          <w:p>
-            <w:pPr>
-              <w:spacing w:after="0" w:line="250"/>
-            </w:pPr>
-            <w:r>
-              <w:rPr>
-                <w:rFonts w:ascii="Calibri" w:cs="Calibri" w:eastAsia="Calibri" w:hAnsi="Calibri"/>
+            <w:shd w:fill="F2F2F2" w:val="clear"/>
+            <w:tcMar>
+              <w:top w:type="dxa" w:w="90"/>
+              <w:left w:type="dxa" w:w="130"/>
+              <w:bottom w:type="dxa" w:w="90"/>
+              <w:right w:type="dxa" w:w="130"/>
+            </w:tcMar>
+          </w:tcPr>
+          <w:p>
+            <w:pPr>
+              <w:spacing w:after="0" w:line="250"/>
+            </w:pPr>
+            <w:r>
+              <w:rPr>
+                <w:rFonts w:ascii="Georgia" w:cs="Georgia" w:eastAsia="Georgia" w:hAnsi="Georgia"/>
                 <w:b/>
                 <w:bCs/>
-                <w:color w:val="06302E"/>
+                <w:color w:val="1A1A1A"/>
                 <w:sz w:val="20"/>
                 <w:szCs w:val="20"/>
               </w:rPr>
@@ -11421,8 +11421,8 @@
             </w:pPr>
             <w:r>
               <w:rPr>
-                <w:rFonts w:ascii="Calibri" w:cs="Calibri" w:eastAsia="Calibri" w:hAnsi="Calibri"/>
-                <w:color w:val="1E2E2C"/>
+                <w:rFonts w:ascii="Georgia" w:cs="Georgia" w:eastAsia="Georgia" w:hAnsi="Georgia"/>
+                <w:color w:val="222222"/>
                 <w:sz w:val="20"/>
                 <w:szCs w:val="20"/>
               </w:rPr>
@@ -11446,8 +11446,8 @@
             </w:pPr>
             <w:r>
               <w:rPr>
-                <w:rFonts w:ascii="Calibri" w:cs="Calibri" w:eastAsia="Calibri" w:hAnsi="Calibri"/>
-                <w:color w:val="1E2E2C"/>
+                <w:rFonts w:ascii="Georgia" w:cs="Georgia" w:eastAsia="Georgia" w:hAnsi="Georgia"/>
+                <w:color w:val="222222"/>
                 <w:sz w:val="20"/>
                 <w:szCs w:val="20"/>
               </w:rPr>
@@ -11471,8 +11471,8 @@
             </w:pPr>
             <w:r>
               <w:rPr>
-                <w:rFonts w:ascii="Calibri" w:cs="Calibri" w:eastAsia="Calibri" w:hAnsi="Calibri"/>
-                <w:color w:val="1E2E2C"/>
+                <w:rFonts w:ascii="Georgia" w:cs="Georgia" w:eastAsia="Georgia" w:hAnsi="Georgia"/>
+                <w:color w:val="222222"/>
                 <w:sz w:val="20"/>
                 <w:szCs w:val="20"/>
               </w:rPr>
@@ -11501,8 +11501,8 @@
             </w:pPr>
             <w:r>
               <w:rPr>
-                <w:rFonts w:ascii="Calibri" w:cs="Calibri" w:eastAsia="Calibri" w:hAnsi="Calibri"/>
-                <w:color w:val="1E2E2C"/>
+                <w:rFonts w:ascii="Georgia" w:cs="Georgia" w:eastAsia="Georgia" w:hAnsi="Georgia"/>
+                <w:color w:val="222222"/>
                 <w:sz w:val="20"/>
                 <w:szCs w:val="20"/>
               </w:rPr>
@@ -11526,8 +11526,8 @@
             </w:pPr>
             <w:r>
               <w:rPr>
-                <w:rFonts w:ascii="Calibri" w:cs="Calibri" w:eastAsia="Calibri" w:hAnsi="Calibri"/>
-                <w:color w:val="1E2E2C"/>
+                <w:rFonts w:ascii="Georgia" w:cs="Georgia" w:eastAsia="Georgia" w:hAnsi="Georgia"/>
+                <w:color w:val="222222"/>
                 <w:sz w:val="20"/>
                 <w:szCs w:val="20"/>
               </w:rPr>
@@ -11551,11 +11551,11 @@
             </w:pPr>
             <w:r>
               <w:rPr>
-                <w:rFonts w:ascii="Calibri" w:cs="Calibri" w:eastAsia="Calibri" w:hAnsi="Calibri"/>
-                <w:color w:val="1E2E2C"/>
-                <w:sz w:val="20"/>
-                <w:szCs w:val="20"/>
-                <w:shd w:fill="FFF4D6" w:val="clear"/>
+                <w:rFonts w:ascii="Georgia" w:cs="Georgia" w:eastAsia="Georgia" w:hAnsi="Georgia"/>
+                <w:color w:val="222222"/>
+                <w:sz w:val="20"/>
+                <w:szCs w:val="20"/>
+                <w:shd w:fill="ECECEC" w:val="clear"/>
               </w:rPr>
               <w:t xml:space="preserve">[PASS / FAIL]</w:t>
             </w:r>
@@ -11582,8 +11582,8 @@
             </w:pPr>
             <w:r>
               <w:rPr>
-                <w:rFonts w:ascii="Calibri" w:cs="Calibri" w:eastAsia="Calibri" w:hAnsi="Calibri"/>
-                <w:color w:val="1E2E2C"/>
+                <w:rFonts w:ascii="Georgia" w:cs="Georgia" w:eastAsia="Georgia" w:hAnsi="Georgia"/>
+                <w:color w:val="222222"/>
                 <w:sz w:val="20"/>
                 <w:szCs w:val="20"/>
               </w:rPr>
@@ -11607,18 +11607,18 @@
             </w:pPr>
             <w:r>
               <w:rPr>
-                <w:rFonts w:ascii="Calibri" w:cs="Calibri" w:eastAsia="Calibri" w:hAnsi="Calibri"/>
-                <w:color w:val="1E2E2C"/>
-                <w:sz w:val="20"/>
-                <w:szCs w:val="20"/>
-                <w:shd w:fill="FFF4D6" w:val="clear"/>
+                <w:rFonts w:ascii="Georgia" w:cs="Georgia" w:eastAsia="Georgia" w:hAnsi="Georgia"/>
+                <w:color w:val="222222"/>
+                <w:sz w:val="20"/>
+                <w:szCs w:val="20"/>
+                <w:shd w:fill="ECECEC" w:val="clear"/>
               </w:rPr>
               <w:t xml:space="preserve">[NUMBER]</w:t>
             </w:r>
             <w:r>
               <w:rPr>
-                <w:rFonts w:ascii="Calibri" w:cs="Calibri" w:eastAsia="Calibri" w:hAnsi="Calibri"/>
-                <w:color w:val="1E2E2C"/>
+                <w:rFonts w:ascii="Georgia" w:cs="Georgia" w:eastAsia="Georgia" w:hAnsi="Georgia"/>
+                <w:color w:val="222222"/>
                 <w:sz w:val="20"/>
                 <w:szCs w:val="20"/>
               </w:rPr>
@@ -11642,11 +11642,11 @@
             </w:pPr>
             <w:r>
               <w:rPr>
-                <w:rFonts w:ascii="Calibri" w:cs="Calibri" w:eastAsia="Calibri" w:hAnsi="Calibri"/>
-                <w:color w:val="1E2E2C"/>
-                <w:sz w:val="20"/>
-                <w:szCs w:val="20"/>
-                <w:shd w:fill="FFF4D6" w:val="clear"/>
+                <w:rFonts w:ascii="Georgia" w:cs="Georgia" w:eastAsia="Georgia" w:hAnsi="Georgia"/>
+                <w:color w:val="222222"/>
+                <w:sz w:val="20"/>
+                <w:szCs w:val="20"/>
+                <w:shd w:fill="ECECEC" w:val="clear"/>
               </w:rPr>
               <w:t xml:space="preserve">[PASS / FAIL]</w:t>
             </w:r>
@@ -11673,8 +11673,8 @@
             </w:pPr>
             <w:r>
               <w:rPr>
-                <w:rFonts w:ascii="Calibri" w:cs="Calibri" w:eastAsia="Calibri" w:hAnsi="Calibri"/>
-                <w:color w:val="1E2E2C"/>
+                <w:rFonts w:ascii="Georgia" w:cs="Georgia" w:eastAsia="Georgia" w:hAnsi="Georgia"/>
+                <w:color w:val="222222"/>
                 <w:sz w:val="20"/>
                 <w:szCs w:val="20"/>
               </w:rPr>
@@ -11698,11 +11698,11 @@
             </w:pPr>
             <w:r>
               <w:rPr>
-                <w:rFonts w:ascii="Calibri" w:cs="Calibri" w:eastAsia="Calibri" w:hAnsi="Calibri"/>
-                <w:color w:val="1E2E2C"/>
-                <w:sz w:val="20"/>
-                <w:szCs w:val="20"/>
-                <w:shd w:fill="FFF4D6" w:val="clear"/>
+                <w:rFonts w:ascii="Georgia" w:cs="Georgia" w:eastAsia="Georgia" w:hAnsi="Georgia"/>
+                <w:color w:val="222222"/>
+                <w:sz w:val="20"/>
+                <w:szCs w:val="20"/>
+                <w:shd w:fill="ECECEC" w:val="clear"/>
               </w:rPr>
               <w:t xml:space="preserve">[YES / NO]</w:t>
             </w:r>
@@ -11724,11 +11724,11 @@
             </w:pPr>
             <w:r>
               <w:rPr>
-                <w:rFonts w:ascii="Calibri" w:cs="Calibri" w:eastAsia="Calibri" w:hAnsi="Calibri"/>
-                <w:color w:val="1E2E2C"/>
-                <w:sz w:val="20"/>
-                <w:szCs w:val="20"/>
-                <w:shd w:fill="FFF4D6" w:val="clear"/>
+                <w:rFonts w:ascii="Georgia" w:cs="Georgia" w:eastAsia="Georgia" w:hAnsi="Georgia"/>
+                <w:color w:val="222222"/>
+                <w:sz w:val="20"/>
+                <w:szCs w:val="20"/>
+                <w:shd w:fill="ECECEC" w:val="clear"/>
               </w:rPr>
               <w:t xml:space="preserve">[PASS / FAIL]</w:t>
             </w:r>
@@ -11755,8 +11755,8 @@
             </w:pPr>
             <w:r>
               <w:rPr>
-                <w:rFonts w:ascii="Calibri" w:cs="Calibri" w:eastAsia="Calibri" w:hAnsi="Calibri"/>
-                <w:color w:val="1E2E2C"/>
+                <w:rFonts w:ascii="Georgia" w:cs="Georgia" w:eastAsia="Georgia" w:hAnsi="Georgia"/>
+                <w:color w:val="222222"/>
                 <w:sz w:val="20"/>
                 <w:szCs w:val="20"/>
               </w:rPr>
@@ -11780,11 +11780,11 @@
             </w:pPr>
             <w:r>
               <w:rPr>
-                <w:rFonts w:ascii="Calibri" w:cs="Calibri" w:eastAsia="Calibri" w:hAnsi="Calibri"/>
-                <w:color w:val="1E2E2C"/>
-                <w:sz w:val="20"/>
-                <w:szCs w:val="20"/>
-                <w:shd w:fill="FFF4D6" w:val="clear"/>
+                <w:rFonts w:ascii="Georgia" w:cs="Georgia" w:eastAsia="Georgia" w:hAnsi="Georgia"/>
+                <w:color w:val="222222"/>
+                <w:sz w:val="20"/>
+                <w:szCs w:val="20"/>
+                <w:shd w:fill="ECECEC" w:val="clear"/>
               </w:rPr>
               <w:t xml:space="preserve">[YES / NO]</w:t>
             </w:r>
@@ -11806,11 +11806,11 @@
             </w:pPr>
             <w:r>
               <w:rPr>
-                <w:rFonts w:ascii="Calibri" w:cs="Calibri" w:eastAsia="Calibri" w:hAnsi="Calibri"/>
-                <w:color w:val="1E2E2C"/>
-                <w:sz w:val="20"/>
-                <w:szCs w:val="20"/>
-                <w:shd w:fill="FFF4D6" w:val="clear"/>
+                <w:rFonts w:ascii="Georgia" w:cs="Georgia" w:eastAsia="Georgia" w:hAnsi="Georgia"/>
+                <w:color w:val="222222"/>
+                <w:sz w:val="20"/>
+                <w:szCs w:val="20"/>
+                <w:shd w:fill="ECECEC" w:val="clear"/>
               </w:rPr>
               <w:t xml:space="preserve">[PASS / FAIL]</w:t>
             </w:r>
@@ -11837,8 +11837,8 @@
             </w:pPr>
             <w:r>
               <w:rPr>
-                <w:rFonts w:ascii="Calibri" w:cs="Calibri" w:eastAsia="Calibri" w:hAnsi="Calibri"/>
-                <w:color w:val="1E2E2C"/>
+                <w:rFonts w:ascii="Georgia" w:cs="Georgia" w:eastAsia="Georgia" w:hAnsi="Georgia"/>
+                <w:color w:val="222222"/>
                 <w:sz w:val="20"/>
                 <w:szCs w:val="20"/>
               </w:rPr>
@@ -11862,11 +11862,11 @@
             </w:pPr>
             <w:r>
               <w:rPr>
-                <w:rFonts w:ascii="Calibri" w:cs="Calibri" w:eastAsia="Calibri" w:hAnsi="Calibri"/>
-                <w:color w:val="1E2E2C"/>
-                <w:sz w:val="20"/>
-                <w:szCs w:val="20"/>
-                <w:shd w:fill="FFF4D6" w:val="clear"/>
+                <w:rFonts w:ascii="Georgia" w:cs="Georgia" w:eastAsia="Georgia" w:hAnsi="Georgia"/>
+                <w:color w:val="222222"/>
+                <w:sz w:val="20"/>
+                <w:szCs w:val="20"/>
+                <w:shd w:fill="ECECEC" w:val="clear"/>
               </w:rPr>
               <w:t xml:space="preserve">[YES / NO]</w:t>
             </w:r>
@@ -11888,11 +11888,11 @@
             </w:pPr>
             <w:r>
               <w:rPr>
-                <w:rFonts w:ascii="Calibri" w:cs="Calibri" w:eastAsia="Calibri" w:hAnsi="Calibri"/>
-                <w:color w:val="1E2E2C"/>
-                <w:sz w:val="20"/>
-                <w:szCs w:val="20"/>
-                <w:shd w:fill="FFF4D6" w:val="clear"/>
+                <w:rFonts w:ascii="Georgia" w:cs="Georgia" w:eastAsia="Georgia" w:hAnsi="Georgia"/>
+                <w:color w:val="222222"/>
+                <w:sz w:val="20"/>
+                <w:szCs w:val="20"/>
+                <w:shd w:fill="ECECEC" w:val="clear"/>
               </w:rPr>
               <w:t xml:space="preserve">[PASS / FAIL]</w:t>
             </w:r>
@@ -11919,8 +11919,8 @@
             </w:pPr>
             <w:r>
               <w:rPr>
-                <w:rFonts w:ascii="Calibri" w:cs="Calibri" w:eastAsia="Calibri" w:hAnsi="Calibri"/>
-                <w:color w:val="1E2E2C"/>
+                <w:rFonts w:ascii="Georgia" w:cs="Georgia" w:eastAsia="Georgia" w:hAnsi="Georgia"/>
+                <w:color w:val="222222"/>
                 <w:sz w:val="20"/>
                 <w:szCs w:val="20"/>
               </w:rPr>
@@ -11944,11 +11944,11 @@
             </w:pPr>
             <w:r>
               <w:rPr>
-                <w:rFonts w:ascii="Calibri" w:cs="Calibri" w:eastAsia="Calibri" w:hAnsi="Calibri"/>
-                <w:color w:val="1E2E2C"/>
-                <w:sz w:val="20"/>
-                <w:szCs w:val="20"/>
-                <w:shd w:fill="FFF4D6" w:val="clear"/>
+                <w:rFonts w:ascii="Georgia" w:cs="Georgia" w:eastAsia="Georgia" w:hAnsi="Georgia"/>
+                <w:color w:val="222222"/>
+                <w:sz w:val="20"/>
+                <w:szCs w:val="20"/>
+                <w:shd w:fill="ECECEC" w:val="clear"/>
               </w:rPr>
               <w:t xml:space="preserve">[YES / NO]</w:t>
             </w:r>
@@ -11970,8 +11970,8 @@
             </w:pPr>
             <w:r>
               <w:rPr>
-                <w:rFonts w:ascii="Calibri" w:cs="Calibri" w:eastAsia="Calibri" w:hAnsi="Calibri"/>
-                <w:color w:val="1E2E2C"/>
+                <w:rFonts w:ascii="Georgia" w:cs="Georgia" w:eastAsia="Georgia" w:hAnsi="Georgia"/>
+                <w:color w:val="222222"/>
                 <w:sz w:val="20"/>
                 <w:szCs w:val="20"/>
               </w:rPr>
@@ -12000,8 +12000,8 @@
             </w:pPr>
             <w:r>
               <w:rPr>
-                <w:rFonts w:ascii="Calibri" w:cs="Calibri" w:eastAsia="Calibri" w:hAnsi="Calibri"/>
-                <w:color w:val="1E2E2C"/>
+                <w:rFonts w:ascii="Georgia" w:cs="Georgia" w:eastAsia="Georgia" w:hAnsi="Georgia"/>
+                <w:color w:val="222222"/>
                 <w:sz w:val="20"/>
                 <w:szCs w:val="20"/>
               </w:rPr>
@@ -12009,8 +12009,8 @@
             </w:r>
             <w:r>
               <w:rPr>
-                <w:rFonts w:ascii="Calibri" w:cs="Calibri" w:eastAsia="Calibri" w:hAnsi="Calibri"/>
-                <w:color w:val="1E2E2C"/>
+                <w:rFonts w:ascii="Georgia" w:cs="Georgia" w:eastAsia="Georgia" w:hAnsi="Georgia"/>
+                <w:color w:val="222222"/>
                 <w:sz w:val="20"/>
                 <w:szCs w:val="20"/>
               </w:rPr>
@@ -12018,8 +12018,8 @@
             </w:r>
             <w:r>
               <w:rPr>
-                <w:rFonts w:ascii="Calibri" w:cs="Calibri" w:eastAsia="Calibri" w:hAnsi="Calibri"/>
-                <w:color w:val="1E2E2C"/>
+                <w:rFonts w:ascii="Georgia" w:cs="Georgia" w:eastAsia="Georgia" w:hAnsi="Georgia"/>
+                <w:color w:val="222222"/>
                 <w:sz w:val="20"/>
                 <w:szCs w:val="20"/>
               </w:rPr>
@@ -12043,11 +12043,11 @@
             </w:pPr>
             <w:r>
               <w:rPr>
-                <w:rFonts w:ascii="Calibri" w:cs="Calibri" w:eastAsia="Calibri" w:hAnsi="Calibri"/>
-                <w:color w:val="1E2E2C"/>
-                <w:sz w:val="20"/>
-                <w:szCs w:val="20"/>
-                <w:shd w:fill="FFF4D6" w:val="clear"/>
+                <w:rFonts w:ascii="Georgia" w:cs="Georgia" w:eastAsia="Georgia" w:hAnsi="Georgia"/>
+                <w:color w:val="222222"/>
+                <w:sz w:val="20"/>
+                <w:szCs w:val="20"/>
+                <w:shd w:fill="ECECEC" w:val="clear"/>
               </w:rPr>
               <w:t xml:space="preserve">[YES / NO]</w:t>
             </w:r>
@@ -12069,11 +12069,11 @@
             </w:pPr>
             <w:r>
               <w:rPr>
-                <w:rFonts w:ascii="Calibri" w:cs="Calibri" w:eastAsia="Calibri" w:hAnsi="Calibri"/>
-                <w:color w:val="1E2E2C"/>
-                <w:sz w:val="20"/>
-                <w:szCs w:val="20"/>
-                <w:shd w:fill="FFF4D6" w:val="clear"/>
+                <w:rFonts w:ascii="Georgia" w:cs="Georgia" w:eastAsia="Georgia" w:hAnsi="Georgia"/>
+                <w:color w:val="222222"/>
+                <w:sz w:val="20"/>
+                <w:szCs w:val="20"/>
+                <w:shd w:fill="ECECEC" w:val="clear"/>
               </w:rPr>
               <w:t xml:space="preserve">[PASS / FAIL]</w:t>
             </w:r>
@@ -12100,8 +12100,8 @@
             </w:pPr>
             <w:r>
               <w:rPr>
-                <w:rFonts w:ascii="Calibri" w:cs="Calibri" w:eastAsia="Calibri" w:hAnsi="Calibri"/>
-                <w:color w:val="1E2E2C"/>
+                <w:rFonts w:ascii="Georgia" w:cs="Georgia" w:eastAsia="Georgia" w:hAnsi="Georgia"/>
+                <w:color w:val="222222"/>
                 <w:sz w:val="20"/>
                 <w:szCs w:val="20"/>
               </w:rPr>
@@ -12125,11 +12125,11 @@
             </w:pPr>
             <w:r>
               <w:rPr>
-                <w:rFonts w:ascii="Calibri" w:cs="Calibri" w:eastAsia="Calibri" w:hAnsi="Calibri"/>
-                <w:color w:val="1E2E2C"/>
-                <w:sz w:val="20"/>
-                <w:szCs w:val="20"/>
-                <w:shd w:fill="FFF4D6" w:val="clear"/>
+                <w:rFonts w:ascii="Georgia" w:cs="Georgia" w:eastAsia="Georgia" w:hAnsi="Georgia"/>
+                <w:color w:val="222222"/>
+                <w:sz w:val="20"/>
+                <w:szCs w:val="20"/>
+                <w:shd w:fill="ECECEC" w:val="clear"/>
               </w:rPr>
               <w:t xml:space="preserve">[YES / NO / NOT APPLICABLE]</w:t>
             </w:r>
@@ -12151,11 +12151,11 @@
             </w:pPr>
             <w:r>
               <w:rPr>
-                <w:rFonts w:ascii="Calibri" w:cs="Calibri" w:eastAsia="Calibri" w:hAnsi="Calibri"/>
-                <w:color w:val="1E2E2C"/>
-                <w:sz w:val="20"/>
-                <w:szCs w:val="20"/>
-                <w:shd w:fill="FFF4D6" w:val="clear"/>
+                <w:rFonts w:ascii="Georgia" w:cs="Georgia" w:eastAsia="Georgia" w:hAnsi="Georgia"/>
+                <w:color w:val="222222"/>
+                <w:sz w:val="20"/>
+                <w:szCs w:val="20"/>
+                <w:shd w:fill="ECECEC" w:val="clear"/>
               </w:rPr>
               <w:t xml:space="preserve">[PASS / FAIL]</w:t>
             </w:r>
@@ -12182,8 +12182,8 @@
             </w:pPr>
             <w:r>
               <w:rPr>
-                <w:rFonts w:ascii="Calibri" w:cs="Calibri" w:eastAsia="Calibri" w:hAnsi="Calibri"/>
-                <w:color w:val="1E2E2C"/>
+                <w:rFonts w:ascii="Georgia" w:cs="Georgia" w:eastAsia="Georgia" w:hAnsi="Georgia"/>
+                <w:color w:val="222222"/>
                 <w:sz w:val="20"/>
                 <w:szCs w:val="20"/>
               </w:rPr>
@@ -12207,11 +12207,11 @@
             </w:pPr>
             <w:r>
               <w:rPr>
-                <w:rFonts w:ascii="Calibri" w:cs="Calibri" w:eastAsia="Calibri" w:hAnsi="Calibri"/>
-                <w:color w:val="1E2E2C"/>
-                <w:sz w:val="20"/>
-                <w:szCs w:val="20"/>
-                <w:shd w:fill="FFF4D6" w:val="clear"/>
+                <w:rFonts w:ascii="Georgia" w:cs="Georgia" w:eastAsia="Georgia" w:hAnsi="Georgia"/>
+                <w:color w:val="222222"/>
+                <w:sz w:val="20"/>
+                <w:szCs w:val="20"/>
+                <w:shd w:fill="ECECEC" w:val="clear"/>
               </w:rPr>
               <w:t xml:space="preserve">[MUST BE NO]</w:t>
             </w:r>
@@ -12233,8 +12233,8 @@
             </w:pPr>
             <w:r>
               <w:rPr>
-                <w:rFonts w:ascii="Calibri" w:cs="Calibri" w:eastAsia="Calibri" w:hAnsi="Calibri"/>
-                <w:color w:val="1E2E2C"/>
+                <w:rFonts w:ascii="Georgia" w:cs="Georgia" w:eastAsia="Georgia" w:hAnsi="Georgia"/>
+                <w:color w:val="222222"/>
                 <w:sz w:val="20"/>
                 <w:szCs w:val="20"/>
               </w:rPr>
@@ -12263,8 +12263,8 @@
             </w:pPr>
             <w:r>
               <w:rPr>
-                <w:rFonts w:ascii="Calibri" w:cs="Calibri" w:eastAsia="Calibri" w:hAnsi="Calibri"/>
-                <w:color w:val="1E2E2C"/>
+                <w:rFonts w:ascii="Georgia" w:cs="Georgia" w:eastAsia="Georgia" w:hAnsi="Georgia"/>
+                <w:color w:val="222222"/>
                 <w:sz w:val="20"/>
                 <w:szCs w:val="20"/>
               </w:rPr>
@@ -12288,11 +12288,11 @@
             </w:pPr>
             <w:r>
               <w:rPr>
-                <w:rFonts w:ascii="Calibri" w:cs="Calibri" w:eastAsia="Calibri" w:hAnsi="Calibri"/>
-                <w:color w:val="1E2E2C"/>
-                <w:sz w:val="20"/>
-                <w:szCs w:val="20"/>
-                <w:shd w:fill="FFF4D6" w:val="clear"/>
+                <w:rFonts w:ascii="Georgia" w:cs="Georgia" w:eastAsia="Georgia" w:hAnsi="Georgia"/>
+                <w:color w:val="222222"/>
+                <w:sz w:val="20"/>
+                <w:szCs w:val="20"/>
+                <w:shd w:fill="ECECEC" w:val="clear"/>
               </w:rPr>
               <w:t xml:space="preserve">[CONFIRMED]</w:t>
             </w:r>
@@ -12314,11 +12314,11 @@
             </w:pPr>
             <w:r>
               <w:rPr>
-                <w:rFonts w:ascii="Calibri" w:cs="Calibri" w:eastAsia="Calibri" w:hAnsi="Calibri"/>
-                <w:color w:val="1E2E2C"/>
-                <w:sz w:val="20"/>
-                <w:szCs w:val="20"/>
-                <w:shd w:fill="FFF4D6" w:val="clear"/>
+                <w:rFonts w:ascii="Georgia" w:cs="Georgia" w:eastAsia="Georgia" w:hAnsi="Georgia"/>
+                <w:color w:val="222222"/>
+                <w:sz w:val="20"/>
+                <w:szCs w:val="20"/>
+                <w:shd w:fill="ECECEC" w:val="clear"/>
               </w:rPr>
               <w:t xml:space="preserve">[PASS / FAIL]</w:t>
             </w:r>
@@ -12337,8 +12337,8 @@
       </w:pPr>
       <w:r>
         <w:rPr>
-          <w:rFonts w:ascii="Calibri" w:cs="Calibri" w:eastAsia="Calibri" w:hAnsi="Calibri"/>
-          <w:color w:val="1E2E2C"/>
+          <w:rFonts w:ascii="Georgia" w:cs="Georgia" w:eastAsia="Georgia" w:hAnsi="Georgia"/>
+          <w:color w:val="222222"/>
           <w:sz w:val="21"/>
           <w:szCs w:val="21"/>
         </w:rPr>
@@ -12348,7 +12348,7 @@
     <w:p>
       <w:pPr>
         <w:pBdr>
-          <w:bottom w:val="single" w:color="C9D6D3" w:sz="6"/>
+          <w:bottom w:val="single" w:color="C8C8C8" w:sz="6"/>
         </w:pBdr>
         <w:spacing w:after="200" w:before="200"/>
       </w:pPr>
@@ -12357,16 +12357,16 @@
       <w:pPr>
         <w:pStyle w:val="Heading2"/>
         <w:pBdr>
-          <w:bottom w:val="single" w:color="12B84F" w:sz="6"/>
+          <w:bottom w:val="single" w:color="8C8C8C" w:sz="6"/>
         </w:pBdr>
         <w:spacing w:after="130" w:before="320"/>
       </w:pPr>
       <w:r>
         <w:rPr>
-          <w:rFonts w:ascii="Calibri" w:cs="Calibri" w:eastAsia="Calibri" w:hAnsi="Calibri"/>
+          <w:rFonts w:ascii="Georgia" w:cs="Georgia" w:eastAsia="Georgia" w:hAnsi="Georgia"/>
           <w:b/>
           <w:bCs/>
-          <w:color w:val="06302E"/>
+          <w:color w:val="1A1A1A"/>
           <w:sz w:val="23"/>
           <w:szCs w:val="23"/>
         </w:rPr>
@@ -12377,12 +12377,12 @@
       <w:tblPr>
         <w:tblW w:type="dxa" w:w="9458"/>
         <w:tblBorders>
-          <w:top w:val="single" w:color="C9D6D3" w:sz="2"/>
-          <w:left w:val="single" w:color="C9D6D3" w:sz="2"/>
-          <w:bottom w:val="single" w:color="C9D6D3" w:sz="2"/>
-          <w:right w:val="single" w:color="C9D6D3" w:sz="2"/>
-          <w:insideH w:val="single" w:color="C9D6D3" w:sz="2"/>
-          <w:insideV w:val="single" w:color="C9D6D3" w:sz="2"/>
+          <w:top w:val="single" w:color="C8C8C8" w:sz="2"/>
+          <w:left w:val="single" w:color="C8C8C8" w:sz="2"/>
+          <w:bottom w:val="single" w:color="C8C8C8" w:sz="2"/>
+          <w:right w:val="single" w:color="C8C8C8" w:sz="2"/>
+          <w:insideH w:val="single" w:color="C8C8C8" w:sz="2"/>
+          <w:insideV w:val="single" w:color="C8C8C8" w:sz="2"/>
         </w:tblBorders>
       </w:tblPr>
       <w:tblGrid>
@@ -12396,24 +12396,24 @@
         <w:tc>
           <w:tcPr>
             <w:tcW w:type="dxa" w:w="4351"/>
-            <w:shd w:fill="EEF4F2" w:val="clear"/>
-            <w:tcMar>
-              <w:top w:type="dxa" w:w="90"/>
-              <w:left w:type="dxa" w:w="130"/>
-              <w:bottom w:type="dxa" w:w="90"/>
-              <w:right w:type="dxa" w:w="130"/>
-            </w:tcMar>
-          </w:tcPr>
-          <w:p>
-            <w:pPr>
-              <w:spacing w:after="0" w:line="250"/>
-            </w:pPr>
-            <w:r>
-              <w:rPr>
-                <w:rFonts w:ascii="Calibri" w:cs="Calibri" w:eastAsia="Calibri" w:hAnsi="Calibri"/>
+            <w:shd w:fill="F2F2F2" w:val="clear"/>
+            <w:tcMar>
+              <w:top w:type="dxa" w:w="90"/>
+              <w:left w:type="dxa" w:w="130"/>
+              <w:bottom w:type="dxa" w:w="90"/>
+              <w:right w:type="dxa" w:w="130"/>
+            </w:tcMar>
+          </w:tcPr>
+          <w:p>
+            <w:pPr>
+              <w:spacing w:after="0" w:line="250"/>
+            </w:pPr>
+            <w:r>
+              <w:rPr>
+                <w:rFonts w:ascii="Georgia" w:cs="Georgia" w:eastAsia="Georgia" w:hAnsi="Georgia"/>
                 <w:b/>
                 <w:bCs/>
-                <w:color w:val="06302E"/>
+                <w:color w:val="1A1A1A"/>
                 <w:sz w:val="20"/>
                 <w:szCs w:val="20"/>
               </w:rPr>
@@ -12424,24 +12424,24 @@
         <w:tc>
           <w:tcPr>
             <w:tcW w:type="dxa" w:w="5107"/>
-            <w:shd w:fill="EEF4F2" w:val="clear"/>
-            <w:tcMar>
-              <w:top w:type="dxa" w:w="90"/>
-              <w:left w:type="dxa" w:w="130"/>
-              <w:bottom w:type="dxa" w:w="90"/>
-              <w:right w:type="dxa" w:w="130"/>
-            </w:tcMar>
-          </w:tcPr>
-          <w:p>
-            <w:pPr>
-              <w:spacing w:after="0" w:line="250"/>
-            </w:pPr>
-            <w:r>
-              <w:rPr>
-                <w:rFonts w:ascii="Calibri" w:cs="Calibri" w:eastAsia="Calibri" w:hAnsi="Calibri"/>
+            <w:shd w:fill="F2F2F2" w:val="clear"/>
+            <w:tcMar>
+              <w:top w:type="dxa" w:w="90"/>
+              <w:left w:type="dxa" w:w="130"/>
+              <w:bottom w:type="dxa" w:w="90"/>
+              <w:right w:type="dxa" w:w="130"/>
+            </w:tcMar>
+          </w:tcPr>
+          <w:p>
+            <w:pPr>
+              <w:spacing w:after="0" w:line="250"/>
+            </w:pPr>
+            <w:r>
+              <w:rPr>
+                <w:rFonts w:ascii="Georgia" w:cs="Georgia" w:eastAsia="Georgia" w:hAnsi="Georgia"/>
                 <w:b/>
                 <w:bCs/>
-                <w:color w:val="06302E"/>
+                <w:color w:val="1A1A1A"/>
                 <w:sz w:val="20"/>
                 <w:szCs w:val="20"/>
               </w:rPr>
@@ -12470,8 +12470,8 @@
             </w:pPr>
             <w:r>
               <w:rPr>
-                <w:rFonts w:ascii="Calibri" w:cs="Calibri" w:eastAsia="Calibri" w:hAnsi="Calibri"/>
-                <w:color w:val="1E2E2C"/>
+                <w:rFonts w:ascii="Georgia" w:cs="Georgia" w:eastAsia="Georgia" w:hAnsi="Georgia"/>
+                <w:color w:val="222222"/>
                 <w:sz w:val="20"/>
                 <w:szCs w:val="20"/>
               </w:rPr>
@@ -12495,11 +12495,11 @@
             </w:pPr>
             <w:r>
               <w:rPr>
-                <w:rFonts w:ascii="Calibri" w:cs="Calibri" w:eastAsia="Calibri" w:hAnsi="Calibri"/>
-                <w:color w:val="1E2E2C"/>
-                <w:sz w:val="20"/>
-                <w:szCs w:val="20"/>
-                <w:shd w:fill="FFF4D6" w:val="clear"/>
+                <w:rFonts w:ascii="Georgia" w:cs="Georgia" w:eastAsia="Georgia" w:hAnsi="Georgia"/>
+                <w:color w:val="222222"/>
+                <w:sz w:val="20"/>
+                <w:szCs w:val="20"/>
+                <w:shd w:fill="ECECEC" w:val="clear"/>
               </w:rPr>
               <w:t xml:space="preserve">[APPROVED AS APPLIED FOR / APPROVED FOR A REDUCED AMOUNT / DECLINED / REFERRED TO PRINCIPAL OFFICER]</w:t>
             </w:r>
@@ -12526,8 +12526,8 @@
             </w:pPr>
             <w:r>
               <w:rPr>
-                <w:rFonts w:ascii="Calibri" w:cs="Calibri" w:eastAsia="Calibri" w:hAnsi="Calibri"/>
-                <w:color w:val="1E2E2C"/>
+                <w:rFonts w:ascii="Georgia" w:cs="Georgia" w:eastAsia="Georgia" w:hAnsi="Georgia"/>
+                <w:color w:val="222222"/>
                 <w:sz w:val="20"/>
                 <w:szCs w:val="20"/>
               </w:rPr>
@@ -12551,8 +12551,8 @@
             </w:pPr>
             <w:r>
               <w:rPr>
-                <w:rFonts w:ascii="Calibri" w:cs="Calibri" w:eastAsia="Calibri" w:hAnsi="Calibri"/>
-                <w:color w:val="1E2E2C"/>
+                <w:rFonts w:ascii="Georgia" w:cs="Georgia" w:eastAsia="Georgia" w:hAnsi="Georgia"/>
+                <w:color w:val="222222"/>
                 <w:sz w:val="20"/>
                 <w:szCs w:val="20"/>
               </w:rPr>
@@ -12581,8 +12581,8 @@
             </w:pPr>
             <w:r>
               <w:rPr>
-                <w:rFonts w:ascii="Calibri" w:cs="Calibri" w:eastAsia="Calibri" w:hAnsi="Calibri"/>
-                <w:color w:val="1E2E2C"/>
+                <w:rFonts w:ascii="Georgia" w:cs="Georgia" w:eastAsia="Georgia" w:hAnsi="Georgia"/>
+                <w:color w:val="222222"/>
                 <w:sz w:val="20"/>
                 <w:szCs w:val="20"/>
               </w:rPr>
@@ -12606,8 +12606,8 @@
             </w:pPr>
             <w:r>
               <w:rPr>
-                <w:rFonts w:ascii="Calibri" w:cs="Calibri" w:eastAsia="Calibri" w:hAnsi="Calibri"/>
-                <w:color w:val="1E2E2C"/>
+                <w:rFonts w:ascii="Georgia" w:cs="Georgia" w:eastAsia="Georgia" w:hAnsi="Georgia"/>
+                <w:color w:val="222222"/>
                 <w:sz w:val="20"/>
                 <w:szCs w:val="20"/>
               </w:rPr>
@@ -12636,8 +12636,8 @@
             </w:pPr>
             <w:r>
               <w:rPr>
-                <w:rFonts w:ascii="Calibri" w:cs="Calibri" w:eastAsia="Calibri" w:hAnsi="Calibri"/>
-                <w:color w:val="1E2E2C"/>
+                <w:rFonts w:ascii="Georgia" w:cs="Georgia" w:eastAsia="Georgia" w:hAnsi="Georgia"/>
+                <w:color w:val="222222"/>
                 <w:sz w:val="20"/>
                 <w:szCs w:val="20"/>
               </w:rPr>
@@ -12661,8 +12661,8 @@
             </w:pPr>
             <w:r>
               <w:rPr>
-                <w:rFonts w:ascii="Calibri" w:cs="Calibri" w:eastAsia="Calibri" w:hAnsi="Calibri"/>
-                <w:color w:val="1E2E2C"/>
+                <w:rFonts w:ascii="Georgia" w:cs="Georgia" w:eastAsia="Georgia" w:hAnsi="Georgia"/>
+                <w:color w:val="222222"/>
                 <w:sz w:val="20"/>
                 <w:szCs w:val="20"/>
               </w:rPr>
@@ -12691,8 +12691,8 @@
             </w:pPr>
             <w:r>
               <w:rPr>
-                <w:rFonts w:ascii="Calibri" w:cs="Calibri" w:eastAsia="Calibri" w:hAnsi="Calibri"/>
-                <w:color w:val="1E2E2C"/>
+                <w:rFonts w:ascii="Georgia" w:cs="Georgia" w:eastAsia="Georgia" w:hAnsi="Georgia"/>
+                <w:color w:val="222222"/>
                 <w:sz w:val="20"/>
                 <w:szCs w:val="20"/>
               </w:rPr>
@@ -12716,8 +12716,8 @@
             </w:pPr>
             <w:r>
               <w:rPr>
-                <w:rFonts w:ascii="Calibri" w:cs="Calibri" w:eastAsia="Calibri" w:hAnsi="Calibri"/>
-                <w:color w:val="1E2E2C"/>
+                <w:rFonts w:ascii="Georgia" w:cs="Georgia" w:eastAsia="Georgia" w:hAnsi="Georgia"/>
+                <w:color w:val="222222"/>
                 <w:sz w:val="20"/>
                 <w:szCs w:val="20"/>
               </w:rPr>
@@ -12746,8 +12746,8 @@
             </w:pPr>
             <w:r>
               <w:rPr>
-                <w:rFonts w:ascii="Calibri" w:cs="Calibri" w:eastAsia="Calibri" w:hAnsi="Calibri"/>
-                <w:color w:val="1E2E2C"/>
+                <w:rFonts w:ascii="Georgia" w:cs="Georgia" w:eastAsia="Georgia" w:hAnsi="Georgia"/>
+                <w:color w:val="222222"/>
                 <w:sz w:val="20"/>
                 <w:szCs w:val="20"/>
               </w:rPr>
@@ -12771,11 +12771,11 @@
             </w:pPr>
             <w:r>
               <w:rPr>
-                <w:rFonts w:ascii="Calibri" w:cs="Calibri" w:eastAsia="Calibri" w:hAnsi="Calibri"/>
-                <w:color w:val="1E2E2C"/>
-                <w:sz w:val="20"/>
-                <w:szCs w:val="20"/>
-                <w:shd w:fill="FFF4D6" w:val="clear"/>
+                <w:rFonts w:ascii="Georgia" w:cs="Georgia" w:eastAsia="Georgia" w:hAnsi="Georgia"/>
+                <w:color w:val="222222"/>
+                <w:sz w:val="20"/>
+                <w:szCs w:val="20"/>
+                <w:shd w:fill="ECECEC" w:val="clear"/>
               </w:rPr>
               <w:t xml:space="preserve">[DD / MM / YYYY]</w:t>
             </w:r>
@@ -12794,8 +12794,8 @@
       </w:pPr>
       <w:r>
         <w:rPr>
-          <w:rFonts w:ascii="Calibri" w:cs="Calibri" w:eastAsia="Calibri" w:hAnsi="Calibri"/>
-          <w:color w:val="1E2E2C"/>
+          <w:rFonts w:ascii="Georgia" w:cs="Georgia" w:eastAsia="Georgia" w:hAnsi="Georgia"/>
+          <w:color w:val="222222"/>
           <w:sz w:val="21"/>
           <w:szCs w:val="21"/>
         </w:rPr>
@@ -12803,8 +12803,8 @@
       </w:r>
       <w:r>
         <w:rPr>
-          <w:rFonts w:ascii="Calibri" w:cs="Calibri" w:eastAsia="Calibri" w:hAnsi="Calibri"/>
-          <w:color w:val="1E2E2C"/>
+          <w:rFonts w:ascii="Georgia" w:cs="Georgia" w:eastAsia="Georgia" w:hAnsi="Georgia"/>
+          <w:color w:val="222222"/>
           <w:sz w:val="21"/>
           <w:szCs w:val="21"/>
         </w:rPr>
@@ -12817,8 +12817,8 @@
       </w:pPr>
       <w:r>
         <w:rPr>
-          <w:rFonts w:ascii="Calibri" w:cs="Calibri" w:eastAsia="Calibri" w:hAnsi="Calibri"/>
-          <w:color w:val="1E2E2C"/>
+          <w:rFonts w:ascii="Georgia" w:cs="Georgia" w:eastAsia="Georgia" w:hAnsi="Georgia"/>
+          <w:color w:val="222222"/>
           <w:sz w:val="21"/>
           <w:szCs w:val="21"/>
         </w:rPr>
@@ -12831,8 +12831,8 @@
       </w:pPr>
       <w:r>
         <w:rPr>
-          <w:rFonts w:ascii="Calibri" w:cs="Calibri" w:eastAsia="Calibri" w:hAnsi="Calibri"/>
-          <w:color w:val="1E2E2C"/>
+          <w:rFonts w:ascii="Georgia" w:cs="Georgia" w:eastAsia="Georgia" w:hAnsi="Georgia"/>
+          <w:color w:val="222222"/>
           <w:sz w:val="21"/>
           <w:szCs w:val="21"/>
         </w:rPr>
@@ -12845,11 +12845,11 @@
       </w:pPr>
       <w:r>
         <w:rPr>
-          <w:rFonts w:ascii="Calibri" w:cs="Calibri" w:eastAsia="Calibri" w:hAnsi="Calibri"/>
-          <w:color w:val="1E2E2C"/>
+          <w:rFonts w:ascii="Georgia" w:cs="Georgia" w:eastAsia="Georgia" w:hAnsi="Georgia"/>
+          <w:color w:val="222222"/>
           <w:sz w:val="21"/>
           <w:szCs w:val="21"/>
-          <w:shd w:fill="FFF4D6" w:val="clear"/>
+          <w:shd w:fill="ECECEC" w:val="clear"/>
         </w:rPr>
         <w:t xml:space="preserve">[REASON FOR REDUCTION OR N/A]</w:t>
       </w:r>
@@ -12860,8 +12860,8 @@
       </w:pPr>
       <w:r>
         <w:rPr>
-          <w:rFonts w:ascii="Calibri" w:cs="Calibri" w:eastAsia="Calibri" w:hAnsi="Calibri"/>
-          <w:color w:val="1E2E2C"/>
+          <w:rFonts w:ascii="Georgia" w:cs="Georgia" w:eastAsia="Georgia" w:hAnsi="Georgia"/>
+          <w:color w:val="222222"/>
           <w:sz w:val="21"/>
           <w:szCs w:val="21"/>
         </w:rPr>
@@ -12874,11 +12874,11 @@
       </w:pPr>
       <w:r>
         <w:rPr>
-          <w:rFonts w:ascii="Calibri" w:cs="Calibri" w:eastAsia="Calibri" w:hAnsi="Calibri"/>
-          <w:color w:val="1E2E2C"/>
+          <w:rFonts w:ascii="Georgia" w:cs="Georgia" w:eastAsia="Georgia" w:hAnsi="Georgia"/>
+          <w:color w:val="222222"/>
           <w:sz w:val="21"/>
           <w:szCs w:val="21"/>
-          <w:shd w:fill="FFF4D6" w:val="clear"/>
+          <w:shd w:fill="ECECEC" w:val="clear"/>
         </w:rPr>
         <w:t xml:space="preserve">[REASON GIVEN TO APPLICANT OR N/A]</w:t>
       </w:r>
@@ -12889,8 +12889,8 @@
       </w:pPr>
       <w:r>
         <w:rPr>
-          <w:rFonts w:ascii="Calibri" w:cs="Calibri" w:eastAsia="Calibri" w:hAnsi="Calibri"/>
-          <w:color w:val="1E2E2C"/>
+          <w:rFonts w:ascii="Georgia" w:cs="Georgia" w:eastAsia="Georgia" w:hAnsi="Georgia"/>
+          <w:color w:val="222222"/>
           <w:sz w:val="21"/>
           <w:szCs w:val="21"/>
         </w:rPr>
@@ -12898,8 +12898,8 @@
       </w:r>
       <w:r>
         <w:rPr>
-          <w:rFonts w:ascii="Calibri" w:cs="Calibri" w:eastAsia="Calibri" w:hAnsi="Calibri"/>
-          <w:color w:val="1E2E2C"/>
+          <w:rFonts w:ascii="Georgia" w:cs="Georgia" w:eastAsia="Georgia" w:hAnsi="Georgia"/>
+          <w:color w:val="222222"/>
           <w:sz w:val="21"/>
           <w:szCs w:val="21"/>
         </w:rPr>
@@ -12907,18 +12907,18 @@
       </w:r>
       <w:r>
         <w:rPr>
-          <w:rFonts w:ascii="Calibri" w:cs="Calibri" w:eastAsia="Calibri" w:hAnsi="Calibri"/>
-          <w:color w:val="1E2E2C"/>
+          <w:rFonts w:ascii="Georgia" w:cs="Georgia" w:eastAsia="Georgia" w:hAnsi="Georgia"/>
+          <w:color w:val="222222"/>
           <w:sz w:val="21"/>
           <w:szCs w:val="21"/>
-          <w:shd w:fill="FFF4D6" w:val="clear"/>
+          <w:shd w:fill="ECECEC" w:val="clear"/>
         </w:rPr>
         <w:t xml:space="preserve">[DD / MM / YYYY]</w:t>
       </w:r>
       <w:r>
         <w:rPr>
-          <w:rFonts w:ascii="Calibri" w:cs="Calibri" w:eastAsia="Calibri" w:hAnsi="Calibri"/>
-          <w:color w:val="1E2E2C"/>
+          <w:rFonts w:ascii="Georgia" w:cs="Georgia" w:eastAsia="Georgia" w:hAnsi="Georgia"/>
+          <w:color w:val="222222"/>
           <w:sz w:val="21"/>
           <w:szCs w:val="21"/>
         </w:rPr>
@@ -12926,11 +12926,11 @@
       </w:r>
       <w:r>
         <w:rPr>
-          <w:rFonts w:ascii="Calibri" w:cs="Calibri" w:eastAsia="Calibri" w:hAnsi="Calibri"/>
-          <w:color w:val="1E2E2C"/>
+          <w:rFonts w:ascii="Georgia" w:cs="Georgia" w:eastAsia="Georgia" w:hAnsi="Georgia"/>
+          <w:color w:val="222222"/>
           <w:sz w:val="21"/>
           <w:szCs w:val="21"/>
-          <w:shd w:fill="FFF4D6" w:val="clear"/>
+          <w:shd w:fill="ECECEC" w:val="clear"/>
         </w:rPr>
         <w:t xml:space="preserve">[WHATSAPP / PHONE / IN PERSON]</w:t>
       </w:r>
@@ -12938,7 +12938,7 @@
     <w:p>
       <w:pPr>
         <w:pBdr>
-          <w:bottom w:val="single" w:color="C9D6D3" w:sz="6"/>
+          <w:bottom w:val="single" w:color="C8C8C8" w:sz="6"/>
         </w:pBdr>
         <w:spacing w:after="200" w:before="200"/>
       </w:pPr>
@@ -12947,16 +12947,16 @@
       <w:pPr>
         <w:pStyle w:val="Heading2"/>
         <w:pBdr>
-          <w:bottom w:val="single" w:color="12B84F" w:sz="6"/>
+          <w:bottom w:val="single" w:color="8C8C8C" w:sz="6"/>
         </w:pBdr>
         <w:spacing w:after="130" w:before="320"/>
       </w:pPr>
       <w:r>
         <w:rPr>
-          <w:rFonts w:ascii="Calibri" w:cs="Calibri" w:eastAsia="Calibri" w:hAnsi="Calibri"/>
+          <w:rFonts w:ascii="Georgia" w:cs="Georgia" w:eastAsia="Georgia" w:hAnsi="Georgia"/>
           <w:b/>
           <w:bCs/>
-          <w:color w:val="06302E"/>
+          <w:color w:val="1A1A1A"/>
           <w:sz w:val="23"/>
           <w:szCs w:val="23"/>
         </w:rPr>
@@ -12969,8 +12969,8 @@
       </w:pPr>
       <w:r>
         <w:rPr>
-          <w:rFonts w:ascii="Calibri" w:cs="Calibri" w:eastAsia="Calibri" w:hAnsi="Calibri"/>
-          <w:color w:val="1E2E2C"/>
+          <w:rFonts w:ascii="Georgia" w:cs="Georgia" w:eastAsia="Georgia" w:hAnsi="Georgia"/>
+          <w:color w:val="222222"/>
           <w:sz w:val="21"/>
           <w:szCs w:val="21"/>
         </w:rPr>
@@ -12984,10 +12984,10 @@
       </w:pPr>
       <w:r>
         <w:rPr>
-          <w:rFonts w:ascii="Calibri" w:cs="Calibri" w:eastAsia="Calibri" w:hAnsi="Calibri"/>
+          <w:rFonts w:ascii="Georgia" w:cs="Georgia" w:eastAsia="Georgia" w:hAnsi="Georgia"/>
           <w:b/>
           <w:bCs/>
-          <w:color w:val="06302E"/>
+          <w:color w:val="1A1A1A"/>
           <w:sz w:val="21"/>
           <w:szCs w:val="21"/>
         </w:rPr>
@@ -12995,8 +12995,8 @@
       </w:r>
       <w:r>
         <w:rPr>
-          <w:rFonts w:ascii="Calibri" w:cs="Calibri" w:eastAsia="Calibri" w:hAnsi="Calibri"/>
-          <w:color w:val="1E2E2C"/>
+          <w:rFonts w:ascii="Georgia" w:cs="Georgia" w:eastAsia="Georgia" w:hAnsi="Georgia"/>
+          <w:color w:val="222222"/>
           <w:sz w:val="21"/>
           <w:szCs w:val="21"/>
         </w:rPr>
@@ -13010,10 +13010,10 @@
       </w:pPr>
       <w:r>
         <w:rPr>
-          <w:rFonts w:ascii="Calibri" w:cs="Calibri" w:eastAsia="Calibri" w:hAnsi="Calibri"/>
+          <w:rFonts w:ascii="Georgia" w:cs="Georgia" w:eastAsia="Georgia" w:hAnsi="Georgia"/>
           <w:b/>
           <w:bCs/>
-          <w:color w:val="06302E"/>
+          <w:color w:val="1A1A1A"/>
           <w:sz w:val="21"/>
           <w:szCs w:val="21"/>
         </w:rPr>
@@ -13021,8 +13021,8 @@
       </w:r>
       <w:r>
         <w:rPr>
-          <w:rFonts w:ascii="Calibri" w:cs="Calibri" w:eastAsia="Calibri" w:hAnsi="Calibri"/>
-          <w:color w:val="1E2E2C"/>
+          <w:rFonts w:ascii="Georgia" w:cs="Georgia" w:eastAsia="Georgia" w:hAnsi="Georgia"/>
+          <w:color w:val="222222"/>
           <w:sz w:val="21"/>
           <w:szCs w:val="21"/>
         </w:rPr>
@@ -13036,10 +13036,10 @@
       </w:pPr>
       <w:r>
         <w:rPr>
-          <w:rFonts w:ascii="Calibri" w:cs="Calibri" w:eastAsia="Calibri" w:hAnsi="Calibri"/>
+          <w:rFonts w:ascii="Georgia" w:cs="Georgia" w:eastAsia="Georgia" w:hAnsi="Georgia"/>
           <w:b/>
           <w:bCs/>
-          <w:color w:val="06302E"/>
+          <w:color w:val="1A1A1A"/>
           <w:sz w:val="21"/>
           <w:szCs w:val="21"/>
         </w:rPr>
@@ -13047,8 +13047,8 @@
       </w:r>
       <w:r>
         <w:rPr>
-          <w:rFonts w:ascii="Calibri" w:cs="Calibri" w:eastAsia="Calibri" w:hAnsi="Calibri"/>
-          <w:color w:val="1E2E2C"/>
+          <w:rFonts w:ascii="Georgia" w:cs="Georgia" w:eastAsia="Georgia" w:hAnsi="Georgia"/>
+          <w:color w:val="222222"/>
           <w:sz w:val="21"/>
           <w:szCs w:val="21"/>
         </w:rPr>
@@ -13062,10 +13062,10 @@
       </w:pPr>
       <w:r>
         <w:rPr>
-          <w:rFonts w:ascii="Calibri" w:cs="Calibri" w:eastAsia="Calibri" w:hAnsi="Calibri"/>
+          <w:rFonts w:ascii="Georgia" w:cs="Georgia" w:eastAsia="Georgia" w:hAnsi="Georgia"/>
           <w:b/>
           <w:bCs/>
-          <w:color w:val="06302E"/>
+          <w:color w:val="1A1A1A"/>
           <w:sz w:val="21"/>
           <w:szCs w:val="21"/>
         </w:rPr>
@@ -13073,8 +13073,8 @@
       </w:r>
       <w:r>
         <w:rPr>
-          <w:rFonts w:ascii="Calibri" w:cs="Calibri" w:eastAsia="Calibri" w:hAnsi="Calibri"/>
-          <w:color w:val="1E2E2C"/>
+          <w:rFonts w:ascii="Georgia" w:cs="Georgia" w:eastAsia="Georgia" w:hAnsi="Georgia"/>
+          <w:color w:val="222222"/>
           <w:sz w:val="21"/>
           <w:szCs w:val="21"/>
         </w:rPr>
@@ -13088,10 +13088,10 @@
       </w:pPr>
       <w:r>
         <w:rPr>
-          <w:rFonts w:ascii="Calibri" w:cs="Calibri" w:eastAsia="Calibri" w:hAnsi="Calibri"/>
+          <w:rFonts w:ascii="Georgia" w:cs="Georgia" w:eastAsia="Georgia" w:hAnsi="Georgia"/>
           <w:b/>
           <w:bCs/>
-          <w:color w:val="06302E"/>
+          <w:color w:val="1A1A1A"/>
           <w:sz w:val="21"/>
           <w:szCs w:val="21"/>
         </w:rPr>
@@ -13099,8 +13099,8 @@
       </w:r>
       <w:r>
         <w:rPr>
-          <w:rFonts w:ascii="Calibri" w:cs="Calibri" w:eastAsia="Calibri" w:hAnsi="Calibri"/>
-          <w:color w:val="1E2E2C"/>
+          <w:rFonts w:ascii="Georgia" w:cs="Georgia" w:eastAsia="Georgia" w:hAnsi="Georgia"/>
+          <w:color w:val="222222"/>
           <w:sz w:val="21"/>
           <w:szCs w:val="21"/>
         </w:rPr>
@@ -13114,10 +13114,10 @@
       </w:pPr>
       <w:r>
         <w:rPr>
-          <w:rFonts w:ascii="Calibri" w:cs="Calibri" w:eastAsia="Calibri" w:hAnsi="Calibri"/>
+          <w:rFonts w:ascii="Georgia" w:cs="Georgia" w:eastAsia="Georgia" w:hAnsi="Georgia"/>
           <w:b/>
           <w:bCs/>
-          <w:color w:val="06302E"/>
+          <w:color w:val="1A1A1A"/>
           <w:sz w:val="21"/>
           <w:szCs w:val="21"/>
         </w:rPr>
@@ -13125,8 +13125,8 @@
       </w:r>
       <w:r>
         <w:rPr>
-          <w:rFonts w:ascii="Calibri" w:cs="Calibri" w:eastAsia="Calibri" w:hAnsi="Calibri"/>
-          <w:color w:val="1E2E2C"/>
+          <w:rFonts w:ascii="Georgia" w:cs="Georgia" w:eastAsia="Georgia" w:hAnsi="Georgia"/>
+          <w:color w:val="222222"/>
           <w:sz w:val="21"/>
           <w:szCs w:val="21"/>
         </w:rPr>
@@ -13134,20 +13134,20 @@
       </w:r>
       <w:r>
         <w:rPr>
-          <w:rFonts w:ascii="Calibri" w:cs="Calibri" w:eastAsia="Calibri" w:hAnsi="Calibri"/>
+          <w:rFonts w:ascii="Georgia" w:cs="Georgia" w:eastAsia="Georgia" w:hAnsi="Georgia"/>
           <w:b/>
           <w:bCs/>
-          <w:color w:val="1E2E2C"/>
+          <w:color w:val="222222"/>
           <w:sz w:val="21"/>
           <w:szCs w:val="21"/>
-          <w:shd w:fill="FFF4D6" w:val="clear"/>
+          <w:shd w:fill="ECECEC" w:val="clear"/>
         </w:rPr>
         <w:t xml:space="preserve">[IS / IS NOT]</w:t>
       </w:r>
       <w:r>
         <w:rPr>
-          <w:rFonts w:ascii="Calibri" w:cs="Calibri" w:eastAsia="Calibri" w:hAnsi="Calibri"/>
-          <w:color w:val="1E2E2C"/>
+          <w:rFonts w:ascii="Georgia" w:cs="Georgia" w:eastAsia="Georgia" w:hAnsi="Georgia"/>
+          <w:color w:val="222222"/>
           <w:sz w:val="21"/>
           <w:szCs w:val="21"/>
         </w:rPr>
@@ -13161,10 +13161,10 @@
       </w:pPr>
       <w:r>
         <w:rPr>
-          <w:rFonts w:ascii="Calibri" w:cs="Calibri" w:eastAsia="Calibri" w:hAnsi="Calibri"/>
+          <w:rFonts w:ascii="Georgia" w:cs="Georgia" w:eastAsia="Georgia" w:hAnsi="Georgia"/>
           <w:b/>
           <w:bCs/>
-          <w:color w:val="06302E"/>
+          <w:color w:val="1A1A1A"/>
           <w:sz w:val="21"/>
           <w:szCs w:val="21"/>
         </w:rPr>
@@ -13172,8 +13172,8 @@
       </w:r>
       <w:r>
         <w:rPr>
-          <w:rFonts w:ascii="Calibri" w:cs="Calibri" w:eastAsia="Calibri" w:hAnsi="Calibri"/>
-          <w:color w:val="1E2E2C"/>
+          <w:rFonts w:ascii="Georgia" w:cs="Georgia" w:eastAsia="Georgia" w:hAnsi="Georgia"/>
+          <w:color w:val="222222"/>
           <w:sz w:val="21"/>
           <w:szCs w:val="21"/>
         </w:rPr>
@@ -13183,7 +13183,7 @@
     <w:p>
       <w:pPr>
         <w:pBdr>
-          <w:bottom w:val="single" w:color="C9D6D3" w:sz="6"/>
+          <w:bottom w:val="single" w:color="C8C8C8" w:sz="6"/>
         </w:pBdr>
         <w:spacing w:after="200" w:before="200"/>
       </w:pPr>
@@ -13194,8 +13194,8 @@
       </w:pPr>
       <w:r>
         <w:rPr>
-          <w:rFonts w:ascii="Calibri" w:cs="Calibri" w:eastAsia="Calibri" w:hAnsi="Calibri"/>
-          <w:color w:val="1E2E2C"/>
+          <w:rFonts w:ascii="Georgia" w:cs="Georgia" w:eastAsia="Georgia" w:hAnsi="Georgia"/>
+          <w:color w:val="222222"/>
           <w:sz w:val="21"/>
           <w:szCs w:val="21"/>
         </w:rPr>
@@ -13208,8 +13208,8 @@
       </w:pPr>
       <w:r>
         <w:rPr>
-          <w:rFonts w:ascii="Calibri" w:cs="Calibri" w:eastAsia="Calibri" w:hAnsi="Calibri"/>
-          <w:color w:val="1E2E2C"/>
+          <w:rFonts w:ascii="Georgia" w:cs="Georgia" w:eastAsia="Georgia" w:hAnsi="Georgia"/>
+          <w:color w:val="222222"/>
           <w:sz w:val="21"/>
           <w:szCs w:val="21"/>
         </w:rPr>
@@ -13217,11 +13217,11 @@
       </w:r>
       <w:r>
         <w:rPr>
-          <w:rFonts w:ascii="Calibri" w:cs="Calibri" w:eastAsia="Calibri" w:hAnsi="Calibri"/>
-          <w:color w:val="1E2E2C"/>
+          <w:rFonts w:ascii="Georgia" w:cs="Georgia" w:eastAsia="Georgia" w:hAnsi="Georgia"/>
+          <w:color w:val="222222"/>
           <w:sz w:val="21"/>
           <w:szCs w:val="21"/>
-          <w:shd w:fill="FFF4D6" w:val="clear"/>
+          <w:shd w:fill="ECECEC" w:val="clear"/>
         </w:rPr>
         <w:t xml:space="preserve">[OFFICER FULL NAME]</w:t>
       </w:r>
@@ -13232,8 +13232,8 @@
       </w:pPr>
       <w:r>
         <w:rPr>
-          <w:rFonts w:ascii="Calibri" w:cs="Calibri" w:eastAsia="Calibri" w:hAnsi="Calibri"/>
-          <w:color w:val="1E2E2C"/>
+          <w:rFonts w:ascii="Georgia" w:cs="Georgia" w:eastAsia="Georgia" w:hAnsi="Georgia"/>
+          <w:color w:val="222222"/>
           <w:sz w:val="21"/>
           <w:szCs w:val="21"/>
         </w:rPr>
@@ -13241,11 +13241,11 @@
       </w:r>
       <w:r>
         <w:rPr>
-          <w:rFonts w:ascii="Calibri" w:cs="Calibri" w:eastAsia="Calibri" w:hAnsi="Calibri"/>
-          <w:color w:val="1E2E2C"/>
+          <w:rFonts w:ascii="Georgia" w:cs="Georgia" w:eastAsia="Georgia" w:hAnsi="Georgia"/>
+          <w:color w:val="222222"/>
           <w:sz w:val="21"/>
           <w:szCs w:val="21"/>
-          <w:shd w:fill="FFF4D6" w:val="clear"/>
+          <w:shd w:fill="ECECEC" w:val="clear"/>
         </w:rPr>
         <w:t xml:space="preserve">[POSITION]</w:t>
       </w:r>
@@ -13256,8 +13256,8 @@
       </w:pPr>
       <w:r>
         <w:rPr>
-          <w:rFonts w:ascii="Calibri" w:cs="Calibri" w:eastAsia="Calibri" w:hAnsi="Calibri"/>
-          <w:color w:val="1E2E2C"/>
+          <w:rFonts w:ascii="Georgia" w:cs="Georgia" w:eastAsia="Georgia" w:hAnsi="Georgia"/>
+          <w:color w:val="222222"/>
           <w:sz w:val="21"/>
           <w:szCs w:val="21"/>
         </w:rPr>
@@ -13270,8 +13270,8 @@
       </w:pPr>
       <w:r>
         <w:rPr>
-          <w:rFonts w:ascii="Calibri" w:cs="Calibri" w:eastAsia="Calibri" w:hAnsi="Calibri"/>
-          <w:color w:val="1E2E2C"/>
+          <w:rFonts w:ascii="Georgia" w:cs="Georgia" w:eastAsia="Georgia" w:hAnsi="Georgia"/>
+          <w:color w:val="222222"/>
           <w:sz w:val="21"/>
           <w:szCs w:val="21"/>
         </w:rPr>
@@ -13279,11 +13279,11 @@
       </w:r>
       <w:r>
         <w:rPr>
-          <w:rFonts w:ascii="Calibri" w:cs="Calibri" w:eastAsia="Calibri" w:hAnsi="Calibri"/>
-          <w:color w:val="1E2E2C"/>
+          <w:rFonts w:ascii="Georgia" w:cs="Georgia" w:eastAsia="Georgia" w:hAnsi="Georgia"/>
+          <w:color w:val="222222"/>
           <w:sz w:val="21"/>
           <w:szCs w:val="21"/>
-          <w:shd w:fill="FFF4D6" w:val="clear"/>
+          <w:shd w:fill="ECECEC" w:val="clear"/>
         </w:rPr>
         <w:t xml:space="preserve">[DD / MM / YYYY]</w:t>
       </w:r>
@@ -13294,8 +13294,8 @@
       </w:pPr>
       <w:r>
         <w:rPr>
-          <w:rFonts w:ascii="Calibri" w:cs="Calibri" w:eastAsia="Calibri" w:hAnsi="Calibri"/>
-          <w:color w:val="1E2E2C"/>
+          <w:rFonts w:ascii="Georgia" w:cs="Georgia" w:eastAsia="Georgia" w:hAnsi="Georgia"/>
+          <w:color w:val="222222"/>
           <w:sz w:val="21"/>
           <w:szCs w:val="21"/>
         </w:rPr>
@@ -13308,8 +13308,8 @@
       </w:pPr>
       <w:r>
         <w:rPr>
-          <w:rFonts w:ascii="Calibri" w:cs="Calibri" w:eastAsia="Calibri" w:hAnsi="Calibri"/>
-          <w:color w:val="1E2E2C"/>
+          <w:rFonts w:ascii="Georgia" w:cs="Georgia" w:eastAsia="Georgia" w:hAnsi="Georgia"/>
+          <w:color w:val="222222"/>
           <w:sz w:val="21"/>
           <w:szCs w:val="21"/>
         </w:rPr>
@@ -13317,11 +13317,11 @@
       </w:r>
       <w:r>
         <w:rPr>
-          <w:rFonts w:ascii="Calibri" w:cs="Calibri" w:eastAsia="Calibri" w:hAnsi="Calibri"/>
-          <w:color w:val="1E2E2C"/>
+          <w:rFonts w:ascii="Georgia" w:cs="Georgia" w:eastAsia="Georgia" w:hAnsi="Georgia"/>
+          <w:color w:val="222222"/>
           <w:sz w:val="21"/>
           <w:szCs w:val="21"/>
-          <w:shd w:fill="FFF4D6" w:val="clear"/>
+          <w:shd w:fill="ECECEC" w:val="clear"/>
         </w:rPr>
         <w:t xml:space="preserve">[APPROVER FULL NAME]</w:t>
       </w:r>
@@ -13332,8 +13332,8 @@
       </w:pPr>
       <w:r>
         <w:rPr>
-          <w:rFonts w:ascii="Calibri" w:cs="Calibri" w:eastAsia="Calibri" w:hAnsi="Calibri"/>
-          <w:color w:val="1E2E2C"/>
+          <w:rFonts w:ascii="Georgia" w:cs="Georgia" w:eastAsia="Georgia" w:hAnsi="Georgia"/>
+          <w:color w:val="222222"/>
           <w:sz w:val="21"/>
           <w:szCs w:val="21"/>
         </w:rPr>
@@ -13341,11 +13341,11 @@
       </w:r>
       <w:r>
         <w:rPr>
-          <w:rFonts w:ascii="Calibri" w:cs="Calibri" w:eastAsia="Calibri" w:hAnsi="Calibri"/>
-          <w:color w:val="1E2E2C"/>
+          <w:rFonts w:ascii="Georgia" w:cs="Georgia" w:eastAsia="Georgia" w:hAnsi="Georgia"/>
+          <w:color w:val="222222"/>
           <w:sz w:val="21"/>
           <w:szCs w:val="21"/>
-          <w:shd w:fill="FFF4D6" w:val="clear"/>
+          <w:shd w:fill="ECECEC" w:val="clear"/>
         </w:rPr>
         <w:t xml:space="preserve">[POSITION]</w:t>
       </w:r>
@@ -13356,8 +13356,8 @@
       </w:pPr>
       <w:r>
         <w:rPr>
-          <w:rFonts w:ascii="Calibri" w:cs="Calibri" w:eastAsia="Calibri" w:hAnsi="Calibri"/>
-          <w:color w:val="1E2E2C"/>
+          <w:rFonts w:ascii="Georgia" w:cs="Georgia" w:eastAsia="Georgia" w:hAnsi="Georgia"/>
+          <w:color w:val="222222"/>
           <w:sz w:val="21"/>
           <w:szCs w:val="21"/>
         </w:rPr>
@@ -13370,8 +13370,8 @@
       </w:pPr>
       <w:r>
         <w:rPr>
-          <w:rFonts w:ascii="Calibri" w:cs="Calibri" w:eastAsia="Calibri" w:hAnsi="Calibri"/>
-          <w:color w:val="1E2E2C"/>
+          <w:rFonts w:ascii="Georgia" w:cs="Georgia" w:eastAsia="Georgia" w:hAnsi="Georgia"/>
+          <w:color w:val="222222"/>
           <w:sz w:val="21"/>
           <w:szCs w:val="21"/>
         </w:rPr>
@@ -13379,11 +13379,11 @@
       </w:r>
       <w:r>
         <w:rPr>
-          <w:rFonts w:ascii="Calibri" w:cs="Calibri" w:eastAsia="Calibri" w:hAnsi="Calibri"/>
-          <w:color w:val="1E2E2C"/>
+          <w:rFonts w:ascii="Georgia" w:cs="Georgia" w:eastAsia="Georgia" w:hAnsi="Georgia"/>
+          <w:color w:val="222222"/>
           <w:sz w:val="21"/>
           <w:szCs w:val="21"/>
-          <w:shd w:fill="FFF4D6" w:val="clear"/>
+          <w:shd w:fill="ECECEC" w:val="clear"/>
         </w:rPr>
         <w:t xml:space="preserve">[DD / MM / YYYY]</w:t>
       </w:r>
@@ -13394,8 +13394,8 @@
       </w:pPr>
       <w:r>
         <w:rPr>
-          <w:rFonts w:ascii="Calibri" w:cs="Calibri" w:eastAsia="Calibri" w:hAnsi="Calibri"/>
-          <w:color w:val="1E2E2C"/>
+          <w:rFonts w:ascii="Georgia" w:cs="Georgia" w:eastAsia="Georgia" w:hAnsi="Georgia"/>
+          <w:color w:val="222222"/>
           <w:sz w:val="21"/>
           <w:szCs w:val="21"/>
         </w:rPr>
@@ -13403,11 +13403,11 @@
       </w:r>
       <w:r>
         <w:rPr>
-          <w:rFonts w:ascii="Calibri" w:cs="Calibri" w:eastAsia="Calibri" w:hAnsi="Calibri"/>
-          <w:color w:val="1E2E2C"/>
+          <w:rFonts w:ascii="Georgia" w:cs="Georgia" w:eastAsia="Georgia" w:hAnsi="Georgia"/>
+          <w:color w:val="222222"/>
           <w:sz w:val="21"/>
           <w:szCs w:val="21"/>
-          <w:shd w:fill="FFF4D6" w:val="clear"/>
+          <w:shd w:fill="ECECEC" w:val="clear"/>
         </w:rPr>
         <w:t xml:space="preserve">[COMMENT]</w:t>
       </w:r>
@@ -13415,7 +13415,7 @@
     <w:p>
       <w:pPr>
         <w:pBdr>
-          <w:bottom w:val="single" w:color="C9D6D3" w:sz="6"/>
+          <w:bottom w:val="single" w:color="C8C8C8" w:sz="6"/>
         </w:pBdr>
         <w:spacing w:after="200" w:before="200"/>
       </w:pPr>
@@ -13424,16 +13424,16 @@
       <w:pPr>
         <w:pStyle w:val="Heading2"/>
         <w:pBdr>
-          <w:bottom w:val="single" w:color="12B84F" w:sz="6"/>
+          <w:bottom w:val="single" w:color="8C8C8C" w:sz="6"/>
         </w:pBdr>
         <w:spacing w:after="130" w:before="320"/>
       </w:pPr>
       <w:r>
         <w:rPr>
-          <w:rFonts w:ascii="Calibri" w:cs="Calibri" w:eastAsia="Calibri" w:hAnsi="Calibri"/>
+          <w:rFonts w:ascii="Georgia" w:cs="Georgia" w:eastAsia="Georgia" w:hAnsi="Georgia"/>
           <w:b/>
           <w:bCs/>
-          <w:color w:val="06302E"/>
+          <w:color w:val="1A1A1A"/>
           <w:sz w:val="23"/>
           <w:szCs w:val="23"/>
         </w:rPr>
@@ -13446,8 +13446,8 @@
       </w:pPr>
       <w:r>
         <w:rPr>
-          <w:rFonts w:ascii="Calibri" w:cs="Calibri" w:eastAsia="Calibri" w:hAnsi="Calibri"/>
-          <w:color w:val="1E2E2C"/>
+          <w:rFonts w:ascii="Georgia" w:cs="Georgia" w:eastAsia="Georgia" w:hAnsi="Georgia"/>
+          <w:color w:val="222222"/>
           <w:sz w:val="21"/>
           <w:szCs w:val="21"/>
         </w:rPr>
@@ -13458,12 +13458,12 @@
       <w:tblPr>
         <w:tblW w:type="dxa" w:w="9458"/>
         <w:tblBorders>
-          <w:top w:val="single" w:color="C9D6D3" w:sz="2"/>
-          <w:left w:val="single" w:color="C9D6D3" w:sz="2"/>
-          <w:bottom w:val="single" w:color="C9D6D3" w:sz="2"/>
-          <w:right w:val="single" w:color="C9D6D3" w:sz="2"/>
-          <w:insideH w:val="single" w:color="C9D6D3" w:sz="2"/>
-          <w:insideV w:val="single" w:color="C9D6D3" w:sz="2"/>
+          <w:top w:val="single" w:color="C8C8C8" w:sz="2"/>
+          <w:left w:val="single" w:color="C8C8C8" w:sz="2"/>
+          <w:bottom w:val="single" w:color="C8C8C8" w:sz="2"/>
+          <w:right w:val="single" w:color="C8C8C8" w:sz="2"/>
+          <w:insideH w:val="single" w:color="C8C8C8" w:sz="2"/>
+          <w:insideV w:val="single" w:color="C8C8C8" w:sz="2"/>
         </w:tblBorders>
       </w:tblPr>
       <w:tblGrid>
@@ -13477,24 +13477,24 @@
         <w:tc>
           <w:tcPr>
             <w:tcW w:type="dxa" w:w="4351"/>
-            <w:shd w:fill="EEF4F2" w:val="clear"/>
-            <w:tcMar>
-              <w:top w:type="dxa" w:w="90"/>
-              <w:left w:type="dxa" w:w="130"/>
-              <w:bottom w:type="dxa" w:w="90"/>
-              <w:right w:type="dxa" w:w="130"/>
-            </w:tcMar>
-          </w:tcPr>
-          <w:p>
-            <w:pPr>
-              <w:spacing w:after="0" w:line="250"/>
-            </w:pPr>
-            <w:r>
-              <w:rPr>
-                <w:rFonts w:ascii="Calibri" w:cs="Calibri" w:eastAsia="Calibri" w:hAnsi="Calibri"/>
+            <w:shd w:fill="F2F2F2" w:val="clear"/>
+            <w:tcMar>
+              <w:top w:type="dxa" w:w="90"/>
+              <w:left w:type="dxa" w:w="130"/>
+              <w:bottom w:type="dxa" w:w="90"/>
+              <w:right w:type="dxa" w:w="130"/>
+            </w:tcMar>
+          </w:tcPr>
+          <w:p>
+            <w:pPr>
+              <w:spacing w:after="0" w:line="250"/>
+            </w:pPr>
+            <w:r>
+              <w:rPr>
+                <w:rFonts w:ascii="Georgia" w:cs="Georgia" w:eastAsia="Georgia" w:hAnsi="Georgia"/>
                 <w:b/>
                 <w:bCs/>
-                <w:color w:val="06302E"/>
+                <w:color w:val="1A1A1A"/>
                 <w:sz w:val="20"/>
                 <w:szCs w:val="20"/>
               </w:rPr>
@@ -13505,24 +13505,24 @@
         <w:tc>
           <w:tcPr>
             <w:tcW w:type="dxa" w:w="5107"/>
-            <w:shd w:fill="EEF4F2" w:val="clear"/>
-            <w:tcMar>
-              <w:top w:type="dxa" w:w="90"/>
-              <w:left w:type="dxa" w:w="130"/>
-              <w:bottom w:type="dxa" w:w="90"/>
-              <w:right w:type="dxa" w:w="130"/>
-            </w:tcMar>
-          </w:tcPr>
-          <w:p>
-            <w:pPr>
-              <w:spacing w:after="0" w:line="250"/>
-            </w:pPr>
-            <w:r>
-              <w:rPr>
-                <w:rFonts w:ascii="Calibri" w:cs="Calibri" w:eastAsia="Calibri" w:hAnsi="Calibri"/>
+            <w:shd w:fill="F2F2F2" w:val="clear"/>
+            <w:tcMar>
+              <w:top w:type="dxa" w:w="90"/>
+              <w:left w:type="dxa" w:w="130"/>
+              <w:bottom w:type="dxa" w:w="90"/>
+              <w:right w:type="dxa" w:w="130"/>
+            </w:tcMar>
+          </w:tcPr>
+          <w:p>
+            <w:pPr>
+              <w:spacing w:after="0" w:line="250"/>
+            </w:pPr>
+            <w:r>
+              <w:rPr>
+                <w:rFonts w:ascii="Georgia" w:cs="Georgia" w:eastAsia="Georgia" w:hAnsi="Georgia"/>
                 <w:b/>
                 <w:bCs/>
-                <w:color w:val="06302E"/>
+                <w:color w:val="1A1A1A"/>
                 <w:sz w:val="20"/>
                 <w:szCs w:val="20"/>
               </w:rPr>
@@ -13551,8 +13551,8 @@
             </w:pPr>
             <w:r>
               <w:rPr>
-                <w:rFonts w:ascii="Calibri" w:cs="Calibri" w:eastAsia="Calibri" w:hAnsi="Calibri"/>
-                <w:color w:val="1E2E2C"/>
+                <w:rFonts w:ascii="Georgia" w:cs="Georgia" w:eastAsia="Georgia" w:hAnsi="Georgia"/>
+                <w:color w:val="222222"/>
                 <w:sz w:val="20"/>
                 <w:szCs w:val="20"/>
               </w:rPr>
@@ -13576,11 +13576,11 @@
             </w:pPr>
             <w:r>
               <w:rPr>
-                <w:rFonts w:ascii="Calibri" w:cs="Calibri" w:eastAsia="Calibri" w:hAnsi="Calibri"/>
-                <w:color w:val="1E2E2C"/>
-                <w:sz w:val="20"/>
-                <w:szCs w:val="20"/>
-                <w:shd w:fill="FFF4D6" w:val="clear"/>
+                <w:rFonts w:ascii="Georgia" w:cs="Georgia" w:eastAsia="Georgia" w:hAnsi="Georgia"/>
+                <w:color w:val="222222"/>
+                <w:sz w:val="20"/>
+                <w:szCs w:val="20"/>
+                <w:shd w:fill="ECECEC" w:val="clear"/>
               </w:rPr>
               <w:t xml:space="preserve">[YES / NO]</w:t>
             </w:r>
@@ -13607,8 +13607,8 @@
             </w:pPr>
             <w:r>
               <w:rPr>
-                <w:rFonts w:ascii="Calibri" w:cs="Calibri" w:eastAsia="Calibri" w:hAnsi="Calibri"/>
-                <w:color w:val="1E2E2C"/>
+                <w:rFonts w:ascii="Georgia" w:cs="Georgia" w:eastAsia="Georgia" w:hAnsi="Georgia"/>
+                <w:color w:val="222222"/>
                 <w:sz w:val="20"/>
                 <w:szCs w:val="20"/>
               </w:rPr>
@@ -13632,11 +13632,11 @@
             </w:pPr>
             <w:r>
               <w:rPr>
-                <w:rFonts w:ascii="Calibri" w:cs="Calibri" w:eastAsia="Calibri" w:hAnsi="Calibri"/>
-                <w:color w:val="1E2E2C"/>
-                <w:sz w:val="20"/>
-                <w:szCs w:val="20"/>
-                <w:shd w:fill="FFF4D6" w:val="clear"/>
+                <w:rFonts w:ascii="Georgia" w:cs="Georgia" w:eastAsia="Georgia" w:hAnsi="Georgia"/>
+                <w:color w:val="222222"/>
+                <w:sz w:val="20"/>
+                <w:szCs w:val="20"/>
+                <w:shd w:fill="ECECEC" w:val="clear"/>
               </w:rPr>
               <w:t xml:space="preserve">[YES / NO]</w:t>
             </w:r>
@@ -13663,8 +13663,8 @@
             </w:pPr>
             <w:r>
               <w:rPr>
-                <w:rFonts w:ascii="Calibri" w:cs="Calibri" w:eastAsia="Calibri" w:hAnsi="Calibri"/>
-                <w:color w:val="1E2E2C"/>
+                <w:rFonts w:ascii="Georgia" w:cs="Georgia" w:eastAsia="Georgia" w:hAnsi="Georgia"/>
+                <w:color w:val="222222"/>
                 <w:sz w:val="20"/>
                 <w:szCs w:val="20"/>
               </w:rPr>
@@ -13688,11 +13688,11 @@
             </w:pPr>
             <w:r>
               <w:rPr>
-                <w:rFonts w:ascii="Calibri" w:cs="Calibri" w:eastAsia="Calibri" w:hAnsi="Calibri"/>
-                <w:color w:val="1E2E2C"/>
-                <w:sz w:val="20"/>
-                <w:szCs w:val="20"/>
-                <w:shd w:fill="FFF4D6" w:val="clear"/>
+                <w:rFonts w:ascii="Georgia" w:cs="Georgia" w:eastAsia="Georgia" w:hAnsi="Georgia"/>
+                <w:color w:val="222222"/>
+                <w:sz w:val="20"/>
+                <w:szCs w:val="20"/>
+                <w:shd w:fill="ECECEC" w:val="clear"/>
               </w:rPr>
               <w:t xml:space="preserve">[YES / NO]</w:t>
             </w:r>
@@ -13719,8 +13719,8 @@
             </w:pPr>
             <w:r>
               <w:rPr>
-                <w:rFonts w:ascii="Calibri" w:cs="Calibri" w:eastAsia="Calibri" w:hAnsi="Calibri"/>
-                <w:color w:val="1E2E2C"/>
+                <w:rFonts w:ascii="Georgia" w:cs="Georgia" w:eastAsia="Georgia" w:hAnsi="Georgia"/>
+                <w:color w:val="222222"/>
                 <w:sz w:val="20"/>
                 <w:szCs w:val="20"/>
               </w:rPr>
@@ -13744,11 +13744,11 @@
             </w:pPr>
             <w:r>
               <w:rPr>
-                <w:rFonts w:ascii="Calibri" w:cs="Calibri" w:eastAsia="Calibri" w:hAnsi="Calibri"/>
-                <w:color w:val="1E2E2C"/>
-                <w:sz w:val="20"/>
-                <w:szCs w:val="20"/>
-                <w:shd w:fill="FFF4D6" w:val="clear"/>
+                <w:rFonts w:ascii="Georgia" w:cs="Georgia" w:eastAsia="Georgia" w:hAnsi="Georgia"/>
+                <w:color w:val="222222"/>
+                <w:sz w:val="20"/>
+                <w:szCs w:val="20"/>
+                <w:shd w:fill="ECECEC" w:val="clear"/>
               </w:rPr>
               <w:t xml:space="preserve">[YES / NO]</w:t>
             </w:r>
@@ -13775,8 +13775,8 @@
             </w:pPr>
             <w:r>
               <w:rPr>
-                <w:rFonts w:ascii="Calibri" w:cs="Calibri" w:eastAsia="Calibri" w:hAnsi="Calibri"/>
-                <w:color w:val="1E2E2C"/>
+                <w:rFonts w:ascii="Georgia" w:cs="Georgia" w:eastAsia="Georgia" w:hAnsi="Georgia"/>
+                <w:color w:val="222222"/>
                 <w:sz w:val="20"/>
                 <w:szCs w:val="20"/>
               </w:rPr>
@@ -13800,11 +13800,11 @@
             </w:pPr>
             <w:r>
               <w:rPr>
-                <w:rFonts w:ascii="Calibri" w:cs="Calibri" w:eastAsia="Calibri" w:hAnsi="Calibri"/>
-                <w:color w:val="1E2E2C"/>
-                <w:sz w:val="20"/>
-                <w:szCs w:val="20"/>
-                <w:shd w:fill="FFF4D6" w:val="clear"/>
+                <w:rFonts w:ascii="Georgia" w:cs="Georgia" w:eastAsia="Georgia" w:hAnsi="Georgia"/>
+                <w:color w:val="222222"/>
+                <w:sz w:val="20"/>
+                <w:szCs w:val="20"/>
+                <w:shd w:fill="ECECEC" w:val="clear"/>
               </w:rPr>
               <w:t xml:space="preserve">[YES / NO]</w:t>
             </w:r>
@@ -13831,8 +13831,8 @@
             </w:pPr>
             <w:r>
               <w:rPr>
-                <w:rFonts w:ascii="Calibri" w:cs="Calibri" w:eastAsia="Calibri" w:hAnsi="Calibri"/>
-                <w:color w:val="1E2E2C"/>
+                <w:rFonts w:ascii="Georgia" w:cs="Georgia" w:eastAsia="Georgia" w:hAnsi="Georgia"/>
+                <w:color w:val="222222"/>
                 <w:sz w:val="20"/>
                 <w:szCs w:val="20"/>
               </w:rPr>
@@ -13856,11 +13856,11 @@
             </w:pPr>
             <w:r>
               <w:rPr>
-                <w:rFonts w:ascii="Calibri" w:cs="Calibri" w:eastAsia="Calibri" w:hAnsi="Calibri"/>
-                <w:color w:val="1E2E2C"/>
-                <w:sz w:val="20"/>
-                <w:szCs w:val="20"/>
-                <w:shd w:fill="FFF4D6" w:val="clear"/>
+                <w:rFonts w:ascii="Georgia" w:cs="Georgia" w:eastAsia="Georgia" w:hAnsi="Georgia"/>
+                <w:color w:val="222222"/>
+                <w:sz w:val="20"/>
+                <w:szCs w:val="20"/>
+                <w:shd w:fill="ECECEC" w:val="clear"/>
               </w:rPr>
               <w:t xml:space="preserve">[YES / NO]</w:t>
             </w:r>
@@ -13887,8 +13887,8 @@
             </w:pPr>
             <w:r>
               <w:rPr>
-                <w:rFonts w:ascii="Calibri" w:cs="Calibri" w:eastAsia="Calibri" w:hAnsi="Calibri"/>
-                <w:color w:val="1E2E2C"/>
+                <w:rFonts w:ascii="Georgia" w:cs="Georgia" w:eastAsia="Georgia" w:hAnsi="Georgia"/>
+                <w:color w:val="222222"/>
                 <w:sz w:val="20"/>
                 <w:szCs w:val="20"/>
               </w:rPr>
@@ -13912,11 +13912,11 @@
             </w:pPr>
             <w:r>
               <w:rPr>
-                <w:rFonts w:ascii="Calibri" w:cs="Calibri" w:eastAsia="Calibri" w:hAnsi="Calibri"/>
-                <w:color w:val="1E2E2C"/>
-                <w:sz w:val="20"/>
-                <w:szCs w:val="20"/>
-                <w:shd w:fill="FFF4D6" w:val="clear"/>
+                <w:rFonts w:ascii="Georgia" w:cs="Georgia" w:eastAsia="Georgia" w:hAnsi="Georgia"/>
+                <w:color w:val="222222"/>
+                <w:sz w:val="20"/>
+                <w:szCs w:val="20"/>
+                <w:shd w:fill="ECECEC" w:val="clear"/>
               </w:rPr>
               <w:t xml:space="preserve">[YES / NO]</w:t>
             </w:r>
@@ -13943,8 +13943,8 @@
             </w:pPr>
             <w:r>
               <w:rPr>
-                <w:rFonts w:ascii="Calibri" w:cs="Calibri" w:eastAsia="Calibri" w:hAnsi="Calibri"/>
-                <w:color w:val="1E2E2C"/>
+                <w:rFonts w:ascii="Georgia" w:cs="Georgia" w:eastAsia="Georgia" w:hAnsi="Georgia"/>
+                <w:color w:val="222222"/>
                 <w:sz w:val="20"/>
                 <w:szCs w:val="20"/>
               </w:rPr>
@@ -13968,11 +13968,11 @@
             </w:pPr>
             <w:r>
               <w:rPr>
-                <w:rFonts w:ascii="Calibri" w:cs="Calibri" w:eastAsia="Calibri" w:hAnsi="Calibri"/>
-                <w:color w:val="1E2E2C"/>
-                <w:sz w:val="20"/>
-                <w:szCs w:val="20"/>
-                <w:shd w:fill="FFF4D6" w:val="clear"/>
+                <w:rFonts w:ascii="Georgia" w:cs="Georgia" w:eastAsia="Georgia" w:hAnsi="Georgia"/>
+                <w:color w:val="222222"/>
+                <w:sz w:val="20"/>
+                <w:szCs w:val="20"/>
+                <w:shd w:fill="ECECEC" w:val="clear"/>
               </w:rPr>
               <w:t xml:space="preserve">[YES / NO]</w:t>
             </w:r>
@@ -13999,8 +13999,8 @@
             </w:pPr>
             <w:r>
               <w:rPr>
-                <w:rFonts w:ascii="Calibri" w:cs="Calibri" w:eastAsia="Calibri" w:hAnsi="Calibri"/>
-                <w:color w:val="1E2E2C"/>
+                <w:rFonts w:ascii="Georgia" w:cs="Georgia" w:eastAsia="Georgia" w:hAnsi="Georgia"/>
+                <w:color w:val="222222"/>
                 <w:sz w:val="20"/>
                 <w:szCs w:val="20"/>
               </w:rPr>
@@ -14008,8 +14008,8 @@
             </w:r>
             <w:r>
               <w:rPr>
-                <w:rFonts w:ascii="Calibri" w:cs="Calibri" w:eastAsia="Calibri" w:hAnsi="Calibri"/>
-                <w:color w:val="1E2E2C"/>
+                <w:rFonts w:ascii="Georgia" w:cs="Georgia" w:eastAsia="Georgia" w:hAnsi="Georgia"/>
+                <w:color w:val="222222"/>
                 <w:sz w:val="20"/>
                 <w:szCs w:val="20"/>
               </w:rPr>
@@ -14017,8 +14017,8 @@
             </w:r>
             <w:r>
               <w:rPr>
-                <w:rFonts w:ascii="Calibri" w:cs="Calibri" w:eastAsia="Calibri" w:hAnsi="Calibri"/>
-                <w:color w:val="1E2E2C"/>
+                <w:rFonts w:ascii="Georgia" w:cs="Georgia" w:eastAsia="Georgia" w:hAnsi="Georgia"/>
+                <w:color w:val="222222"/>
                 <w:sz w:val="20"/>
                 <w:szCs w:val="20"/>
               </w:rPr>
@@ -14042,11 +14042,11 @@
             </w:pPr>
             <w:r>
               <w:rPr>
-                <w:rFonts w:ascii="Calibri" w:cs="Calibri" w:eastAsia="Calibri" w:hAnsi="Calibri"/>
-                <w:color w:val="1E2E2C"/>
-                <w:sz w:val="20"/>
-                <w:szCs w:val="20"/>
-                <w:shd w:fill="FFF4D6" w:val="clear"/>
+                <w:rFonts w:ascii="Georgia" w:cs="Georgia" w:eastAsia="Georgia" w:hAnsi="Georgia"/>
+                <w:color w:val="222222"/>
+                <w:sz w:val="20"/>
+                <w:szCs w:val="20"/>
+                <w:shd w:fill="ECECEC" w:val="clear"/>
               </w:rPr>
               <w:t xml:space="preserve">[YES / NO]</w:t>
             </w:r>
@@ -14073,8 +14073,8 @@
             </w:pPr>
             <w:r>
               <w:rPr>
-                <w:rFonts w:ascii="Calibri" w:cs="Calibri" w:eastAsia="Calibri" w:hAnsi="Calibri"/>
-                <w:color w:val="1E2E2C"/>
+                <w:rFonts w:ascii="Georgia" w:cs="Georgia" w:eastAsia="Georgia" w:hAnsi="Georgia"/>
+                <w:color w:val="222222"/>
                 <w:sz w:val="20"/>
                 <w:szCs w:val="20"/>
               </w:rPr>
@@ -14098,11 +14098,11 @@
             </w:pPr>
             <w:r>
               <w:rPr>
-                <w:rFonts w:ascii="Calibri" w:cs="Calibri" w:eastAsia="Calibri" w:hAnsi="Calibri"/>
-                <w:color w:val="1E2E2C"/>
-                <w:sz w:val="20"/>
-                <w:szCs w:val="20"/>
-                <w:shd w:fill="FFF4D6" w:val="clear"/>
+                <w:rFonts w:ascii="Georgia" w:cs="Georgia" w:eastAsia="Georgia" w:hAnsi="Georgia"/>
+                <w:color w:val="222222"/>
+                <w:sz w:val="20"/>
+                <w:szCs w:val="20"/>
+                <w:shd w:fill="ECECEC" w:val="clear"/>
               </w:rPr>
               <w:t xml:space="preserve">[YES / NO]</w:t>
             </w:r>
@@ -14121,8 +14121,8 @@
       </w:pPr>
       <w:r>
         <w:rPr>
-          <w:rFonts w:ascii="Calibri" w:cs="Calibri" w:eastAsia="Calibri" w:hAnsi="Calibri"/>
-          <w:color w:val="1E2E2C"/>
+          <w:rFonts w:ascii="Georgia" w:cs="Georgia" w:eastAsia="Georgia" w:hAnsi="Georgia"/>
+          <w:color w:val="222222"/>
           <w:sz w:val="21"/>
           <w:szCs w:val="21"/>
         </w:rPr>
@@ -14130,8 +14130,8 @@
       </w:r>
       <w:r>
         <w:rPr>
-          <w:rFonts w:ascii="Calibri" w:cs="Calibri" w:eastAsia="Calibri" w:hAnsi="Calibri"/>
-          <w:color w:val="1E2E2C"/>
+          <w:rFonts w:ascii="Georgia" w:cs="Georgia" w:eastAsia="Georgia" w:hAnsi="Georgia"/>
+          <w:color w:val="222222"/>
           <w:sz w:val="21"/>
           <w:szCs w:val="21"/>
         </w:rPr>
@@ -14139,18 +14139,18 @@
       </w:r>
       <w:r>
         <w:rPr>
-          <w:rFonts w:ascii="Calibri" w:cs="Calibri" w:eastAsia="Calibri" w:hAnsi="Calibri"/>
-          <w:color w:val="1E2E2C"/>
+          <w:rFonts w:ascii="Georgia" w:cs="Georgia" w:eastAsia="Georgia" w:hAnsi="Georgia"/>
+          <w:color w:val="222222"/>
           <w:sz w:val="21"/>
           <w:szCs w:val="21"/>
-          <w:shd w:fill="FFF4D6" w:val="clear"/>
+          <w:shd w:fill="ECECEC" w:val="clear"/>
         </w:rPr>
         <w:t xml:space="preserve">[FULL NAME]</w:t>
       </w:r>
       <w:r>
         <w:rPr>
-          <w:rFonts w:ascii="Calibri" w:cs="Calibri" w:eastAsia="Calibri" w:hAnsi="Calibri"/>
-          <w:color w:val="1E2E2C"/>
+          <w:rFonts w:ascii="Georgia" w:cs="Georgia" w:eastAsia="Georgia" w:hAnsi="Georgia"/>
+          <w:color w:val="222222"/>
           <w:sz w:val="21"/>
           <w:szCs w:val="21"/>
         </w:rPr>
@@ -14158,18 +14158,18 @@
       </w:r>
       <w:r>
         <w:rPr>
-          <w:rFonts w:ascii="Calibri" w:cs="Calibri" w:eastAsia="Calibri" w:hAnsi="Calibri"/>
-          <w:color w:val="1E2E2C"/>
+          <w:rFonts w:ascii="Georgia" w:cs="Georgia" w:eastAsia="Georgia" w:hAnsi="Georgia"/>
+          <w:color w:val="222222"/>
           <w:sz w:val="21"/>
           <w:szCs w:val="21"/>
-          <w:shd w:fill="FFF4D6" w:val="clear"/>
+          <w:shd w:fill="ECECEC" w:val="clear"/>
         </w:rPr>
         <w:t xml:space="preserve">[DD / MM / YYYY]</w:t>
       </w:r>
       <w:r>
         <w:rPr>
-          <w:rFonts w:ascii="Calibri" w:cs="Calibri" w:eastAsia="Calibri" w:hAnsi="Calibri"/>
-          <w:color w:val="1E2E2C"/>
+          <w:rFonts w:ascii="Georgia" w:cs="Georgia" w:eastAsia="Georgia" w:hAnsi="Georgia"/>
+          <w:color w:val="222222"/>
           <w:sz w:val="21"/>
           <w:szCs w:val="21"/>
         </w:rPr>
@@ -14234,7 +14234,7 @@
   <w:p>
     <w:pPr>
       <w:pBdr>
-        <w:top w:val="single" w:color="C9D6D3" w:sz="4"/>
+        <w:top w:val="single" w:color="C8C8C8" w:sz="4"/>
       </w:pBdr>
       <w:tabs>
         <w:tab w:val="right" w:pos="9026"/>
@@ -14243,8 +14243,8 @@
     </w:pPr>
     <w:r>
       <w:rPr>
-        <w:rFonts w:ascii="Calibri" w:cs="Calibri" w:eastAsia="Calibri" w:hAnsi="Calibri"/>
-        <w:color w:val="5A6B69"/>
+        <w:rFonts w:ascii="Georgia" w:cs="Georgia" w:eastAsia="Georgia" w:hAnsi="Georgia"/>
+        <w:color w:val="666666"/>
         <w:sz w:val="15"/>
         <w:szCs w:val="15"/>
       </w:rPr>
@@ -14259,8 +14259,8 @@
     </w:r>
     <w:r>
       <w:rPr>
-        <w:rFonts w:ascii="Calibri" w:cs="Calibri" w:eastAsia="Calibri" w:hAnsi="Calibri"/>
-        <w:color w:val="5A6B69"/>
+        <w:rFonts w:ascii="Georgia" w:cs="Georgia" w:eastAsia="Georgia" w:hAnsi="Georgia"/>
+        <w:color w:val="666666"/>
         <w:sz w:val="15"/>
         <w:szCs w:val="15"/>
       </w:rPr>
@@ -14268,8 +14268,8 @@
     </w:r>
     <w:r>
       <w:rPr>
-        <w:rFonts w:ascii="Calibri" w:cs="Calibri" w:eastAsia="Calibri" w:hAnsi="Calibri"/>
-        <w:color w:val="5A6B69"/>
+        <w:rFonts w:ascii="Georgia" w:cs="Georgia" w:eastAsia="Georgia" w:hAnsi="Georgia"/>
+        <w:color w:val="666666"/>
         <w:sz w:val="15"/>
         <w:szCs w:val="15"/>
       </w:rPr>
@@ -14280,8 +14280,8 @@
     </w:r>
     <w:r>
       <w:rPr>
-        <w:rFonts w:ascii="Calibri" w:cs="Calibri" w:eastAsia="Calibri" w:hAnsi="Calibri"/>
-        <w:color w:val="5A6B69"/>
+        <w:rFonts w:ascii="Georgia" w:cs="Georgia" w:eastAsia="Georgia" w:hAnsi="Georgia"/>
+        <w:color w:val="666666"/>
         <w:sz w:val="15"/>
         <w:szCs w:val="15"/>
       </w:rPr>
@@ -14289,8 +14289,8 @@
     </w:r>
     <w:r>
       <w:rPr>
-        <w:rFonts w:ascii="Calibri" w:cs="Calibri" w:eastAsia="Calibri" w:hAnsi="Calibri"/>
-        <w:color w:val="5A6B69"/>
+        <w:rFonts w:ascii="Georgia" w:cs="Georgia" w:eastAsia="Georgia" w:hAnsi="Georgia"/>
+        <w:color w:val="666666"/>
         <w:sz w:val="15"/>
         <w:szCs w:val="15"/>
       </w:rPr>
@@ -14389,14 +14389,14 @@
   </w:p>
   <w:p>
     <w:pPr>
-      <w:spacing w:after="20"/>
+      <w:spacing w:after="14"/>
     </w:pPr>
     <w:r>
       <w:rPr>
-        <w:rFonts w:ascii="Calibri" w:cs="Calibri" w:eastAsia="Calibri" w:hAnsi="Calibri"/>
+        <w:rFonts w:ascii="Georgia" w:cs="Georgia" w:eastAsia="Georgia" w:hAnsi="Georgia"/>
         <w:b/>
         <w:bCs/>
-        <w:color w:val="06302E"/>
+        <w:color w:val="1A1A1A"/>
         <w:sz w:val="16"/>
         <w:szCs w:val="16"/>
       </w:rPr>
@@ -14404,29 +14404,43 @@
     </w:r>
     <w:r>
       <w:rPr>
-        <w:rFonts w:ascii="Calibri" w:cs="Calibri" w:eastAsia="Calibri" w:hAnsi="Calibri"/>
-        <w:color w:val="5A6B69"/>
+        <w:rFonts w:ascii="Georgia" w:cs="Georgia" w:eastAsia="Georgia" w:hAnsi="Georgia"/>
+        <w:color w:val="666666"/>
         <w:sz w:val="16"/>
         <w:szCs w:val="16"/>
       </w:rPr>
-      <w:t xml:space="preserve">   ·   Reg. No. CC/2026/01904   ·   NAMFISA Reg. No. [NAMFISA REGISTRATION NUMBER]</w:t>
+      <w:t xml:space="preserve">   ·   Reg. No. CC/2026/01904</w:t>
+    </w:r>
+  </w:p>
+  <w:p>
+    <w:pPr>
+      <w:spacing w:after="14"/>
+    </w:pPr>
+    <w:r>
+      <w:rPr>
+        <w:rFonts w:ascii="Georgia" w:cs="Georgia" w:eastAsia="Georgia" w:hAnsi="Georgia"/>
+        <w:color w:val="666666"/>
+        <w:sz w:val="15"/>
+        <w:szCs w:val="15"/>
+      </w:rPr>
+      <w:t xml:space="preserve">Cell +264 81 281 9840   ·   WhatsApp +264 81 264 6222</w:t>
     </w:r>
   </w:p>
   <w:p>
     <w:pPr>
       <w:pBdr>
-        <w:bottom w:val="single" w:color="12B84F" w:sz="8"/>
+        <w:bottom w:val="single" w:color="8C8C8C" w:sz="8"/>
       </w:pBdr>
       <w:spacing w:after="90"/>
     </w:pPr>
     <w:r>
       <w:rPr>
-        <w:rFonts w:ascii="Calibri" w:cs="Calibri" w:eastAsia="Calibri" w:hAnsi="Calibri"/>
-        <w:color w:val="5A6B69"/>
-        <w:sz w:val="16"/>
-        <w:szCs w:val="16"/>
+        <w:rFonts w:ascii="Georgia" w:cs="Georgia" w:eastAsia="Georgia" w:hAnsi="Georgia"/>
+        <w:color w:val="666666"/>
+        <w:sz w:val="15"/>
+        <w:szCs w:val="15"/>
       </w:rPr>
-      <w:t xml:space="preserve">[PHYSICAL ADDRESS]   ·   Tel / WhatsApp +264 81 264 6222   ·   [EMAIL ADDRESS]</w:t>
+      <w:t xml:space="preserve">3403 Danger Ashipala Street, Swakopmund, Namibia   ·   P.O. Box 197, Swakopmund   ·   erastusmatheus3@gmail.com</w:t>
     </w:r>
   </w:p>
 </w:hdr>
